--- a/納品レポート/ホテル別レポート/kawasaki_nikko_口コミ分析改善レポート.docx
+++ b/納品レポート/ホテル別レポート/kawasaki_nikko_口コミ分析改善レポート.docx
@@ -96,7 +96,7 @@
           <w:sz w:val="22"/>
           <w:szCs w:val="22"/>
         </w:rPr>
-        <w:t xml:space="preserve">レビュー総数：120件（6サイト）</w:t>
+        <w:t xml:space="preserve">レビュー総数：123件（6サイト）</w:t>
       </w:r>
     </w:p>
     <w:p>
@@ -111,7 +111,7 @@
           <w:sz w:val="20"/>
           <w:szCs w:val="20"/>
         </w:rPr>
-        <w:t xml:space="preserve">対象サイト：Trip.com / 楽天トラベル / Booking.com / じゃらん / Google / Agoda</w:t>
+        <w:t xml:space="preserve">対象サイト：Trip.com / 楽天トラベル / じゃらん / Booking.com / Google / Agoda</w:t>
       </w:r>
     </w:p>
     <w:p>
@@ -131,7 +131,7 @@
           <w:sz w:val="20"/>
           <w:szCs w:val="20"/>
         </w:rPr>
-        <w:t xml:space="preserve">作成日：2026年3月17日</w:t>
+        <w:t xml:space="preserve">作成日：2026年3月18日</w:t>
       </w:r>
     </w:p>
     <w:p>
@@ -189,7 +189,7 @@
           <w:sz w:val="21"/>
           <w:szCs w:val="21"/>
         </w:rPr>
-        <w:t xml:space="preserve">2026年2月〜3月に各OTAサイト・口コミサイトに投稿された120件のレビューを包括的に分析しました。以下が主要な発見事項です。</w:t>
+        <w:t xml:space="preserve">2026年2月〜3月に各OTAサイト・口コミサイトに投稿された123件のレビューを包括的に分析しました。以下が主要な発見事項です。</w:t>
       </w:r>
     </w:p>
     <w:p>
@@ -261,7 +261,7 @@
                 <w:sz w:val="36"/>
                 <w:szCs w:val="36"/>
               </w:rPr>
-              <w:t xml:space="preserve">8.62</w:t>
+              <w:t xml:space="preserve">8.65</w:t>
             </w:r>
           </w:p>
         </w:tc>
@@ -310,7 +310,7 @@
                 <w:sz w:val="36"/>
                 <w:szCs w:val="36"/>
               </w:rPr>
-              <w:t xml:space="preserve">80.0%</w:t>
+              <w:t xml:space="preserve">80.5%</w:t>
             </w:r>
           </w:p>
         </w:tc>
@@ -408,7 +408,7 @@
                 <w:sz w:val="36"/>
                 <w:szCs w:val="36"/>
               </w:rPr>
-              <w:t xml:space="preserve">120件</w:t>
+              <w:t xml:space="preserve">123件</w:t>
             </w:r>
           </w:p>
         </w:tc>
@@ -448,7 +448,7 @@
           <w:sz w:val="21"/>
           <w:szCs w:val="21"/>
         </w:rPr>
-        <w:t xml:space="preserve">全体平均スコア8.62点（10点換算）は良好な水準であり、80.0%が高評価（8-10点）に分類されます。低評価（1-4点）は1件（0.8%）で、ゲスト満足度は良好です。Trip.com（9.64点）で特に高い評価を獲得しています。</w:t>
+        <w:t xml:space="preserve">全体平均スコア8.65点（10点換算）は良好な水準であり、80.5%が高評価（8-10点）に分類されます。低評価（1-4点）は1件（0.8%）で、ゲスト満足度は良好です。Trip.com（9.65点）で特に高い評価を獲得しています。</w:t>
       </w:r>
     </w:p>
     <w:p>
@@ -987,7 +987,7 @@
                 <w:sz w:val="20"/>
                 <w:szCs w:val="20"/>
               </w:rPr>
-              <w:t xml:space="preserve">25</w:t>
+              <w:t xml:space="preserve">26</w:t>
             </w:r>
           </w:p>
         </w:tc>
@@ -1021,7 +1021,7 @@
                 <w:sz w:val="20"/>
                 <w:szCs w:val="20"/>
               </w:rPr>
-              <w:t xml:space="preserve">9.64</w:t>
+              <w:t xml:space="preserve">9.65</w:t>
             </w:r>
           </w:p>
         </w:tc>
@@ -1089,7 +1089,7 @@
                 <w:sz w:val="20"/>
                 <w:szCs w:val="20"/>
               </w:rPr>
-              <w:t xml:space="preserve">9.64</w:t>
+              <w:t xml:space="preserve">9.65</w:t>
             </w:r>
           </w:p>
         </w:tc>
@@ -1440,7 +1440,7 @@
                 <w:sz w:val="20"/>
                 <w:szCs w:val="20"/>
               </w:rPr>
-              <w:t xml:space="preserve">Booking.com</w:t>
+              <w:t xml:space="preserve">じゃらん</w:t>
             </w:r>
           </w:p>
         </w:tc>
@@ -1474,7 +1474,7 @@
                 <w:sz w:val="20"/>
                 <w:szCs w:val="20"/>
               </w:rPr>
-              <w:t xml:space="preserve">68</w:t>
+              <w:t xml:space="preserve">6</w:t>
             </w:r>
           </w:p>
         </w:tc>
@@ -1508,7 +1508,7 @@
                 <w:sz w:val="20"/>
                 <w:szCs w:val="20"/>
               </w:rPr>
-              <w:t xml:space="preserve">8.44</w:t>
+              <w:t xml:space="preserve">4.33</w:t>
             </w:r>
           </w:p>
         </w:tc>
@@ -1542,7 +1542,7 @@
                 <w:sz w:val="20"/>
                 <w:szCs w:val="20"/>
               </w:rPr>
-              <w:t xml:space="preserve">/10</w:t>
+              <w:t xml:space="preserve">/5 (×2)</w:t>
             </w:r>
           </w:p>
         </w:tc>
@@ -1576,7 +1576,7 @@
                 <w:sz w:val="20"/>
                 <w:szCs w:val="20"/>
               </w:rPr>
-              <w:t xml:space="preserve">8.44</w:t>
+              <w:t xml:space="preserve">8.67</w:t>
             </w:r>
           </w:p>
         </w:tc>
@@ -1681,7 +1681,7 @@
                 <w:sz w:val="20"/>
                 <w:szCs w:val="20"/>
               </w:rPr>
-              <w:t xml:space="preserve">じゃらん</w:t>
+              <w:t xml:space="preserve">Booking.com</w:t>
             </w:r>
           </w:p>
         </w:tc>
@@ -1716,7 +1716,7 @@
                 <w:sz w:val="20"/>
                 <w:szCs w:val="20"/>
               </w:rPr>
-              <w:t xml:space="preserve">5</w:t>
+              <w:t xml:space="preserve">69</w:t>
             </w:r>
           </w:p>
         </w:tc>
@@ -1751,7 +1751,7 @@
                 <w:sz w:val="20"/>
                 <w:szCs w:val="20"/>
               </w:rPr>
-              <w:t xml:space="preserve">4.2</w:t>
+              <w:t xml:space="preserve">8.46</w:t>
             </w:r>
           </w:p>
         </w:tc>
@@ -1786,7 +1786,7 @@
                 <w:sz w:val="20"/>
                 <w:szCs w:val="20"/>
               </w:rPr>
-              <w:t xml:space="preserve">/5 (×2)</w:t>
+              <w:t xml:space="preserve">/10</w:t>
             </w:r>
           </w:p>
         </w:tc>
@@ -1821,7 +1821,7 @@
                 <w:sz w:val="20"/>
                 <w:szCs w:val="20"/>
               </w:rPr>
-              <w:t xml:space="preserve">8.4</w:t>
+              <w:t xml:space="preserve">8.46</w:t>
             </w:r>
           </w:p>
         </w:tc>
@@ -1856,7 +1856,7 @@
                 <w:sz w:val="20"/>
                 <w:szCs w:val="20"/>
               </w:rPr>
-              <w:t xml:space="preserve">8</w:t>
+              <w:t xml:space="preserve">9</w:t>
             </w:r>
           </w:p>
         </w:tc>
@@ -2418,7 +2418,7 @@
           <w:sz w:val="21"/>
           <w:szCs w:val="21"/>
         </w:rPr>
-        <w:t xml:space="preserve">評価分布は10点（38.3%）に最も多く、8点以上の高評価が80.0%を占め、高い顧客満足度を示しています。低評価（1-4点）は計1件（0.8%）です。</w:t>
+        <w:t xml:space="preserve">評価分布は10点（39.8%）に最も多く、8点以上の高評価が80.5%を占め、高い顧客満足度を示しています。低評価（1-4点）は計1件（0.8%）です。</w:t>
       </w:r>
     </w:p>
     <w:p>
@@ -2653,7 +2653,7 @@
                 <w:sz w:val="20"/>
                 <w:szCs w:val="20"/>
               </w:rPr>
-              <w:t xml:space="preserve">46</w:t>
+              <w:t xml:space="preserve">49</w:t>
             </w:r>
           </w:p>
         </w:tc>
@@ -2688,7 +2688,7 @@
                 <w:sz w:val="20"/>
                 <w:szCs w:val="20"/>
               </w:rPr>
-              <w:t xml:space="preserve">38.3%</w:t>
+              <w:t xml:space="preserve">39.8%</w:t>
             </w:r>
           </w:p>
         </w:tc>
@@ -2726,7 +2726,7 @@
                 <w:sz w:val="18"/>
                 <w:szCs w:val="18"/>
               </w:rPr>
-              <w:t xml:space="preserve"> 46件</w:t>
+              <w:t xml:space="preserve"> 49件</w:t>
             </w:r>
           </w:p>
         </w:tc>
@@ -2833,7 +2833,7 @@
                 <w:sz w:val="20"/>
                 <w:szCs w:val="20"/>
               </w:rPr>
-              <w:t xml:space="preserve">20.0%</w:t>
+              <w:t xml:space="preserve">19.5%</w:t>
             </w:r>
           </w:p>
         </w:tc>
@@ -2977,7 +2977,7 @@
                 <w:sz w:val="20"/>
                 <w:szCs w:val="20"/>
               </w:rPr>
-              <w:t xml:space="preserve">21.7%</w:t>
+              <w:t xml:space="preserve">21.1%</w:t>
             </w:r>
           </w:p>
         </w:tc>
@@ -3122,7 +3122,7 @@
                 <w:sz w:val="20"/>
                 <w:szCs w:val="20"/>
               </w:rPr>
-              <w:t xml:space="preserve">9.2%</w:t>
+              <w:t xml:space="preserve">8.9%</w:t>
             </w:r>
           </w:p>
         </w:tc>
@@ -3150,7 +3150,7 @@
                 <w:sz w:val="20"/>
                 <w:szCs w:val="20"/>
               </w:rPr>
-              <w:t xml:space="preserve">█████</w:t>
+              <w:t xml:space="preserve">████</w:t>
             </w:r>
             <w:r>
               <w:rPr>
@@ -3266,7 +3266,7 @@
                 <w:sz w:val="20"/>
                 <w:szCs w:val="20"/>
               </w:rPr>
-              <w:t xml:space="preserve">8.3%</w:t>
+              <w:t xml:space="preserve">8.1%</w:t>
             </w:r>
           </w:p>
         </w:tc>
@@ -3411,7 +3411,7 @@
                 <w:sz w:val="20"/>
                 <w:szCs w:val="20"/>
               </w:rPr>
-              <w:t xml:space="preserve">1.7%</w:t>
+              <w:t xml:space="preserve">1.6%</w:t>
             </w:r>
           </w:p>
         </w:tc>
@@ -3668,7 +3668,7 @@
                 <w:sz w:val="24"/>
                 <w:szCs w:val="24"/>
               </w:rPr>
-              <w:t xml:space="preserve">96件（80.0%）</w:t>
+              <w:t xml:space="preserve">99件（80.5%）</w:t>
             </w:r>
           </w:p>
         </w:tc>
@@ -3719,7 +3719,7 @@
                 <w:sz w:val="24"/>
                 <w:szCs w:val="24"/>
               </w:rPr>
-              <w:t xml:space="preserve">23件（19.2%）</w:t>
+              <w:t xml:space="preserve">23件（18.7%）</w:t>
             </w:r>
           </w:p>
         </w:tc>
@@ -4044,7 +4044,7 @@
                 <w:sz w:val="20"/>
                 <w:szCs w:val="20"/>
               </w:rPr>
-              <w:t xml:space="preserve">「交通方便，購物方便 交通の便が良く、買い物にも便利」「附近很方便，很多食肆，有海鮮，打邊爐，拉麵，超級市場，7仔，購物中心很多，還有公仔夾，酒店服務好，乾淨衞生，值得推...」</w:t>
+              <w:t xml:space="preserve">「乾淨方便，適合商旅出行 清潔で便利、ビジネス旅行者に最適」「交通方便，購物方便 交通の便が良く、買い物にも便利」</w:t>
             </w:r>
           </w:p>
         </w:tc>
@@ -4359,7 +4359,7 @@
                 <w:sz w:val="20"/>
                 <w:szCs w:val="20"/>
               </w:rPr>
-              <w:t xml:space="preserve">「ホテルのサービスも良く、清潔で衛生的です」「綺麗だった 空調設備があまり良くなかった 空調設備があまり良くなかった」</w:t>
+              <w:t xml:space="preserve">「乾淨方便，適合商旅出行 清潔で便利、ビジネス旅行者に最適」「ホテルのサービスも良く、清潔で衛生的です」</w:t>
             </w:r>
           </w:p>
         </w:tc>
@@ -4610,7 +4610,7 @@
           <w:sz w:val="21"/>
           <w:szCs w:val="21"/>
         </w:rPr>
-        <w:t xml:space="preserve">口コミの多数で「立地・アクセス」に関するポジティブな言及が見られ、川崎日航ホテルの最大の差別化要因となっています。交通方便，購物方便 交通の便が良く、買い物にも便利といった声が多数寄せられています。</w:t>
+        <w:t xml:space="preserve">口コミの多数で「立地・アクセス」に関するポジティブな言及が見られ、川崎日航ホテルの最大の差別化要因となっています。乾淨方便，適合商旅出行 清潔で便利、ビジネス旅行者に最適といった声が多数寄せられています。</w:t>
       </w:r>
     </w:p>
     <w:p>
@@ -4629,7 +4629,7 @@
           <w:sz w:val="21"/>
           <w:szCs w:val="21"/>
         </w:rPr>
-        <w:t xml:space="preserve">交通方便，購物方便 交通の便が良く、買い物にも便利</w:t>
+        <w:t xml:space="preserve">乾淨方便，適合商旅出行 清潔で便利、ビジネス旅行者に最適</w:t>
       </w:r>
     </w:p>
     <w:p>
@@ -4648,7 +4648,7 @@
           <w:sz w:val="21"/>
           <w:szCs w:val="21"/>
         </w:rPr>
-        <w:t xml:space="preserve">附近很方便，很多食肆，有海鮮，打邊爐，拉麵，超級市場，7仔，購物中心很多，還有公仔夾，酒店服務好，乾淨衞生，值得推...</w:t>
+        <w:t xml:space="preserve">交通方便，購物方便 交通の便が良く、買い物にも便利</w:t>
       </w:r>
     </w:p>
     <w:p>
@@ -4667,7 +4667,7 @@
           <w:sz w:val="21"/>
           <w:szCs w:val="21"/>
         </w:rPr>
-        <w:t xml:space="preserve">JRの駅に比較的近い</w:t>
+        <w:t xml:space="preserve">附近很方便，很多食肆，有海鮮，打邊爐，拉麵，超級市場，7仔，購物中心很多，還有公仔夾，酒店服務好，乾淨衞生，值得推...</w:t>
       </w:r>
     </w:p>
     <w:p>
@@ -6901,7 +6901,7 @@
                 <w:sz w:val="20"/>
                 <w:szCs w:val="20"/>
               </w:rPr>
-              <w:t xml:space="preserve">8.62点</w:t>
+              <w:t xml:space="preserve">8.65点</w:t>
             </w:r>
           </w:p>
         </w:tc>
@@ -6935,7 +6935,7 @@
                 <w:sz w:val="20"/>
                 <w:szCs w:val="20"/>
               </w:rPr>
-              <w:t xml:space="preserve">8.9点以上</w:t>
+              <w:t xml:space="preserve">9.0点以上</w:t>
             </w:r>
           </w:p>
         </w:tc>
@@ -7041,7 +7041,7 @@
                 <w:sz w:val="20"/>
                 <w:szCs w:val="20"/>
               </w:rPr>
-              <w:t xml:space="preserve">80.0%</w:t>
+              <w:t xml:space="preserve">80.5%</w:t>
             </w:r>
           </w:p>
         </w:tc>
@@ -7076,7 +7076,7 @@
                 <w:sz w:val="20"/>
                 <w:szCs w:val="20"/>
               </w:rPr>
-              <w:t xml:space="preserve">85%以上</w:t>
+              <w:t xml:space="preserve">86%以上</w:t>
             </w:r>
           </w:p>
         </w:tc>
@@ -7732,7 +7732,7 @@
           <w:sz w:val="22"/>
           <w:szCs w:val="22"/>
         </w:rPr>
-        <w:t xml:space="preserve">[1] Trip.com / 10点 / 2026-03-16</w:t>
+        <w:t xml:space="preserve">[1] Trip.com / 10点 / 2026-03-18</w:t>
       </w:r>
     </w:p>
     <w:p>
@@ -7747,7 +7747,7 @@
           <w:sz w:val="21"/>
           <w:szCs w:val="21"/>
         </w:rPr>
-        <w:t xml:space="preserve">交通の便が良く、買い物にも便利</w:t>
+        <w:t xml:space="preserve">清潔で便利、ビジネス旅行者に最適。</w:t>
       </w:r>
     </w:p>
     <w:p>
@@ -7768,7 +7768,7 @@
           <w:sz w:val="22"/>
           <w:szCs w:val="22"/>
         </w:rPr>
-        <w:t xml:space="preserve">[2] Trip.com / 10点 / 2026-03-15</w:t>
+        <w:t xml:space="preserve">[2] Trip.com / 10点 / 2026-03-16</w:t>
       </w:r>
     </w:p>
     <w:p>
@@ -7783,7 +7783,7 @@
           <w:sz w:val="21"/>
           <w:szCs w:val="21"/>
         </w:rPr>
-        <w:t xml:space="preserve">周辺は非常に便利で、海鮮料理、鍋料理、ラーメンを提供するレストラン、スーパーマーケット、セブンイレブン、そして数多くのショッピングモールがあります。近くにはクレーンゲームもあります。ホテルのサービスも良く、清潔で衛生的です。非常におすすめです。</w:t>
+        <w:t xml:space="preserve">交通の便が良く、買い物にも便利</w:t>
       </w:r>
     </w:p>
     <w:p>
@@ -7804,7 +7804,79 @@
           <w:sz w:val="22"/>
           <w:szCs w:val="22"/>
         </w:rPr>
-        <w:t xml:space="preserve">[3] Booking.com / 8点 / 2026-03-15</w:t>
+        <w:t xml:space="preserve">[3] じゃらん / 10点 / 2026-03-16</w:t>
+      </w:r>
+    </w:p>
+    <w:p>
+      <w:pPr>
+        <w:spacing w:after="120" w:line="320"/>
+        <w:jc w:val="left"/>
+      </w:pPr>
+      <w:r>
+        <w:rPr>
+          <w:rFonts w:ascii="Arial" w:cs="Arial" w:eastAsia="Arial" w:hAnsi="Arial"/>
+          <w:color w:val="333333"/>
+          <w:sz w:val="21"/>
+          <w:szCs w:val="21"/>
+        </w:rPr>
+        <w:t xml:space="preserve">研修で宿泊しました。  疲れていたので、のんびりできて良かったです。  枕が変わるとなかなか寝付けないのですが、枕がとてもしっくりきてぐっすり眠れることができました。  また、研修の時は、利用させていただきます。  ありがとうございました。</w:t>
+      </w:r>
+    </w:p>
+    <w:p>
+      <w:pPr>
+        <w:spacing w:after="60"/>
+      </w:pPr>
+    </w:p>
+    <w:p>
+      <w:pPr>
+        <w:spacing w:after="120" w:before="200"/>
+      </w:pPr>
+      <w:r>
+        <w:rPr>
+          <w:rFonts w:ascii="Arial" w:cs="Arial" w:eastAsia="Arial" w:hAnsi="Arial"/>
+          <w:b/>
+          <w:bCs/>
+          <w:color w:val="1B3A5C"/>
+          <w:sz w:val="22"/>
+          <w:szCs w:val="22"/>
+        </w:rPr>
+        <w:t xml:space="preserve">[4] Trip.com / 10点 / 2026-03-15</w:t>
+      </w:r>
+    </w:p>
+    <w:p>
+      <w:pPr>
+        <w:spacing w:after="120" w:line="320"/>
+        <w:jc w:val="left"/>
+      </w:pPr>
+      <w:r>
+        <w:rPr>
+          <w:rFonts w:ascii="Arial" w:cs="Arial" w:eastAsia="Arial" w:hAnsi="Arial"/>
+          <w:color w:val="333333"/>
+          <w:sz w:val="21"/>
+          <w:szCs w:val="21"/>
+        </w:rPr>
+        <w:t xml:space="preserve">周辺は非常に便利で、海鮮料理、鍋料理、ラーメンを提供するレストラン、スーパーマーケット、セブンイレブン、そして数多くのショッピングモールがあります。近くにはクレーンゲームもあります。ホテルのサービスも良く、清潔で衛生的です。非常におすすめです。</w:t>
+      </w:r>
+    </w:p>
+    <w:p>
+      <w:pPr>
+        <w:spacing w:after="60"/>
+      </w:pPr>
+    </w:p>
+    <w:p>
+      <w:pPr>
+        <w:spacing w:after="120" w:before="200"/>
+      </w:pPr>
+      <w:r>
+        <w:rPr>
+          <w:rFonts w:ascii="Arial" w:cs="Arial" w:eastAsia="Arial" w:hAnsi="Arial"/>
+          <w:b/>
+          <w:bCs/>
+          <w:color w:val="1B3A5C"/>
+          <w:sz w:val="22"/>
+          <w:szCs w:val="22"/>
+        </w:rPr>
+        <w:t xml:space="preserve">[5] Booking.com / 8点 / 2026-03-15</w:t>
       </w:r>
     </w:p>
     <w:p>
@@ -7866,7 +7938,7 @@
           <w:sz w:val="22"/>
           <w:szCs w:val="22"/>
         </w:rPr>
-        <w:t xml:space="preserve">[4] Booking.com / 9点 / 2026-03-15</w:t>
+        <w:t xml:space="preserve">[6] Booking.com / 6点 / 2026-03-15</w:t>
       </w:r>
     </w:p>
     <w:p>
@@ -7881,7 +7953,7 @@
           <w:sz w:val="21"/>
           <w:szCs w:val="21"/>
         </w:rPr>
-        <w:t xml:space="preserve">何と言っても立地が駅の横で最高。車はアゼリアに停めましたが地下道をやや歩いてホテル直結。天気が悪い時はとても助かります</w:t>
+        <w:t xml:space="preserve">綺麗だった</w:t>
       </w:r>
     </w:p>
     <w:p>
@@ -7907,7 +7979,7 @@
           <w:sz w:val="21"/>
           <w:szCs w:val="21"/>
         </w:rPr>
-        <w:t xml:space="preserve">天気が良かったのもあって部屋が暑い。エアコンは個別じゃないのか、冷風も出ず窓も開かず苦しい思いをしました</w:t>
+        <w:t xml:space="preserve">空調設備があまり良くなかった</w:t>
       </w:r>
     </w:p>
     <w:p>
@@ -7928,7 +8000,7 @@
           <w:sz w:val="22"/>
           <w:szCs w:val="22"/>
         </w:rPr>
-        <w:t xml:space="preserve">[5] Trip.com / 9点 / 2026-03-15</w:t>
+        <w:t xml:space="preserve">[7] じゃらん / 6点 / 2026-03-09</w:t>
       </w:r>
     </w:p>
     <w:p>
@@ -7943,7 +8015,7 @@
           <w:sz w:val="21"/>
           <w:szCs w:val="21"/>
         </w:rPr>
-        <w:t xml:space="preserve">部屋は少し狭かったものの、十分でした。窓からの眺めは素晴らしかったです。朝食は茹で魚、パン、アイスクリームなど種類豊富で、味も美味しかったです。フロントには使い捨てのバスアメニティ、バスソルト、フェイスマスクなど、必要なものがすべて揃っていました。唯一の難点は路面電車の音が聞こえることでしたが、うるさくはなく、フロントのスタッフは耳栓をしていました。全体的に見て、立地が便利で、移動手段として...</w:t>
+        <w:t xml:space="preserve">私の泊まった部屋は広くてとても綺麗で、女子2人で広々と泊まれました。  お風呂は部屋ですが、シャンプー等ボトルで個別に入ってるのが可愛く、残った分は他の他の旅行でも使えるので便利だと思いました。  朝ごはんはもう少し品数があると嬉しかったです。</w:t>
       </w:r>
     </w:p>
     <w:p>
@@ -7964,7 +8036,7 @@
           <w:sz w:val="22"/>
           <w:szCs w:val="22"/>
         </w:rPr>
-        <w:t xml:space="preserve">[6] Booking.com / 6点 / 2026-03-15</w:t>
+        <w:t xml:space="preserve">[8] Booking.com / 5点 / 2026-03-06</w:t>
       </w:r>
     </w:p>
     <w:p>
@@ -7979,7 +8051,7 @@
           <w:sz w:val="21"/>
           <w:szCs w:val="21"/>
         </w:rPr>
-        <w:t xml:space="preserve">綺麗だった</w:t>
+        <w:t xml:space="preserve">Good location close to JR</w:t>
       </w:r>
     </w:p>
     <w:p>
@@ -8005,7 +8077,7 @@
           <w:sz w:val="21"/>
           <w:szCs w:val="21"/>
         </w:rPr>
-        <w:t xml:space="preserve">空調設備があまり良くなかった</w:t>
+        <w:t xml:space="preserve">入口に天井照明が1つしかないため、照明が不十分です。コーヒーメーカーと湯沸かし器は部屋の奥に設置されているため、使うには携帯の懐中電灯をつけなければなりません。エアコンはセントラル空調で温度調節ができず、部屋は少し暑く感じました。以前日本で宿泊した他のホテルとは異なり、ドアの外に「起こさないで...</w:t>
       </w:r>
     </w:p>
     <w:p>
@@ -8026,7 +8098,7 @@
           <w:sz w:val="22"/>
           <w:szCs w:val="22"/>
         </w:rPr>
-        <w:t xml:space="preserve">[7] じゃらん / 6点 / 2026-03-09</w:t>
+        <w:t xml:space="preserve">[9] Booking.com / 3点 / 2026-03-06</w:t>
       </w:r>
     </w:p>
     <w:p>
@@ -8034,6 +8106,17 @@
         <w:spacing w:after="120" w:line="320"/>
         <w:jc w:val="left"/>
       </w:pPr>
+      <w:r>
+        <w:rPr>
+          <w:rFonts w:ascii="Arial" w:cs="Arial" w:eastAsia="Arial" w:hAnsi="Arial"/>
+          <w:b/>
+          <w:bCs/>
+          <w:color w:val="C0392B"/>
+          <w:sz w:val="21"/>
+          <w:szCs w:val="21"/>
+        </w:rPr>
+        <w:t xml:space="preserve">【改善点】</w:t>
+      </w:r>
       <w:r>
         <w:rPr>
           <w:rFonts w:ascii="Arial" w:cs="Arial" w:eastAsia="Arial" w:hAnsi="Arial"/>
@@ -8041,7 +8124,7 @@
           <w:sz w:val="21"/>
           <w:szCs w:val="21"/>
         </w:rPr>
-        <w:t xml:space="preserve">私の泊まった部屋は広くてとても綺麗で、女子2人で広々と泊まれました。  お風呂は部屋ですが、シャンプー等ボトルで個別に入ってるのが可愛く、残った分は他の他の旅行でも使えるので便利だと思いました。  朝ごはんはもう少し品数があると嬉しかったです。</w:t>
+        <w:t xml:space="preserve">ホテル自体は概ね良かったのですが、部屋が暑すぎて寝つきが悪かったです。冬場はセントラルエアコンから温風しか出ず、窓も（密閉されたガラスパネルのため）開けられないので、部屋を冷やす方法がありませんでした。寝具も厚手の冬用タイプだったので、毛布なしでも暑く感じました。扇風機はありましたが、温風を循...</w:t>
       </w:r>
     </w:p>
     <w:p>
@@ -8062,7 +8145,7 @@
           <w:sz w:val="22"/>
           <w:szCs w:val="22"/>
         </w:rPr>
-        <w:t xml:space="preserve">[8] Booking.com / 5点 / 2026-03-06</w:t>
+        <w:t xml:space="preserve">[10] Booking.com / 6点 / 2026-02-23</w:t>
       </w:r>
     </w:p>
     <w:p>
@@ -8077,7 +8160,7 @@
           <w:sz w:val="21"/>
           <w:szCs w:val="21"/>
         </w:rPr>
-        <w:t xml:space="preserve">Good location close to JR</w:t>
+        <w:t xml:space="preserve">La posizione, il personale molto gentile, grandezza della stanza</w:t>
       </w:r>
     </w:p>
     <w:p>
@@ -8103,116 +8186,7 @@
           <w:sz w:val="21"/>
           <w:szCs w:val="21"/>
         </w:rPr>
-        <w:t xml:space="preserve">入口に天井照明が1つしかないため、照明が不十分です。コーヒーメーカーと湯沸かし器は部屋の奥に設置されているため、使うには携帯の懐中電灯をつけなければなりません。エアコンはセントラル空調で温度調節ができないため、部屋は少し暑く感じました。以前日本で宿泊した他のホテルとは異なり、ドアの外に「起こさ...</w:t>
-      </w:r>
-    </w:p>
-    <w:p>
-      <w:pPr>
-        <w:spacing w:after="60"/>
-      </w:pPr>
-    </w:p>
-    <w:p>
-      <w:pPr>
-        <w:spacing w:after="120" w:before="200"/>
-      </w:pPr>
-      <w:r>
-        <w:rPr>
-          <w:rFonts w:ascii="Arial" w:cs="Arial" w:eastAsia="Arial" w:hAnsi="Arial"/>
-          <w:b/>
-          <w:bCs/>
-          <w:color w:val="1B3A5C"/>
-          <w:sz w:val="22"/>
-          <w:szCs w:val="22"/>
-        </w:rPr>
-        <w:t xml:space="preserve">[9] Booking.com / 3点 / 2026-03-06</w:t>
-      </w:r>
-    </w:p>
-    <w:p>
-      <w:pPr>
-        <w:spacing w:after="120" w:line="320"/>
-        <w:jc w:val="left"/>
-      </w:pPr>
-      <w:r>
-        <w:rPr>
-          <w:rFonts w:ascii="Arial" w:cs="Arial" w:eastAsia="Arial" w:hAnsi="Arial"/>
-          <w:b/>
-          <w:bCs/>
-          <w:color w:val="C0392B"/>
-          <w:sz w:val="21"/>
-          <w:szCs w:val="21"/>
-        </w:rPr>
-        <w:t xml:space="preserve">【改善点】</w:t>
-      </w:r>
-      <w:r>
-        <w:rPr>
-          <w:rFonts w:ascii="Arial" w:cs="Arial" w:eastAsia="Arial" w:hAnsi="Arial"/>
-          <w:color w:val="333333"/>
-          <w:sz w:val="21"/>
-          <w:szCs w:val="21"/>
-        </w:rPr>
-        <w:t xml:space="preserve">ホテル自体は概ね良かったのですが、部屋が暑すぎて寝つきが悪かったです。冬場はセントラルエアコンから温風しか出ず、窓も（密閉されたガラスパネルのため）開けられないので、部屋を冷やす方法がありませんでした。寝具も厚手の冬用タイプだったので、毛布なしでも暑く感じました。扇風機はありましたが、温風を循...</w:t>
-      </w:r>
-    </w:p>
-    <w:p>
-      <w:pPr>
-        <w:spacing w:after="60"/>
-      </w:pPr>
-    </w:p>
-    <w:p>
-      <w:pPr>
-        <w:spacing w:after="120" w:before="200"/>
-      </w:pPr>
-      <w:r>
-        <w:rPr>
-          <w:rFonts w:ascii="Arial" w:cs="Arial" w:eastAsia="Arial" w:hAnsi="Arial"/>
-          <w:b/>
-          <w:bCs/>
-          <w:color w:val="1B3A5C"/>
-          <w:sz w:val="22"/>
-          <w:szCs w:val="22"/>
-        </w:rPr>
-        <w:t xml:space="preserve">[10] Booking.com / 6点 / 2026-02-23</w:t>
-      </w:r>
-    </w:p>
-    <w:p>
-      <w:pPr>
-        <w:spacing w:after="120" w:line="320"/>
-        <w:jc w:val="left"/>
-      </w:pPr>
-      <w:r>
-        <w:rPr>
-          <w:rFonts w:ascii="Arial" w:cs="Arial" w:eastAsia="Arial" w:hAnsi="Arial"/>
-          <w:color w:val="333333"/>
-          <w:sz w:val="21"/>
-          <w:szCs w:val="21"/>
-        </w:rPr>
-        <w:t xml:space="preserve">La posizione, il personale molto gentile, grandezza della stanza</w:t>
-      </w:r>
-    </w:p>
-    <w:p>
-      <w:pPr>
-        <w:spacing w:after="120" w:line="320"/>
-        <w:jc w:val="left"/>
-      </w:pPr>
-      <w:r>
-        <w:rPr>
-          <w:rFonts w:ascii="Arial" w:cs="Arial" w:eastAsia="Arial" w:hAnsi="Arial"/>
-          <w:b/>
-          <w:bCs/>
-          <w:color w:val="C0392B"/>
-          <w:sz w:val="21"/>
-          <w:szCs w:val="21"/>
-        </w:rPr>
-        <w:t xml:space="preserve">【改善点】</w:t>
-      </w:r>
-      <w:r>
-        <w:rPr>
-          <w:rFonts w:ascii="Arial" w:cs="Arial" w:eastAsia="Arial" w:hAnsi="Arial"/>
-          <w:color w:val="333333"/>
-          <w:sz w:val="21"/>
-          <w:szCs w:val="21"/>
-        </w:rPr>
-        <w:t xml:space="preserve">すべてが今となっては時代遅れに感じられますが、最悪だったのは以下の点です。- 室温の調節が不可能で、室内は（2月なのに）焼けつくように暑かった。小型のエアコンはありますが、ほとんど役に立ちません。- バスルームから絶えず繰り返される音が聞こえ、隣室なのでベッドからも聞こえてしまうのが残念です。...</w:t>
+        <w:t xml:space="preserve">すべてが今となっては時代遅れに感じられますが、最悪だったのは以下の点です。- 室温の調節が不可能で、室内は（2月なのに）地獄のように暑かった。小型のエアコンはありますが、ほとんど役に立ちません。- バスルームから絶えず繰り返される音が聞こえ、隣室なのでベッドからも聞こえてしまうのが残念です。-...</w:t>
       </w:r>
     </w:p>
     <w:p>
@@ -8277,7 +8251,7 @@
                 <w:sz w:val="21"/>
                 <w:szCs w:val="21"/>
               </w:rPr>
-              <w:t xml:space="preserve">川崎日航ホテルは、全体平均8.62点（10点換算）、高評価率80.0%という良好な顧客満足度を維持しているホテルです。特に「立地・アクセス」「スタッフの対応」が多くのゲストから高く評価されています。</w:t>
+              <w:t xml:space="preserve">川崎日航ホテルは、全体平均8.65点（10点換算）、高評価率80.5%という良好な顧客満足度を維持しているホテルです。特に「立地・アクセス」「スタッフの対応」が多くのゲストから高く評価されています。</w:t>
             </w:r>
           </w:p>
           <w:p>

--- a/納品レポート/ホテル別レポート/kawasaki_nikko_口コミ分析改善レポート.docx
+++ b/納品レポート/ホテル別レポート/kawasaki_nikko_口コミ分析改善レポート.docx
@@ -131,7 +131,7 @@
           <w:sz w:val="20"/>
           <w:szCs w:val="20"/>
         </w:rPr>
-        <w:t xml:space="preserve">作成日：2026年3月18日</w:t>
+        <w:t xml:space="preserve">作成日：2026年3月19日</w:t>
       </w:r>
     </w:p>
     <w:p>
@@ -261,7 +261,7 @@
                 <w:sz w:val="36"/>
                 <w:szCs w:val="36"/>
               </w:rPr>
-              <w:t xml:space="preserve">8.65</w:t>
+              <w:t xml:space="preserve">8.67</w:t>
             </w:r>
           </w:p>
         </w:tc>
@@ -310,7 +310,7 @@
                 <w:sz w:val="36"/>
                 <w:szCs w:val="36"/>
               </w:rPr>
-              <w:t xml:space="preserve">80.5%</w:t>
+              <w:t xml:space="preserve">81.3%</w:t>
             </w:r>
           </w:p>
         </w:tc>
@@ -448,7 +448,7 @@
           <w:sz w:val="21"/>
           <w:szCs w:val="21"/>
         </w:rPr>
-        <w:t xml:space="preserve">全体平均スコア8.65点（10点換算）は良好な水準であり、80.5%が高評価（8-10点）に分類されます。低評価（1-4点）は1件（0.8%）で、ゲスト満足度は良好です。Trip.com（9.65点）で特に高い評価を獲得しています。</w:t>
+        <w:t xml:space="preserve">全体平均スコア8.67点（10点換算）は良好な水準であり、81.3%が高評価（8-10点）に分類されます。低評価（1-4点）は1件（0.8%）で、ゲスト満足度は良好です。Trip.com（9.83点）で特に高い評価を獲得しています。</w:t>
       </w:r>
     </w:p>
     <w:p>
@@ -567,7 +567,7 @@
                 <w:sz w:val="20"/>
                 <w:szCs w:val="20"/>
               </w:rPr>
-              <w:t xml:space="preserve">エアコン・空調（13件）、防音性能（9件）、窓・採光（8件）、浴室・水回り（6件）</w:t>
+              <w:t xml:space="preserve">エアコン・空調（13件）、防音性能（10件）、窓・採光（8件）、浴室・水回り（7件）</w:t>
             </w:r>
           </w:p>
           <w:p>
@@ -987,7 +987,7 @@
                 <w:sz w:val="20"/>
                 <w:szCs w:val="20"/>
               </w:rPr>
-              <w:t xml:space="preserve">26</w:t>
+              <w:t xml:space="preserve">24</w:t>
             </w:r>
           </w:p>
         </w:tc>
@@ -1021,7 +1021,7 @@
                 <w:sz w:val="20"/>
                 <w:szCs w:val="20"/>
               </w:rPr>
-              <w:t xml:space="preserve">9.65</w:t>
+              <w:t xml:space="preserve">9.83</w:t>
             </w:r>
           </w:p>
         </w:tc>
@@ -1089,7 +1089,7 @@
                 <w:sz w:val="20"/>
                 <w:szCs w:val="20"/>
               </w:rPr>
-              <w:t xml:space="preserve">9.65</w:t>
+              <w:t xml:space="preserve">9.83</w:t>
             </w:r>
           </w:p>
         </w:tc>
@@ -1229,7 +1229,7 @@
                 <w:sz w:val="20"/>
                 <w:szCs w:val="20"/>
               </w:rPr>
-              <w:t xml:space="preserve">5</w:t>
+              <w:t xml:space="preserve">6</w:t>
             </w:r>
           </w:p>
         </w:tc>
@@ -1264,7 +1264,7 @@
                 <w:sz w:val="20"/>
                 <w:szCs w:val="20"/>
               </w:rPr>
-              <w:t xml:space="preserve">4.4</w:t>
+              <w:t xml:space="preserve">4.5</w:t>
             </w:r>
           </w:p>
         </w:tc>
@@ -1334,7 +1334,7 @@
                 <w:sz w:val="20"/>
                 <w:szCs w:val="20"/>
               </w:rPr>
-              <w:t xml:space="preserve">8.8</w:t>
+              <w:t xml:space="preserve">9</w:t>
             </w:r>
           </w:p>
         </w:tc>
@@ -1404,7 +1404,7 @@
                 <w:sz w:val="20"/>
                 <w:szCs w:val="20"/>
               </w:rPr>
-              <w:t xml:space="preserve">良好</w:t>
+              <w:t xml:space="preserve">優秀</w:t>
             </w:r>
           </w:p>
         </w:tc>
@@ -1716,7 +1716,7 @@
                 <w:sz w:val="20"/>
                 <w:szCs w:val="20"/>
               </w:rPr>
-              <w:t xml:space="preserve">69</w:t>
+              <w:t xml:space="preserve">70</w:t>
             </w:r>
           </w:p>
         </w:tc>
@@ -2418,7 +2418,7 @@
           <w:sz w:val="21"/>
           <w:szCs w:val="21"/>
         </w:rPr>
-        <w:t xml:space="preserve">評価分布は10点（39.8%）に最も多く、8点以上の高評価が80.5%を占め、高い顧客満足度を示しています。低評価（1-4点）は計1件（0.8%）です。</w:t>
+        <w:t xml:space="preserve">評価分布は10点（40.7%）に最も多く、8点以上の高評価が81.3%を占め、高い顧客満足度を示しています。低評価（1-4点）は計1件（0.8%）です。</w:t>
       </w:r>
     </w:p>
     <w:p>
@@ -2653,7 +2653,7 @@
                 <w:sz w:val="20"/>
                 <w:szCs w:val="20"/>
               </w:rPr>
-              <w:t xml:space="preserve">49</w:t>
+              <w:t xml:space="preserve">50</w:t>
             </w:r>
           </w:p>
         </w:tc>
@@ -2688,7 +2688,7 @@
                 <w:sz w:val="20"/>
                 <w:szCs w:val="20"/>
               </w:rPr>
-              <w:t xml:space="preserve">39.8%</w:t>
+              <w:t xml:space="preserve">40.7%</w:t>
             </w:r>
           </w:p>
         </w:tc>
@@ -2726,7 +2726,7 @@
                 <w:sz w:val="18"/>
                 <w:szCs w:val="18"/>
               </w:rPr>
-              <w:t xml:space="preserve"> 49件</w:t>
+              <w:t xml:space="preserve"> 50件</w:t>
             </w:r>
           </w:p>
         </w:tc>
@@ -3006,7 +3006,7 @@
                 <w:sz w:val="20"/>
                 <w:szCs w:val="20"/>
               </w:rPr>
-              <w:t xml:space="preserve">███████████</w:t>
+              <w:t xml:space="preserve">██████████</w:t>
             </w:r>
             <w:r>
               <w:rPr>
@@ -3087,7 +3087,7 @@
                 <w:sz w:val="20"/>
                 <w:szCs w:val="20"/>
               </w:rPr>
-              <w:t xml:space="preserve">11</w:t>
+              <w:t xml:space="preserve">10</w:t>
             </w:r>
           </w:p>
         </w:tc>
@@ -3122,7 +3122,7 @@
                 <w:sz w:val="20"/>
                 <w:szCs w:val="20"/>
               </w:rPr>
-              <w:t xml:space="preserve">8.9%</w:t>
+              <w:t xml:space="preserve">8.1%</w:t>
             </w:r>
           </w:p>
         </w:tc>
@@ -3159,7 +3159,7 @@
                 <w:sz w:val="18"/>
                 <w:szCs w:val="18"/>
               </w:rPr>
-              <w:t xml:space="preserve"> 11件</w:t>
+              <w:t xml:space="preserve"> 10件</w:t>
             </w:r>
           </w:p>
         </w:tc>
@@ -3668,7 +3668,7 @@
                 <w:sz w:val="24"/>
                 <w:szCs w:val="24"/>
               </w:rPr>
-              <w:t xml:space="preserve">99件（80.5%）</w:t>
+              <w:t xml:space="preserve">100件（81.3%）</w:t>
             </w:r>
           </w:p>
         </w:tc>
@@ -3719,7 +3719,7 @@
                 <w:sz w:val="24"/>
                 <w:szCs w:val="24"/>
               </w:rPr>
-              <w:t xml:space="preserve">23件（18.7%）</w:t>
+              <w:t xml:space="preserve">22件（17.9%）</w:t>
             </w:r>
           </w:p>
         </w:tc>
@@ -4044,7 +4044,7 @@
                 <w:sz w:val="20"/>
                 <w:szCs w:val="20"/>
               </w:rPr>
-              <w:t xml:space="preserve">「乾淨方便，適合商旅出行 清潔で便利、ビジネス旅行者に最適」「交通方便，購物方便 交通の便が良く、買い物にも便利」</w:t>
+              <w:t xml:space="preserve">「乾淨方便，適合商旅出行 清潔で便利、ビジネス旅行者に最適」「駅近で便利でした 部屋も清潔で気持ち良かったです コーヒーやお水があり嬉しかったです 駅近で便利でした 部屋も清潔...」</w:t>
             </w:r>
           </w:p>
         </w:tc>
@@ -4148,7 +4148,7 @@
                 <w:sz w:val="20"/>
                 <w:szCs w:val="20"/>
               </w:rPr>
-              <w:t xml:space="preserve">「ホテルのサービスも良く、清潔で衛生的です」「食事、スタッフのサービス 部屋が狭い、ロケーションが悪い、入り口がわかりにくい 部屋が狭い、ロケーションが悪い、入...」</w:t>
+              <w:t xml:space="preserve">「朝食が非常に美味しく、朝食会場の接客が丁寧で素晴らしかった」「ホテルのサービスも良く、清潔で衛生的です」</w:t>
             </w:r>
           </w:p>
         </w:tc>
@@ -4359,7 +4359,7 @@
                 <w:sz w:val="20"/>
                 <w:szCs w:val="20"/>
               </w:rPr>
-              <w:t xml:space="preserve">「乾淨方便，適合商旅出行 清潔で便利、ビジネス旅行者に最適」「ホテルのサービスも良く、清潔で衛生的です」</w:t>
+              <w:t xml:space="preserve">「乾淨方便，適合商旅出行 清潔で便利、ビジネス旅行者に最適」「駅近で便利でした 部屋も清潔で気持ち良かったです コーヒーやお水があり嬉しかったです 駅近で便利でした 部屋も清潔...」</w:t>
             </w:r>
           </w:p>
         </w:tc>
@@ -4466,7 +4466,7 @@
                 <w:sz w:val="20"/>
                 <w:szCs w:val="20"/>
               </w:rPr>
-              <w:t xml:space="preserve">「朝食は茹で魚、パン、アイスクリームなど種類豊富で、味も美味しかったです」「朝食のその場で焼いて頂くオムレツも変わらず美味しかったです」</w:t>
+              <w:t xml:space="preserve">「朝食が非常に美味しく、朝食会場の接客が丁寧で素晴らしかった」「朝食は茹で魚、パン、アイスクリームなど種類豊富で、味も美味しかったです」</w:t>
             </w:r>
           </w:p>
         </w:tc>
@@ -4648,7 +4648,7 @@
           <w:sz w:val="21"/>
           <w:szCs w:val="21"/>
         </w:rPr>
-        <w:t xml:space="preserve">交通方便，購物方便 交通の便が良く、買い物にも便利</w:t>
+        <w:t xml:space="preserve">駅近で便利でした 部屋も清潔で気持ち良かったです コーヒーやお水があり嬉しかったです 駅近で便利でした 部屋も清潔...</w:t>
       </w:r>
     </w:p>
     <w:p>
@@ -4667,7 +4667,7 @@
           <w:sz w:val="21"/>
           <w:szCs w:val="21"/>
         </w:rPr>
-        <w:t xml:space="preserve">附近很方便，很多食肆，有海鮮，打邊爐，拉麵，超級市場，7仔，購物中心很多，還有公仔夾，酒店服務好，乾淨衞生，值得推...</w:t>
+        <w:t xml:space="preserve">交通方便，購物方便 交通の便が良く、買い物にも便利</w:t>
       </w:r>
     </w:p>
     <w:p>
@@ -4704,7 +4704,7 @@
           <w:sz w:val="21"/>
           <w:szCs w:val="21"/>
         </w:rPr>
-        <w:t xml:space="preserve">スタッフの対応に関するポジティブな評価も多く寄せられています。「ホテルのサービスも良く、清潔で衛生的です」といったコメントが見られます。</w:t>
+        <w:t xml:space="preserve">スタッフの対応に関するポジティブな評価も多く寄せられています。「朝食が非常に美味しく、朝食会場の接客が丁寧で素晴らしかった」といったコメントが見られます。</w:t>
       </w:r>
     </w:p>
     <w:p>
@@ -5009,7 +5009,7 @@
                 <w:sz w:val="20"/>
                 <w:szCs w:val="20"/>
               </w:rPr>
-              <w:t xml:space="preserve">エアコンは個別じゃないのか、冷風も出ず窓も開かず苦しい思いをしました 天気が良かったのもあって部屋が暑い</w:t>
+              <w:t xml:space="preserve">寒がりな私ですが、暖房も自分好みに設定できてよかったです</w:t>
             </w:r>
           </w:p>
         </w:tc>
@@ -5148,7 +5148,7 @@
                 <w:sz w:val="20"/>
                 <w:szCs w:val="20"/>
               </w:rPr>
-              <w:t xml:space="preserve">唯一的缺點是可以聽到電車的聲音，但是聲音不大，前台耳塞</w:t>
+              <w:t xml:space="preserve">室内の狭さ以外でネガティブな面として気づいたのは、高架を走る京急線の音が聞こえたり、隣室のイビキが聞こえるといった...</w:t>
             </w:r>
           </w:p>
         </w:tc>
@@ -5182,7 +5182,7 @@
                 <w:sz w:val="20"/>
                 <w:szCs w:val="20"/>
               </w:rPr>
-              <w:t xml:space="preserve">重大・9件</w:t>
+              <w:t xml:space="preserve">重大・10件</w:t>
             </w:r>
           </w:p>
         </w:tc>
@@ -5426,7 +5426,7 @@
                 <w:sz w:val="20"/>
                 <w:szCs w:val="20"/>
               </w:rPr>
-              <w:t xml:space="preserve">フロントには使い捨てのバスアメニティ、バスソルト、フェイスマスクなど、必要なものがすべて揃っていました</w:t>
+              <w:t xml:space="preserve">それと洋式トイレから僅かに尿臭がしてきたのもマイナスポイントでした</w:t>
             </w:r>
           </w:p>
         </w:tc>
@@ -5460,7 +5460,7 @@
                 <w:sz w:val="20"/>
                 <w:szCs w:val="20"/>
               </w:rPr>
-              <w:t xml:space="preserve">重大・6件</w:t>
+              <w:t xml:space="preserve">重大・7件</w:t>
             </w:r>
           </w:p>
         </w:tc>
@@ -5599,7 +5599,7 @@
                 <w:sz w:val="20"/>
                 <w:szCs w:val="20"/>
               </w:rPr>
-              <w:t xml:space="preserve">重大・6件</w:t>
+              <w:t xml:space="preserve">重大・5件</w:t>
             </w:r>
           </w:p>
         </w:tc>
@@ -5914,7 +5914,7 @@
           <w:sz w:val="22"/>
           <w:szCs w:val="22"/>
         </w:rPr>
-        <w:t xml:space="preserve">(2) 清掃品質の向上</w:t>
+        <w:t xml:space="preserve">(2) 朝食サービスの改善</w:t>
       </w:r>
     </w:p>
     <w:p>
@@ -5933,7 +5933,7 @@
           <w:sz w:val="21"/>
           <w:szCs w:val="21"/>
         </w:rPr>
-        <w:t xml:space="preserve">清掃チェックリストの見直しと強化（ベッド下・隅の重点確認）</w:t>
+        <w:t xml:space="preserve">メニューの定期的な見直しとバリエーション追加</w:t>
       </w:r>
     </w:p>
     <w:p>
@@ -5952,7 +5952,7 @@
           <w:sz w:val="21"/>
           <w:szCs w:val="21"/>
         </w:rPr>
-        <w:t xml:space="preserve">清掃後のダブルチェック体制の導入</w:t>
+        <w:t xml:space="preserve">補充頻度の向上と品切れ防止</w:t>
       </w:r>
     </w:p>
     <w:p>
@@ -5971,7 +5971,7 @@
           <w:sz w:val="21"/>
           <w:szCs w:val="21"/>
         </w:rPr>
-        <w:t xml:space="preserve">清掃スタッフへの再研修実施</w:t>
+        <w:t xml:space="preserve">宿泊客数に応じた朝食準備量の最適化</w:t>
       </w:r>
     </w:p>
     <w:p>
@@ -5992,7 +5992,7 @@
           <w:sz w:val="22"/>
           <w:szCs w:val="22"/>
         </w:rPr>
-        <w:t xml:space="preserve">(3) 朝食サービスの改善</w:t>
+        <w:t xml:space="preserve">(3) エアコン・空調の定期点検強化</w:t>
       </w:r>
     </w:p>
     <w:p>
@@ -6011,7 +6011,7 @@
           <w:sz w:val="21"/>
           <w:szCs w:val="21"/>
         </w:rPr>
-        <w:t xml:space="preserve">メニューの定期的な見直しとバリエーション追加</w:t>
+        <w:t xml:space="preserve">全室のエアコン設定を季節に応じてデフォルト確認する運用フロー導入</w:t>
       </w:r>
     </w:p>
     <w:p>
@@ -6030,7 +6030,7 @@
           <w:sz w:val="21"/>
           <w:szCs w:val="21"/>
         </w:rPr>
-        <w:t xml:space="preserve">補充頻度の向上と品切れ防止</w:t>
+        <w:t xml:space="preserve">冷暖房の正常動作を定期チェックリストに追加</w:t>
       </w:r>
     </w:p>
     <w:p>
@@ -6049,7 +6049,7 @@
           <w:sz w:val="21"/>
           <w:szCs w:val="21"/>
         </w:rPr>
-        <w:t xml:space="preserve">宿泊客数に応じた朝食準備量の最適化</w:t>
+        <w:t xml:space="preserve">異常報告があった客室の優先メンテナンス実施</w:t>
       </w:r>
     </w:p>
     <w:p>
@@ -6070,7 +6070,7 @@
           <w:sz w:val="22"/>
           <w:szCs w:val="22"/>
         </w:rPr>
-        <w:t xml:space="preserve">(4) エアコン・空調の定期点検強化</w:t>
+        <w:t xml:space="preserve">(4) スタッフ対応品質の統一</w:t>
       </w:r>
     </w:p>
     <w:p>
@@ -6089,7 +6089,7 @@
           <w:sz w:val="21"/>
           <w:szCs w:val="21"/>
         </w:rPr>
-        <w:t xml:space="preserve">全室のエアコン設定を季節に応じてデフォルト確認する運用フロー導入</w:t>
+        <w:t xml:space="preserve">接客マニュアルの見直しと全スタッフへの周知</w:t>
       </w:r>
     </w:p>
     <w:p>
@@ -6108,7 +6108,7 @@
           <w:sz w:val="21"/>
           <w:szCs w:val="21"/>
         </w:rPr>
-        <w:t xml:space="preserve">冷暖房の正常動作を定期チェックリストに追加</w:t>
+        <w:t xml:space="preserve">ゲストからのクレーム対応フローの明確化</w:t>
       </w:r>
     </w:p>
     <w:p>
@@ -6127,7 +6127,7 @@
           <w:sz w:val="21"/>
           <w:szCs w:val="21"/>
         </w:rPr>
-        <w:t xml:space="preserve">異常報告があった客室の優先メンテナンス実施</w:t>
+        <w:t xml:space="preserve">定期的なCS研修の実施</w:t>
       </w:r>
     </w:p>
     <w:p>
@@ -6901,7 +6901,7 @@
                 <w:sz w:val="20"/>
                 <w:szCs w:val="20"/>
               </w:rPr>
-              <w:t xml:space="preserve">8.65点</w:t>
+              <w:t xml:space="preserve">8.67点</w:t>
             </w:r>
           </w:p>
         </w:tc>
@@ -7041,7 +7041,7 @@
                 <w:sz w:val="20"/>
                 <w:szCs w:val="20"/>
               </w:rPr>
-              <w:t xml:space="preserve">80.5%</w:t>
+              <w:t xml:space="preserve">81.3%</w:t>
             </w:r>
           </w:p>
         </w:tc>
@@ -7768,7 +7768,7 @@
           <w:sz w:val="22"/>
           <w:szCs w:val="22"/>
         </w:rPr>
-        <w:t xml:space="preserve">[2] Trip.com / 10点 / 2026-03-16</w:t>
+        <w:t xml:space="preserve">[2] Booking.com / 8点 / 2026-03-18</w:t>
       </w:r>
     </w:p>
     <w:p>
@@ -7783,7 +7783,33 @@
           <w:sz w:val="21"/>
           <w:szCs w:val="21"/>
         </w:rPr>
-        <w:t xml:space="preserve">交通の便が良く、買い物にも便利</w:t>
+        <w:t xml:space="preserve">ロケーションが良い</w:t>
+      </w:r>
+    </w:p>
+    <w:p>
+      <w:pPr>
+        <w:spacing w:after="120" w:line="320"/>
+        <w:jc w:val="left"/>
+      </w:pPr>
+      <w:r>
+        <w:rPr>
+          <w:rFonts w:ascii="Arial" w:cs="Arial" w:eastAsia="Arial" w:hAnsi="Arial"/>
+          <w:b/>
+          <w:bCs/>
+          <w:color w:val="C0392B"/>
+          <w:sz w:val="21"/>
+          <w:szCs w:val="21"/>
+        </w:rPr>
+        <w:t xml:space="preserve">【改善点】</w:t>
+      </w:r>
+      <w:r>
+        <w:rPr>
+          <w:rFonts w:ascii="Arial" w:cs="Arial" w:eastAsia="Arial" w:hAnsi="Arial"/>
+          <w:color w:val="333333"/>
+          <w:sz w:val="21"/>
+          <w:szCs w:val="21"/>
+        </w:rPr>
+        <w:t xml:space="preserve">特に無し</w:t>
       </w:r>
     </w:p>
     <w:p>
@@ -7804,7 +7830,7 @@
           <w:sz w:val="22"/>
           <w:szCs w:val="22"/>
         </w:rPr>
-        <w:t xml:space="preserve">[3] じゃらん / 10点 / 2026-03-16</w:t>
+        <w:t xml:space="preserve">[3] 楽天トラベル / 10点 / 2026-03-18</w:t>
       </w:r>
     </w:p>
     <w:p>
@@ -7819,7 +7845,7 @@
           <w:sz w:val="21"/>
           <w:szCs w:val="21"/>
         </w:rPr>
-        <w:t xml:space="preserve">研修で宿泊しました。  疲れていたので、のんびりできて良かったです。  枕が変わるとなかなか寝付けないのですが、枕がとてもしっくりきてぐっすり眠れることができました。  また、研修の時は、利用させていただきます。  ありがとうございました。</w:t>
+        <w:t xml:space="preserve">朝食が非常に美味しく、朝食会場の接客が丁寧で素晴らしかった。</w:t>
       </w:r>
     </w:p>
     <w:p>
@@ -7840,7 +7866,7 @@
           <w:sz w:val="22"/>
           <w:szCs w:val="22"/>
         </w:rPr>
-        <w:t xml:space="preserve">[4] Trip.com / 10点 / 2026-03-15</w:t>
+        <w:t xml:space="preserve">[4] Trip.com / 10点 / 2026-03-18</w:t>
       </w:r>
     </w:p>
     <w:p>
@@ -7855,7 +7881,7 @@
           <w:sz w:val="21"/>
           <w:szCs w:val="21"/>
         </w:rPr>
-        <w:t xml:space="preserve">周辺は非常に便利で、海鮮料理、鍋料理、ラーメンを提供するレストラン、スーパーマーケット、セブンイレブン、そして数多くのショッピングモールがあります。近くにはクレーンゲームもあります。ホテルのサービスも良く、清潔で衛生的です。非常におすすめです。</w:t>
+        <w:t xml:space="preserve">駅近で便利でした 部屋も清潔で気持ち良かったです コーヒーやお水があり嬉しかったです</w:t>
       </w:r>
     </w:p>
     <w:p>
@@ -7876,7 +7902,7 @@
           <w:sz w:val="22"/>
           <w:szCs w:val="22"/>
         </w:rPr>
-        <w:t xml:space="preserve">[5] Booking.com / 8点 / 2026-03-15</w:t>
+        <w:t xml:space="preserve">[5] Google / 8点 / 2026-03-18</w:t>
       </w:r>
     </w:p>
     <w:p>
@@ -7891,7 +7917,43 @@
           <w:sz w:val="21"/>
           <w:szCs w:val="21"/>
         </w:rPr>
-        <w:t xml:space="preserve">JRの駅に比較的近い。 スーパーが隣にある24時まであいていた。</w:t>
+        <w:t xml:space="preserve">出張で泊まりました。シングルルームは想像以上に狭かったです。アパホテルを思い出しました。でも寝るだけなら問題ありません。 TV画面は大きく、画面ミラーリングで私物のiPad内の動画を写し出せたり、YouTubeやネットフリックスを見れたので自宅にいるのと同じ環境でいられました。寒がりな私ですが、暖房も自分好みに設定できてよかったです。 室内の狭さ以外でネガティブな面として気づいたのは、高架を...</w:t>
+      </w:r>
+    </w:p>
+    <w:p>
+      <w:pPr>
+        <w:spacing w:after="60"/>
+      </w:pPr>
+    </w:p>
+    <w:p>
+      <w:pPr>
+        <w:spacing w:after="120" w:before="200"/>
+      </w:pPr>
+      <w:r>
+        <w:rPr>
+          <w:rFonts w:ascii="Arial" w:cs="Arial" w:eastAsia="Arial" w:hAnsi="Arial"/>
+          <w:b/>
+          <w:bCs/>
+          <w:color w:val="1B3A5C"/>
+          <w:sz w:val="22"/>
+          <w:szCs w:val="22"/>
+        </w:rPr>
+        <w:t xml:space="preserve">[6] Booking.com / 6点 / 2026-03-15</w:t>
+      </w:r>
+    </w:p>
+    <w:p>
+      <w:pPr>
+        <w:spacing w:after="120" w:line="320"/>
+        <w:jc w:val="left"/>
+      </w:pPr>
+      <w:r>
+        <w:rPr>
+          <w:rFonts w:ascii="Arial" w:cs="Arial" w:eastAsia="Arial" w:hAnsi="Arial"/>
+          <w:color w:val="333333"/>
+          <w:sz w:val="21"/>
+          <w:szCs w:val="21"/>
+        </w:rPr>
+        <w:t xml:space="preserve">綺麗だった</w:t>
       </w:r>
     </w:p>
     <w:p>
@@ -7917,7 +7979,7 @@
           <w:sz w:val="21"/>
           <w:szCs w:val="21"/>
         </w:rPr>
-        <w:t xml:space="preserve">エレベーターがなかなか来ないことがあった</w:t>
+        <w:t xml:space="preserve">空調設備があまり良くなかった</w:t>
       </w:r>
     </w:p>
     <w:p>
@@ -7938,7 +8000,7 @@
           <w:sz w:val="22"/>
           <w:szCs w:val="22"/>
         </w:rPr>
-        <w:t xml:space="preserve">[6] Booking.com / 6点 / 2026-03-15</w:t>
+        <w:t xml:space="preserve">[7] じゃらん / 6点 / 2026-03-09</w:t>
       </w:r>
     </w:p>
     <w:p>
@@ -7953,7 +8015,43 @@
           <w:sz w:val="21"/>
           <w:szCs w:val="21"/>
         </w:rPr>
-        <w:t xml:space="preserve">綺麗だった</w:t>
+        <w:t xml:space="preserve">私の泊まった部屋は広くてとても綺麗で、女子2人で広々と泊まれました。  お風呂は部屋ですが、シャンプー等ボトルで個別に入ってるのが可愛く、残った分は他の他の旅行でも使えるので便利だと思いました。  朝ごはんはもう少し品数があると嬉しかったです。</w:t>
+      </w:r>
+    </w:p>
+    <w:p>
+      <w:pPr>
+        <w:spacing w:after="60"/>
+      </w:pPr>
+    </w:p>
+    <w:p>
+      <w:pPr>
+        <w:spacing w:after="120" w:before="200"/>
+      </w:pPr>
+      <w:r>
+        <w:rPr>
+          <w:rFonts w:ascii="Arial" w:cs="Arial" w:eastAsia="Arial" w:hAnsi="Arial"/>
+          <w:b/>
+          <w:bCs/>
+          <w:color w:val="1B3A5C"/>
+          <w:sz w:val="22"/>
+          <w:szCs w:val="22"/>
+        </w:rPr>
+        <w:t xml:space="preserve">[8] Booking.com / 5点 / 2026-03-06</w:t>
+      </w:r>
+    </w:p>
+    <w:p>
+      <w:pPr>
+        <w:spacing w:after="120" w:line="320"/>
+        <w:jc w:val="left"/>
+      </w:pPr>
+      <w:r>
+        <w:rPr>
+          <w:rFonts w:ascii="Arial" w:cs="Arial" w:eastAsia="Arial" w:hAnsi="Arial"/>
+          <w:color w:val="333333"/>
+          <w:sz w:val="21"/>
+          <w:szCs w:val="21"/>
+        </w:rPr>
+        <w:t xml:space="preserve">Good location close to JR</w:t>
       </w:r>
     </w:p>
     <w:p>
@@ -7979,7 +8077,7 @@
           <w:sz w:val="21"/>
           <w:szCs w:val="21"/>
         </w:rPr>
-        <w:t xml:space="preserve">空調設備があまり良くなかった</w:t>
+        <w:t xml:space="preserve">入口に天井照明が1つしかないため、照明が不十分です。コーヒーメーカーと湯沸かし器は部屋の奥に設置されているため、使うには携帯の懐中電灯をつけなければなりません。エアコンはセントラル空調で温度調節ができず、部屋は少し暑く感じました。以前日本で宿泊した他のホテルとは異なり、ドアの外に「起こさないで...</w:t>
       </w:r>
     </w:p>
     <w:p>
@@ -8000,7 +8098,7 @@
           <w:sz w:val="22"/>
           <w:szCs w:val="22"/>
         </w:rPr>
-        <w:t xml:space="preserve">[7] じゃらん / 6点 / 2026-03-09</w:t>
+        <w:t xml:space="preserve">[9] Booking.com / 3点 / 2026-03-06</w:t>
       </w:r>
     </w:p>
     <w:p>
@@ -8008,6 +8106,17 @@
         <w:spacing w:after="120" w:line="320"/>
         <w:jc w:val="left"/>
       </w:pPr>
+      <w:r>
+        <w:rPr>
+          <w:rFonts w:ascii="Arial" w:cs="Arial" w:eastAsia="Arial" w:hAnsi="Arial"/>
+          <w:b/>
+          <w:bCs/>
+          <w:color w:val="C0392B"/>
+          <w:sz w:val="21"/>
+          <w:szCs w:val="21"/>
+        </w:rPr>
+        <w:t xml:space="preserve">【改善点】</w:t>
+      </w:r>
       <w:r>
         <w:rPr>
           <w:rFonts w:ascii="Arial" w:cs="Arial" w:eastAsia="Arial" w:hAnsi="Arial"/>
@@ -8015,7 +8124,7 @@
           <w:sz w:val="21"/>
           <w:szCs w:val="21"/>
         </w:rPr>
-        <w:t xml:space="preserve">私の泊まった部屋は広くてとても綺麗で、女子2人で広々と泊まれました。  お風呂は部屋ですが、シャンプー等ボトルで個別に入ってるのが可愛く、残った分は他の他の旅行でも使えるので便利だと思いました。  朝ごはんはもう少し品数があると嬉しかったです。</w:t>
+        <w:t xml:space="preserve">ホテル自体は概ね良かったのですが、部屋が暑すぎて寝つきが悪かったです。冬場はセントラルエアコンから温風しか出ず、窓も（密閉されたガラスパネルのため）開けられないので、部屋を冷やす方法がありませんでした。寝具も厚手の冬用タイプだったので、毛布なしでも暑く感じました。扇風機はありましたが、温風を循...</w:t>
       </w:r>
     </w:p>
     <w:p>
@@ -8036,7 +8145,7 @@
           <w:sz w:val="22"/>
           <w:szCs w:val="22"/>
         </w:rPr>
-        <w:t xml:space="preserve">[8] Booking.com / 5点 / 2026-03-06</w:t>
+        <w:t xml:space="preserve">[10] Booking.com / 6点 / 2026-02-23</w:t>
       </w:r>
     </w:p>
     <w:p>
@@ -8051,7 +8160,7 @@
           <w:sz w:val="21"/>
           <w:szCs w:val="21"/>
         </w:rPr>
-        <w:t xml:space="preserve">Good location close to JR</w:t>
+        <w:t xml:space="preserve">La posizione, il personale molto gentile, grandezza della stanza</w:t>
       </w:r>
     </w:p>
     <w:p>
@@ -8077,116 +8186,7 @@
           <w:sz w:val="21"/>
           <w:szCs w:val="21"/>
         </w:rPr>
-        <w:t xml:space="preserve">入口に天井照明が1つしかないため、照明が不十分です。コーヒーメーカーと湯沸かし器は部屋の奥に設置されているため、使うには携帯の懐中電灯をつけなければなりません。エアコンはセントラル空調で温度調節ができず、部屋は少し暑く感じました。以前日本で宿泊した他のホテルとは異なり、ドアの外に「起こさないで...</w:t>
-      </w:r>
-    </w:p>
-    <w:p>
-      <w:pPr>
-        <w:spacing w:after="60"/>
-      </w:pPr>
-    </w:p>
-    <w:p>
-      <w:pPr>
-        <w:spacing w:after="120" w:before="200"/>
-      </w:pPr>
-      <w:r>
-        <w:rPr>
-          <w:rFonts w:ascii="Arial" w:cs="Arial" w:eastAsia="Arial" w:hAnsi="Arial"/>
-          <w:b/>
-          <w:bCs/>
-          <w:color w:val="1B3A5C"/>
-          <w:sz w:val="22"/>
-          <w:szCs w:val="22"/>
-        </w:rPr>
-        <w:t xml:space="preserve">[9] Booking.com / 3点 / 2026-03-06</w:t>
-      </w:r>
-    </w:p>
-    <w:p>
-      <w:pPr>
-        <w:spacing w:after="120" w:line="320"/>
-        <w:jc w:val="left"/>
-      </w:pPr>
-      <w:r>
-        <w:rPr>
-          <w:rFonts w:ascii="Arial" w:cs="Arial" w:eastAsia="Arial" w:hAnsi="Arial"/>
-          <w:b/>
-          <w:bCs/>
-          <w:color w:val="C0392B"/>
-          <w:sz w:val="21"/>
-          <w:szCs w:val="21"/>
-        </w:rPr>
-        <w:t xml:space="preserve">【改善点】</w:t>
-      </w:r>
-      <w:r>
-        <w:rPr>
-          <w:rFonts w:ascii="Arial" w:cs="Arial" w:eastAsia="Arial" w:hAnsi="Arial"/>
-          <w:color w:val="333333"/>
-          <w:sz w:val="21"/>
-          <w:szCs w:val="21"/>
-        </w:rPr>
-        <w:t xml:space="preserve">ホテル自体は概ね良かったのですが、部屋が暑すぎて寝つきが悪かったです。冬場はセントラルエアコンから温風しか出ず、窓も（密閉されたガラスパネルのため）開けられないので、部屋を冷やす方法がありませんでした。寝具も厚手の冬用タイプだったので、毛布なしでも暑く感じました。扇風機はありましたが、温風を循...</w:t>
-      </w:r>
-    </w:p>
-    <w:p>
-      <w:pPr>
-        <w:spacing w:after="60"/>
-      </w:pPr>
-    </w:p>
-    <w:p>
-      <w:pPr>
-        <w:spacing w:after="120" w:before="200"/>
-      </w:pPr>
-      <w:r>
-        <w:rPr>
-          <w:rFonts w:ascii="Arial" w:cs="Arial" w:eastAsia="Arial" w:hAnsi="Arial"/>
-          <w:b/>
-          <w:bCs/>
-          <w:color w:val="1B3A5C"/>
-          <w:sz w:val="22"/>
-          <w:szCs w:val="22"/>
-        </w:rPr>
-        <w:t xml:space="preserve">[10] Booking.com / 6点 / 2026-02-23</w:t>
-      </w:r>
-    </w:p>
-    <w:p>
-      <w:pPr>
-        <w:spacing w:after="120" w:line="320"/>
-        <w:jc w:val="left"/>
-      </w:pPr>
-      <w:r>
-        <w:rPr>
-          <w:rFonts w:ascii="Arial" w:cs="Arial" w:eastAsia="Arial" w:hAnsi="Arial"/>
-          <w:color w:val="333333"/>
-          <w:sz w:val="21"/>
-          <w:szCs w:val="21"/>
-        </w:rPr>
-        <w:t xml:space="preserve">La posizione, il personale molto gentile, grandezza della stanza</w:t>
-      </w:r>
-    </w:p>
-    <w:p>
-      <w:pPr>
-        <w:spacing w:after="120" w:line="320"/>
-        <w:jc w:val="left"/>
-      </w:pPr>
-      <w:r>
-        <w:rPr>
-          <w:rFonts w:ascii="Arial" w:cs="Arial" w:eastAsia="Arial" w:hAnsi="Arial"/>
-          <w:b/>
-          <w:bCs/>
-          <w:color w:val="C0392B"/>
-          <w:sz w:val="21"/>
-          <w:szCs w:val="21"/>
-        </w:rPr>
-        <w:t xml:space="preserve">【改善点】</w:t>
-      </w:r>
-      <w:r>
-        <w:rPr>
-          <w:rFonts w:ascii="Arial" w:cs="Arial" w:eastAsia="Arial" w:hAnsi="Arial"/>
-          <w:color w:val="333333"/>
-          <w:sz w:val="21"/>
-          <w:szCs w:val="21"/>
-        </w:rPr>
-        <w:t xml:space="preserve">すべてが今となっては時代遅れに感じられますが、最悪だったのは以下の点です。- 室温の調節が不可能で、室内は（2月なのに）地獄のように暑かった。小型のエアコンはありますが、ほとんど役に立ちません。- バスルームから絶えず繰り返される音が聞こえ、隣室なのでベッドからも聞こえてしまうのが残念です。-...</w:t>
+        <w:t xml:space="preserve">すべてが今となっては時代遅れに感じられますが、最悪だったのは以下の点です。- 室温の調節が不可能で、室内は（2月なのに）焼けつくように暑かった。小型のエアコンはありますが、ほとんど役に立ちません。- バスルームから絶えず繰り返される音が聞こえ、隣室なのでベッドからも聞こえてしまうのが残念です。...</w:t>
       </w:r>
     </w:p>
     <w:p>
@@ -8251,7 +8251,7 @@
                 <w:sz w:val="21"/>
                 <w:szCs w:val="21"/>
               </w:rPr>
-              <w:t xml:space="preserve">川崎日航ホテルは、全体平均8.65点（10点換算）、高評価率80.5%という良好な顧客満足度を維持しているホテルです。特に「立地・アクセス」「スタッフの対応」が多くのゲストから高く評価されています。</w:t>
+              <w:t xml:space="preserve">川崎日航ホテルは、全体平均8.67点（10点換算）、高評価率81.3%という良好な顧客満足度を維持しているホテルです。特に「立地・アクセス」「スタッフの対応」が多くのゲストから高く評価されています。</w:t>
             </w:r>
           </w:p>
           <w:p>

--- a/納品レポート/ホテル別レポート/kawasaki_nikko_口コミ分析改善レポート.docx
+++ b/納品レポート/ホテル別レポート/kawasaki_nikko_口コミ分析改善レポート.docx
@@ -131,7 +131,7 @@
           <w:sz w:val="20"/>
           <w:szCs w:val="20"/>
         </w:rPr>
-        <w:t xml:space="preserve">作成日：2026年3月19日</w:t>
+        <w:t xml:space="preserve">作成日：2026年3月20日</w:t>
       </w:r>
     </w:p>
     <w:p>

--- a/納品レポート/ホテル別レポート/kawasaki_nikko_口コミ分析改善レポート.docx
+++ b/納品レポート/ホテル別レポート/kawasaki_nikko_口コミ分析改善レポート.docx
@@ -96,7 +96,7 @@
           <w:sz w:val="22"/>
           <w:szCs w:val="22"/>
         </w:rPr>
-        <w:t xml:space="preserve">レビュー総数：123件（6サイト）</w:t>
+        <w:t xml:space="preserve">レビュー総数：128件（6サイト）</w:t>
       </w:r>
     </w:p>
     <w:p>
@@ -111,7 +111,7 @@
           <w:sz w:val="20"/>
           <w:szCs w:val="20"/>
         </w:rPr>
-        <w:t xml:space="preserve">対象サイト：Trip.com / 楽天トラベル / じゃらん / Booking.com / Google / Agoda</w:t>
+        <w:t xml:space="preserve">対象サイト：Trip.com / じゃらん / 楽天トラベル / Booking.com / Google / Agoda</w:t>
       </w:r>
     </w:p>
     <w:p>
@@ -131,7 +131,7 @@
           <w:sz w:val="20"/>
           <w:szCs w:val="20"/>
         </w:rPr>
-        <w:t xml:space="preserve">作成日：2026年3月20日</w:t>
+        <w:t xml:space="preserve">作成日：2026年3月21日</w:t>
       </w:r>
     </w:p>
     <w:p>
@@ -189,7 +189,7 @@
           <w:sz w:val="21"/>
           <w:szCs w:val="21"/>
         </w:rPr>
-        <w:t xml:space="preserve">2026年2月〜3月に各OTAサイト・口コミサイトに投稿された123件のレビューを包括的に分析しました。以下が主要な発見事項です。</w:t>
+        <w:t xml:space="preserve">2026年2月〜3月に各OTAサイト・口コミサイトに投稿された128件のレビューを包括的に分析しました。以下が主要な発見事項です。</w:t>
       </w:r>
     </w:p>
     <w:p>
@@ -261,7 +261,7 @@
                 <w:sz w:val="36"/>
                 <w:szCs w:val="36"/>
               </w:rPr>
-              <w:t xml:space="preserve">8.67</w:t>
+              <w:t xml:space="preserve">8.73</w:t>
             </w:r>
           </w:p>
         </w:tc>
@@ -310,7 +310,7 @@
                 <w:sz w:val="36"/>
                 <w:szCs w:val="36"/>
               </w:rPr>
-              <w:t xml:space="preserve">81.3%</w:t>
+              <w:t xml:space="preserve">81.2%</w:t>
             </w:r>
           </w:p>
         </w:tc>
@@ -408,7 +408,7 @@
                 <w:sz w:val="36"/>
                 <w:szCs w:val="36"/>
               </w:rPr>
-              <w:t xml:space="preserve">123件</w:t>
+              <w:t xml:space="preserve">128件</w:t>
             </w:r>
           </w:p>
         </w:tc>
@@ -448,7 +448,7 @@
           <w:sz w:val="21"/>
           <w:szCs w:val="21"/>
         </w:rPr>
-        <w:t xml:space="preserve">全体平均スコア8.67点（10点換算）は良好な水準であり、81.3%が高評価（8-10点）に分類されます。低評価（1-4点）は1件（0.8%）で、ゲスト満足度は良好です。Trip.com（9.83点）で特に高い評価を獲得しています。</w:t>
+        <w:t xml:space="preserve">全体平均スコア8.73点（10点換算）は良好な水準であり、81.2%が高評価（8-10点）に分類されます。低評価（1-4点）は1件（0.8%）で、ゲスト満足度は良好です。Trip.com（9.74点）で特に高い評価を獲得しています。</w:t>
       </w:r>
     </w:p>
     <w:p>
@@ -567,7 +567,7 @@
                 <w:sz w:val="20"/>
                 <w:szCs w:val="20"/>
               </w:rPr>
-              <w:t xml:space="preserve">エアコン・空調（13件）、防音性能（10件）、窓・採光（8件）、浴室・水回り（7件）</w:t>
+              <w:t xml:space="preserve">エアコン・空調（14件）、防音性能（10件）、窓・採光（9件）、浴室・水回り（7件）</w:t>
             </w:r>
           </w:p>
           <w:p>
@@ -987,7 +987,7 @@
                 <w:sz w:val="20"/>
                 <w:szCs w:val="20"/>
               </w:rPr>
-              <w:t xml:space="preserve">24</w:t>
+              <w:t xml:space="preserve">27</w:t>
             </w:r>
           </w:p>
         </w:tc>
@@ -1021,7 +1021,7 @@
                 <w:sz w:val="20"/>
                 <w:szCs w:val="20"/>
               </w:rPr>
-              <w:t xml:space="preserve">9.83</w:t>
+              <w:t xml:space="preserve">9.74</w:t>
             </w:r>
           </w:p>
         </w:tc>
@@ -1089,7 +1089,7 @@
                 <w:sz w:val="20"/>
                 <w:szCs w:val="20"/>
               </w:rPr>
-              <w:t xml:space="preserve">9.83</w:t>
+              <w:t xml:space="preserve">9.74</w:t>
             </w:r>
           </w:p>
         </w:tc>
@@ -1194,7 +1194,7 @@
                 <w:sz w:val="20"/>
                 <w:szCs w:val="20"/>
               </w:rPr>
-              <w:t xml:space="preserve">楽天トラベル</w:t>
+              <w:t xml:space="preserve">じゃらん</w:t>
             </w:r>
           </w:p>
         </w:tc>
@@ -1229,7 +1229,7 @@
                 <w:sz w:val="20"/>
                 <w:szCs w:val="20"/>
               </w:rPr>
-              <w:t xml:space="preserve">6</w:t>
+              <w:t xml:space="preserve">8</w:t>
             </w:r>
           </w:p>
         </w:tc>
@@ -1440,7 +1440,7 @@
                 <w:sz w:val="20"/>
                 <w:szCs w:val="20"/>
               </w:rPr>
-              <w:t xml:space="preserve">じゃらん</w:t>
+              <w:t xml:space="preserve">楽天トラベル</w:t>
             </w:r>
           </w:p>
         </w:tc>
@@ -1508,7 +1508,7 @@
                 <w:sz w:val="20"/>
                 <w:szCs w:val="20"/>
               </w:rPr>
-              <w:t xml:space="preserve">4.33</w:t>
+              <w:t xml:space="preserve">4.5</w:t>
             </w:r>
           </w:p>
         </w:tc>
@@ -1576,7 +1576,7 @@
                 <w:sz w:val="20"/>
                 <w:szCs w:val="20"/>
               </w:rPr>
-              <w:t xml:space="preserve">8.67</w:t>
+              <w:t xml:space="preserve">9</w:t>
             </w:r>
           </w:p>
         </w:tc>
@@ -1610,7 +1610,7 @@
                 <w:sz w:val="20"/>
                 <w:szCs w:val="20"/>
               </w:rPr>
-              <w:t xml:space="preserve">9</w:t>
+              <w:t xml:space="preserve">10</w:t>
             </w:r>
           </w:p>
         </w:tc>
@@ -1644,7 +1644,7 @@
                 <w:sz w:val="20"/>
                 <w:szCs w:val="20"/>
               </w:rPr>
-              <w:t xml:space="preserve">良好</w:t>
+              <w:t xml:space="preserve">優秀</w:t>
             </w:r>
           </w:p>
         </w:tc>
@@ -1751,7 +1751,7 @@
                 <w:sz w:val="20"/>
                 <w:szCs w:val="20"/>
               </w:rPr>
-              <w:t xml:space="preserve">8.46</w:t>
+              <w:t xml:space="preserve">8.51</w:t>
             </w:r>
           </w:p>
         </w:tc>
@@ -1821,7 +1821,7 @@
                 <w:sz w:val="20"/>
                 <w:szCs w:val="20"/>
               </w:rPr>
-              <w:t xml:space="preserve">8.46</w:t>
+              <w:t xml:space="preserve">8.51</w:t>
             </w:r>
           </w:p>
         </w:tc>
@@ -2418,7 +2418,7 @@
           <w:sz w:val="21"/>
           <w:szCs w:val="21"/>
         </w:rPr>
-        <w:t xml:space="preserve">評価分布は10点（40.7%）に最も多く、8点以上の高評価が81.3%を占め、高い顧客満足度を示しています。低評価（1-4点）は計1件（0.8%）です。</w:t>
+        <w:t xml:space="preserve">評価分布は10点（43.8%）に最も多く、8点以上の高評価が81.2%を占め、高い顧客満足度を示しています。低評価（1-4点）は計1件（0.8%）です。</w:t>
       </w:r>
     </w:p>
     <w:p>
@@ -2653,7 +2653,7 @@
                 <w:sz w:val="20"/>
                 <w:szCs w:val="20"/>
               </w:rPr>
-              <w:t xml:space="preserve">50</w:t>
+              <w:t xml:space="preserve">56</w:t>
             </w:r>
           </w:p>
         </w:tc>
@@ -2688,7 +2688,7 @@
                 <w:sz w:val="20"/>
                 <w:szCs w:val="20"/>
               </w:rPr>
-              <w:t xml:space="preserve">40.7%</w:t>
+              <w:t xml:space="preserve">43.8%</w:t>
             </w:r>
           </w:p>
         </w:tc>
@@ -2726,7 +2726,7 @@
                 <w:sz w:val="18"/>
                 <w:szCs w:val="18"/>
               </w:rPr>
-              <w:t xml:space="preserve"> 50件</w:t>
+              <w:t xml:space="preserve"> 56件</w:t>
             </w:r>
           </w:p>
         </w:tc>
@@ -2833,7 +2833,7 @@
                 <w:sz w:val="20"/>
                 <w:szCs w:val="20"/>
               </w:rPr>
-              <w:t xml:space="preserve">19.5%</w:t>
+              <w:t xml:space="preserve">18.8%</w:t>
             </w:r>
           </w:p>
         </w:tc>
@@ -2861,7 +2861,7 @@
                 <w:sz w:val="20"/>
                 <w:szCs w:val="20"/>
               </w:rPr>
-              <w:t xml:space="preserve">██████████</w:t>
+              <w:t xml:space="preserve">█████████</w:t>
             </w:r>
             <w:r>
               <w:rPr>
@@ -2942,7 +2942,7 @@
                 <w:sz w:val="20"/>
                 <w:szCs w:val="20"/>
               </w:rPr>
-              <w:t xml:space="preserve">26</w:t>
+              <w:t xml:space="preserve">24</w:t>
             </w:r>
           </w:p>
         </w:tc>
@@ -2977,7 +2977,7 @@
                 <w:sz w:val="20"/>
                 <w:szCs w:val="20"/>
               </w:rPr>
-              <w:t xml:space="preserve">21.1%</w:t>
+              <w:t xml:space="preserve">18.8%</w:t>
             </w:r>
           </w:p>
         </w:tc>
@@ -3006,7 +3006,7 @@
                 <w:sz w:val="20"/>
                 <w:szCs w:val="20"/>
               </w:rPr>
-              <w:t xml:space="preserve">██████████</w:t>
+              <w:t xml:space="preserve">█████████</w:t>
             </w:r>
             <w:r>
               <w:rPr>
@@ -3015,7 +3015,7 @@
                 <w:sz w:val="18"/>
                 <w:szCs w:val="18"/>
               </w:rPr>
-              <w:t xml:space="preserve"> 26件</w:t>
+              <w:t xml:space="preserve"> 24件</w:t>
             </w:r>
           </w:p>
         </w:tc>
@@ -3087,7 +3087,7 @@
                 <w:sz w:val="20"/>
                 <w:szCs w:val="20"/>
               </w:rPr>
-              <w:t xml:space="preserve">10</w:t>
+              <w:t xml:space="preserve">11</w:t>
             </w:r>
           </w:p>
         </w:tc>
@@ -3122,7 +3122,7 @@
                 <w:sz w:val="20"/>
                 <w:szCs w:val="20"/>
               </w:rPr>
-              <w:t xml:space="preserve">8.1%</w:t>
+              <w:t xml:space="preserve">8.6%</w:t>
             </w:r>
           </w:p>
         </w:tc>
@@ -3159,7 +3159,7 @@
                 <w:sz w:val="18"/>
                 <w:szCs w:val="18"/>
               </w:rPr>
-              <w:t xml:space="preserve"> 10件</w:t>
+              <w:t xml:space="preserve"> 11件</w:t>
             </w:r>
           </w:p>
         </w:tc>
@@ -3266,7 +3266,7 @@
                 <w:sz w:val="20"/>
                 <w:szCs w:val="20"/>
               </w:rPr>
-              <w:t xml:space="preserve">8.1%</w:t>
+              <w:t xml:space="preserve">7.8%</w:t>
             </w:r>
           </w:p>
         </w:tc>
@@ -3668,7 +3668,7 @@
                 <w:sz w:val="24"/>
                 <w:szCs w:val="24"/>
               </w:rPr>
-              <w:t xml:space="preserve">100件（81.3%）</w:t>
+              <w:t xml:space="preserve">104件（81.2%）</w:t>
             </w:r>
           </w:p>
         </w:tc>
@@ -3719,7 +3719,7 @@
                 <w:sz w:val="24"/>
                 <w:szCs w:val="24"/>
               </w:rPr>
-              <w:t xml:space="preserve">22件（17.9%）</w:t>
+              <w:t xml:space="preserve">23件（18.0%）</w:t>
             </w:r>
           </w:p>
         </w:tc>
@@ -4044,7 +4044,7 @@
                 <w:sz w:val="20"/>
                 <w:szCs w:val="20"/>
               </w:rPr>
-              <w:t xml:space="preserve">「乾淨方便，適合商旅出行 清潔で便利、ビジネス旅行者に最適」「駅近で便利でした 部屋も清潔で気持ち良かったです コーヒーやお水があり嬉しかったです 駅近で便利でした 部屋も清潔...」</w:t>
+              <w:t xml:space="preserve">「川崎駅に近く、コンビニやスーパーなども近隣にある為、非常に便利です」「駅前の立地で凄く便利 わからない わからない」</w:t>
             </w:r>
           </w:p>
         </w:tc>
@@ -4148,7 +4148,7 @@
                 <w:sz w:val="20"/>
                 <w:szCs w:val="20"/>
               </w:rPr>
-              <w:t xml:space="preserve">「朝食が非常に美味しく、朝食会場の接客が丁寧で素晴らしかった」「ホテルのサービスも良く、清潔で衛生的です」</w:t>
+              <w:t xml:space="preserve">「エアコンは作動せず、フロントデスクは扇風機を使うように勧めてきましたが、気温は上がり続けました…」「朝食が非常に美味しく、朝食会場の接客が丁寧で素晴らしかった」</w:t>
             </w:r>
           </w:p>
         </w:tc>
@@ -4255,7 +4255,7 @@
                 <w:sz w:val="20"/>
                 <w:szCs w:val="20"/>
               </w:rPr>
-              <w:t xml:space="preserve">「綺麗だった 空調設備があまり良くなかった 空調設備があまり良くなかった」「フロントには使い捨てのバスアメニティ、バスソルト、フェイスマスクなど、必要なものがすべて揃っていました」</w:t>
+              <w:t xml:space="preserve">「館内も落ち着いた雰囲気で、快適でした」「ホテルの設備とサービスは標準以下で、部屋もかなり狭かったのに、大阪や京都の広い部屋と比べて料金はかなり高かったです」</w:t>
             </w:r>
           </w:p>
         </w:tc>
@@ -4291,7 +4291,7 @@
                 <w:sz w:val="20"/>
                 <w:szCs w:val="20"/>
               </w:rPr>
-              <w:t xml:space="preserve">清潔さ・清掃</w:t>
+              <w:t xml:space="preserve">朝食</w:t>
             </w:r>
           </w:p>
         </w:tc>
@@ -4359,7 +4359,7 @@
                 <w:sz w:val="20"/>
                 <w:szCs w:val="20"/>
               </w:rPr>
-              <w:t xml:space="preserve">「乾淨方便，適合商旅出行 清潔で便利、ビジネス旅行者に最適」「駅近で便利でした 部屋も清潔で気持ち良かったです コーヒーやお水があり嬉しかったです 駅近で便利でした 部屋も清潔...」</w:t>
+              <w:t xml:space="preserve">「朝ごはんが非常に美味しく、フレンチトーストやオムレツ、特製カレーなど多くの種類の中から選ぶことができます」「感覺酒店設施及服務不上檔次，房間也比較小，價格卻比大阪京都的更大面積的房間貴不少 部屋にはボトル入りの水が用意され...」</w:t>
             </w:r>
           </w:p>
         </w:tc>
@@ -4396,7 +4396,7 @@
                 <w:sz w:val="20"/>
                 <w:szCs w:val="20"/>
               </w:rPr>
-              <w:t xml:space="preserve">朝食</w:t>
+              <w:t xml:space="preserve">清潔さ・清掃</w:t>
             </w:r>
           </w:p>
         </w:tc>
@@ -4431,7 +4431,7 @@
                 <w:sz w:val="20"/>
                 <w:szCs w:val="20"/>
               </w:rPr>
-              <w:t xml:space="preserve">10件以上</w:t>
+              <w:t xml:space="preserve">20件以上</w:t>
             </w:r>
           </w:p>
         </w:tc>
@@ -4466,7 +4466,7 @@
                 <w:sz w:val="20"/>
                 <w:szCs w:val="20"/>
               </w:rPr>
-              <w:t xml:space="preserve">「朝食が非常に美味しく、朝食会場の接客が丁寧で素晴らしかった」「朝食は茹で魚、パン、アイスクリームなど種類豊富で、味も美味しかったです」</w:t>
+              <w:t xml:space="preserve">「乾淨方便，適合商旅出行 清潔で便利、ビジネス旅行者に最適」「駅近で便利でした 部屋も清潔で気持ち良かったです コーヒーやお水があり嬉しかったです 駅近で便利でした 部屋も清潔...」</w:t>
             </w:r>
           </w:p>
         </w:tc>
@@ -4570,7 +4570,7 @@
                 <w:sz w:val="20"/>
                 <w:szCs w:val="20"/>
               </w:rPr>
-              <w:t xml:space="preserve">「交通方便，購物方便 交通の便が良く、買い物にも便利」「附近很方便，很多食肆，有海鮮，打邊爐，拉麵，超級市場，7仔，購物中心很多，還有公仔夾，酒店服務好，乾淨衞生，值得推...」</w:t>
+              <w:t xml:space="preserve">「川崎駅に近く、コンビニやスーパーなども近隣にある為、非常に便利です」「交通方便，購物方便 交通の便が良く、買い物にも便利」</w:t>
             </w:r>
           </w:p>
         </w:tc>
@@ -4610,7 +4610,7 @@
           <w:sz w:val="21"/>
           <w:szCs w:val="21"/>
         </w:rPr>
-        <w:t xml:space="preserve">口コミの多数で「立地・アクセス」に関するポジティブな言及が見られ、川崎日航ホテルの最大の差別化要因となっています。乾淨方便，適合商旅出行 清潔で便利、ビジネス旅行者に最適といった声が多数寄せられています。</w:t>
+        <w:t xml:space="preserve">口コミの多数で「立地・アクセス」に関するポジティブな言及が見られ、川崎日航ホテルの最大の差別化要因となっています。川崎駅に近く、コンビニやスーパーなども近隣にある為、非常に便利ですといった声が多数寄せられています。</w:t>
       </w:r>
     </w:p>
     <w:p>
@@ -4629,7 +4629,7 @@
           <w:sz w:val="21"/>
           <w:szCs w:val="21"/>
         </w:rPr>
-        <w:t xml:space="preserve">乾淨方便，適合商旅出行 清潔で便利、ビジネス旅行者に最適</w:t>
+        <w:t xml:space="preserve">川崎駅に近く、コンビニやスーパーなども近隣にある為、非常に便利です</w:t>
       </w:r>
     </w:p>
     <w:p>
@@ -4648,7 +4648,7 @@
           <w:sz w:val="21"/>
           <w:szCs w:val="21"/>
         </w:rPr>
-        <w:t xml:space="preserve">駅近で便利でした 部屋も清潔で気持ち良かったです コーヒーやお水があり嬉しかったです 駅近で便利でした 部屋も清潔...</w:t>
+        <w:t xml:space="preserve">駅前の立地で凄く便利 わからない わからない</w:t>
       </w:r>
     </w:p>
     <w:p>
@@ -4667,7 +4667,7 @@
           <w:sz w:val="21"/>
           <w:szCs w:val="21"/>
         </w:rPr>
-        <w:t xml:space="preserve">交通方便，購物方便 交通の便が良く、買い物にも便利</w:t>
+        <w:t xml:space="preserve">コンサートで横浜に来ていたのですが横浜駅周辺は高く川崎周辺で探したら駅から非常に近いホテルを発見し予約しました</w:t>
       </w:r>
     </w:p>
     <w:p>
@@ -4704,7 +4704,7 @@
           <w:sz w:val="21"/>
           <w:szCs w:val="21"/>
         </w:rPr>
-        <w:t xml:space="preserve">スタッフの対応に関するポジティブな評価も多く寄せられています。「朝食が非常に美味しく、朝食会場の接客が丁寧で素晴らしかった」といったコメントが見られます。</w:t>
+        <w:t xml:space="preserve">スタッフの対応に関するポジティブな評価も多く寄せられています。「エアコンは作動せず、フロントデスクは扇風機を使うように勧めてきましたが、気温は上がり続けました…」といったコメントが見られます。</w:t>
       </w:r>
     </w:p>
     <w:p>
@@ -5009,7 +5009,7 @@
                 <w:sz w:val="20"/>
                 <w:szCs w:val="20"/>
               </w:rPr>
-              <w:t xml:space="preserve">寒がりな私ですが、暖房も自分好みに設定できてよかったです</w:t>
+              <w:t xml:space="preserve">エアコンは作動せず、フロントデスクは扇風機を使うように勧めてきましたが、気温は上がり続けました…</w:t>
             </w:r>
           </w:p>
         </w:tc>
@@ -5043,7 +5043,7 @@
                 <w:sz w:val="20"/>
                 <w:szCs w:val="20"/>
               </w:rPr>
-              <w:t xml:space="preserve">重大・13件</w:t>
+              <w:t xml:space="preserve">重大・14件</w:t>
             </w:r>
           </w:p>
         </w:tc>
@@ -5287,7 +5287,7 @@
                 <w:sz w:val="20"/>
                 <w:szCs w:val="20"/>
               </w:rPr>
-              <w:t xml:space="preserve">エアコンは個別じゃないのか、冷風も出ず窓も開かず苦しい思いをしました 天気が良かったのもあって部屋が暑い</w:t>
+              <w:t xml:space="preserve">不快だったのは、換気のために部屋の窓を開けることができず、3月なのに部屋が蒸し暑かったことです</w:t>
             </w:r>
           </w:p>
         </w:tc>
@@ -5321,7 +5321,7 @@
                 <w:sz w:val="20"/>
                 <w:szCs w:val="20"/>
               </w:rPr>
-              <w:t xml:space="preserve">重大・8件</w:t>
+              <w:t xml:space="preserve">重大・9件</w:t>
             </w:r>
           </w:p>
         </w:tc>
@@ -5531,7 +5531,7 @@
                 <w:sz w:val="20"/>
                 <w:szCs w:val="20"/>
               </w:rPr>
-              <w:t xml:space="preserve">対応・サービスの不満</w:t>
+              <w:t xml:space="preserve">朝食の改善要望</w:t>
             </w:r>
           </w:p>
         </w:tc>
@@ -5565,7 +5565,7 @@
                 <w:sz w:val="20"/>
                 <w:szCs w:val="20"/>
               </w:rPr>
-              <w:t xml:space="preserve">夜食のルームサービスは、少し残念かなと</w:t>
+              <w:t xml:space="preserve">感覺酒店設施及服務不上檔次，房間也比較小，價格卻比大阪京都的更大面積的房間貴不少 部屋にはボトル入りの水が用意され...</w:t>
             </w:r>
           </w:p>
         </w:tc>
@@ -5670,7 +5670,7 @@
                 <w:sz w:val="20"/>
                 <w:szCs w:val="20"/>
               </w:rPr>
-              <w:t xml:space="preserve">朝食の改善要望</w:t>
+              <w:t xml:space="preserve">対応・サービスの不満</w:t>
             </w:r>
           </w:p>
         </w:tc>
@@ -5704,7 +5704,7 @@
                 <w:sz w:val="20"/>
                 <w:szCs w:val="20"/>
               </w:rPr>
-              <w:t xml:space="preserve">朝食が美味しく、和風洋風ともに品数等含めて、とても良かった</w:t>
+              <w:t xml:space="preserve">夜食のルームサービスは、少し残念かなと</w:t>
             </w:r>
           </w:p>
         </w:tc>
@@ -5738,7 +5738,7 @@
                 <w:sz w:val="20"/>
                 <w:szCs w:val="20"/>
               </w:rPr>
-              <w:t xml:space="preserve">中度・4件</w:t>
+              <w:t xml:space="preserve">重大・5件</w:t>
             </w:r>
           </w:p>
         </w:tc>
@@ -6901,7 +6901,7 @@
                 <w:sz w:val="20"/>
                 <w:szCs w:val="20"/>
               </w:rPr>
-              <w:t xml:space="preserve">8.67点</w:t>
+              <w:t xml:space="preserve">8.73点</w:t>
             </w:r>
           </w:p>
         </w:tc>
@@ -7041,7 +7041,7 @@
                 <w:sz w:val="20"/>
                 <w:szCs w:val="20"/>
               </w:rPr>
-              <w:t xml:space="preserve">81.3%</w:t>
+              <w:t xml:space="preserve">81.2%</w:t>
             </w:r>
           </w:p>
         </w:tc>
@@ -7601,7 +7601,7 @@
                 <w:sz w:val="20"/>
                 <w:szCs w:val="20"/>
               </w:rPr>
-              <w:t xml:space="preserve">約13件/期間</w:t>
+              <w:t xml:space="preserve">約14件/期間</w:t>
             </w:r>
           </w:p>
         </w:tc>
@@ -7636,7 +7636,7 @@
                 <w:sz w:val="20"/>
                 <w:szCs w:val="20"/>
               </w:rPr>
-              <w:t xml:space="preserve">6件以下</w:t>
+              <w:t xml:space="preserve">7件以下</w:t>
             </w:r>
           </w:p>
         </w:tc>
@@ -7732,7 +7732,7 @@
           <w:sz w:val="22"/>
           <w:szCs w:val="22"/>
         </w:rPr>
-        <w:t xml:space="preserve">[1] Trip.com / 10点 / 2026-03-18</w:t>
+        <w:t xml:space="preserve">[1] じゃらん / 10点 / 2026-03-20</w:t>
       </w:r>
     </w:p>
     <w:p>
@@ -7747,7 +7747,7 @@
           <w:sz w:val="21"/>
           <w:szCs w:val="21"/>
         </w:rPr>
-        <w:t xml:space="preserve">清潔で便利、ビジネス旅行者に最適。</w:t>
+        <w:t xml:space="preserve">朝ごはんが非常に美味しく、フレンチトーストやオムレツ、特製カレーなど多くの種類の中から選ぶことができます。  特に目の前で調理いただけるオムレツは最高です。  また利用させていただきます。</w:t>
       </w:r>
     </w:p>
     <w:p>
@@ -7768,7 +7768,7 @@
           <w:sz w:val="22"/>
           <w:szCs w:val="22"/>
         </w:rPr>
-        <w:t xml:space="preserve">[2] Booking.com / 8点 / 2026-03-18</w:t>
+        <w:t xml:space="preserve">[2] じゃらん / 10点 / 2026-03-20</w:t>
       </w:r>
     </w:p>
     <w:p>
@@ -7783,7 +7783,79 @@
           <w:sz w:val="21"/>
           <w:szCs w:val="21"/>
         </w:rPr>
-        <w:t xml:space="preserve">ロケーションが良い</w:t>
+        <w:t xml:space="preserve">川崎駅に近く、コンビニやスーパーなども近隣にある為、非常に便利です。館内も落ち着いた雰囲気で、快適でした。</w:t>
+      </w:r>
+    </w:p>
+    <w:p>
+      <w:pPr>
+        <w:spacing w:after="60"/>
+      </w:pPr>
+    </w:p>
+    <w:p>
+      <w:pPr>
+        <w:spacing w:after="120" w:before="200"/>
+      </w:pPr>
+      <w:r>
+        <w:rPr>
+          <w:rFonts w:ascii="Arial" w:cs="Arial" w:eastAsia="Arial" w:hAnsi="Arial"/>
+          <w:b/>
+          <w:bCs/>
+          <w:color w:val="1B3A5C"/>
+          <w:sz w:val="22"/>
+          <w:szCs w:val="22"/>
+        </w:rPr>
+        <w:t xml:space="preserve">[3] Booking.com / 10点 / 2026-03-20</w:t>
+      </w:r>
+    </w:p>
+    <w:p>
+      <w:pPr>
+        <w:spacing w:after="120" w:line="320"/>
+        <w:jc w:val="left"/>
+      </w:pPr>
+      <w:r>
+        <w:rPr>
+          <w:rFonts w:ascii="Arial" w:cs="Arial" w:eastAsia="Arial" w:hAnsi="Arial"/>
+          <w:color w:val="333333"/>
+          <w:sz w:val="21"/>
+          <w:szCs w:val="21"/>
+        </w:rPr>
+        <w:t xml:space="preserve">出車站即到，附近商場很多，不怕餓肚子。</w:t>
+      </w:r>
+    </w:p>
+    <w:p>
+      <w:pPr>
+        <w:spacing w:after="60"/>
+      </w:pPr>
+    </w:p>
+    <w:p>
+      <w:pPr>
+        <w:spacing w:after="120" w:before="200"/>
+      </w:pPr>
+      <w:r>
+        <w:rPr>
+          <w:rFonts w:ascii="Arial" w:cs="Arial" w:eastAsia="Arial" w:hAnsi="Arial"/>
+          <w:b/>
+          <w:bCs/>
+          <w:color w:val="1B3A5C"/>
+          <w:sz w:val="22"/>
+          <w:szCs w:val="22"/>
+        </w:rPr>
+        <w:t xml:space="preserve">[4] Booking.com / 9点 / 2026-03-20</w:t>
+      </w:r>
+    </w:p>
+    <w:p>
+      <w:pPr>
+        <w:spacing w:after="120" w:line="320"/>
+        <w:jc w:val="left"/>
+      </w:pPr>
+      <w:r>
+        <w:rPr>
+          <w:rFonts w:ascii="Arial" w:cs="Arial" w:eastAsia="Arial" w:hAnsi="Arial"/>
+          <w:color w:val="333333"/>
+          <w:sz w:val="21"/>
+          <w:szCs w:val="21"/>
+        </w:rPr>
+        <w:t xml:space="preserve">駅前の立地で凄く便利</w:t>
       </w:r>
     </w:p>
     <w:p>
@@ -7809,7 +7881,7 @@
           <w:sz w:val="21"/>
           <w:szCs w:val="21"/>
         </w:rPr>
-        <w:t xml:space="preserve">特に無し</w:t>
+        <w:t xml:space="preserve">わからない</w:t>
       </w:r>
     </w:p>
     <w:p>
@@ -7830,7 +7902,7 @@
           <w:sz w:val="22"/>
           <w:szCs w:val="22"/>
         </w:rPr>
-        <w:t xml:space="preserve">[3] 楽天トラベル / 10点 / 2026-03-18</w:t>
+        <w:t xml:space="preserve">[5] Trip.com / 10点 / 2026-03-20</w:t>
       </w:r>
     </w:p>
     <w:p>
@@ -7845,7 +7917,7 @@
           <w:sz w:val="21"/>
           <w:szCs w:val="21"/>
         </w:rPr>
-        <w:t xml:space="preserve">朝食が非常に美味しく、朝食会場の接客が丁寧で素晴らしかった。</w:t>
+        <w:t xml:space="preserve">コンサートで横浜に来ていたのですが横浜駅周辺は高く川崎周辺で探したら駅から非常に近いホテルを発見し予約しました。とても快適でした。</w:t>
       </w:r>
     </w:p>
     <w:p>
@@ -7866,7 +7938,7 @@
           <w:sz w:val="22"/>
           <w:szCs w:val="22"/>
         </w:rPr>
-        <w:t xml:space="preserve">[4] Trip.com / 10点 / 2026-03-18</w:t>
+        <w:t xml:space="preserve">[6] Booking.com / 6点 / 2026-03-15</w:t>
       </w:r>
     </w:p>
     <w:p>
@@ -7881,7 +7953,33 @@
           <w:sz w:val="21"/>
           <w:szCs w:val="21"/>
         </w:rPr>
-        <w:t xml:space="preserve">駅近で便利でした 部屋も清潔で気持ち良かったです コーヒーやお水があり嬉しかったです</w:t>
+        <w:t xml:space="preserve">綺麗だった</w:t>
+      </w:r>
+    </w:p>
+    <w:p>
+      <w:pPr>
+        <w:spacing w:after="120" w:line="320"/>
+        <w:jc w:val="left"/>
+      </w:pPr>
+      <w:r>
+        <w:rPr>
+          <w:rFonts w:ascii="Arial" w:cs="Arial" w:eastAsia="Arial" w:hAnsi="Arial"/>
+          <w:b/>
+          <w:bCs/>
+          <w:color w:val="C0392B"/>
+          <w:sz w:val="21"/>
+          <w:szCs w:val="21"/>
+        </w:rPr>
+        <w:t xml:space="preserve">【改善点】</w:t>
+      </w:r>
+      <w:r>
+        <w:rPr>
+          <w:rFonts w:ascii="Arial" w:cs="Arial" w:eastAsia="Arial" w:hAnsi="Arial"/>
+          <w:color w:val="333333"/>
+          <w:sz w:val="21"/>
+          <w:szCs w:val="21"/>
+        </w:rPr>
+        <w:t xml:space="preserve">空調設備があまり良くなかった</w:t>
       </w:r>
     </w:p>
     <w:p>
@@ -7902,7 +8000,7 @@
           <w:sz w:val="22"/>
           <w:szCs w:val="22"/>
         </w:rPr>
-        <w:t xml:space="preserve">[5] Google / 8点 / 2026-03-18</w:t>
+        <w:t xml:space="preserve">[7] じゃらん / 6点 / 2026-03-09</w:t>
       </w:r>
     </w:p>
     <w:p>
@@ -7917,7 +8015,7 @@
           <w:sz w:val="21"/>
           <w:szCs w:val="21"/>
         </w:rPr>
-        <w:t xml:space="preserve">出張で泊まりました。シングルルームは想像以上に狭かったです。アパホテルを思い出しました。でも寝るだけなら問題ありません。 TV画面は大きく、画面ミラーリングで私物のiPad内の動画を写し出せたり、YouTubeやネットフリックスを見れたので自宅にいるのと同じ環境でいられました。寒がりな私ですが、暖房も自分好みに設定できてよかったです。 室内の狭さ以外でネガティブな面として気づいたのは、高架を...</w:t>
+        <w:t xml:space="preserve">私の泊まった部屋は広くてとても綺麗で、女子2人で広々と泊まれました。  お風呂は部屋ですが、シャンプー等ボトルで個別に入ってるのが可愛く、残った分は他の他の旅行でも使えるので便利だと思いました。  朝ごはんはもう少し品数があると嬉しかったです。</w:t>
       </w:r>
     </w:p>
     <w:p>
@@ -7938,7 +8036,7 @@
           <w:sz w:val="22"/>
           <w:szCs w:val="22"/>
         </w:rPr>
-        <w:t xml:space="preserve">[6] Booking.com / 6点 / 2026-03-15</w:t>
+        <w:t xml:space="preserve">[8] Booking.com / 5点 / 2026-03-06</w:t>
       </w:r>
     </w:p>
     <w:p>
@@ -7953,7 +8051,7 @@
           <w:sz w:val="21"/>
           <w:szCs w:val="21"/>
         </w:rPr>
-        <w:t xml:space="preserve">綺麗だった</w:t>
+        <w:t xml:space="preserve">Good location close to JR</w:t>
       </w:r>
     </w:p>
     <w:p>
@@ -7979,7 +8077,7 @@
           <w:sz w:val="21"/>
           <w:szCs w:val="21"/>
         </w:rPr>
-        <w:t xml:space="preserve">空調設備があまり良くなかった</w:t>
+        <w:t xml:space="preserve">入口に天井照明が1つしかないため、照明が不十分です。コーヒーメーカーと湯沸かし器は部屋の奥に設置されているため、使うには携帯の懐中電灯をつけなければなりません。エアコンはセントラル空調で温度調節ができず、部屋は少し暑く感じました。以前日本で宿泊した他のホテルとは異なり、ドアの外に「起こさないで...</w:t>
       </w:r>
     </w:p>
     <w:p>
@@ -8000,7 +8098,7 @@
           <w:sz w:val="22"/>
           <w:szCs w:val="22"/>
         </w:rPr>
-        <w:t xml:space="preserve">[7] じゃらん / 6点 / 2026-03-09</w:t>
+        <w:t xml:space="preserve">[9] Booking.com / 3点 / 2026-03-06</w:t>
       </w:r>
     </w:p>
     <w:p>
@@ -8008,6 +8106,17 @@
         <w:spacing w:after="120" w:line="320"/>
         <w:jc w:val="left"/>
       </w:pPr>
+      <w:r>
+        <w:rPr>
+          <w:rFonts w:ascii="Arial" w:cs="Arial" w:eastAsia="Arial" w:hAnsi="Arial"/>
+          <w:b/>
+          <w:bCs/>
+          <w:color w:val="C0392B"/>
+          <w:sz w:val="21"/>
+          <w:szCs w:val="21"/>
+        </w:rPr>
+        <w:t xml:space="preserve">【改善点】</w:t>
+      </w:r>
       <w:r>
         <w:rPr>
           <w:rFonts w:ascii="Arial" w:cs="Arial" w:eastAsia="Arial" w:hAnsi="Arial"/>
@@ -8015,7 +8124,7 @@
           <w:sz w:val="21"/>
           <w:szCs w:val="21"/>
         </w:rPr>
-        <w:t xml:space="preserve">私の泊まった部屋は広くてとても綺麗で、女子2人で広々と泊まれました。  お風呂は部屋ですが、シャンプー等ボトルで個別に入ってるのが可愛く、残った分は他の他の旅行でも使えるので便利だと思いました。  朝ごはんはもう少し品数があると嬉しかったです。</w:t>
+        <w:t xml:space="preserve">ホテル自体は概ね良かったのですが、部屋が暑すぎて寝つきが悪かったです。冬場はセントラルエアコンから温風しか出ず、窓も（密閉式のガラスパネルのため）開けられないので、部屋を冷やす方法がありませんでした。寝具も厚手の冬用タイプだったので、毛布なしでも暑く感じました。扇風機はありましたが、温風を循環...</w:t>
       </w:r>
     </w:p>
     <w:p>
@@ -8036,7 +8145,7 @@
           <w:sz w:val="22"/>
           <w:szCs w:val="22"/>
         </w:rPr>
-        <w:t xml:space="preserve">[8] Booking.com / 5点 / 2026-03-06</w:t>
+        <w:t xml:space="preserve">[10] Booking.com / 6点 / 2026-02-23</w:t>
       </w:r>
     </w:p>
     <w:p>
@@ -8051,7 +8160,7 @@
           <w:sz w:val="21"/>
           <w:szCs w:val="21"/>
         </w:rPr>
-        <w:t xml:space="preserve">Good location close to JR</w:t>
+        <w:t xml:space="preserve">La posizione, il personale molto gentile, grandezza della stanza</w:t>
       </w:r>
     </w:p>
     <w:p>
@@ -8077,116 +8186,7 @@
           <w:sz w:val="21"/>
           <w:szCs w:val="21"/>
         </w:rPr>
-        <w:t xml:space="preserve">入口に天井照明が1つしかないため、照明が不十分です。コーヒーメーカーと湯沸かし器は部屋の奥に設置されているため、使うには携帯の懐中電灯をつけなければなりません。エアコンはセントラル空調で温度調節ができず、部屋は少し暑く感じました。以前日本で宿泊した他のホテルとは異なり、ドアの外に「起こさないで...</w:t>
-      </w:r>
-    </w:p>
-    <w:p>
-      <w:pPr>
-        <w:spacing w:after="60"/>
-      </w:pPr>
-    </w:p>
-    <w:p>
-      <w:pPr>
-        <w:spacing w:after="120" w:before="200"/>
-      </w:pPr>
-      <w:r>
-        <w:rPr>
-          <w:rFonts w:ascii="Arial" w:cs="Arial" w:eastAsia="Arial" w:hAnsi="Arial"/>
-          <w:b/>
-          <w:bCs/>
-          <w:color w:val="1B3A5C"/>
-          <w:sz w:val="22"/>
-          <w:szCs w:val="22"/>
-        </w:rPr>
-        <w:t xml:space="preserve">[9] Booking.com / 3点 / 2026-03-06</w:t>
-      </w:r>
-    </w:p>
-    <w:p>
-      <w:pPr>
-        <w:spacing w:after="120" w:line="320"/>
-        <w:jc w:val="left"/>
-      </w:pPr>
-      <w:r>
-        <w:rPr>
-          <w:rFonts w:ascii="Arial" w:cs="Arial" w:eastAsia="Arial" w:hAnsi="Arial"/>
-          <w:b/>
-          <w:bCs/>
-          <w:color w:val="C0392B"/>
-          <w:sz w:val="21"/>
-          <w:szCs w:val="21"/>
-        </w:rPr>
-        <w:t xml:space="preserve">【改善点】</w:t>
-      </w:r>
-      <w:r>
-        <w:rPr>
-          <w:rFonts w:ascii="Arial" w:cs="Arial" w:eastAsia="Arial" w:hAnsi="Arial"/>
-          <w:color w:val="333333"/>
-          <w:sz w:val="21"/>
-          <w:szCs w:val="21"/>
-        </w:rPr>
-        <w:t xml:space="preserve">ホテル自体は概ね良かったのですが、部屋が暑すぎて寝つきが悪かったです。冬場はセントラルエアコンから温風しか出ず、窓も（密閉されたガラスパネルのため）開けられないので、部屋を冷やす方法がありませんでした。寝具も厚手の冬用タイプだったので、毛布なしでも暑く感じました。扇風機はありましたが、温風を循...</w:t>
-      </w:r>
-    </w:p>
-    <w:p>
-      <w:pPr>
-        <w:spacing w:after="60"/>
-      </w:pPr>
-    </w:p>
-    <w:p>
-      <w:pPr>
-        <w:spacing w:after="120" w:before="200"/>
-      </w:pPr>
-      <w:r>
-        <w:rPr>
-          <w:rFonts w:ascii="Arial" w:cs="Arial" w:eastAsia="Arial" w:hAnsi="Arial"/>
-          <w:b/>
-          <w:bCs/>
-          <w:color w:val="1B3A5C"/>
-          <w:sz w:val="22"/>
-          <w:szCs w:val="22"/>
-        </w:rPr>
-        <w:t xml:space="preserve">[10] Booking.com / 6点 / 2026-02-23</w:t>
-      </w:r>
-    </w:p>
-    <w:p>
-      <w:pPr>
-        <w:spacing w:after="120" w:line="320"/>
-        <w:jc w:val="left"/>
-      </w:pPr>
-      <w:r>
-        <w:rPr>
-          <w:rFonts w:ascii="Arial" w:cs="Arial" w:eastAsia="Arial" w:hAnsi="Arial"/>
-          <w:color w:val="333333"/>
-          <w:sz w:val="21"/>
-          <w:szCs w:val="21"/>
-        </w:rPr>
-        <w:t xml:space="preserve">La posizione, il personale molto gentile, grandezza della stanza</w:t>
-      </w:r>
-    </w:p>
-    <w:p>
-      <w:pPr>
-        <w:spacing w:after="120" w:line="320"/>
-        <w:jc w:val="left"/>
-      </w:pPr>
-      <w:r>
-        <w:rPr>
-          <w:rFonts w:ascii="Arial" w:cs="Arial" w:eastAsia="Arial" w:hAnsi="Arial"/>
-          <w:b/>
-          <w:bCs/>
-          <w:color w:val="C0392B"/>
-          <w:sz w:val="21"/>
-          <w:szCs w:val="21"/>
-        </w:rPr>
-        <w:t xml:space="preserve">【改善点】</w:t>
-      </w:r>
-      <w:r>
-        <w:rPr>
-          <w:rFonts w:ascii="Arial" w:cs="Arial" w:eastAsia="Arial" w:hAnsi="Arial"/>
-          <w:color w:val="333333"/>
-          <w:sz w:val="21"/>
-          <w:szCs w:val="21"/>
-        </w:rPr>
-        <w:t xml:space="preserve">すべてが今となっては時代遅れに感じられますが、最悪だったのは以下の点です。- 室温の調節が不可能で、室内は（2月なのに）焼けつくように暑かった。小型のエアコンはありますが、ほとんど役に立ちません。- バスルームから絶えず繰り返される音が聞こえ、隣室なのでベッドからも聞こえてしまうのが残念です。...</w:t>
+        <w:t xml:space="preserve">すべてが今となっては時代遅れに感じられますが、最悪だったのは以下の点です。- 室温の調節が不可能で、室内は（2月なのに）地獄のように暑かった。小型のエアコンはありますが、ほとんど役に立ちません。- バスルームから絶えず繰り返される音が聞こえ、隣室なのでベッドからも聞こえてしまうのが残念です。-...</w:t>
       </w:r>
     </w:p>
     <w:p>
@@ -8251,7 +8251,7 @@
                 <w:sz w:val="21"/>
                 <w:szCs w:val="21"/>
               </w:rPr>
-              <w:t xml:space="preserve">川崎日航ホテルは、全体平均8.67点（10点換算）、高評価率81.3%という良好な顧客満足度を維持しているホテルです。特に「立地・アクセス」「スタッフの対応」が多くのゲストから高く評価されています。</w:t>
+              <w:t xml:space="preserve">川崎日航ホテルは、全体平均8.73点（10点換算）、高評価率81.2%という良好な顧客満足度を維持しているホテルです。特に「立地・アクセス」「スタッフの対応」が多くのゲストから高く評価されています。</w:t>
             </w:r>
           </w:p>
           <w:p>

--- a/納品レポート/ホテル別レポート/kawasaki_nikko_口コミ分析改善レポート.docx
+++ b/納品レポート/ホテル別レポート/kawasaki_nikko_口コミ分析改善レポート.docx
@@ -96,7 +96,7 @@
           <w:sz w:val="22"/>
           <w:szCs w:val="22"/>
         </w:rPr>
-        <w:t xml:space="preserve">レビュー総数：128件（6サイト）</w:t>
+        <w:t xml:space="preserve">レビュー総数：129件（6サイト）</w:t>
       </w:r>
     </w:p>
     <w:p>
@@ -131,7 +131,7 @@
           <w:sz w:val="20"/>
           <w:szCs w:val="20"/>
         </w:rPr>
-        <w:t xml:space="preserve">作成日：2026年3月21日</w:t>
+        <w:t xml:space="preserve">作成日：2026年3月23日</w:t>
       </w:r>
     </w:p>
     <w:p>
@@ -189,7 +189,7 @@
           <w:sz w:val="21"/>
           <w:szCs w:val="21"/>
         </w:rPr>
-        <w:t xml:space="preserve">2026年2月〜3月に各OTAサイト・口コミサイトに投稿された128件のレビューを包括的に分析しました。以下が主要な発見事項です。</w:t>
+        <w:t xml:space="preserve">2026年2月〜3月に各OTAサイト・口コミサイトに投稿された129件のレビューを包括的に分析しました。以下が主要な発見事項です。</w:t>
       </w:r>
     </w:p>
     <w:p>
@@ -261,7 +261,7 @@
                 <w:sz w:val="36"/>
                 <w:szCs w:val="36"/>
               </w:rPr>
-              <w:t xml:space="preserve">8.73</w:t>
+              <w:t xml:space="preserve">8.71</w:t>
             </w:r>
           </w:p>
         </w:tc>
@@ -310,7 +310,7 @@
                 <w:sz w:val="36"/>
                 <w:szCs w:val="36"/>
               </w:rPr>
-              <w:t xml:space="preserve">81.2%</w:t>
+              <w:t xml:space="preserve">81.4%</w:t>
             </w:r>
           </w:p>
         </w:tc>
@@ -359,7 +359,7 @@
                 <w:sz w:val="36"/>
                 <w:szCs w:val="36"/>
               </w:rPr>
-              <w:t xml:space="preserve">0.8%</w:t>
+              <w:t xml:space="preserve">1.6%</w:t>
             </w:r>
           </w:p>
         </w:tc>
@@ -408,7 +408,7 @@
                 <w:sz w:val="36"/>
                 <w:szCs w:val="36"/>
               </w:rPr>
-              <w:t xml:space="preserve">128件</w:t>
+              <w:t xml:space="preserve">129件</w:t>
             </w:r>
           </w:p>
         </w:tc>
@@ -448,7 +448,7 @@
           <w:sz w:val="21"/>
           <w:szCs w:val="21"/>
         </w:rPr>
-        <w:t xml:space="preserve">全体平均スコア8.73点（10点換算）は良好な水準であり、81.2%が高評価（8-10点）に分類されます。低評価（1-4点）は1件（0.8%）で、ゲスト満足度は良好です。Trip.com（9.74点）で特に高い評価を獲得しています。</w:t>
+        <w:t xml:space="preserve">全体平均スコア8.71点（10点換算）は良好な水準であり、81.4%が高評価（8-10点）に分類されます。低評価（1-4点）は2件（1.6%）で、ゲスト満足度は良好です。Trip.com（9.76点）で特に高い評価を獲得しています。</w:t>
       </w:r>
     </w:p>
     <w:p>
@@ -542,7 +542,7 @@
                 <w:sz w:val="20"/>
                 <w:szCs w:val="20"/>
               </w:rPr>
-              <w:t xml:space="preserve">立地・アクセス（20件以上で言及）、スタッフの対応（20件以上で言及）、快適さ・設備（20件以上で言及）</w:t>
+              <w:t xml:space="preserve">立地・アクセス（50件以上で言及）、スタッフの対応（20件以上で言及）、快適さ・設備（20件以上で言及）</w:t>
             </w:r>
           </w:p>
           <w:p>
@@ -567,7 +567,7 @@
                 <w:sz w:val="20"/>
                 <w:szCs w:val="20"/>
               </w:rPr>
-              <w:t xml:space="preserve">エアコン・空調（14件）、防音性能（10件）、窓・採光（9件）、浴室・水回り（7件）</w:t>
+              <w:t xml:space="preserve">エアコン・空調（14件）、防音性能（9件）、窓・採光（9件）、浴室・水回り（7件）</w:t>
             </w:r>
           </w:p>
           <w:p>
@@ -987,7 +987,7 @@
                 <w:sz w:val="20"/>
                 <w:szCs w:val="20"/>
               </w:rPr>
-              <w:t xml:space="preserve">27</w:t>
+              <w:t xml:space="preserve">29</w:t>
             </w:r>
           </w:p>
         </w:tc>
@@ -1021,7 +1021,7 @@
                 <w:sz w:val="20"/>
                 <w:szCs w:val="20"/>
               </w:rPr>
-              <w:t xml:space="preserve">9.74</w:t>
+              <w:t xml:space="preserve">9.76</w:t>
             </w:r>
           </w:p>
         </w:tc>
@@ -1089,7 +1089,7 @@
                 <w:sz w:val="20"/>
                 <w:szCs w:val="20"/>
               </w:rPr>
-              <w:t xml:space="preserve">9.74</w:t>
+              <w:t xml:space="preserve">9.76</w:t>
             </w:r>
           </w:p>
         </w:tc>
@@ -1716,7 +1716,7 @@
                 <w:sz w:val="20"/>
                 <w:szCs w:val="20"/>
               </w:rPr>
-              <w:t xml:space="preserve">70</w:t>
+              <w:t xml:space="preserve">68</w:t>
             </w:r>
           </w:p>
         </w:tc>
@@ -1751,7 +1751,7 @@
                 <w:sz w:val="20"/>
                 <w:szCs w:val="20"/>
               </w:rPr>
-              <w:t xml:space="preserve">8.51</w:t>
+              <w:t xml:space="preserve">8.53</w:t>
             </w:r>
           </w:p>
         </w:tc>
@@ -1821,7 +1821,7 @@
                 <w:sz w:val="20"/>
                 <w:szCs w:val="20"/>
               </w:rPr>
-              <w:t xml:space="preserve">8.51</w:t>
+              <w:t xml:space="preserve">8.53</w:t>
             </w:r>
           </w:p>
         </w:tc>
@@ -1961,7 +1961,7 @@
                 <w:sz w:val="20"/>
                 <w:szCs w:val="20"/>
               </w:rPr>
-              <w:t xml:space="preserve">16</w:t>
+              <w:t xml:space="preserve">17</w:t>
             </w:r>
           </w:p>
         </w:tc>
@@ -1995,7 +1995,7 @@
                 <w:sz w:val="20"/>
                 <w:szCs w:val="20"/>
               </w:rPr>
-              <w:t xml:space="preserve">3.94</w:t>
+              <w:t xml:space="preserve">3.76</w:t>
             </w:r>
           </w:p>
         </w:tc>
@@ -2063,7 +2063,7 @@
                 <w:sz w:val="20"/>
                 <w:szCs w:val="20"/>
               </w:rPr>
-              <w:t xml:space="preserve">7.88</w:t>
+              <w:t xml:space="preserve">7.53</w:t>
             </w:r>
           </w:p>
         </w:tc>
@@ -2418,7 +2418,7 @@
           <w:sz w:val="21"/>
           <w:szCs w:val="21"/>
         </w:rPr>
-        <w:t xml:space="preserve">評価分布は10点（43.8%）に最も多く、8点以上の高評価が81.2%を占め、高い顧客満足度を示しています。低評価（1-4点）は計1件（0.8%）です。</w:t>
+        <w:t xml:space="preserve">評価分布は10点（45.0%）に最も多く、8点以上の高評価が81.4%を占め、高い顧客満足度を示しています。低評価（1-4点）は計2件（1.6%）です。</w:t>
       </w:r>
     </w:p>
     <w:p>
@@ -2653,7 +2653,7 @@
                 <w:sz w:val="20"/>
                 <w:szCs w:val="20"/>
               </w:rPr>
-              <w:t xml:space="preserve">56</w:t>
+              <w:t xml:space="preserve">58</w:t>
             </w:r>
           </w:p>
         </w:tc>
@@ -2688,7 +2688,7 @@
                 <w:sz w:val="20"/>
                 <w:szCs w:val="20"/>
               </w:rPr>
-              <w:t xml:space="preserve">43.8%</w:t>
+              <w:t xml:space="preserve">45.0%</w:t>
             </w:r>
           </w:p>
         </w:tc>
@@ -2726,7 +2726,7 @@
                 <w:sz w:val="18"/>
                 <w:szCs w:val="18"/>
               </w:rPr>
-              <w:t xml:space="preserve"> 56件</w:t>
+              <w:t xml:space="preserve"> 58件</w:t>
             </w:r>
           </w:p>
         </w:tc>
@@ -2798,7 +2798,7 @@
                 <w:sz w:val="20"/>
                 <w:szCs w:val="20"/>
               </w:rPr>
-              <w:t xml:space="preserve">24</w:t>
+              <w:t xml:space="preserve">23</w:t>
             </w:r>
           </w:p>
         </w:tc>
@@ -2833,7 +2833,7 @@
                 <w:sz w:val="20"/>
                 <w:szCs w:val="20"/>
               </w:rPr>
-              <w:t xml:space="preserve">18.8%</w:t>
+              <w:t xml:space="preserve">17.8%</w:t>
             </w:r>
           </w:p>
         </w:tc>
@@ -2861,7 +2861,7 @@
                 <w:sz w:val="20"/>
                 <w:szCs w:val="20"/>
               </w:rPr>
-              <w:t xml:space="preserve">█████████</w:t>
+              <w:t xml:space="preserve">████████</w:t>
             </w:r>
             <w:r>
               <w:rPr>
@@ -2870,7 +2870,7 @@
                 <w:sz w:val="18"/>
                 <w:szCs w:val="18"/>
               </w:rPr>
-              <w:t xml:space="preserve"> 24件</w:t>
+              <w:t xml:space="preserve"> 23件</w:t>
             </w:r>
           </w:p>
         </w:tc>
@@ -2977,7 +2977,7 @@
                 <w:sz w:val="20"/>
                 <w:szCs w:val="20"/>
               </w:rPr>
-              <w:t xml:space="preserve">18.8%</w:t>
+              <w:t xml:space="preserve">18.6%</w:t>
             </w:r>
           </w:p>
         </w:tc>
@@ -3006,7 +3006,7 @@
                 <w:sz w:val="20"/>
                 <w:szCs w:val="20"/>
               </w:rPr>
-              <w:t xml:space="preserve">█████████</w:t>
+              <w:t xml:space="preserve">████████</w:t>
             </w:r>
             <w:r>
               <w:rPr>
@@ -3087,7 +3087,7 @@
                 <w:sz w:val="20"/>
                 <w:szCs w:val="20"/>
               </w:rPr>
-              <w:t xml:space="preserve">11</w:t>
+              <w:t xml:space="preserve">10</w:t>
             </w:r>
           </w:p>
         </w:tc>
@@ -3122,7 +3122,7 @@
                 <w:sz w:val="20"/>
                 <w:szCs w:val="20"/>
               </w:rPr>
-              <w:t xml:space="preserve">8.6%</w:t>
+              <w:t xml:space="preserve">7.8%</w:t>
             </w:r>
           </w:p>
         </w:tc>
@@ -3150,7 +3150,7 @@
                 <w:sz w:val="20"/>
                 <w:szCs w:val="20"/>
               </w:rPr>
-              <w:t xml:space="preserve">████</w:t>
+              <w:t xml:space="preserve">███</w:t>
             </w:r>
             <w:r>
               <w:rPr>
@@ -3159,7 +3159,7 @@
                 <w:sz w:val="18"/>
                 <w:szCs w:val="18"/>
               </w:rPr>
-              <w:t xml:space="preserve"> 11件</w:t>
+              <w:t xml:space="preserve"> 10件</w:t>
             </w:r>
           </w:p>
         </w:tc>
@@ -3295,7 +3295,7 @@
                 <w:sz w:val="20"/>
                 <w:szCs w:val="20"/>
               </w:rPr>
-              <w:t xml:space="preserve">████</w:t>
+              <w:t xml:space="preserve">███</w:t>
             </w:r>
             <w:r>
               <w:rPr>
@@ -3568,6 +3568,151 @@
               <w:bottom w:val="single" w:color="CCCCCC" w:sz="1"/>
               <w:right w:val="single" w:color="CCCCCC" w:sz="1"/>
             </w:tcBorders>
+            <w:tcMar>
+              <w:top w:type="dxa" w:w="80"/>
+              <w:left w:type="dxa" w:w="120"/>
+              <w:bottom w:type="dxa" w:w="80"/>
+              <w:right w:type="dxa" w:w="120"/>
+            </w:tcMar>
+          </w:tcPr>
+          <w:p>
+            <w:r>
+              <w:rPr>
+                <w:rFonts w:ascii="Arial" w:cs="Arial" w:eastAsia="Arial" w:hAnsi="Arial"/>
+                <w:color w:val="C0392B"/>
+                <w:sz w:val="20"/>
+                <w:szCs w:val="20"/>
+              </w:rPr>
+              <w:t xml:space="preserve">█</w:t>
+            </w:r>
+            <w:r>
+              <w:rPr>
+                <w:rFonts w:ascii="Arial" w:cs="Arial" w:eastAsia="Arial" w:hAnsi="Arial"/>
+                <w:color w:val="666666"/>
+                <w:sz w:val="18"/>
+                <w:szCs w:val="18"/>
+              </w:rPr>
+              <w:t xml:space="preserve"> 1件</w:t>
+            </w:r>
+          </w:p>
+        </w:tc>
+      </w:tr>
+      <w:tr>
+        <w:tc>
+          <w:tcPr>
+            <w:tcW w:type="dxa" w:w="1200"/>
+            <w:tcBorders>
+              <w:top w:val="single" w:color="CCCCCC" w:sz="1"/>
+              <w:left w:val="single" w:color="CCCCCC" w:sz="1"/>
+              <w:bottom w:val="single" w:color="CCCCCC" w:sz="1"/>
+              <w:right w:val="single" w:color="CCCCCC" w:sz="1"/>
+            </w:tcBorders>
+            <w:shd w:fill="F2F2F2" w:val="clear"/>
+            <w:tcMar>
+              <w:top w:type="dxa" w:w="80"/>
+              <w:left w:type="dxa" w:w="120"/>
+              <w:bottom w:type="dxa" w:w="80"/>
+              <w:right w:type="dxa" w:w="120"/>
+            </w:tcMar>
+            <w:vAlign w:val="center"/>
+          </w:tcPr>
+          <w:p>
+            <w:pPr>
+              <w:jc w:val="center"/>
+            </w:pPr>
+            <w:r>
+              <w:rPr>
+                <w:rFonts w:ascii="Arial" w:cs="Arial" w:eastAsia="Arial" w:hAnsi="Arial"/>
+                <w:b/>
+                <w:bCs/>
+                <w:color w:val="333333"/>
+                <w:sz w:val="20"/>
+                <w:szCs w:val="20"/>
+              </w:rPr>
+              <w:t xml:space="preserve">2</w:t>
+            </w:r>
+          </w:p>
+        </w:tc>
+        <w:tc>
+          <w:tcPr>
+            <w:tcW w:type="dxa" w:w="1200"/>
+            <w:tcBorders>
+              <w:top w:val="single" w:color="CCCCCC" w:sz="1"/>
+              <w:left w:val="single" w:color="CCCCCC" w:sz="1"/>
+              <w:bottom w:val="single" w:color="CCCCCC" w:sz="1"/>
+              <w:right w:val="single" w:color="CCCCCC" w:sz="1"/>
+            </w:tcBorders>
+            <w:shd w:fill="F2F2F2" w:val="clear"/>
+            <w:tcMar>
+              <w:top w:type="dxa" w:w="80"/>
+              <w:left w:type="dxa" w:w="120"/>
+              <w:bottom w:type="dxa" w:w="80"/>
+              <w:right w:type="dxa" w:w="120"/>
+            </w:tcMar>
+            <w:vAlign w:val="center"/>
+          </w:tcPr>
+          <w:p>
+            <w:pPr>
+              <w:jc w:val="center"/>
+            </w:pPr>
+            <w:r>
+              <w:rPr>
+                <w:rFonts w:ascii="Arial" w:cs="Arial" w:eastAsia="Arial" w:hAnsi="Arial"/>
+                <w:b w:val="false"/>
+                <w:bCs w:val="false"/>
+                <w:color w:val="333333"/>
+                <w:sz w:val="20"/>
+                <w:szCs w:val="20"/>
+              </w:rPr>
+              <w:t xml:space="preserve">1</w:t>
+            </w:r>
+          </w:p>
+        </w:tc>
+        <w:tc>
+          <w:tcPr>
+            <w:tcW w:type="dxa" w:w="1500"/>
+            <w:tcBorders>
+              <w:top w:val="single" w:color="CCCCCC" w:sz="1"/>
+              <w:left w:val="single" w:color="CCCCCC" w:sz="1"/>
+              <w:bottom w:val="single" w:color="CCCCCC" w:sz="1"/>
+              <w:right w:val="single" w:color="CCCCCC" w:sz="1"/>
+            </w:tcBorders>
+            <w:shd w:fill="F2F2F2" w:val="clear"/>
+            <w:tcMar>
+              <w:top w:type="dxa" w:w="80"/>
+              <w:left w:type="dxa" w:w="120"/>
+              <w:bottom w:type="dxa" w:w="80"/>
+              <w:right w:type="dxa" w:w="120"/>
+            </w:tcMar>
+            <w:vAlign w:val="center"/>
+          </w:tcPr>
+          <w:p>
+            <w:pPr>
+              <w:jc w:val="center"/>
+            </w:pPr>
+            <w:r>
+              <w:rPr>
+                <w:rFonts w:ascii="Arial" w:cs="Arial" w:eastAsia="Arial" w:hAnsi="Arial"/>
+                <w:b w:val="false"/>
+                <w:bCs w:val="false"/>
+                <w:color w:val="333333"/>
+                <w:sz w:val="20"/>
+                <w:szCs w:val="20"/>
+              </w:rPr>
+              <w:t xml:space="preserve">0.8%</w:t>
+            </w:r>
+          </w:p>
+        </w:tc>
+        <w:tc>
+          <w:tcPr>
+            <w:tcW w:type="dxa" w:w="5126"/>
+            <w:tcBorders>
+              <w:top w:val="single" w:color="CCCCCC" w:sz="1"/>
+              <w:left w:val="single" w:color="CCCCCC" w:sz="1"/>
+              <w:bottom w:val="single" w:color="CCCCCC" w:sz="1"/>
+              <w:right w:val="single" w:color="CCCCCC" w:sz="1"/>
+            </w:tcBorders>
+            <w:shd w:fill="F2F2F2" w:val="clear"/>
             <w:tcMar>
               <w:top w:type="dxa" w:w="80"/>
               <w:left w:type="dxa" w:w="120"/>
@@ -3668,7 +3813,7 @@
                 <w:sz w:val="24"/>
                 <w:szCs w:val="24"/>
               </w:rPr>
-              <w:t xml:space="preserve">104件（81.2%）</w:t>
+              <w:t xml:space="preserve">105件（81.4%）</w:t>
             </w:r>
           </w:p>
         </w:tc>
@@ -3719,7 +3864,7 @@
                 <w:sz w:val="24"/>
                 <w:szCs w:val="24"/>
               </w:rPr>
-              <w:t xml:space="preserve">23件（18.0%）</w:t>
+              <w:t xml:space="preserve">22件（17.1%）</w:t>
             </w:r>
           </w:p>
         </w:tc>
@@ -3770,7 +3915,7 @@
                 <w:sz w:val="24"/>
                 <w:szCs w:val="24"/>
               </w:rPr>
-              <w:t xml:space="preserve">1件（0.8%）</w:t>
+              <w:t xml:space="preserve">2件（1.6%）</w:t>
             </w:r>
           </w:p>
         </w:tc>
@@ -4009,7 +4154,7 @@
                 <w:sz w:val="20"/>
                 <w:szCs w:val="20"/>
               </w:rPr>
-              <w:t xml:space="preserve">20件以上</w:t>
+              <w:t xml:space="preserve">50件以上</w:t>
             </w:r>
           </w:p>
         </w:tc>
@@ -4044,7 +4189,7 @@
                 <w:sz w:val="20"/>
                 <w:szCs w:val="20"/>
               </w:rPr>
-              <w:t xml:space="preserve">「川崎駅に近く、コンビニやスーパーなども近隣にある為、非常に便利です」「駅前の立地で凄く便利 わからない わからない」</w:t>
+              <w:t xml:space="preserve">「立地は便利で、川崎駅のすぐそばにあるので見つけやすいです」「立地は便利で、羽田空港からもそう遠くありません」</w:t>
             </w:r>
           </w:p>
         </w:tc>
@@ -4148,7 +4293,7 @@
                 <w:sz w:val="20"/>
                 <w:szCs w:val="20"/>
               </w:rPr>
-              <w:t xml:space="preserve">「エアコンは作動せず、フロントデスクは扇風機を使うように勧めてきましたが、気温は上がり続けました…」「朝食が非常に美味しく、朝食会場の接客が丁寧で素晴らしかった」</w:t>
+              <w:t xml:space="preserve">「房間很乾凈整潔，服務員態度熱情且都會英文，很適合出遊選住 部屋は清潔で整頓されており、スタッフは親切で英語も話せた...」「このホテルは非常にケチで、受けたサービスにとても不満です」</w:t>
             </w:r>
           </w:p>
         </w:tc>
@@ -4255,7 +4400,7 @@
                 <w:sz w:val="20"/>
                 <w:szCs w:val="20"/>
               </w:rPr>
-              <w:t xml:space="preserve">「館内も落ち着いた雰囲気で、快適でした」「ホテルの設備とサービスは標準以下で、部屋もかなり狭かったのに、大阪や京都の広い部屋と比べて料金はかなり高かったです」</w:t>
+              <w:t xml:space="preserve">「アメニティも非常に便利です」「館内も落ち着いた雰囲気で、快適でした」</w:t>
             </w:r>
           </w:p>
         </w:tc>
@@ -4466,7 +4611,7 @@
                 <w:sz w:val="20"/>
                 <w:szCs w:val="20"/>
               </w:rPr>
-              <w:t xml:space="preserve">「乾淨方便，適合商旅出行 清潔で便利、ビジネス旅行者に最適」「駅近で便利でした 部屋も清潔で気持ち良かったです コーヒーやお水があり嬉しかったです 駅近で便利でした 部屋も清潔...」</w:t>
+              <w:t xml:space="preserve">「房間很乾凈整潔，服務員態度熱情且都會英文，很適合出遊選住 部屋は清潔で整頓されており、スタッフは親切で英語も話せた...」「乾淨方便，適合商旅出行 清潔で便利、ビジネス旅行者に最適」</w:t>
             </w:r>
           </w:p>
         </w:tc>
@@ -4610,7 +4755,7 @@
           <w:sz w:val="21"/>
           <w:szCs w:val="21"/>
         </w:rPr>
-        <w:t xml:space="preserve">口コミの多数で「立地・アクセス」に関するポジティブな言及が見られ、川崎日航ホテルの最大の差別化要因となっています。川崎駅に近く、コンビニやスーパーなども近隣にある為、非常に便利ですといった声が多数寄せられています。</w:t>
+        <w:t xml:space="preserve">口コミの多数で「立地・アクセス」に関するポジティブな言及が見られ、川崎日航ホテルの最大の差別化要因となっています。立地は便利で、川崎駅のすぐそばにあるので見つけやすいですといった声が多数寄せられています。</w:t>
       </w:r>
     </w:p>
     <w:p>
@@ -4629,7 +4774,7 @@
           <w:sz w:val="21"/>
           <w:szCs w:val="21"/>
         </w:rPr>
-        <w:t xml:space="preserve">川崎駅に近く、コンビニやスーパーなども近隣にある為、非常に便利です</w:t>
+        <w:t xml:space="preserve">立地は便利で、川崎駅のすぐそばにあるので見つけやすいです</w:t>
       </w:r>
     </w:p>
     <w:p>
@@ -4648,7 +4793,7 @@
           <w:sz w:val="21"/>
           <w:szCs w:val="21"/>
         </w:rPr>
-        <w:t xml:space="preserve">駅前の立地で凄く便利 わからない わからない</w:t>
+        <w:t xml:space="preserve">立地は便利で、羽田空港からもそう遠くありません</w:t>
       </w:r>
     </w:p>
     <w:p>
@@ -4667,7 +4812,7 @@
           <w:sz w:val="21"/>
           <w:szCs w:val="21"/>
         </w:rPr>
-        <w:t xml:space="preserve">コンサートで横浜に来ていたのですが横浜駅周辺は高く川崎周辺で探したら駅から非常に近いホテルを発見し予約しました</w:t>
+        <w:t xml:space="preserve">川崎駅に近く、コンビニやスーパーなども近隣にある為、非常に便利です</w:t>
       </w:r>
     </w:p>
     <w:p>
@@ -4704,7 +4849,7 @@
           <w:sz w:val="21"/>
           <w:szCs w:val="21"/>
         </w:rPr>
-        <w:t xml:space="preserve">スタッフの対応に関するポジティブな評価も多く寄せられています。「エアコンは作動せず、フロントデスクは扇風機を使うように勧めてきましたが、気温は上がり続けました…」といったコメントが見られます。</w:t>
+        <w:t xml:space="preserve">スタッフの対応に関するポジティブな評価も多く寄せられています。「房間很乾凈整潔，服務員態度熱情且都會英文，很適合出遊選住 部屋は清潔で整頓されており、スタッフは親切で英語も話せた...」といったコメントが見られます。</w:t>
       </w:r>
     </w:p>
     <w:p>
@@ -5009,7 +5154,7 @@
                 <w:sz w:val="20"/>
                 <w:szCs w:val="20"/>
               </w:rPr>
-              <w:t xml:space="preserve">エアコンは作動せず、フロントデスクは扇風機を使うように勧めてきましたが、気温は上がり続けました…</w:t>
+              <w:t xml:space="preserve">エアコンは作動せず、フロントの係員は扇風機を使うように勧めてきましたが、気温は上がり続けました…</w:t>
             </w:r>
           </w:p>
         </w:tc>
@@ -5182,7 +5327,7 @@
                 <w:sz w:val="20"/>
                 <w:szCs w:val="20"/>
               </w:rPr>
-              <w:t xml:space="preserve">重大・10件</w:t>
+              <w:t xml:space="preserve">重大・9件</w:t>
             </w:r>
           </w:p>
         </w:tc>
@@ -5531,7 +5676,7 @@
                 <w:sz w:val="20"/>
                 <w:szCs w:val="20"/>
               </w:rPr>
-              <w:t xml:space="preserve">朝食の改善要望</w:t>
+              <w:t xml:space="preserve">対応・サービスの不満</w:t>
             </w:r>
           </w:p>
         </w:tc>
@@ -5565,7 +5710,7 @@
                 <w:sz w:val="20"/>
                 <w:szCs w:val="20"/>
               </w:rPr>
-              <w:t xml:space="preserve">感覺酒店設施及服務不上檔次，房間也比較小，價格卻比大阪京都的更大面積的房間貴不少 部屋にはボトル入りの水が用意され...</w:t>
+              <w:t xml:space="preserve">房間很乾凈整潔，服務員態度熱情且都會英文，很適合出遊選住 部屋は清潔で整頓されており、スタッフは親切で英語も話せた...</w:t>
             </w:r>
           </w:p>
         </w:tc>
@@ -5599,7 +5744,7 @@
                 <w:sz w:val="20"/>
                 <w:szCs w:val="20"/>
               </w:rPr>
-              <w:t xml:space="preserve">重大・5件</w:t>
+              <w:t xml:space="preserve">重大・6件</w:t>
             </w:r>
           </w:p>
         </w:tc>
@@ -5670,7 +5815,7 @@
                 <w:sz w:val="20"/>
                 <w:szCs w:val="20"/>
               </w:rPr>
-              <w:t xml:space="preserve">対応・サービスの不満</w:t>
+              <w:t xml:space="preserve">朝食の改善要望</w:t>
             </w:r>
           </w:p>
         </w:tc>
@@ -5704,7 +5849,7 @@
                 <w:sz w:val="20"/>
                 <w:szCs w:val="20"/>
               </w:rPr>
-              <w:t xml:space="preserve">夜食のルームサービスは、少し残念かなと</w:t>
+              <w:t xml:space="preserve">感覺酒店設施及服務不上檔次，房間也比較小，價格卻比大阪京都的更大面積的房間貴不少 部屋にはボトル入りの水が用意され...</w:t>
             </w:r>
           </w:p>
         </w:tc>
@@ -6901,7 +7046,7 @@
                 <w:sz w:val="20"/>
                 <w:szCs w:val="20"/>
               </w:rPr>
-              <w:t xml:space="preserve">8.73点</w:t>
+              <w:t xml:space="preserve">8.71点</w:t>
             </w:r>
           </w:p>
         </w:tc>
@@ -7041,7 +7186,7 @@
                 <w:sz w:val="20"/>
                 <w:szCs w:val="20"/>
               </w:rPr>
-              <w:t xml:space="preserve">81.2%</w:t>
+              <w:t xml:space="preserve">81.4%</w:t>
             </w:r>
           </w:p>
         </w:tc>
@@ -7181,7 +7326,7 @@
                 <w:sz w:val="20"/>
                 <w:szCs w:val="20"/>
               </w:rPr>
-              <w:t xml:space="preserve">0.8%</w:t>
+              <w:t xml:space="preserve">1.6%</w:t>
             </w:r>
           </w:p>
         </w:tc>
@@ -7732,7 +7877,7 @@
           <w:sz w:val="22"/>
           <w:szCs w:val="22"/>
         </w:rPr>
-        <w:t xml:space="preserve">[1] じゃらん / 10点 / 2026-03-20</w:t>
+        <w:t xml:space="preserve">[1] Trip.com / 10点 / 2026-03-22</w:t>
       </w:r>
     </w:p>
     <w:p>
@@ -7747,7 +7892,7 @@
           <w:sz w:val="21"/>
           <w:szCs w:val="21"/>
         </w:rPr>
-        <w:t xml:space="preserve">朝ごはんが非常に美味しく、フレンチトーストやオムレツ、特製カレーなど多くの種類の中から選ぶことができます。  特に目の前で調理いただけるオムレツは最高です。  また利用させていただきます。</w:t>
+        <w:t xml:space="preserve">部屋は清潔で整頓されており、スタッフは親切で英語も話せたので、旅行者にとって素晴らしい選択肢だった。</w:t>
       </w:r>
     </w:p>
     <w:p>
@@ -7768,7 +7913,7 @@
           <w:sz w:val="22"/>
           <w:szCs w:val="22"/>
         </w:rPr>
-        <w:t xml:space="preserve">[2] じゃらん / 10点 / 2026-03-20</w:t>
+        <w:t xml:space="preserve">[2] Trip.com / 10点 / 2026-03-22</w:t>
       </w:r>
     </w:p>
     <w:p>
@@ -7783,7 +7928,7 @@
           <w:sz w:val="21"/>
           <w:szCs w:val="21"/>
         </w:rPr>
-        <w:t xml:space="preserve">川崎駅に近く、コンビニやスーパーなども近隣にある為、非常に便利です。館内も落ち着いた雰囲気で、快適でした。</w:t>
+        <w:t xml:space="preserve">立地は便利で、川崎駅のすぐそばにあるので見つけやすいです。部屋も他のホテルと比べて比較的広く、コストパフォーマンスに優れています。</w:t>
       </w:r>
     </w:p>
     <w:p>
@@ -7804,7 +7949,7 @@
           <w:sz w:val="22"/>
           <w:szCs w:val="22"/>
         </w:rPr>
-        <w:t xml:space="preserve">[3] Booking.com / 10点 / 2026-03-20</w:t>
+        <w:t xml:space="preserve">[3] Trip.com / 10点 / 2026-03-22</w:t>
       </w:r>
     </w:p>
     <w:p>
@@ -7819,7 +7964,7 @@
           <w:sz w:val="21"/>
           <w:szCs w:val="21"/>
         </w:rPr>
-        <w:t xml:space="preserve">出車站即到，附近商場很多，不怕餓肚子。</w:t>
+        <w:t xml:space="preserve">立地は便利で、羽田空港からもそう遠くありません。宿泊料金は都心部よりもずっと安いです。川崎は東京の中心部からそれほど遠くなく、宿泊費を大幅に節約できるので、非常にコストパフォーマンスに優れています。アメニティも非常に便利です。</w:t>
       </w:r>
     </w:p>
     <w:p>
@@ -7840,7 +7985,7 @@
           <w:sz w:val="22"/>
           <w:szCs w:val="22"/>
         </w:rPr>
-        <w:t xml:space="preserve">[4] Booking.com / 9点 / 2026-03-20</w:t>
+        <w:t xml:space="preserve">[4] じゃらん / 10点 / 2026-03-20</w:t>
       </w:r>
     </w:p>
     <w:p>
@@ -7855,7 +8000,115 @@
           <w:sz w:val="21"/>
           <w:szCs w:val="21"/>
         </w:rPr>
-        <w:t xml:space="preserve">駅前の立地で凄く便利</w:t>
+        <w:t xml:space="preserve">朝ごはんが非常に美味しく、フレンチトーストやオムレツ、特製カレーなど多くの種類の中から選ぶことができます。  特に目の前で調理いただけるオムレツは最高です。  また利用させていただきます。</w:t>
+      </w:r>
+    </w:p>
+    <w:p>
+      <w:pPr>
+        <w:spacing w:after="60"/>
+      </w:pPr>
+    </w:p>
+    <w:p>
+      <w:pPr>
+        <w:spacing w:after="120" w:before="200"/>
+      </w:pPr>
+      <w:r>
+        <w:rPr>
+          <w:rFonts w:ascii="Arial" w:cs="Arial" w:eastAsia="Arial" w:hAnsi="Arial"/>
+          <w:b/>
+          <w:bCs/>
+          <w:color w:val="1B3A5C"/>
+          <w:sz w:val="22"/>
+          <w:szCs w:val="22"/>
+        </w:rPr>
+        <w:t xml:space="preserve">[5] じゃらん / 10点 / 2026-03-20</w:t>
+      </w:r>
+    </w:p>
+    <w:p>
+      <w:pPr>
+        <w:spacing w:after="120" w:line="320"/>
+        <w:jc w:val="left"/>
+      </w:pPr>
+      <w:r>
+        <w:rPr>
+          <w:rFonts w:ascii="Arial" w:cs="Arial" w:eastAsia="Arial" w:hAnsi="Arial"/>
+          <w:color w:val="333333"/>
+          <w:sz w:val="21"/>
+          <w:szCs w:val="21"/>
+        </w:rPr>
+        <w:t xml:space="preserve">川崎駅に近く、コンビニやスーパーなども近隣にある為、非常に便利です。館内も落ち着いた雰囲気で、快適でした。</w:t>
+      </w:r>
+    </w:p>
+    <w:p>
+      <w:pPr>
+        <w:spacing w:after="60"/>
+      </w:pPr>
+    </w:p>
+    <w:p>
+      <w:pPr>
+        <w:spacing w:after="120" w:before="200"/>
+      </w:pPr>
+      <w:r>
+        <w:rPr>
+          <w:rFonts w:ascii="Arial" w:cs="Arial" w:eastAsia="Arial" w:hAnsi="Arial"/>
+          <w:b/>
+          <w:bCs/>
+          <w:color w:val="1B3A5C"/>
+          <w:sz w:val="22"/>
+          <w:szCs w:val="22"/>
+        </w:rPr>
+        <w:t xml:space="preserve">[6] Google / 2点 / 2026-03-22</w:t>
+      </w:r>
+    </w:p>
+    <w:p>
+      <w:pPr>
+        <w:spacing w:after="120" w:line="320"/>
+        <w:jc w:val="left"/>
+      </w:pPr>
+      <w:r>
+        <w:rPr>
+          <w:rFonts w:ascii="Arial" w:cs="Arial" w:eastAsia="Arial" w:hAnsi="Arial"/>
+          <w:color w:val="333333"/>
+          <w:sz w:val="21"/>
+          <w:szCs w:val="21"/>
+        </w:rPr>
+        <w:t xml:space="preserve">このホテルは非常にケチで、受けたサービスにとても不満です。本当にがっかりする経験で、サービスもひどいものでした！</w:t>
+      </w:r>
+    </w:p>
+    <w:p>
+      <w:pPr>
+        <w:spacing w:after="60"/>
+      </w:pPr>
+    </w:p>
+    <w:p>
+      <w:pPr>
+        <w:spacing w:after="120" w:before="200"/>
+      </w:pPr>
+      <w:r>
+        <w:rPr>
+          <w:rFonts w:ascii="Arial" w:cs="Arial" w:eastAsia="Arial" w:hAnsi="Arial"/>
+          <w:b/>
+          <w:bCs/>
+          <w:color w:val="1B3A5C"/>
+          <w:sz w:val="22"/>
+          <w:szCs w:val="22"/>
+        </w:rPr>
+        <w:t xml:space="preserve">[7] Booking.com / 6点 / 2026-03-15</w:t>
+      </w:r>
+    </w:p>
+    <w:p>
+      <w:pPr>
+        <w:spacing w:after="120" w:line="320"/>
+        <w:jc w:val="left"/>
+      </w:pPr>
+      <w:r>
+        <w:rPr>
+          <w:rFonts w:ascii="Arial" w:cs="Arial" w:eastAsia="Arial" w:hAnsi="Arial"/>
+          <w:color w:val="333333"/>
+          <w:sz w:val="21"/>
+          <w:szCs w:val="21"/>
+        </w:rPr>
+        <w:t xml:space="preserve">綺麗だった</w:t>
       </w:r>
     </w:p>
     <w:p>
@@ -7881,7 +8134,7 @@
           <w:sz w:val="21"/>
           <w:szCs w:val="21"/>
         </w:rPr>
-        <w:t xml:space="preserve">わからない</w:t>
+        <w:t xml:space="preserve">空調設備があまり良くなかった</w:t>
       </w:r>
     </w:p>
     <w:p>
@@ -7902,7 +8155,7 @@
           <w:sz w:val="22"/>
           <w:szCs w:val="22"/>
         </w:rPr>
-        <w:t xml:space="preserve">[5] Trip.com / 10点 / 2026-03-20</w:t>
+        <w:t xml:space="preserve">[8] じゃらん / 6点 / 2026-03-09</w:t>
       </w:r>
     </w:p>
     <w:p>
@@ -7917,7 +8170,7 @@
           <w:sz w:val="21"/>
           <w:szCs w:val="21"/>
         </w:rPr>
-        <w:t xml:space="preserve">コンサートで横浜に来ていたのですが横浜駅周辺は高く川崎周辺で探したら駅から非常に近いホテルを発見し予約しました。とても快適でした。</w:t>
+        <w:t xml:space="preserve">私の泊まった部屋は広くてとても綺麗で、女子2人で広々と泊まれました。  お風呂は部屋ですが、シャンプー等ボトルで個別に入ってるのが可愛く、残った分は他の他の旅行でも使えるので便利だと思いました。  朝ごはんはもう少し品数があると嬉しかったです。</w:t>
       </w:r>
     </w:p>
     <w:p>
@@ -7938,7 +8191,7 @@
           <w:sz w:val="22"/>
           <w:szCs w:val="22"/>
         </w:rPr>
-        <w:t xml:space="preserve">[6] Booking.com / 6点 / 2026-03-15</w:t>
+        <w:t xml:space="preserve">[9] Booking.com / 5点 / 2026-03-06</w:t>
       </w:r>
     </w:p>
     <w:p>
@@ -7953,7 +8206,7 @@
           <w:sz w:val="21"/>
           <w:szCs w:val="21"/>
         </w:rPr>
-        <w:t xml:space="preserve">綺麗だった</w:t>
+        <w:t xml:space="preserve">Good location close to JR</w:t>
       </w:r>
     </w:p>
     <w:p>
@@ -7979,7 +8232,7 @@
           <w:sz w:val="21"/>
           <w:szCs w:val="21"/>
         </w:rPr>
-        <w:t xml:space="preserve">空調設備があまり良くなかった</w:t>
+        <w:t xml:space="preserve">入口に天井照明が1つしかないため、照明が不十分です。コーヒーメーカーと湯沸かし器は部屋の奥に設置されているため、使うには携帯の懐中電灯をつけなければなりません。エアコンはセントラル空調で温度調節ができず、部屋は少し暑く感じました。以前日本で宿泊した他のホテルとは異なり、ドアの外に「起こさないで...</w:t>
       </w:r>
     </w:p>
     <w:p>
@@ -8000,58 +8253,7 @@
           <w:sz w:val="22"/>
           <w:szCs w:val="22"/>
         </w:rPr>
-        <w:t xml:space="preserve">[7] じゃらん / 6点 / 2026-03-09</w:t>
-      </w:r>
-    </w:p>
-    <w:p>
-      <w:pPr>
-        <w:spacing w:after="120" w:line="320"/>
-        <w:jc w:val="left"/>
-      </w:pPr>
-      <w:r>
-        <w:rPr>
-          <w:rFonts w:ascii="Arial" w:cs="Arial" w:eastAsia="Arial" w:hAnsi="Arial"/>
-          <w:color w:val="333333"/>
-          <w:sz w:val="21"/>
-          <w:szCs w:val="21"/>
-        </w:rPr>
-        <w:t xml:space="preserve">私の泊まった部屋は広くてとても綺麗で、女子2人で広々と泊まれました。  お風呂は部屋ですが、シャンプー等ボトルで個別に入ってるのが可愛く、残った分は他の他の旅行でも使えるので便利だと思いました。  朝ごはんはもう少し品数があると嬉しかったです。</w:t>
-      </w:r>
-    </w:p>
-    <w:p>
-      <w:pPr>
-        <w:spacing w:after="60"/>
-      </w:pPr>
-    </w:p>
-    <w:p>
-      <w:pPr>
-        <w:spacing w:after="120" w:before="200"/>
-      </w:pPr>
-      <w:r>
-        <w:rPr>
-          <w:rFonts w:ascii="Arial" w:cs="Arial" w:eastAsia="Arial" w:hAnsi="Arial"/>
-          <w:b/>
-          <w:bCs/>
-          <w:color w:val="1B3A5C"/>
-          <w:sz w:val="22"/>
-          <w:szCs w:val="22"/>
-        </w:rPr>
-        <w:t xml:space="preserve">[8] Booking.com / 5点 / 2026-03-06</w:t>
-      </w:r>
-    </w:p>
-    <w:p>
-      <w:pPr>
-        <w:spacing w:after="120" w:line="320"/>
-        <w:jc w:val="left"/>
-      </w:pPr>
-      <w:r>
-        <w:rPr>
-          <w:rFonts w:ascii="Arial" w:cs="Arial" w:eastAsia="Arial" w:hAnsi="Arial"/>
-          <w:color w:val="333333"/>
-          <w:sz w:val="21"/>
-          <w:szCs w:val="21"/>
-        </w:rPr>
-        <w:t xml:space="preserve">Good location close to JR</w:t>
+        <w:t xml:space="preserve">[10] Booking.com / 3点 / 2026-03-06</w:t>
       </w:r>
     </w:p>
     <w:p>
@@ -8077,116 +8279,7 @@
           <w:sz w:val="21"/>
           <w:szCs w:val="21"/>
         </w:rPr>
-        <w:t xml:space="preserve">入口に天井照明が1つしかないため、照明が不十分です。コーヒーメーカーと湯沸かし器は部屋の奥に設置されているため、使うには携帯の懐中電灯をつけなければなりません。エアコンはセントラル空調で温度調節ができず、部屋は少し暑く感じました。以前日本で宿泊した他のホテルとは異なり、ドアの外に「起こさないで...</w:t>
-      </w:r>
-    </w:p>
-    <w:p>
-      <w:pPr>
-        <w:spacing w:after="60"/>
-      </w:pPr>
-    </w:p>
-    <w:p>
-      <w:pPr>
-        <w:spacing w:after="120" w:before="200"/>
-      </w:pPr>
-      <w:r>
-        <w:rPr>
-          <w:rFonts w:ascii="Arial" w:cs="Arial" w:eastAsia="Arial" w:hAnsi="Arial"/>
-          <w:b/>
-          <w:bCs/>
-          <w:color w:val="1B3A5C"/>
-          <w:sz w:val="22"/>
-          <w:szCs w:val="22"/>
-        </w:rPr>
-        <w:t xml:space="preserve">[9] Booking.com / 3点 / 2026-03-06</w:t>
-      </w:r>
-    </w:p>
-    <w:p>
-      <w:pPr>
-        <w:spacing w:after="120" w:line="320"/>
-        <w:jc w:val="left"/>
-      </w:pPr>
-      <w:r>
-        <w:rPr>
-          <w:rFonts w:ascii="Arial" w:cs="Arial" w:eastAsia="Arial" w:hAnsi="Arial"/>
-          <w:b/>
-          <w:bCs/>
-          <w:color w:val="C0392B"/>
-          <w:sz w:val="21"/>
-          <w:szCs w:val="21"/>
-        </w:rPr>
-        <w:t xml:space="preserve">【改善点】</w:t>
-      </w:r>
-      <w:r>
-        <w:rPr>
-          <w:rFonts w:ascii="Arial" w:cs="Arial" w:eastAsia="Arial" w:hAnsi="Arial"/>
-          <w:color w:val="333333"/>
-          <w:sz w:val="21"/>
-          <w:szCs w:val="21"/>
-        </w:rPr>
         <w:t xml:space="preserve">ホテル自体は概ね良かったのですが、部屋が暑すぎて寝つきが悪かったです。冬場はセントラルエアコンから温風しか出ず、窓も（密閉式のガラスパネルのため）開けられないので、部屋を冷やす方法がありませんでした。寝具も厚手の冬用タイプだったので、毛布なしでも暑く感じました。扇風機はありましたが、温風を循環...</w:t>
-      </w:r>
-    </w:p>
-    <w:p>
-      <w:pPr>
-        <w:spacing w:after="60"/>
-      </w:pPr>
-    </w:p>
-    <w:p>
-      <w:pPr>
-        <w:spacing w:after="120" w:before="200"/>
-      </w:pPr>
-      <w:r>
-        <w:rPr>
-          <w:rFonts w:ascii="Arial" w:cs="Arial" w:eastAsia="Arial" w:hAnsi="Arial"/>
-          <w:b/>
-          <w:bCs/>
-          <w:color w:val="1B3A5C"/>
-          <w:sz w:val="22"/>
-          <w:szCs w:val="22"/>
-        </w:rPr>
-        <w:t xml:space="preserve">[10] Booking.com / 6点 / 2026-02-23</w:t>
-      </w:r>
-    </w:p>
-    <w:p>
-      <w:pPr>
-        <w:spacing w:after="120" w:line="320"/>
-        <w:jc w:val="left"/>
-      </w:pPr>
-      <w:r>
-        <w:rPr>
-          <w:rFonts w:ascii="Arial" w:cs="Arial" w:eastAsia="Arial" w:hAnsi="Arial"/>
-          <w:color w:val="333333"/>
-          <w:sz w:val="21"/>
-          <w:szCs w:val="21"/>
-        </w:rPr>
-        <w:t xml:space="preserve">La posizione, il personale molto gentile, grandezza della stanza</w:t>
-      </w:r>
-    </w:p>
-    <w:p>
-      <w:pPr>
-        <w:spacing w:after="120" w:line="320"/>
-        <w:jc w:val="left"/>
-      </w:pPr>
-      <w:r>
-        <w:rPr>
-          <w:rFonts w:ascii="Arial" w:cs="Arial" w:eastAsia="Arial" w:hAnsi="Arial"/>
-          <w:b/>
-          <w:bCs/>
-          <w:color w:val="C0392B"/>
-          <w:sz w:val="21"/>
-          <w:szCs w:val="21"/>
-        </w:rPr>
-        <w:t xml:space="preserve">【改善点】</w:t>
-      </w:r>
-      <w:r>
-        <w:rPr>
-          <w:rFonts w:ascii="Arial" w:cs="Arial" w:eastAsia="Arial" w:hAnsi="Arial"/>
-          <w:color w:val="333333"/>
-          <w:sz w:val="21"/>
-          <w:szCs w:val="21"/>
-        </w:rPr>
-        <w:t xml:space="preserve">すべてが今となっては時代遅れに感じられますが、最悪だったのは以下の点です。- 室温の調節が不可能で、室内は（2月なのに）地獄のように暑かった。小型のエアコンはありますが、ほとんど役に立ちません。- バスルームから絶えず繰り返される音が聞こえ、隣室なのでベッドからも聞こえてしまうのが残念です。-...</w:t>
       </w:r>
     </w:p>
     <w:p>
@@ -8251,7 +8344,7 @@
                 <w:sz w:val="21"/>
                 <w:szCs w:val="21"/>
               </w:rPr>
-              <w:t xml:space="preserve">川崎日航ホテルは、全体平均8.73点（10点換算）、高評価率81.2%という良好な顧客満足度を維持しているホテルです。特に「立地・アクセス」「スタッフの対応」が多くのゲストから高く評価されています。</w:t>
+              <w:t xml:space="preserve">川崎日航ホテルは、全体平均8.71点（10点換算）、高評価率81.4%という良好な顧客満足度を維持しているホテルです。特に「立地・アクセス」「スタッフの対応」が多くのゲストから高く評価されています。</w:t>
             </w:r>
           </w:p>
           <w:p>

--- a/納品レポート/ホテル別レポート/kawasaki_nikko_口コミ分析改善レポート.docx
+++ b/納品レポート/ホテル別レポート/kawasaki_nikko_口コミ分析改善レポート.docx
@@ -131,7 +131,7 @@
           <w:sz w:val="20"/>
           <w:szCs w:val="20"/>
         </w:rPr>
-        <w:t xml:space="preserve">作成日：2026年3月23日</w:t>
+        <w:t xml:space="preserve">作成日：2026年3月24日</w:t>
       </w:r>
     </w:p>
     <w:p>
@@ -261,7 +261,7 @@
                 <w:sz w:val="36"/>
                 <w:szCs w:val="36"/>
               </w:rPr>
-              <w:t xml:space="preserve">8.71</w:t>
+              <w:t xml:space="preserve">8.68</w:t>
             </w:r>
           </w:p>
         </w:tc>
@@ -448,7 +448,7 @@
           <w:sz w:val="21"/>
           <w:szCs w:val="21"/>
         </w:rPr>
-        <w:t xml:space="preserve">全体平均スコア8.71点（10点換算）は良好な水準であり、81.4%が高評価（8-10点）に分類されます。低評価（1-4点）は2件（1.6%）で、ゲスト満足度は良好です。Trip.com（9.76点）で特に高い評価を獲得しています。</w:t>
+        <w:t xml:space="preserve">全体平均スコア8.68点（10点換算）は良好な水準であり、81.4%が高評価（8-10点）に分類されます。低評価（1-4点）は2件（1.6%）で、ゲスト満足度は良好です。Trip.com（9.67点）で特に高い評価を獲得しています。</w:t>
       </w:r>
     </w:p>
     <w:p>
@@ -567,7 +567,7 @@
                 <w:sz w:val="20"/>
                 <w:szCs w:val="20"/>
               </w:rPr>
-              <w:t xml:space="preserve">エアコン・空調（14件）、防音性能（9件）、窓・採光（9件）、浴室・水回り（7件）</w:t>
+              <w:t xml:space="preserve">エアコン・空調（14件）、防音性能（9件）、浴室・水回り（8件）、窓・採光（8件）</w:t>
             </w:r>
           </w:p>
           <w:p>
@@ -987,7 +987,7 @@
                 <w:sz w:val="20"/>
                 <w:szCs w:val="20"/>
               </w:rPr>
-              <w:t xml:space="preserve">29</w:t>
+              <w:t xml:space="preserve">30</w:t>
             </w:r>
           </w:p>
         </w:tc>
@@ -1021,7 +1021,7 @@
                 <w:sz w:val="20"/>
                 <w:szCs w:val="20"/>
               </w:rPr>
-              <w:t xml:space="preserve">9.76</w:t>
+              <w:t xml:space="preserve">9.67</w:t>
             </w:r>
           </w:p>
         </w:tc>
@@ -1089,7 +1089,7 @@
                 <w:sz w:val="20"/>
                 <w:szCs w:val="20"/>
               </w:rPr>
-              <w:t xml:space="preserve">9.76</w:t>
+              <w:t xml:space="preserve">9.67</w:t>
             </w:r>
           </w:p>
         </w:tc>
@@ -1474,7 +1474,7 @@
                 <w:sz w:val="20"/>
                 <w:szCs w:val="20"/>
               </w:rPr>
-              <w:t xml:space="preserve">6</w:t>
+              <w:t xml:space="preserve">5</w:t>
             </w:r>
           </w:p>
         </w:tc>
@@ -1508,7 +1508,7 @@
                 <w:sz w:val="20"/>
                 <w:szCs w:val="20"/>
               </w:rPr>
-              <w:t xml:space="preserve">4.5</w:t>
+              <w:t xml:space="preserve">4.4</w:t>
             </w:r>
           </w:p>
         </w:tc>
@@ -1576,7 +1576,7 @@
                 <w:sz w:val="20"/>
                 <w:szCs w:val="20"/>
               </w:rPr>
-              <w:t xml:space="preserve">9</w:t>
+              <w:t xml:space="preserve">8.8</w:t>
             </w:r>
           </w:p>
         </w:tc>
@@ -1644,7 +1644,7 @@
                 <w:sz w:val="20"/>
                 <w:szCs w:val="20"/>
               </w:rPr>
-              <w:t xml:space="preserve">優秀</w:t>
+              <w:t xml:space="preserve">良好</w:t>
             </w:r>
           </w:p>
         </w:tc>
@@ -1716,7 +1716,7 @@
                 <w:sz w:val="20"/>
                 <w:szCs w:val="20"/>
               </w:rPr>
-              <w:t xml:space="preserve">68</w:t>
+              <w:t xml:space="preserve">67</w:t>
             </w:r>
           </w:p>
         </w:tc>
@@ -1751,7 +1751,7 @@
                 <w:sz w:val="20"/>
                 <w:szCs w:val="20"/>
               </w:rPr>
-              <w:t xml:space="preserve">8.53</w:t>
+              <w:t xml:space="preserve">8.61</w:t>
             </w:r>
           </w:p>
         </w:tc>
@@ -1821,7 +1821,7 @@
                 <w:sz w:val="20"/>
                 <w:szCs w:val="20"/>
               </w:rPr>
-              <w:t xml:space="preserve">8.53</w:t>
+              <w:t xml:space="preserve">8.61</w:t>
             </w:r>
           </w:p>
         </w:tc>
@@ -1961,7 +1961,7 @@
                 <w:sz w:val="20"/>
                 <w:szCs w:val="20"/>
               </w:rPr>
-              <w:t xml:space="preserve">17</w:t>
+              <w:t xml:space="preserve">18</w:t>
             </w:r>
           </w:p>
         </w:tc>
@@ -1995,7 +1995,7 @@
                 <w:sz w:val="20"/>
                 <w:szCs w:val="20"/>
               </w:rPr>
-              <w:t xml:space="preserve">3.76</w:t>
+              <w:t xml:space="preserve">3.61</w:t>
             </w:r>
           </w:p>
         </w:tc>
@@ -2063,7 +2063,7 @@
                 <w:sz w:val="20"/>
                 <w:szCs w:val="20"/>
               </w:rPr>
-              <w:t xml:space="preserve">7.53</w:t>
+              <w:t xml:space="preserve">7.22</w:t>
             </w:r>
           </w:p>
         </w:tc>
@@ -2418,7 +2418,7 @@
           <w:sz w:val="21"/>
           <w:szCs w:val="21"/>
         </w:rPr>
-        <w:t xml:space="preserve">評価分布は10点（45.0%）に最も多く、8点以上の高評価が81.4%を占め、高い顧客満足度を示しています。低評価（1-4点）は計2件（1.6%）です。</w:t>
+        <w:t xml:space="preserve">評価分布は10点（43.4%）に最も多く、8点以上の高評価が81.4%を占め、高い顧客満足度を示しています。低評価（1-4点）は計2件（1.6%）です。</w:t>
       </w:r>
     </w:p>
     <w:p>
@@ -2653,7 +2653,7 @@
                 <w:sz w:val="20"/>
                 <w:szCs w:val="20"/>
               </w:rPr>
-              <w:t xml:space="preserve">58</w:t>
+              <w:t xml:space="preserve">56</w:t>
             </w:r>
           </w:p>
         </w:tc>
@@ -2688,7 +2688,7 @@
                 <w:sz w:val="20"/>
                 <w:szCs w:val="20"/>
               </w:rPr>
-              <w:t xml:space="preserve">45.0%</w:t>
+              <w:t xml:space="preserve">43.4%</w:t>
             </w:r>
           </w:p>
         </w:tc>
@@ -2726,7 +2726,7 @@
                 <w:sz w:val="18"/>
                 <w:szCs w:val="18"/>
               </w:rPr>
-              <w:t xml:space="preserve"> 58件</w:t>
+              <w:t xml:space="preserve"> 56件</w:t>
             </w:r>
           </w:p>
         </w:tc>
@@ -2798,7 +2798,7 @@
                 <w:sz w:val="20"/>
                 <w:szCs w:val="20"/>
               </w:rPr>
-              <w:t xml:space="preserve">23</w:t>
+              <w:t xml:space="preserve">24</w:t>
             </w:r>
           </w:p>
         </w:tc>
@@ -2833,7 +2833,7 @@
                 <w:sz w:val="20"/>
                 <w:szCs w:val="20"/>
               </w:rPr>
-              <w:t xml:space="preserve">17.8%</w:t>
+              <w:t xml:space="preserve">18.6%</w:t>
             </w:r>
           </w:p>
         </w:tc>
@@ -2861,7 +2861,7 @@
                 <w:sz w:val="20"/>
                 <w:szCs w:val="20"/>
               </w:rPr>
-              <w:t xml:space="preserve">████████</w:t>
+              <w:t xml:space="preserve">█████████</w:t>
             </w:r>
             <w:r>
               <w:rPr>
@@ -2870,7 +2870,7 @@
                 <w:sz w:val="18"/>
                 <w:szCs w:val="18"/>
               </w:rPr>
-              <w:t xml:space="preserve"> 23件</w:t>
+              <w:t xml:space="preserve"> 24件</w:t>
             </w:r>
           </w:p>
         </w:tc>
@@ -2942,7 +2942,7 @@
                 <w:sz w:val="20"/>
                 <w:szCs w:val="20"/>
               </w:rPr>
-              <w:t xml:space="preserve">24</w:t>
+              <w:t xml:space="preserve">25</w:t>
             </w:r>
           </w:p>
         </w:tc>
@@ -2977,7 +2977,7 @@
                 <w:sz w:val="20"/>
                 <w:szCs w:val="20"/>
               </w:rPr>
-              <w:t xml:space="preserve">18.6%</w:t>
+              <w:t xml:space="preserve">19.4%</w:t>
             </w:r>
           </w:p>
         </w:tc>
@@ -3006,7 +3006,7 @@
                 <w:sz w:val="20"/>
                 <w:szCs w:val="20"/>
               </w:rPr>
-              <w:t xml:space="preserve">████████</w:t>
+              <w:t xml:space="preserve">█████████</w:t>
             </w:r>
             <w:r>
               <w:rPr>
@@ -3015,7 +3015,7 @@
                 <w:sz w:val="18"/>
                 <w:szCs w:val="18"/>
               </w:rPr>
-              <w:t xml:space="preserve"> 24件</w:t>
+              <w:t xml:space="preserve"> 25件</w:t>
             </w:r>
           </w:p>
         </w:tc>
@@ -3150,7 +3150,7 @@
                 <w:sz w:val="20"/>
                 <w:szCs w:val="20"/>
               </w:rPr>
-              <w:t xml:space="preserve">███</w:t>
+              <w:t xml:space="preserve">████</w:t>
             </w:r>
             <w:r>
               <w:rPr>
@@ -3295,7 +3295,7 @@
                 <w:sz w:val="20"/>
                 <w:szCs w:val="20"/>
               </w:rPr>
-              <w:t xml:space="preserve">███</w:t>
+              <w:t xml:space="preserve">████</w:t>
             </w:r>
             <w:r>
               <w:rPr>
@@ -3463,29 +3463,29 @@
               <w:bottom w:val="single" w:color="CCCCCC" w:sz="1"/>
               <w:right w:val="single" w:color="CCCCCC" w:sz="1"/>
             </w:tcBorders>
-            <w:shd w:fill="FFFFFF" w:val="clear"/>
-            <w:tcMar>
-              <w:top w:type="dxa" w:w="80"/>
-              <w:left w:type="dxa" w:w="120"/>
-              <w:bottom w:type="dxa" w:w="80"/>
-              <w:right w:type="dxa" w:w="120"/>
-            </w:tcMar>
-            <w:vAlign w:val="center"/>
-          </w:tcPr>
-          <w:p>
-            <w:pPr>
-              <w:jc w:val="center"/>
-            </w:pPr>
-            <w:r>
-              <w:rPr>
-                <w:rFonts w:ascii="Arial" w:cs="Arial" w:eastAsia="Arial" w:hAnsi="Arial"/>
-                <w:b/>
-                <w:bCs/>
-                <w:color w:val="333333"/>
-                <w:sz w:val="20"/>
-                <w:szCs w:val="20"/>
-              </w:rPr>
-              <w:t xml:space="preserve">3</w:t>
+            <w:shd w:fill="F2F2F2" w:val="clear"/>
+            <w:tcMar>
+              <w:top w:type="dxa" w:w="80"/>
+              <w:left w:type="dxa" w:w="120"/>
+              <w:bottom w:type="dxa" w:w="80"/>
+              <w:right w:type="dxa" w:w="120"/>
+            </w:tcMar>
+            <w:vAlign w:val="center"/>
+          </w:tcPr>
+          <w:p>
+            <w:pPr>
+              <w:jc w:val="center"/>
+            </w:pPr>
+            <w:r>
+              <w:rPr>
+                <w:rFonts w:ascii="Arial" w:cs="Arial" w:eastAsia="Arial" w:hAnsi="Arial"/>
+                <w:b/>
+                <w:bCs/>
+                <w:color w:val="333333"/>
+                <w:sz w:val="20"/>
+                <w:szCs w:val="20"/>
+              </w:rPr>
+              <w:t xml:space="preserve">2</w:t>
             </w:r>
           </w:p>
         </w:tc>
@@ -3498,7 +3498,7 @@
               <w:bottom w:val="single" w:color="CCCCCC" w:sz="1"/>
               <w:right w:val="single" w:color="CCCCCC" w:sz="1"/>
             </w:tcBorders>
-            <w:shd w:fill="FFFFFF" w:val="clear"/>
+            <w:shd w:fill="F2F2F2" w:val="clear"/>
             <w:tcMar>
               <w:top w:type="dxa" w:w="80"/>
               <w:left w:type="dxa" w:w="120"/>
@@ -3520,7 +3520,7 @@
                 <w:sz w:val="20"/>
                 <w:szCs w:val="20"/>
               </w:rPr>
-              <w:t xml:space="preserve">1</w:t>
+              <w:t xml:space="preserve">2</w:t>
             </w:r>
           </w:p>
         </w:tc>
@@ -3533,7 +3533,7 @@
               <w:bottom w:val="single" w:color="CCCCCC" w:sz="1"/>
               <w:right w:val="single" w:color="CCCCCC" w:sz="1"/>
             </w:tcBorders>
-            <w:shd w:fill="FFFFFF" w:val="clear"/>
+            <w:shd w:fill="F2F2F2" w:val="clear"/>
             <w:tcMar>
               <w:top w:type="dxa" w:w="80"/>
               <w:left w:type="dxa" w:w="120"/>
@@ -3555,7 +3555,7 @@
                 <w:sz w:val="20"/>
                 <w:szCs w:val="20"/>
               </w:rPr>
-              <w:t xml:space="preserve">0.8%</w:t>
+              <w:t xml:space="preserve">1.6%</w:t>
             </w:r>
           </w:p>
         </w:tc>
@@ -3568,6 +3568,7 @@
               <w:bottom w:val="single" w:color="CCCCCC" w:sz="1"/>
               <w:right w:val="single" w:color="CCCCCC" w:sz="1"/>
             </w:tcBorders>
+            <w:shd w:fill="F2F2F2" w:val="clear"/>
             <w:tcMar>
               <w:top w:type="dxa" w:w="80"/>
               <w:left w:type="dxa" w:w="120"/>
@@ -3592,152 +3593,7 @@
                 <w:sz w:val="18"/>
                 <w:szCs w:val="18"/>
               </w:rPr>
-              <w:t xml:space="preserve"> 1件</w:t>
-            </w:r>
-          </w:p>
-        </w:tc>
-      </w:tr>
-      <w:tr>
-        <w:tc>
-          <w:tcPr>
-            <w:tcW w:type="dxa" w:w="1200"/>
-            <w:tcBorders>
-              <w:top w:val="single" w:color="CCCCCC" w:sz="1"/>
-              <w:left w:val="single" w:color="CCCCCC" w:sz="1"/>
-              <w:bottom w:val="single" w:color="CCCCCC" w:sz="1"/>
-              <w:right w:val="single" w:color="CCCCCC" w:sz="1"/>
-            </w:tcBorders>
-            <w:shd w:fill="F2F2F2" w:val="clear"/>
-            <w:tcMar>
-              <w:top w:type="dxa" w:w="80"/>
-              <w:left w:type="dxa" w:w="120"/>
-              <w:bottom w:type="dxa" w:w="80"/>
-              <w:right w:type="dxa" w:w="120"/>
-            </w:tcMar>
-            <w:vAlign w:val="center"/>
-          </w:tcPr>
-          <w:p>
-            <w:pPr>
-              <w:jc w:val="center"/>
-            </w:pPr>
-            <w:r>
-              <w:rPr>
-                <w:rFonts w:ascii="Arial" w:cs="Arial" w:eastAsia="Arial" w:hAnsi="Arial"/>
-                <w:b/>
-                <w:bCs/>
-                <w:color w:val="333333"/>
-                <w:sz w:val="20"/>
-                <w:szCs w:val="20"/>
-              </w:rPr>
-              <w:t xml:space="preserve">2</w:t>
-            </w:r>
-          </w:p>
-        </w:tc>
-        <w:tc>
-          <w:tcPr>
-            <w:tcW w:type="dxa" w:w="1200"/>
-            <w:tcBorders>
-              <w:top w:val="single" w:color="CCCCCC" w:sz="1"/>
-              <w:left w:val="single" w:color="CCCCCC" w:sz="1"/>
-              <w:bottom w:val="single" w:color="CCCCCC" w:sz="1"/>
-              <w:right w:val="single" w:color="CCCCCC" w:sz="1"/>
-            </w:tcBorders>
-            <w:shd w:fill="F2F2F2" w:val="clear"/>
-            <w:tcMar>
-              <w:top w:type="dxa" w:w="80"/>
-              <w:left w:type="dxa" w:w="120"/>
-              <w:bottom w:type="dxa" w:w="80"/>
-              <w:right w:type="dxa" w:w="120"/>
-            </w:tcMar>
-            <w:vAlign w:val="center"/>
-          </w:tcPr>
-          <w:p>
-            <w:pPr>
-              <w:jc w:val="center"/>
-            </w:pPr>
-            <w:r>
-              <w:rPr>
-                <w:rFonts w:ascii="Arial" w:cs="Arial" w:eastAsia="Arial" w:hAnsi="Arial"/>
-                <w:b w:val="false"/>
-                <w:bCs w:val="false"/>
-                <w:color w:val="333333"/>
-                <w:sz w:val="20"/>
-                <w:szCs w:val="20"/>
-              </w:rPr>
-              <w:t xml:space="preserve">1</w:t>
-            </w:r>
-          </w:p>
-        </w:tc>
-        <w:tc>
-          <w:tcPr>
-            <w:tcW w:type="dxa" w:w="1500"/>
-            <w:tcBorders>
-              <w:top w:val="single" w:color="CCCCCC" w:sz="1"/>
-              <w:left w:val="single" w:color="CCCCCC" w:sz="1"/>
-              <w:bottom w:val="single" w:color="CCCCCC" w:sz="1"/>
-              <w:right w:val="single" w:color="CCCCCC" w:sz="1"/>
-            </w:tcBorders>
-            <w:shd w:fill="F2F2F2" w:val="clear"/>
-            <w:tcMar>
-              <w:top w:type="dxa" w:w="80"/>
-              <w:left w:type="dxa" w:w="120"/>
-              <w:bottom w:type="dxa" w:w="80"/>
-              <w:right w:type="dxa" w:w="120"/>
-            </w:tcMar>
-            <w:vAlign w:val="center"/>
-          </w:tcPr>
-          <w:p>
-            <w:pPr>
-              <w:jc w:val="center"/>
-            </w:pPr>
-            <w:r>
-              <w:rPr>
-                <w:rFonts w:ascii="Arial" w:cs="Arial" w:eastAsia="Arial" w:hAnsi="Arial"/>
-                <w:b w:val="false"/>
-                <w:bCs w:val="false"/>
-                <w:color w:val="333333"/>
-                <w:sz w:val="20"/>
-                <w:szCs w:val="20"/>
-              </w:rPr>
-              <w:t xml:space="preserve">0.8%</w:t>
-            </w:r>
-          </w:p>
-        </w:tc>
-        <w:tc>
-          <w:tcPr>
-            <w:tcW w:type="dxa" w:w="5126"/>
-            <w:tcBorders>
-              <w:top w:val="single" w:color="CCCCCC" w:sz="1"/>
-              <w:left w:val="single" w:color="CCCCCC" w:sz="1"/>
-              <w:bottom w:val="single" w:color="CCCCCC" w:sz="1"/>
-              <w:right w:val="single" w:color="CCCCCC" w:sz="1"/>
-            </w:tcBorders>
-            <w:shd w:fill="F2F2F2" w:val="clear"/>
-            <w:tcMar>
-              <w:top w:type="dxa" w:w="80"/>
-              <w:left w:type="dxa" w:w="120"/>
-              <w:bottom w:type="dxa" w:w="80"/>
-              <w:right w:type="dxa" w:w="120"/>
-            </w:tcMar>
-          </w:tcPr>
-          <w:p>
-            <w:r>
-              <w:rPr>
-                <w:rFonts w:ascii="Arial" w:cs="Arial" w:eastAsia="Arial" w:hAnsi="Arial"/>
-                <w:color w:val="C0392B"/>
-                <w:sz w:val="20"/>
-                <w:szCs w:val="20"/>
-              </w:rPr>
-              <w:t xml:space="preserve">█</w:t>
-            </w:r>
-            <w:r>
-              <w:rPr>
-                <w:rFonts w:ascii="Arial" w:cs="Arial" w:eastAsia="Arial" w:hAnsi="Arial"/>
-                <w:color w:val="666666"/>
-                <w:sz w:val="18"/>
-                <w:szCs w:val="18"/>
-              </w:rPr>
-              <w:t xml:space="preserve"> 1件</w:t>
+              <w:t xml:space="preserve"> 2件</w:t>
             </w:r>
           </w:p>
         </w:tc>
@@ -4189,7 +4045,7 @@
                 <w:sz w:val="20"/>
                 <w:szCs w:val="20"/>
               </w:rPr>
-              <w:t xml:space="preserve">「立地は便利で、川崎駅のすぐそばにあるので見つけやすいです」「立地は便利で、羽田空港からもそう遠くありません」</w:t>
+              <w:t xml:space="preserve">「位置方便，乘JR或京急都可以，酒店早餐ok,如果能夠提供自助洗衣服務就更好 立地は便利で、JR線や京急線が利用できます」「JR駅のすぐそばに位置し、東京駅まで徒歩わずか20分、羽田空港までは電車で30分です」</w:t>
             </w:r>
           </w:p>
         </w:tc>
@@ -4293,7 +4149,7 @@
                 <w:sz w:val="20"/>
                 <w:szCs w:val="20"/>
               </w:rPr>
-              <w:t xml:space="preserve">「房間很乾凈整潔，服務員態度熱情且都會英文，很適合出遊選住 部屋は清潔で整頓されており、スタッフは親切で英語も話せた...」「このホテルは非常にケチで、受けたサービスにとても不満です」</w:t>
+              <w:t xml:space="preserve">「ホテルの朝食はまあまあですが、セルフサービスのランドリー設備があればさらに良いでしょう」「このホテルは一流のサービスを提供しており、スタッフは礼儀正しく、ほとんどのスタッフが英語を話します」</w:t>
             </w:r>
           </w:p>
         </w:tc>
@@ -4400,7 +4256,7 @@
                 <w:sz w:val="20"/>
                 <w:szCs w:val="20"/>
               </w:rPr>
-              <w:t xml:space="preserve">「アメニティも非常に便利です」「館内も落ち着いた雰囲気で、快適でした」</w:t>
+              <w:t xml:space="preserve">「ホテルの朝食はまあまあですが、セルフサービスのランドリー設備があればさらに良いでしょう」「客室は15～30平方メートルで、ほとんどの部屋から市街の景色を眺めることができ、広々とした快適な空間となっています」</w:t>
             </w:r>
           </w:p>
         </w:tc>
@@ -4504,7 +4360,7 @@
                 <w:sz w:val="20"/>
                 <w:szCs w:val="20"/>
               </w:rPr>
-              <w:t xml:space="preserve">「朝ごはんが非常に美味しく、フレンチトーストやオムレツ、特製カレーなど多くの種類の中から選ぶことができます」「感覺酒店設施及服務不上檔次，房間也比較小，價格卻比大阪京都的更大面積的房間貴不少 部屋にはボトル入りの水が用意され...」</w:t>
+              <w:t xml:space="preserve">「ホテルの朝食はまあまあですが、セルフサービスのランドリー設備があればさらに良いでしょう」「朝ごはんが非常に美味しく、フレンチトーストやオムレツ、特製カレーなど多くの種類の中から選ぶことができます」</w:t>
             </w:r>
           </w:p>
         </w:tc>
@@ -4611,7 +4467,7 @@
                 <w:sz w:val="20"/>
                 <w:szCs w:val="20"/>
               </w:rPr>
-              <w:t xml:space="preserve">「房間很乾凈整潔，服務員態度熱情且都會英文，很適合出遊選住 部屋は清潔で整頓されており、スタッフは親切で英語も話せた...」「乾淨方便，適合商旅出行 清潔で便利、ビジネス旅行者に最適」</w:t>
+              <w:t xml:space="preserve">「周辺には、行き届いたサービスを提供する魅力的な地元の飲食店をはじめ、多くのレストランがあります」「房間很乾凈整潔，服務員態度熱情且都會英文，很適合出遊選住 部屋は清潔で整頓されており、スタッフは親切で英語も話せた...」</w:t>
             </w:r>
           </w:p>
         </w:tc>
@@ -4715,7 +4571,7 @@
                 <w:sz w:val="20"/>
                 <w:szCs w:val="20"/>
               </w:rPr>
-              <w:t xml:space="preserve">「川崎駅に近く、コンビニやスーパーなども近隣にある為、非常に便利です」「交通方便，購物方便 交通の便が良く、買い物にも便利」</w:t>
+              <w:t xml:space="preserve">「周辺には、行き届いたサービスを提供する魅力的な地元の飲食店をはじめ、多くのレストランがあります」「川崎駅に近く、コンビニやスーパーなども近隣にある為、非常に便利です」</w:t>
             </w:r>
           </w:p>
         </w:tc>
@@ -4755,7 +4611,7 @@
           <w:sz w:val="21"/>
           <w:szCs w:val="21"/>
         </w:rPr>
-        <w:t xml:space="preserve">口コミの多数で「立地・アクセス」に関するポジティブな言及が見られ、川崎日航ホテルの最大の差別化要因となっています。立地は便利で、川崎駅のすぐそばにあるので見つけやすいですといった声が多数寄せられています。</w:t>
+        <w:t xml:space="preserve">口コミの多数で「立地・アクセス」に関するポジティブな言及が見られ、川崎日航ホテルの最大の差別化要因となっています。位置方便，乘JR或京急都可以，酒店早餐ok,如果能夠提供自助洗衣服務就更好 立地は便利で、JR線や京急線が利用できますといった声が多数寄せられています。</w:t>
       </w:r>
     </w:p>
     <w:p>
@@ -4774,7 +4630,7 @@
           <w:sz w:val="21"/>
           <w:szCs w:val="21"/>
         </w:rPr>
-        <w:t xml:space="preserve">立地は便利で、川崎駅のすぐそばにあるので見つけやすいです</w:t>
+        <w:t xml:space="preserve">位置方便，乘JR或京急都可以，酒店早餐ok,如果能夠提供自助洗衣服務就更好 立地は便利で、JR線や京急線が利用できます</w:t>
       </w:r>
     </w:p>
     <w:p>
@@ -4793,7 +4649,7 @@
           <w:sz w:val="21"/>
           <w:szCs w:val="21"/>
         </w:rPr>
-        <w:t xml:space="preserve">立地は便利で、羽田空港からもそう遠くありません</w:t>
+        <w:t xml:space="preserve">JR駅のすぐそばに位置し、東京駅まで徒歩わずか20分、羽田空港までは電車で30分です</w:t>
       </w:r>
     </w:p>
     <w:p>
@@ -4812,7 +4668,7 @@
           <w:sz w:val="21"/>
           <w:szCs w:val="21"/>
         </w:rPr>
-        <w:t xml:space="preserve">川崎駅に近く、コンビニやスーパーなども近隣にある為、非常に便利です</w:t>
+        <w:t xml:space="preserve">立地は便利で、川崎駅のすぐそばにあるので見つけやすいです</w:t>
       </w:r>
     </w:p>
     <w:p>
@@ -4849,7 +4705,7 @@
           <w:sz w:val="21"/>
           <w:szCs w:val="21"/>
         </w:rPr>
-        <w:t xml:space="preserve">スタッフの対応に関するポジティブな評価も多く寄せられています。「房間很乾凈整潔，服務員態度熱情且都會英文，很適合出遊選住 部屋は清潔で整頓されており、スタッフは親切で英語も話せた...」といったコメントが見られます。</w:t>
+        <w:t xml:space="preserve">スタッフの対応に関するポジティブな評価も多く寄せられています。「ホテルの朝食はまあまあですが、セルフサービスのランドリー設備があればさらに良いでしょう」といったコメントが見られます。</w:t>
       </w:r>
     </w:p>
     <w:p>
@@ -5154,7 +5010,7 @@
                 <w:sz w:val="20"/>
                 <w:szCs w:val="20"/>
               </w:rPr>
-              <w:t xml:space="preserve">エアコンは作動せず、フロントの係員は扇風機を使うように勧めてきましたが、気温は上がり続けました…</w:t>
+              <w:t xml:space="preserve">This hotel is very stingy , I am very unhappy with the se...</w:t>
             </w:r>
           </w:p>
         </w:tc>
@@ -5398,7 +5254,7 @@
                 <w:sz w:val="20"/>
                 <w:szCs w:val="20"/>
               </w:rPr>
-              <w:t xml:space="preserve">窓・採光</w:t>
+              <w:t xml:space="preserve">浴室・水回り</w:t>
             </w:r>
           </w:p>
         </w:tc>
@@ -5432,7 +5288,7 @@
                 <w:sz w:val="20"/>
                 <w:szCs w:val="20"/>
               </w:rPr>
-              <w:t xml:space="preserve">不快だったのは、換気のために部屋の窓を開けることができず、3月なのに部屋が蒸し暑かったことです</w:t>
+              <w:t xml:space="preserve">「エア51」バスを利用すれば、第3ターミナルまで約40分です</w:t>
             </w:r>
           </w:p>
         </w:tc>
@@ -5466,7 +5322,7 @@
                 <w:sz w:val="20"/>
                 <w:szCs w:val="20"/>
               </w:rPr>
-              <w:t xml:space="preserve">重大・9件</w:t>
+              <w:t xml:space="preserve">重大・8件</w:t>
             </w:r>
           </w:p>
         </w:tc>
@@ -5537,7 +5393,7 @@
                 <w:sz w:val="20"/>
                 <w:szCs w:val="20"/>
               </w:rPr>
-              <w:t xml:space="preserve">浴室・水回り</w:t>
+              <w:t xml:space="preserve">窓・採光</w:t>
             </w:r>
           </w:p>
         </w:tc>
@@ -5571,7 +5427,7 @@
                 <w:sz w:val="20"/>
                 <w:szCs w:val="20"/>
               </w:rPr>
-              <w:t xml:space="preserve">それと洋式トイレから僅かに尿臭がしてきたのもマイナスポイントでした</w:t>
+              <w:t xml:space="preserve">不快だったのは、換気のために部屋の窓を開けることができず、3月なのに部屋が蒸し暑かったことです</w:t>
             </w:r>
           </w:p>
         </w:tc>
@@ -5605,7 +5461,7 @@
                 <w:sz w:val="20"/>
                 <w:szCs w:val="20"/>
               </w:rPr>
-              <w:t xml:space="preserve">重大・7件</w:t>
+              <w:t xml:space="preserve">重大・8件</w:t>
             </w:r>
           </w:p>
         </w:tc>
@@ -7046,7 +6902,7 @@
                 <w:sz w:val="20"/>
                 <w:szCs w:val="20"/>
               </w:rPr>
-              <w:t xml:space="preserve">8.71点</w:t>
+              <w:t xml:space="preserve">8.68点</w:t>
             </w:r>
           </w:p>
         </w:tc>
@@ -7877,7 +7733,7 @@
           <w:sz w:val="22"/>
           <w:szCs w:val="22"/>
         </w:rPr>
-        <w:t xml:space="preserve">[1] Trip.com / 10点 / 2026-03-22</w:t>
+        <w:t xml:space="preserve">[1] Trip.com / 8点 / 2026-03-23</w:t>
       </w:r>
     </w:p>
     <w:p>
@@ -7892,7 +7748,7 @@
           <w:sz w:val="21"/>
           <w:szCs w:val="21"/>
         </w:rPr>
-        <w:t xml:space="preserve">部屋は清潔で整頓されており、スタッフは親切で英語も話せたので、旅行者にとって素晴らしい選択肢だった。</w:t>
+        <w:t xml:space="preserve">立地は便利で、JR線や京急線が利用できます。ホテルの朝食はまあまあですが、セルフサービスのランドリー設備があればさらに良いでしょう。</w:t>
       </w:r>
     </w:p>
     <w:p>
@@ -7913,7 +7769,7 @@
           <w:sz w:val="22"/>
           <w:szCs w:val="22"/>
         </w:rPr>
-        <w:t xml:space="preserve">[2] Trip.com / 10点 / 2026-03-22</w:t>
+        <w:t xml:space="preserve">[2] Trip.com / 9点 / 2026-03-23</w:t>
       </w:r>
     </w:p>
     <w:p>
@@ -7928,7 +7784,7 @@
           <w:sz w:val="21"/>
           <w:szCs w:val="21"/>
         </w:rPr>
-        <w:t xml:space="preserve">立地は便利で、川崎駅のすぐそばにあるので見つけやすいです。部屋も他のホテルと比べて比較的広く、コストパフォーマンスに優れています。</w:t>
+        <w:t xml:space="preserve">このホテルは一流のサービスを提供しており、スタッフは礼儀正しく、ほとんどのスタッフが英語を話します。JR駅のすぐそばに位置し、東京駅まで徒歩わずか20分、羽田空港までは電車で30分です。「エア51」バスを利用すれば、第3ターミナルまで約40分です。早朝便の場合は、座席が確保しやすいのでバスの利用が最適です。バス停はホテルの目の前にあり、道路を渡って徒歩1分です。周辺には、行き届いたサービスを...</w:t>
       </w:r>
     </w:p>
     <w:p>
@@ -7964,7 +7820,7 @@
           <w:sz w:val="21"/>
           <w:szCs w:val="21"/>
         </w:rPr>
-        <w:t xml:space="preserve">立地は便利で、羽田空港からもそう遠くありません。宿泊料金は都心部よりもずっと安いです。川崎は東京の中心部からそれほど遠くなく、宿泊費を大幅に節約できるので、非常にコストパフォーマンスに優れています。アメニティも非常に便利です。</w:t>
+        <w:t xml:space="preserve">部屋は清潔で整頓されており、スタッフは親切で英語も話せたので、旅行者にとって素晴らしい選択肢だった。</w:t>
       </w:r>
     </w:p>
     <w:p>
@@ -7985,7 +7841,7 @@
           <w:sz w:val="22"/>
           <w:szCs w:val="22"/>
         </w:rPr>
-        <w:t xml:space="preserve">[4] じゃらん / 10点 / 2026-03-20</w:t>
+        <w:t xml:space="preserve">[4] Trip.com / 10点 / 2026-03-22</w:t>
       </w:r>
     </w:p>
     <w:p>
@@ -8000,7 +7856,7 @@
           <w:sz w:val="21"/>
           <w:szCs w:val="21"/>
         </w:rPr>
-        <w:t xml:space="preserve">朝ごはんが非常に美味しく、フレンチトーストやオムレツ、特製カレーなど多くの種類の中から選ぶことができます。  特に目の前で調理いただけるオムレツは最高です。  また利用させていただきます。</w:t>
+        <w:t xml:space="preserve">立地は便利で、川崎駅のすぐそばにあるので見つけやすいです。部屋も他のホテルと比べて比較的広く、コストパフォーマンスに優れています。</w:t>
       </w:r>
     </w:p>
     <w:p>
@@ -8021,7 +7877,7 @@
           <w:sz w:val="22"/>
           <w:szCs w:val="22"/>
         </w:rPr>
-        <w:t xml:space="preserve">[5] じゃらん / 10点 / 2026-03-20</w:t>
+        <w:t xml:space="preserve">[5] Trip.com / 10点 / 2026-03-22</w:t>
       </w:r>
     </w:p>
     <w:p>
@@ -8036,7 +7892,7 @@
           <w:sz w:val="21"/>
           <w:szCs w:val="21"/>
         </w:rPr>
-        <w:t xml:space="preserve">川崎駅に近く、コンビニやスーパーなども近隣にある為、非常に便利です。館内も落ち着いた雰囲気で、快適でした。</w:t>
+        <w:t xml:space="preserve">立地は便利で、羽田空港からもそう遠くありません。宿泊料金は都心部よりもずっと安いです。川崎は東京の中心部からそれほど遠くなく、宿泊費を大幅に節約できるので、非常にコストパフォーマンスに優れています。アメニティも非常に便利です。</w:t>
       </w:r>
     </w:p>
     <w:p>
@@ -8093,7 +7949,43 @@
           <w:sz w:val="22"/>
           <w:szCs w:val="22"/>
         </w:rPr>
-        <w:t xml:space="preserve">[7] Booking.com / 6点 / 2026-03-15</w:t>
+        <w:t xml:space="preserve">[7] Google / 2点 / 2026-03-22</w:t>
+      </w:r>
+    </w:p>
+    <w:p>
+      <w:pPr>
+        <w:spacing w:after="120" w:line="320"/>
+        <w:jc w:val="left"/>
+      </w:pPr>
+      <w:r>
+        <w:rPr>
+          <w:rFonts w:ascii="Arial" w:cs="Arial" w:eastAsia="Arial" w:hAnsi="Arial"/>
+          <w:color w:val="333333"/>
+          <w:sz w:val="21"/>
+          <w:szCs w:val="21"/>
+        </w:rPr>
+        <w:t xml:space="preserve">このホテルは非常にケチで、受けたサービスにとても不満です。本当にがっかりする経験で、サービスもひどいものでした！</w:t>
+      </w:r>
+    </w:p>
+    <w:p>
+      <w:pPr>
+        <w:spacing w:after="60"/>
+      </w:pPr>
+    </w:p>
+    <w:p>
+      <w:pPr>
+        <w:spacing w:after="120" w:before="200"/>
+      </w:pPr>
+      <w:r>
+        <w:rPr>
+          <w:rFonts w:ascii="Arial" w:cs="Arial" w:eastAsia="Arial" w:hAnsi="Arial"/>
+          <w:b/>
+          <w:bCs/>
+          <w:color w:val="1B3A5C"/>
+          <w:sz w:val="22"/>
+          <w:szCs w:val="22"/>
+        </w:rPr>
+        <w:t xml:space="preserve">[8] Booking.com / 6点 / 2026-03-15</w:t>
       </w:r>
     </w:p>
     <w:p>
@@ -8155,7 +8047,7 @@
           <w:sz w:val="22"/>
           <w:szCs w:val="22"/>
         </w:rPr>
-        <w:t xml:space="preserve">[8] じゃらん / 6点 / 2026-03-09</w:t>
+        <w:t xml:space="preserve">[9] じゃらん / 6点 / 2026-03-09</w:t>
       </w:r>
     </w:p>
     <w:p>
@@ -8191,7 +8083,7 @@
           <w:sz w:val="22"/>
           <w:szCs w:val="22"/>
         </w:rPr>
-        <w:t xml:space="preserve">[9] Booking.com / 5点 / 2026-03-06</w:t>
+        <w:t xml:space="preserve">[10] Booking.com / 5点 / 2026-03-06</w:t>
       </w:r>
     </w:p>
     <w:p>
@@ -8233,53 +8125,6 @@
           <w:szCs w:val="21"/>
         </w:rPr>
         <w:t xml:space="preserve">入口に天井照明が1つしかないため、照明が不十分です。コーヒーメーカーと湯沸かし器は部屋の奥に設置されているため、使うには携帯の懐中電灯をつけなければなりません。エアコンはセントラル空調で温度調節ができず、部屋は少し暑く感じました。以前日本で宿泊した他のホテルとは異なり、ドアの外に「起こさないで...</w:t>
-      </w:r>
-    </w:p>
-    <w:p>
-      <w:pPr>
-        <w:spacing w:after="60"/>
-      </w:pPr>
-    </w:p>
-    <w:p>
-      <w:pPr>
-        <w:spacing w:after="120" w:before="200"/>
-      </w:pPr>
-      <w:r>
-        <w:rPr>
-          <w:rFonts w:ascii="Arial" w:cs="Arial" w:eastAsia="Arial" w:hAnsi="Arial"/>
-          <w:b/>
-          <w:bCs/>
-          <w:color w:val="1B3A5C"/>
-          <w:sz w:val="22"/>
-          <w:szCs w:val="22"/>
-        </w:rPr>
-        <w:t xml:space="preserve">[10] Booking.com / 3点 / 2026-03-06</w:t>
-      </w:r>
-    </w:p>
-    <w:p>
-      <w:pPr>
-        <w:spacing w:after="120" w:line="320"/>
-        <w:jc w:val="left"/>
-      </w:pPr>
-      <w:r>
-        <w:rPr>
-          <w:rFonts w:ascii="Arial" w:cs="Arial" w:eastAsia="Arial" w:hAnsi="Arial"/>
-          <w:b/>
-          <w:bCs/>
-          <w:color w:val="C0392B"/>
-          <w:sz w:val="21"/>
-          <w:szCs w:val="21"/>
-        </w:rPr>
-        <w:t xml:space="preserve">【改善点】</w:t>
-      </w:r>
-      <w:r>
-        <w:rPr>
-          <w:rFonts w:ascii="Arial" w:cs="Arial" w:eastAsia="Arial" w:hAnsi="Arial"/>
-          <w:color w:val="333333"/>
-          <w:sz w:val="21"/>
-          <w:szCs w:val="21"/>
-        </w:rPr>
-        <w:t xml:space="preserve">ホテル自体は概ね良かったのですが、部屋が暑すぎて寝つきが悪かったです。冬場はセントラルエアコンから温風しか出ず、窓も（密閉式のガラスパネルのため）開けられないので、部屋を冷やす方法がありませんでした。寝具も厚手の冬用タイプだったので、毛布なしでも暑く感じました。扇風機はありましたが、温風を循環...</w:t>
       </w:r>
     </w:p>
     <w:p>
@@ -8344,7 +8189,7 @@
                 <w:sz w:val="21"/>
                 <w:szCs w:val="21"/>
               </w:rPr>
-              <w:t xml:space="preserve">川崎日航ホテルは、全体平均8.71点（10点換算）、高評価率81.4%という良好な顧客満足度を維持しているホテルです。特に「立地・アクセス」「スタッフの対応」が多くのゲストから高く評価されています。</w:t>
+              <w:t xml:space="preserve">川崎日航ホテルは、全体平均8.68点（10点換算）、高評価率81.4%という良好な顧客満足度を維持しているホテルです。特に「立地・アクセス」「スタッフの対応」が多くのゲストから高く評価されています。</w:t>
             </w:r>
           </w:p>
           <w:p>
@@ -8358,7 +8203,7 @@
                 <w:sz w:val="21"/>
                 <w:szCs w:val="21"/>
               </w:rPr>
-              <w:t xml:space="preserve">改善課題としては、エアコン・空調、防音性能、窓・採光が主要なテーマとして浮上しています。ただし、これらの課題を指摘するゲストの多くも他の面では高い評価を付けており、ネガティブ要素が全体評価を大きく押し下げているわけではありません。</w:t>
+              <w:t xml:space="preserve">改善課題としては、エアコン・空調、防音性能、浴室・水回りが主要なテーマとして浮上しています。ただし、これらの課題を指摘するゲストの多くも他の面では高い評価を付けており、ネガティブ要素が全体評価を大きく押し下げているわけではありません。</w:t>
             </w:r>
           </w:p>
           <w:p>

--- a/納品レポート/ホテル別レポート/kawasaki_nikko_口コミ分析改善レポート.docx
+++ b/納品レポート/ホテル別レポート/kawasaki_nikko_口コミ分析改善レポート.docx
@@ -96,7 +96,7 @@
           <w:sz w:val="22"/>
           <w:szCs w:val="22"/>
         </w:rPr>
-        <w:t xml:space="preserve">レビュー総数：129件（6サイト）</w:t>
+        <w:t xml:space="preserve">レビュー総数：130件（6サイト）</w:t>
       </w:r>
     </w:p>
     <w:p>
@@ -131,7 +131,7 @@
           <w:sz w:val="20"/>
           <w:szCs w:val="20"/>
         </w:rPr>
-        <w:t xml:space="preserve">作成日：2026年3月24日</w:t>
+        <w:t xml:space="preserve">作成日：2026年3月25日</w:t>
       </w:r>
     </w:p>
     <w:p>
@@ -189,7 +189,7 @@
           <w:sz w:val="21"/>
           <w:szCs w:val="21"/>
         </w:rPr>
-        <w:t xml:space="preserve">2026年2月〜3月に各OTAサイト・口コミサイトに投稿された129件のレビューを包括的に分析しました。以下が主要な発見事項です。</w:t>
+        <w:t xml:space="preserve">2026年2月〜3月に各OTAサイト・口コミサイトに投稿された130件のレビューを包括的に分析しました。以下が主要な発見事項です。</w:t>
       </w:r>
     </w:p>
     <w:p>
@@ -261,7 +261,7 @@
                 <w:sz w:val="36"/>
                 <w:szCs w:val="36"/>
               </w:rPr>
-              <w:t xml:space="preserve">8.68</w:t>
+              <w:t xml:space="preserve">8.72</w:t>
             </w:r>
           </w:p>
         </w:tc>
@@ -310,7 +310,7 @@
                 <w:sz w:val="36"/>
                 <w:szCs w:val="36"/>
               </w:rPr>
-              <w:t xml:space="preserve">81.4%</w:t>
+              <w:t xml:space="preserve">82.3%</w:t>
             </w:r>
           </w:p>
         </w:tc>
@@ -359,7 +359,7 @@
                 <w:sz w:val="36"/>
                 <w:szCs w:val="36"/>
               </w:rPr>
-              <w:t xml:space="preserve">1.6%</w:t>
+              <w:t xml:space="preserve">1.5%</w:t>
             </w:r>
           </w:p>
         </w:tc>
@@ -408,7 +408,7 @@
                 <w:sz w:val="36"/>
                 <w:szCs w:val="36"/>
               </w:rPr>
-              <w:t xml:space="preserve">129件</w:t>
+              <w:t xml:space="preserve">130件</w:t>
             </w:r>
           </w:p>
         </w:tc>
@@ -448,7 +448,7 @@
           <w:sz w:val="21"/>
           <w:szCs w:val="21"/>
         </w:rPr>
-        <w:t xml:space="preserve">全体平均スコア8.68点（10点換算）は良好な水準であり、81.4%が高評価（8-10点）に分類されます。低評価（1-4点）は2件（1.6%）で、ゲスト満足度は良好です。Trip.com（9.67点）で特に高い評価を獲得しています。</w:t>
+        <w:t xml:space="preserve">全体平均スコア8.72点（10点換算）は良好な水準であり、82.3%が高評価（8-10点）に分類されます。低評価（1-4点）は2件（1.5%）で、ゲスト満足度は良好です。Trip.com（9.65点）で特に高い評価を獲得しています。</w:t>
       </w:r>
     </w:p>
     <w:p>
@@ -567,7 +567,7 @@
                 <w:sz w:val="20"/>
                 <w:szCs w:val="20"/>
               </w:rPr>
-              <w:t xml:space="preserve">エアコン・空調（14件）、防音性能（9件）、浴室・水回り（8件）、窓・採光（8件）</w:t>
+              <w:t xml:space="preserve">エアコン・空調（13件）、防音性能（10件）、浴室・水回り（9件）、窓・採光（8件）</w:t>
             </w:r>
           </w:p>
           <w:p>
@@ -987,7 +987,7 @@
                 <w:sz w:val="20"/>
                 <w:szCs w:val="20"/>
               </w:rPr>
-              <w:t xml:space="preserve">30</w:t>
+              <w:t xml:space="preserve">31</w:t>
             </w:r>
           </w:p>
         </w:tc>
@@ -1021,7 +1021,7 @@
                 <w:sz w:val="20"/>
                 <w:szCs w:val="20"/>
               </w:rPr>
-              <w:t xml:space="preserve">9.67</w:t>
+              <w:t xml:space="preserve">9.65</w:t>
             </w:r>
           </w:p>
         </w:tc>
@@ -1089,7 +1089,7 @@
                 <w:sz w:val="20"/>
                 <w:szCs w:val="20"/>
               </w:rPr>
-              <w:t xml:space="preserve">9.67</w:t>
+              <w:t xml:space="preserve">9.65</w:t>
             </w:r>
           </w:p>
         </w:tc>
@@ -1751,7 +1751,7 @@
                 <w:sz w:val="20"/>
                 <w:szCs w:val="20"/>
               </w:rPr>
-              <w:t xml:space="preserve">8.61</w:t>
+              <w:t xml:space="preserve">8.67</w:t>
             </w:r>
           </w:p>
         </w:tc>
@@ -1821,7 +1821,7 @@
                 <w:sz w:val="20"/>
                 <w:szCs w:val="20"/>
               </w:rPr>
-              <w:t xml:space="preserve">8.61</w:t>
+              <w:t xml:space="preserve">8.67</w:t>
             </w:r>
           </w:p>
         </w:tc>
@@ -2418,7 +2418,7 @@
           <w:sz w:val="21"/>
           <w:szCs w:val="21"/>
         </w:rPr>
-        <w:t xml:space="preserve">評価分布は10点（43.4%）に最も多く、8点以上の高評価が81.4%を占め、高い顧客満足度を示しています。低評価（1-4点）は計2件（1.6%）です。</w:t>
+        <w:t xml:space="preserve">評価分布は10点（43.8%）に最も多く、8点以上の高評価が82.3%を占め、高い顧客満足度を示しています。低評価（1-4点）は計2件（1.5%）です。</w:t>
       </w:r>
     </w:p>
     <w:p>
@@ -2653,7 +2653,7 @@
                 <w:sz w:val="20"/>
                 <w:szCs w:val="20"/>
               </w:rPr>
-              <w:t xml:space="preserve">56</w:t>
+              <w:t xml:space="preserve">57</w:t>
             </w:r>
           </w:p>
         </w:tc>
@@ -2688,7 +2688,7 @@
                 <w:sz w:val="20"/>
                 <w:szCs w:val="20"/>
               </w:rPr>
-              <w:t xml:space="preserve">43.4%</w:t>
+              <w:t xml:space="preserve">43.8%</w:t>
             </w:r>
           </w:p>
         </w:tc>
@@ -2726,7 +2726,7 @@
                 <w:sz w:val="18"/>
                 <w:szCs w:val="18"/>
               </w:rPr>
-              <w:t xml:space="preserve"> 56件</w:t>
+              <w:t xml:space="preserve"> 57件</w:t>
             </w:r>
           </w:p>
         </w:tc>
@@ -2833,7 +2833,7 @@
                 <w:sz w:val="20"/>
                 <w:szCs w:val="20"/>
               </w:rPr>
-              <w:t xml:space="preserve">18.6%</w:t>
+              <w:t xml:space="preserve">18.5%</w:t>
             </w:r>
           </w:p>
         </w:tc>
@@ -2861,7 +2861,7 @@
                 <w:sz w:val="20"/>
                 <w:szCs w:val="20"/>
               </w:rPr>
-              <w:t xml:space="preserve">█████████</w:t>
+              <w:t xml:space="preserve">████████</w:t>
             </w:r>
             <w:r>
               <w:rPr>
@@ -2942,7 +2942,7 @@
                 <w:sz w:val="20"/>
                 <w:szCs w:val="20"/>
               </w:rPr>
-              <w:t xml:space="preserve">25</w:t>
+              <w:t xml:space="preserve">26</w:t>
             </w:r>
           </w:p>
         </w:tc>
@@ -2977,7 +2977,7 @@
                 <w:sz w:val="20"/>
                 <w:szCs w:val="20"/>
               </w:rPr>
-              <w:t xml:space="preserve">19.4%</w:t>
+              <w:t xml:space="preserve">20.0%</w:t>
             </w:r>
           </w:p>
         </w:tc>
@@ -3015,7 +3015,7 @@
                 <w:sz w:val="18"/>
                 <w:szCs w:val="18"/>
               </w:rPr>
-              <w:t xml:space="preserve"> 25件</w:t>
+              <w:t xml:space="preserve"> 26件</w:t>
             </w:r>
           </w:p>
         </w:tc>
@@ -3122,7 +3122,7 @@
                 <w:sz w:val="20"/>
                 <w:szCs w:val="20"/>
               </w:rPr>
-              <w:t xml:space="preserve">7.8%</w:t>
+              <w:t xml:space="preserve">7.7%</w:t>
             </w:r>
           </w:p>
         </w:tc>
@@ -3266,7 +3266,7 @@
                 <w:sz w:val="20"/>
                 <w:szCs w:val="20"/>
               </w:rPr>
-              <w:t xml:space="preserve">7.8%</w:t>
+              <w:t xml:space="preserve">7.7%</w:t>
             </w:r>
           </w:p>
         </w:tc>
@@ -3376,7 +3376,7 @@
                 <w:sz w:val="20"/>
                 <w:szCs w:val="20"/>
               </w:rPr>
-              <w:t xml:space="preserve">2</w:t>
+              <w:t xml:space="preserve">1</w:t>
             </w:r>
           </w:p>
         </w:tc>
@@ -3411,7 +3411,7 @@
                 <w:sz w:val="20"/>
                 <w:szCs w:val="20"/>
               </w:rPr>
-              <w:t xml:space="preserve">1.6%</w:t>
+              <w:t xml:space="preserve">0.8%</w:t>
             </w:r>
           </w:p>
         </w:tc>
@@ -3448,7 +3448,7 @@
                 <w:sz w:val="18"/>
                 <w:szCs w:val="18"/>
               </w:rPr>
-              <w:t xml:space="preserve"> 2件</w:t>
+              <w:t xml:space="preserve"> 1件</w:t>
             </w:r>
           </w:p>
         </w:tc>
@@ -3555,7 +3555,7 @@
                 <w:sz w:val="20"/>
                 <w:szCs w:val="20"/>
               </w:rPr>
-              <w:t xml:space="preserve">1.6%</w:t>
+              <w:t xml:space="preserve">1.5%</w:t>
             </w:r>
           </w:p>
         </w:tc>
@@ -3669,7 +3669,7 @@
                 <w:sz w:val="24"/>
                 <w:szCs w:val="24"/>
               </w:rPr>
-              <w:t xml:space="preserve">105件（81.4%）</w:t>
+              <w:t xml:space="preserve">107件（82.3%）</w:t>
             </w:r>
           </w:p>
         </w:tc>
@@ -3720,7 +3720,7 @@
                 <w:sz w:val="24"/>
                 <w:szCs w:val="24"/>
               </w:rPr>
-              <w:t xml:space="preserve">22件（17.1%）</w:t>
+              <w:t xml:space="preserve">21件（16.2%）</w:t>
             </w:r>
           </w:p>
         </w:tc>
@@ -3771,7 +3771,7 @@
                 <w:sz w:val="24"/>
                 <w:szCs w:val="24"/>
               </w:rPr>
-              <w:t xml:space="preserve">2件（1.6%）</w:t>
+              <w:t xml:space="preserve">2件（1.5%）</w:t>
             </w:r>
           </w:p>
         </w:tc>
@@ -4045,7 +4045,7 @@
                 <w:sz w:val="20"/>
                 <w:szCs w:val="20"/>
               </w:rPr>
-              <w:t xml:space="preserve">「位置方便，乘JR或京急都可以，酒店早餐ok,如果能夠提供自助洗衣服務就更好 立地は便利で、JR線や京急線が利用できます」「JR駅のすぐそばに位置し、東京駅まで徒歩わずか20分、羽田空港までは電車で30分です」</w:t>
+              <w:t xml:space="preserve">「Supermarket open till 10pm is added advantage 立地と利便性」「フライトの遅延でホテルに少し遅れて到着しましたが、駅に近く便利な立地で、羽田空港から京急線で簡単にアクセスできました」</w:t>
             </w:r>
           </w:p>
         </w:tc>
@@ -4149,7 +4149,7 @@
                 <w:sz w:val="20"/>
                 <w:szCs w:val="20"/>
               </w:rPr>
-              <w:t xml:space="preserve">「ホテルの朝食はまあまあですが、セルフサービスのランドリー設備があればさらに良いでしょう」「このホテルは一流のサービスを提供しており、スタッフは礼儀正しく、ほとんどのスタッフが英語を話します」</w:t>
+              <w:t xml:space="preserve">「しかし、スタッフはとても親切で、チェックする人を手配してくれました」「ホテルの朝食はまあまあですが、セルフサービスのランドリー設備があればさらに良いでしょう」</w:t>
             </w:r>
           </w:p>
         </w:tc>
@@ -4256,7 +4256,7 @@
                 <w:sz w:val="20"/>
                 <w:szCs w:val="20"/>
               </w:rPr>
-              <w:t xml:space="preserve">「ホテルの朝食はまあまあですが、セルフサービスのランドリー設備があればさらに良いでしょう」「客室は15～30平方メートルで、ほとんどの部屋から市街の景色を眺めることができ、広々とした快適な空間となっています」</w:t>
+              <w:t xml:space="preserve">「2泊目からは快適でしたが、部屋は2人にはちょっと狭かったです」「ホテルの朝食はまあまあですが、セルフサービスのランドリー設備があればさらに良いでしょう」</w:t>
             </w:r>
           </w:p>
         </w:tc>
@@ -4360,7 +4360,7 @@
                 <w:sz w:val="20"/>
                 <w:szCs w:val="20"/>
               </w:rPr>
-              <w:t xml:space="preserve">「ホテルの朝食はまあまあですが、セルフサービスのランドリー設備があればさらに良いでしょう」「朝ごはんが非常に美味しく、フレンチトーストやオムレツ、特製カレーなど多くの種類の中から選ぶことができます」</w:t>
+              <w:t xml:space="preserve">「朝食を1日追加で購入したのですが、フロントでその旨を伝えたら割引クーポンをもらえました」「ホテルの朝食はまあまあですが、セルフサービスのランドリー設備があればさらに良いでしょう」</w:t>
             </w:r>
           </w:p>
         </w:tc>
@@ -4571,7 +4571,7 @@
                 <w:sz w:val="20"/>
                 <w:szCs w:val="20"/>
               </w:rPr>
-              <w:t xml:space="preserve">「周辺には、行き届いたサービスを提供する魅力的な地元の飲食店をはじめ、多くのレストランがあります」「川崎駅に近く、コンビニやスーパーなども近隣にある為、非常に便利です」</w:t>
+              <w:t xml:space="preserve">「Location and convenience」「周辺には、行き届いたサービスを提供する魅力的な地元の飲食店をはじめ、多くのレストランがあります」</w:t>
             </w:r>
           </w:p>
         </w:tc>
@@ -4611,7 +4611,7 @@
           <w:sz w:val="21"/>
           <w:szCs w:val="21"/>
         </w:rPr>
-        <w:t xml:space="preserve">口コミの多数で「立地・アクセス」に関するポジティブな言及が見られ、川崎日航ホテルの最大の差別化要因となっています。位置方便，乘JR或京急都可以，酒店早餐ok,如果能夠提供自助洗衣服務就更好 立地は便利で、JR線や京急線が利用できますといった声が多数寄せられています。</w:t>
+        <w:t xml:space="preserve">口コミの多数で「立地・アクセス」に関するポジティブな言及が見られ、川崎日航ホテルの最大の差別化要因となっています。Supermarket open till 10pm is added advantage 立地と利便性といった声が多数寄せられています。</w:t>
       </w:r>
     </w:p>
     <w:p>
@@ -4630,7 +4630,7 @@
           <w:sz w:val="21"/>
           <w:szCs w:val="21"/>
         </w:rPr>
-        <w:t xml:space="preserve">位置方便，乘JR或京急都可以，酒店早餐ok,如果能夠提供自助洗衣服務就更好 立地は便利で、JR線や京急線が利用できます</w:t>
+        <w:t xml:space="preserve">Supermarket open till 10pm is added advantage 立地と利便性</w:t>
       </w:r>
     </w:p>
     <w:p>
@@ -4649,7 +4649,7 @@
           <w:sz w:val="21"/>
           <w:szCs w:val="21"/>
         </w:rPr>
-        <w:t xml:space="preserve">JR駅のすぐそばに位置し、東京駅まで徒歩わずか20分、羽田空港までは電車で30分です</w:t>
+        <w:t xml:space="preserve">フライトの遅延でホテルに少し遅れて到着しましたが、駅に近く便利な立地で、羽田空港から京急線で簡単にアクセスできました</w:t>
       </w:r>
     </w:p>
     <w:p>
@@ -4668,7 +4668,7 @@
           <w:sz w:val="21"/>
           <w:szCs w:val="21"/>
         </w:rPr>
-        <w:t xml:space="preserve">立地は便利で、川崎駅のすぐそばにあるので見つけやすいです</w:t>
+        <w:t xml:space="preserve">位置方便，乘JR或京急都可以，酒店早餐ok,如果能夠提供自助洗衣服務就更好 立地は便利で、JR線や京急線が利用できます</w:t>
       </w:r>
     </w:p>
     <w:p>
@@ -4705,7 +4705,7 @@
           <w:sz w:val="21"/>
           <w:szCs w:val="21"/>
         </w:rPr>
-        <w:t xml:space="preserve">スタッフの対応に関するポジティブな評価も多く寄せられています。「ホテルの朝食はまあまあですが、セルフサービスのランドリー設備があればさらに良いでしょう」といったコメントが見られます。</w:t>
+        <w:t xml:space="preserve">スタッフの対応に関するポジティブな評価も多く寄せられています。「しかし、スタッフはとても親切で、チェックする人を手配してくれました」といったコメントが見られます。</w:t>
       </w:r>
     </w:p>
     <w:p>
@@ -5044,7 +5044,7 @@
                 <w:sz w:val="20"/>
                 <w:szCs w:val="20"/>
               </w:rPr>
-              <w:t xml:space="preserve">重大・14件</w:t>
+              <w:t xml:space="preserve">重大・13件</w:t>
             </w:r>
           </w:p>
         </w:tc>
@@ -5149,7 +5149,7 @@
                 <w:sz w:val="20"/>
                 <w:szCs w:val="20"/>
               </w:rPr>
-              <w:t xml:space="preserve">室内の狭さ以外でネガティブな面として気づいたのは、高架を走る京急線の音が聞こえたり、隣室のイビキが聞こえるといった...</w:t>
+              <w:t xml:space="preserve">高層階からは電車の眺めが素晴らしく、とても良かったのですが、騒音に敏感な方には少し不快かもしれません</w:t>
             </w:r>
           </w:p>
         </w:tc>
@@ -5183,7 +5183,7 @@
                 <w:sz w:val="20"/>
                 <w:szCs w:val="20"/>
               </w:rPr>
-              <w:t xml:space="preserve">重大・9件</w:t>
+              <w:t xml:space="preserve">重大・10件</w:t>
             </w:r>
           </w:p>
         </w:tc>
@@ -5288,7 +5288,7 @@
                 <w:sz w:val="20"/>
                 <w:szCs w:val="20"/>
               </w:rPr>
-              <w:t xml:space="preserve">「エア51」バスを利用すれば、第3ターミナルまで約40分です</w:t>
+              <w:t xml:space="preserve">バスルームの設備も少し古く、排水もあまり良くありませんでした</w:t>
             </w:r>
           </w:p>
         </w:tc>
@@ -5322,7 +5322,7 @@
                 <w:sz w:val="20"/>
                 <w:szCs w:val="20"/>
               </w:rPr>
-              <w:t xml:space="preserve">重大・8件</w:t>
+              <w:t xml:space="preserve">重大・9件</w:t>
             </w:r>
           </w:p>
         </w:tc>
@@ -6902,7 +6902,7 @@
                 <w:sz w:val="20"/>
                 <w:szCs w:val="20"/>
               </w:rPr>
-              <w:t xml:space="preserve">8.68点</w:t>
+              <w:t xml:space="preserve">8.72点</w:t>
             </w:r>
           </w:p>
         </w:tc>
@@ -7042,7 +7042,7 @@
                 <w:sz w:val="20"/>
                 <w:szCs w:val="20"/>
               </w:rPr>
-              <w:t xml:space="preserve">81.4%</w:t>
+              <w:t xml:space="preserve">82.3%</w:t>
             </w:r>
           </w:p>
         </w:tc>
@@ -7077,7 +7077,7 @@
                 <w:sz w:val="20"/>
                 <w:szCs w:val="20"/>
               </w:rPr>
-              <w:t xml:space="preserve">86%以上</w:t>
+              <w:t xml:space="preserve">87%以上</w:t>
             </w:r>
           </w:p>
         </w:tc>
@@ -7182,7 +7182,7 @@
                 <w:sz w:val="20"/>
                 <w:szCs w:val="20"/>
               </w:rPr>
-              <w:t xml:space="preserve">1.6%</w:t>
+              <w:t xml:space="preserve">1.5%</w:t>
             </w:r>
           </w:p>
         </w:tc>
@@ -7602,7 +7602,7 @@
                 <w:sz w:val="20"/>
                 <w:szCs w:val="20"/>
               </w:rPr>
-              <w:t xml:space="preserve">約14件/期間</w:t>
+              <w:t xml:space="preserve">約13件/期間</w:t>
             </w:r>
           </w:p>
         </w:tc>
@@ -7637,7 +7637,7 @@
                 <w:sz w:val="20"/>
                 <w:szCs w:val="20"/>
               </w:rPr>
-              <w:t xml:space="preserve">7件以下</w:t>
+              <w:t xml:space="preserve">6件以下</w:t>
             </w:r>
           </w:p>
         </w:tc>
@@ -7733,7 +7733,7 @@
           <w:sz w:val="22"/>
           <w:szCs w:val="22"/>
         </w:rPr>
-        <w:t xml:space="preserve">[1] Trip.com / 8点 / 2026-03-23</w:t>
+        <w:t xml:space="preserve">[1] Trip.com / 9点 / 2026-03-25</w:t>
       </w:r>
     </w:p>
     <w:p>
@@ -7748,7 +7748,7 @@
           <w:sz w:val="21"/>
           <w:szCs w:val="21"/>
         </w:rPr>
-        <w:t xml:space="preserve">立地は便利で、JR線や京急線が利用できます。ホテルの朝食はまあまあですが、セルフサービスのランドリー設備があればさらに良いでしょう。</w:t>
+        <w:t xml:space="preserve">立地と利便性。スーパーマーケットが夜10時まで営業しているのも大きな利点です。</w:t>
       </w:r>
     </w:p>
     <w:p>
@@ -7769,7 +7769,7 @@
           <w:sz w:val="22"/>
           <w:szCs w:val="22"/>
         </w:rPr>
-        <w:t xml:space="preserve">[2] Trip.com / 9点 / 2026-03-23</w:t>
+        <w:t xml:space="preserve">[2] Trip.com / 10点 / 2026-03-24</w:t>
       </w:r>
     </w:p>
     <w:p>
@@ -7784,7 +7784,7 @@
           <w:sz w:val="21"/>
           <w:szCs w:val="21"/>
         </w:rPr>
-        <w:t xml:space="preserve">このホテルは一流のサービスを提供しており、スタッフは礼儀正しく、ほとんどのスタッフが英語を話します。JR駅のすぐそばに位置し、東京駅まで徒歩わずか20分、羽田空港までは電車で30分です。「エア51」バスを利用すれば、第3ターミナルまで約40分です。早朝便の場合は、座席が確保しやすいのでバスの利用が最適です。バス停はホテルの目の前にあり、道路を渡って徒歩1分です。周辺には、行き届いたサービスを...</w:t>
+        <w:t xml:space="preserve">フライトの遅延でホテルに少し遅れて到着しましたが、駅に近く便利な立地で、羽田空港から京急線で簡単にアクセスできました。ただ、初日は1階の改装工事に少し驚きました。バスルームの設備も少し古く、排水もあまり良くありませんでした。しかし、スタッフはとても親切で、チェックする人を手配してくれました。2泊目からは快適でしたが、部屋は2人にはちょっと狭かったです。高層階からは電車の眺めが素晴らしく、とて...</w:t>
       </w:r>
     </w:p>
     <w:p>
@@ -7805,7 +7805,7 @@
           <w:sz w:val="22"/>
           <w:szCs w:val="22"/>
         </w:rPr>
-        <w:t xml:space="preserve">[3] Trip.com / 10点 / 2026-03-22</w:t>
+        <w:t xml:space="preserve">[3] Trip.com / 8点 / 2026-03-23</w:t>
       </w:r>
     </w:p>
     <w:p>
@@ -7820,7 +7820,7 @@
           <w:sz w:val="21"/>
           <w:szCs w:val="21"/>
         </w:rPr>
-        <w:t xml:space="preserve">部屋は清潔で整頓されており、スタッフは親切で英語も話せたので、旅行者にとって素晴らしい選択肢だった。</w:t>
+        <w:t xml:space="preserve">立地は便利で、JR線や京急線が利用できます。ホテルの朝食はまあまあですが、セルフサービスのランドリー設備があればさらに良いでしょう。</w:t>
       </w:r>
     </w:p>
     <w:p>
@@ -7841,7 +7841,7 @@
           <w:sz w:val="22"/>
           <w:szCs w:val="22"/>
         </w:rPr>
-        <w:t xml:space="preserve">[4] Trip.com / 10点 / 2026-03-22</w:t>
+        <w:t xml:space="preserve">[4] Trip.com / 9点 / 2026-03-23</w:t>
       </w:r>
     </w:p>
     <w:p>
@@ -7856,7 +7856,7 @@
           <w:sz w:val="21"/>
           <w:szCs w:val="21"/>
         </w:rPr>
-        <w:t xml:space="preserve">立地は便利で、川崎駅のすぐそばにあるので見つけやすいです。部屋も他のホテルと比べて比較的広く、コストパフォーマンスに優れています。</w:t>
+        <w:t xml:space="preserve">このホテルは一流のサービスを提供しており、スタッフは礼儀正しく、ほとんどのスタッフが英語を話します。JR駅のすぐそばに位置し、東京駅まで徒歩わずか20分、羽田空港までは電車で30分です。「エア51」バスを利用すれば、第3ターミナルまで約40分です。早朝便の場合は、座席が確保しやすいのでバスの利用が最適です。バス停はホテルの目の前にあり、道路を渡って徒歩1分です。周辺には、行き届いたサービスを...</w:t>
       </w:r>
     </w:p>
     <w:p>
@@ -7892,7 +7892,7 @@
           <w:sz w:val="21"/>
           <w:szCs w:val="21"/>
         </w:rPr>
-        <w:t xml:space="preserve">立地は便利で、羽田空港からもそう遠くありません。宿泊料金は都心部よりもずっと安いです。川崎は東京の中心部からそれほど遠くなく、宿泊費を大幅に節約できるので、非常にコストパフォーマンスに優れています。アメニティも非常に便利です。</w:t>
+        <w:t xml:space="preserve">部屋は清潔で整頓されており、スタッフは親切で英語も話せたので、旅行者にとって素晴らしい選択肢だった。</w:t>
       </w:r>
     </w:p>
     <w:p>
@@ -8083,7 +8083,7 @@
           <w:sz w:val="22"/>
           <w:szCs w:val="22"/>
         </w:rPr>
-        <w:t xml:space="preserve">[10] Booking.com / 5点 / 2026-03-06</w:t>
+        <w:t xml:space="preserve">[10] Booking.com / 6点 / 2026-02-23</w:t>
       </w:r>
     </w:p>
     <w:p>
@@ -8098,7 +8098,7 @@
           <w:sz w:val="21"/>
           <w:szCs w:val="21"/>
         </w:rPr>
-        <w:t xml:space="preserve">Good location close to JR</w:t>
+        <w:t xml:space="preserve">La posizione, il personale molto gentile, grandezza della stanza</w:t>
       </w:r>
     </w:p>
     <w:p>
@@ -8124,7 +8124,7 @@
           <w:sz w:val="21"/>
           <w:szCs w:val="21"/>
         </w:rPr>
-        <w:t xml:space="preserve">入口に天井照明が1つしかないため、照明が不十分です。コーヒーメーカーと湯沸かし器は部屋の奥に設置されているため、使うには携帯の懐中電灯をつけなければなりません。エアコンはセントラル空調で温度調節ができず、部屋は少し暑く感じました。以前日本で宿泊した他のホテルとは異なり、ドアの外に「起こさないで...</w:t>
+        <w:t xml:space="preserve">すべてが今となっては時代遅れに感じられますが、最悪だったのは以下の点です。- 室温の調節が不可能で、室内は（2月なのに）焼けつくように暑かった。小型のエアコンはありますが、ほとんど役に立ちません。- バスルームから絶えず繰り返される音が聞こえ、隣室なのでベッドからも聞こえてしまうのが残念です。...</w:t>
       </w:r>
     </w:p>
     <w:p>
@@ -8189,7 +8189,7 @@
                 <w:sz w:val="21"/>
                 <w:szCs w:val="21"/>
               </w:rPr>
-              <w:t xml:space="preserve">川崎日航ホテルは、全体平均8.68点（10点換算）、高評価率81.4%という良好な顧客満足度を維持しているホテルです。特に「立地・アクセス」「スタッフの対応」が多くのゲストから高く評価されています。</w:t>
+              <w:t xml:space="preserve">川崎日航ホテルは、全体平均8.72点（10点換算）、高評価率82.3%という良好な顧客満足度を維持しているホテルです。特に「立地・アクセス」「スタッフの対応」が多くのゲストから高く評価されています。</w:t>
             </w:r>
           </w:p>
           <w:p>

--- a/納品レポート/ホテル別レポート/kawasaki_nikko_口コミ分析改善レポート.docx
+++ b/納品レポート/ホテル別レポート/kawasaki_nikko_口コミ分析改善レポート.docx
@@ -131,7 +131,7 @@
           <w:sz w:val="20"/>
           <w:szCs w:val="20"/>
         </w:rPr>
-        <w:t xml:space="preserve">作成日：2026年3月25日</w:t>
+        <w:t xml:space="preserve">作成日：2026年3月26日</w:t>
       </w:r>
     </w:p>
     <w:p>
@@ -567,7 +567,7 @@
                 <w:sz w:val="20"/>
                 <w:szCs w:val="20"/>
               </w:rPr>
-              <w:t xml:space="preserve">エアコン・空調（13件）、防音性能（10件）、浴室・水回り（9件）、窓・採光（8件）</w:t>
+              <w:t xml:space="preserve">エアコン・空調（13件）、防音性能（10件）、浴室・水回り（9件）、窓・採光（9件）</w:t>
             </w:r>
           </w:p>
           <w:p>
@@ -1474,7 +1474,7 @@
                 <w:sz w:val="20"/>
                 <w:szCs w:val="20"/>
               </w:rPr>
-              <w:t xml:space="preserve">5</w:t>
+              <w:t xml:space="preserve">6</w:t>
             </w:r>
           </w:p>
         </w:tc>
@@ -1508,7 +1508,7 @@
                 <w:sz w:val="20"/>
                 <w:szCs w:val="20"/>
               </w:rPr>
-              <w:t xml:space="preserve">4.4</w:t>
+              <w:t xml:space="preserve">4.5</w:t>
             </w:r>
           </w:p>
         </w:tc>
@@ -1576,7 +1576,7 @@
                 <w:sz w:val="20"/>
                 <w:szCs w:val="20"/>
               </w:rPr>
-              <w:t xml:space="preserve">8.8</w:t>
+              <w:t xml:space="preserve">9</w:t>
             </w:r>
           </w:p>
         </w:tc>
@@ -1644,7 +1644,7 @@
                 <w:sz w:val="20"/>
                 <w:szCs w:val="20"/>
               </w:rPr>
-              <w:t xml:space="preserve">良好</w:t>
+              <w:t xml:space="preserve">優秀</w:t>
             </w:r>
           </w:p>
         </w:tc>
@@ -1716,7 +1716,7 @@
                 <w:sz w:val="20"/>
                 <w:szCs w:val="20"/>
               </w:rPr>
-              <w:t xml:space="preserve">67</w:t>
+              <w:t xml:space="preserve">66</w:t>
             </w:r>
           </w:p>
         </w:tc>
@@ -2418,7 +2418,7 @@
           <w:sz w:val="21"/>
           <w:szCs w:val="21"/>
         </w:rPr>
-        <w:t xml:space="preserve">評価分布は10点（43.8%）に最も多く、8点以上の高評価が82.3%を占め、高い顧客満足度を示しています。低評価（1-4点）は計2件（1.5%）です。</w:t>
+        <w:t xml:space="preserve">評価分布は10点（44.6%）に最も多く、8点以上の高評価が82.3%を占め、高い顧客満足度を示しています。低評価（1-4点）は計2件（1.5%）です。</w:t>
       </w:r>
     </w:p>
     <w:p>
@@ -2653,7 +2653,7 @@
                 <w:sz w:val="20"/>
                 <w:szCs w:val="20"/>
               </w:rPr>
-              <w:t xml:space="preserve">57</w:t>
+              <w:t xml:space="preserve">58</w:t>
             </w:r>
           </w:p>
         </w:tc>
@@ -2688,7 +2688,7 @@
                 <w:sz w:val="20"/>
                 <w:szCs w:val="20"/>
               </w:rPr>
-              <w:t xml:space="preserve">43.8%</w:t>
+              <w:t xml:space="preserve">44.6%</w:t>
             </w:r>
           </w:p>
         </w:tc>
@@ -2726,7 +2726,7 @@
                 <w:sz w:val="18"/>
                 <w:szCs w:val="18"/>
               </w:rPr>
-              <w:t xml:space="preserve"> 57件</w:t>
+              <w:t xml:space="preserve"> 58件</w:t>
             </w:r>
           </w:p>
         </w:tc>
@@ -2798,7 +2798,7 @@
                 <w:sz w:val="20"/>
                 <w:szCs w:val="20"/>
               </w:rPr>
-              <w:t xml:space="preserve">24</w:t>
+              <w:t xml:space="preserve">23</w:t>
             </w:r>
           </w:p>
         </w:tc>
@@ -2833,7 +2833,7 @@
                 <w:sz w:val="20"/>
                 <w:szCs w:val="20"/>
               </w:rPr>
-              <w:t xml:space="preserve">18.5%</w:t>
+              <w:t xml:space="preserve">17.7%</w:t>
             </w:r>
           </w:p>
         </w:tc>
@@ -2870,7 +2870,7 @@
                 <w:sz w:val="18"/>
                 <w:szCs w:val="18"/>
               </w:rPr>
-              <w:t xml:space="preserve"> 24件</w:t>
+              <w:t xml:space="preserve"> 23件</w:t>
             </w:r>
           </w:p>
         </w:tc>
@@ -3150,7 +3150,7 @@
                 <w:sz w:val="20"/>
                 <w:szCs w:val="20"/>
               </w:rPr>
-              <w:t xml:space="preserve">████</w:t>
+              <w:t xml:space="preserve">███</w:t>
             </w:r>
             <w:r>
               <w:rPr>
@@ -3295,7 +3295,7 @@
                 <w:sz w:val="20"/>
                 <w:szCs w:val="20"/>
               </w:rPr>
-              <w:t xml:space="preserve">████</w:t>
+              <w:t xml:space="preserve">███</w:t>
             </w:r>
             <w:r>
               <w:rPr>
@@ -4045,7 +4045,7 @@
                 <w:sz w:val="20"/>
                 <w:szCs w:val="20"/>
               </w:rPr>
-              <w:t xml:space="preserve">「Supermarket open till 10pm is added advantage 立地と利便性」「フライトの遅延でホテルに少し遅れて到着しましたが、駅に近く便利な立地で、羽田空港から京急線で簡単にアクセスできました」</w:t>
+              <w:t xml:space="preserve">「Supermarket open till 10pm is added advantage 立地と利便性」「山口県からきましたが、 駅から激近は、分かりやすくありがたいです」</w:t>
             </w:r>
           </w:p>
         </w:tc>
@@ -4467,7 +4467,7 @@
                 <w:sz w:val="20"/>
                 <w:szCs w:val="20"/>
               </w:rPr>
-              <w:t xml:space="preserve">「周辺には、行き届いたサービスを提供する魅力的な地元の飲食店をはじめ、多くのレストランがあります」「房間很乾凈整潔，服務員態度熱情且都會英文，很適合出遊選住 部屋は清潔で整頓されており、スタッフは親切で英語も話せた...」</w:t>
+              <w:t xml:space="preserve">「素泊まりの滞在でしたが、 部屋もとても清潔で、気持ちよく過ごせました」「周辺には、行き届いたサービスを提供する魅力的な地元の飲食店をはじめ、多くのレストランがあります」</w:t>
             </w:r>
           </w:p>
         </w:tc>
@@ -4649,7 +4649,7 @@
           <w:sz w:val="21"/>
           <w:szCs w:val="21"/>
         </w:rPr>
-        <w:t xml:space="preserve">フライトの遅延でホテルに少し遅れて到着しましたが、駅に近く便利な立地で、羽田空港から京急線で簡単にアクセスできました</w:t>
+        <w:t xml:space="preserve">山口県からきましたが、 駅から激近は、分かりやすくありがたいです</w:t>
       </w:r>
     </w:p>
     <w:p>
@@ -4668,7 +4668,7 @@
           <w:sz w:val="21"/>
           <w:szCs w:val="21"/>
         </w:rPr>
-        <w:t xml:space="preserve">位置方便，乘JR或京急都可以，酒店早餐ok,如果能夠提供自助洗衣服務就更好 立地は便利で、JR線や京急線が利用できます</w:t>
+        <w:t xml:space="preserve">フライトの遅延でホテルに少し遅れて到着しましたが、駅に近く便利な立地で、羽田空港から京急線で簡単にアクセスできました</w:t>
       </w:r>
     </w:p>
     <w:p>
@@ -5427,7 +5427,7 @@
                 <w:sz w:val="20"/>
                 <w:szCs w:val="20"/>
               </w:rPr>
-              <w:t xml:space="preserve">不快だったのは、換気のために部屋の窓を開けることができず、3月なのに部屋が蒸し暑かったことです</w:t>
+              <w:t xml:space="preserve">19階は窓からは夜景がとても綺麗でした</w:t>
             </w:r>
           </w:p>
         </w:tc>
@@ -5461,7 +5461,7 @@
                 <w:sz w:val="20"/>
                 <w:szCs w:val="20"/>
               </w:rPr>
-              <w:t xml:space="preserve">重大・8件</w:t>
+              <w:t xml:space="preserve">重大・9件</w:t>
             </w:r>
           </w:p>
         </w:tc>
@@ -7769,7 +7769,7 @@
           <w:sz w:val="22"/>
           <w:szCs w:val="22"/>
         </w:rPr>
-        <w:t xml:space="preserve">[2] Trip.com / 10点 / 2026-03-24</w:t>
+        <w:t xml:space="preserve">[2] 楽天トラベル / 10点 / 2026-03-25</w:t>
       </w:r>
     </w:p>
     <w:p>
@@ -7784,7 +7784,7 @@
           <w:sz w:val="21"/>
           <w:szCs w:val="21"/>
         </w:rPr>
-        <w:t xml:space="preserve">フライトの遅延でホテルに少し遅れて到着しましたが、駅に近く便利な立地で、羽田空港から京急線で簡単にアクセスできました。ただ、初日は1階の改装工事に少し驚きました。バスルームの設備も少し古く、排水もあまり良くありませんでした。しかし、スタッフはとても親切で、チェックする人を手配してくれました。2泊目からは快適でしたが、部屋は2人にはちょっと狭かったです。高層階からは電車の眺めが素晴らしく、とて...</w:t>
+        <w:t xml:space="preserve">素泊まりの滞在でしたが、 部屋もとても清潔で、気持ちよく過ごせました。 山口県からきましたが、 駅から激近は、分かりやすくありがたいです。 19階は窓からは夜景がとても綺麗でした。 また利用させてください、有り難うございました。</w:t>
       </w:r>
     </w:p>
     <w:p>
@@ -7805,7 +7805,7 @@
           <w:sz w:val="22"/>
           <w:szCs w:val="22"/>
         </w:rPr>
-        <w:t xml:space="preserve">[3] Trip.com / 8点 / 2026-03-23</w:t>
+        <w:t xml:space="preserve">[3] Trip.com / 10点 / 2026-03-24</w:t>
       </w:r>
     </w:p>
     <w:p>
@@ -7820,7 +7820,7 @@
           <w:sz w:val="21"/>
           <w:szCs w:val="21"/>
         </w:rPr>
-        <w:t xml:space="preserve">立地は便利で、JR線や京急線が利用できます。ホテルの朝食はまあまあですが、セルフサービスのランドリー設備があればさらに良いでしょう。</w:t>
+        <w:t xml:space="preserve">フライトの遅延でホテルに少し遅れて到着しましたが、駅に近く便利な立地で、羽田空港から京急線で簡単にアクセスできました。ただ、初日は1階の改装工事に少し驚きました。バスルームの設備も少し古く、排水もあまり良くありませんでした。しかし、スタッフはとても親切で、チェックする人を手配してくれました。2泊目からは快適でしたが、部屋は2人にはちょっと狭かったです。高層階からは電車の眺めが素晴らしく、とて...</w:t>
       </w:r>
     </w:p>
     <w:p>
@@ -7841,7 +7841,7 @@
           <w:sz w:val="22"/>
           <w:szCs w:val="22"/>
         </w:rPr>
-        <w:t xml:space="preserve">[4] Trip.com / 9点 / 2026-03-23</w:t>
+        <w:t xml:space="preserve">[4] Trip.com / 8点 / 2026-03-23</w:t>
       </w:r>
     </w:p>
     <w:p>
@@ -7856,7 +7856,7 @@
           <w:sz w:val="21"/>
           <w:szCs w:val="21"/>
         </w:rPr>
-        <w:t xml:space="preserve">このホテルは一流のサービスを提供しており、スタッフは礼儀正しく、ほとんどのスタッフが英語を話します。JR駅のすぐそばに位置し、東京駅まで徒歩わずか20分、羽田空港までは電車で30分です。「エア51」バスを利用すれば、第3ターミナルまで約40分です。早朝便の場合は、座席が確保しやすいのでバスの利用が最適です。バス停はホテルの目の前にあり、道路を渡って徒歩1分です。周辺には、行き届いたサービスを...</w:t>
+        <w:t xml:space="preserve">立地は便利で、JR線や京急線が利用できます。ホテルの朝食はまあまあですが、セルフサービスのランドリー設備があればさらに良いでしょう。</w:t>
       </w:r>
     </w:p>
     <w:p>
@@ -7877,7 +7877,7 @@
           <w:sz w:val="22"/>
           <w:szCs w:val="22"/>
         </w:rPr>
-        <w:t xml:space="preserve">[5] Trip.com / 10点 / 2026-03-22</w:t>
+        <w:t xml:space="preserve">[5] Trip.com / 9点 / 2026-03-23</w:t>
       </w:r>
     </w:p>
     <w:p>
@@ -7892,7 +7892,7 @@
           <w:sz w:val="21"/>
           <w:szCs w:val="21"/>
         </w:rPr>
-        <w:t xml:space="preserve">部屋は清潔で整頓されており、スタッフは親切で英語も話せたので、旅行者にとって素晴らしい選択肢だった。</w:t>
+        <w:t xml:space="preserve">このホテルは一流のサービスを提供しており、スタッフは礼儀正しく、ほとんどのスタッフが英語を話します。JR駅のすぐそばに位置し、東京駅まで徒歩わずか20分、羽田空港までは電車で30分です。「エア51」バスを利用すれば、第3ターミナルまで約40分です。早朝便の場合は、座席が確保しやすいのでバスの利用が最適です。バス停はホテルの目の前にあり、道路を渡って徒歩1分です。周辺には、行き届いたサービスを...</w:t>
       </w:r>
     </w:p>
     <w:p>

--- a/納品レポート/ホテル別レポート/kawasaki_nikko_口コミ分析改善レポート.docx
+++ b/納品レポート/ホテル別レポート/kawasaki_nikko_口コミ分析改善レポート.docx
@@ -131,7 +131,7 @@
           <w:sz w:val="20"/>
           <w:szCs w:val="20"/>
         </w:rPr>
-        <w:t xml:space="preserve">作成日：2026年3月26日</w:t>
+        <w:t xml:space="preserve">作成日：2026年3月27日</w:t>
       </w:r>
     </w:p>
     <w:p>

--- a/納品レポート/ホテル別レポート/kawasaki_nikko_口コミ分析改善レポート.docx
+++ b/納品レポート/ホテル別レポート/kawasaki_nikko_口コミ分析改善レポート.docx
@@ -131,7 +131,7 @@
           <w:sz w:val="20"/>
           <w:szCs w:val="20"/>
         </w:rPr>
-        <w:t xml:space="preserve">作成日：2026年3月27日</w:t>
+        <w:t xml:space="preserve">作成日：2026年3月28日</w:t>
       </w:r>
     </w:p>
     <w:p>
@@ -261,7 +261,7 @@
                 <w:sz w:val="36"/>
                 <w:szCs w:val="36"/>
               </w:rPr>
-              <w:t xml:space="preserve">8.72</w:t>
+              <w:t xml:space="preserve">8.68</w:t>
             </w:r>
           </w:p>
         </w:tc>
@@ -310,7 +310,7 @@
                 <w:sz w:val="36"/>
                 <w:szCs w:val="36"/>
               </w:rPr>
-              <w:t xml:space="preserve">82.3%</w:t>
+              <w:t xml:space="preserve">81.5%</w:t>
             </w:r>
           </w:p>
         </w:tc>
@@ -448,7 +448,7 @@
           <w:sz w:val="21"/>
           <w:szCs w:val="21"/>
         </w:rPr>
-        <w:t xml:space="preserve">全体平均スコア8.72点（10点換算）は良好な水準であり、82.3%が高評価（8-10点）に分類されます。低評価（1-4点）は2件（1.5%）で、ゲスト満足度は良好です。Trip.com（9.65点）で特に高い評価を獲得しています。</w:t>
+        <w:t xml:space="preserve">全体平均スコア8.68点（10点換算）は良好な水準であり、81.5%が高評価（8-10点）に分類されます。低評価（1-4点）は2件（1.5%）で、ゲスト満足度は良好です。Trip.com（9.63点）で特に高い評価を獲得しています。</w:t>
       </w:r>
     </w:p>
     <w:p>
@@ -987,7 +987,7 @@
                 <w:sz w:val="20"/>
                 <w:szCs w:val="20"/>
               </w:rPr>
-              <w:t xml:space="preserve">31</w:t>
+              <w:t xml:space="preserve">30</w:t>
             </w:r>
           </w:p>
         </w:tc>
@@ -1021,7 +1021,7 @@
                 <w:sz w:val="20"/>
                 <w:szCs w:val="20"/>
               </w:rPr>
-              <w:t xml:space="preserve">9.65</w:t>
+              <w:t xml:space="preserve">9.63</w:t>
             </w:r>
           </w:p>
         </w:tc>
@@ -1089,7 +1089,7 @@
                 <w:sz w:val="20"/>
                 <w:szCs w:val="20"/>
               </w:rPr>
-              <w:t xml:space="preserve">9.65</w:t>
+              <w:t xml:space="preserve">9.63</w:t>
             </w:r>
           </w:p>
         </w:tc>
@@ -1751,7 +1751,7 @@
                 <w:sz w:val="20"/>
                 <w:szCs w:val="20"/>
               </w:rPr>
-              <w:t xml:space="preserve">8.67</w:t>
+              <w:t xml:space="preserve">8.65</w:t>
             </w:r>
           </w:p>
         </w:tc>
@@ -1821,7 +1821,7 @@
                 <w:sz w:val="20"/>
                 <w:szCs w:val="20"/>
               </w:rPr>
-              <w:t xml:space="preserve">8.67</w:t>
+              <w:t xml:space="preserve">8.65</w:t>
             </w:r>
           </w:p>
         </w:tc>
@@ -1961,7 +1961,7 @@
                 <w:sz w:val="20"/>
                 <w:szCs w:val="20"/>
               </w:rPr>
-              <w:t xml:space="preserve">18</w:t>
+              <w:t xml:space="preserve">19</w:t>
             </w:r>
           </w:p>
         </w:tc>
@@ -1995,7 +1995,7 @@
                 <w:sz w:val="20"/>
                 <w:szCs w:val="20"/>
               </w:rPr>
-              <w:t xml:space="preserve">3.61</w:t>
+              <w:t xml:space="preserve">3.58</w:t>
             </w:r>
           </w:p>
         </w:tc>
@@ -2063,7 +2063,7 @@
                 <w:sz w:val="20"/>
                 <w:szCs w:val="20"/>
               </w:rPr>
-              <w:t xml:space="preserve">7.22</w:t>
+              <w:t xml:space="preserve">7.16</w:t>
             </w:r>
           </w:p>
         </w:tc>
@@ -2418,7 +2418,7 @@
           <w:sz w:val="21"/>
           <w:szCs w:val="21"/>
         </w:rPr>
-        <w:t xml:space="preserve">評価分布は10点（44.6%）に最も多く、8点以上の高評価が82.3%を占め、高い顧客満足度を示しています。低評価（1-4点）は計2件（1.5%）です。</w:t>
+        <w:t xml:space="preserve">評価分布は10点（43.1%）に最も多く、8点以上の高評価が81.5%を占め、高い顧客満足度を示しています。低評価（1-4点）は計2件（1.5%）です。</w:t>
       </w:r>
     </w:p>
     <w:p>
@@ -2653,7 +2653,7 @@
                 <w:sz w:val="20"/>
                 <w:szCs w:val="20"/>
               </w:rPr>
-              <w:t xml:space="preserve">58</w:t>
+              <w:t xml:space="preserve">56</w:t>
             </w:r>
           </w:p>
         </w:tc>
@@ -2688,7 +2688,7 @@
                 <w:sz w:val="20"/>
                 <w:szCs w:val="20"/>
               </w:rPr>
-              <w:t xml:space="preserve">44.6%</w:t>
+              <w:t xml:space="preserve">43.1%</w:t>
             </w:r>
           </w:p>
         </w:tc>
@@ -2726,7 +2726,7 @@
                 <w:sz w:val="18"/>
                 <w:szCs w:val="18"/>
               </w:rPr>
-              <w:t xml:space="preserve"> 58件</w:t>
+              <w:t xml:space="preserve"> 56件</w:t>
             </w:r>
           </w:p>
         </w:tc>
@@ -2798,7 +2798,7 @@
                 <w:sz w:val="20"/>
                 <w:szCs w:val="20"/>
               </w:rPr>
-              <w:t xml:space="preserve">23</w:t>
+              <w:t xml:space="preserve">24</w:t>
             </w:r>
           </w:p>
         </w:tc>
@@ -2833,7 +2833,7 @@
                 <w:sz w:val="20"/>
                 <w:szCs w:val="20"/>
               </w:rPr>
-              <w:t xml:space="preserve">17.7%</w:t>
+              <w:t xml:space="preserve">18.5%</w:t>
             </w:r>
           </w:p>
         </w:tc>
@@ -2861,7 +2861,7 @@
                 <w:sz w:val="20"/>
                 <w:szCs w:val="20"/>
               </w:rPr>
-              <w:t xml:space="preserve">████████</w:t>
+              <w:t xml:space="preserve">█████████</w:t>
             </w:r>
             <w:r>
               <w:rPr>
@@ -2870,7 +2870,7 @@
                 <w:sz w:val="18"/>
                 <w:szCs w:val="18"/>
               </w:rPr>
-              <w:t xml:space="preserve"> 23件</w:t>
+              <w:t xml:space="preserve"> 24件</w:t>
             </w:r>
           </w:p>
         </w:tc>
@@ -3150,7 +3150,7 @@
                 <w:sz w:val="20"/>
                 <w:szCs w:val="20"/>
               </w:rPr>
-              <w:t xml:space="preserve">███</w:t>
+              <w:t xml:space="preserve">████</w:t>
             </w:r>
             <w:r>
               <w:rPr>
@@ -3231,7 +3231,7 @@
                 <w:sz w:val="20"/>
                 <w:szCs w:val="20"/>
               </w:rPr>
-              <w:t xml:space="preserve">10</w:t>
+              <w:t xml:space="preserve">11</w:t>
             </w:r>
           </w:p>
         </w:tc>
@@ -3266,7 +3266,7 @@
                 <w:sz w:val="20"/>
                 <w:szCs w:val="20"/>
               </w:rPr>
-              <w:t xml:space="preserve">7.7%</w:t>
+              <w:t xml:space="preserve">8.5%</w:t>
             </w:r>
           </w:p>
         </w:tc>
@@ -3295,7 +3295,7 @@
                 <w:sz w:val="20"/>
                 <w:szCs w:val="20"/>
               </w:rPr>
-              <w:t xml:space="preserve">███</w:t>
+              <w:t xml:space="preserve">████</w:t>
             </w:r>
             <w:r>
               <w:rPr>
@@ -3304,7 +3304,7 @@
                 <w:sz w:val="18"/>
                 <w:szCs w:val="18"/>
               </w:rPr>
-              <w:t xml:space="preserve"> 10件</w:t>
+              <w:t xml:space="preserve"> 11件</w:t>
             </w:r>
           </w:p>
         </w:tc>
@@ -3669,7 +3669,7 @@
                 <w:sz w:val="24"/>
                 <w:szCs w:val="24"/>
               </w:rPr>
-              <w:t xml:space="preserve">107件（82.3%）</w:t>
+              <w:t xml:space="preserve">106件（81.5%）</w:t>
             </w:r>
           </w:p>
         </w:tc>
@@ -3720,7 +3720,7 @@
                 <w:sz w:val="24"/>
                 <w:szCs w:val="24"/>
               </w:rPr>
-              <w:t xml:space="preserve">21件（16.2%）</w:t>
+              <w:t xml:space="preserve">22件（16.9%）</w:t>
             </w:r>
           </w:p>
         </w:tc>
@@ -4045,7 +4045,7 @@
                 <w:sz w:val="20"/>
                 <w:szCs w:val="20"/>
               </w:rPr>
-              <w:t xml:space="preserve">「Supermarket open till 10pm is added advantage 立地と利便性」「山口県からきましたが、 駅から激近は、分かりやすくありがたいです」</w:t>
+              <w:t xml:space="preserve">「駅前でアクセスは良いのだが、地下駐車場から向かうと、階段の上り下りをせざるを得ないところが多く、車で来る人には面倒かも」「・駅近で周囲に飲食店も多数ある利便性 ・羽田空港も京急でアクセス便利 ・個人情報の管理が危うい点 ・全体的に設備が...」</w:t>
             </w:r>
           </w:p>
         </w:tc>
@@ -4256,7 +4256,7 @@
                 <w:sz w:val="20"/>
                 <w:szCs w:val="20"/>
               </w:rPr>
-              <w:t xml:space="preserve">「2泊目からは快適でしたが、部屋は2人にはちょっと狭かったです」「ホテルの朝食はまあまあですが、セルフサービスのランドリー設備があればさらに良いでしょう」</w:t>
+              <w:t xml:space="preserve">「・駅近で周囲に飲食店も多数ある利便性 ・羽田空港も京急でアクセス便利 ・個人情報の管理が危うい点 ・全体的に設備が...」「2泊目からは快適でしたが、部屋は2人にはちょっと狭かったです」</w:t>
             </w:r>
           </w:p>
         </w:tc>
@@ -4292,7 +4292,7 @@
                 <w:sz w:val="20"/>
                 <w:szCs w:val="20"/>
               </w:rPr>
-              <w:t xml:space="preserve">朝食</w:t>
+              <w:t xml:space="preserve">清潔さ・清掃</w:t>
             </w:r>
           </w:p>
         </w:tc>
@@ -4360,7 +4360,7 @@
                 <w:sz w:val="20"/>
                 <w:szCs w:val="20"/>
               </w:rPr>
-              <w:t xml:space="preserve">「朝食を1日追加で購入したのですが、フロントでその旨を伝えたら割引クーポンをもらえました」「ホテルの朝食はまあまあですが、セルフサービスのランドリー設備があればさらに良いでしょう」</w:t>
+              <w:t xml:space="preserve">「新しくはないが十分綺麗です」「素泊まりの滞在でしたが、 部屋もとても清潔で、気持ちよく過ごせました」</w:t>
             </w:r>
           </w:p>
         </w:tc>
@@ -4397,7 +4397,7 @@
                 <w:sz w:val="20"/>
                 <w:szCs w:val="20"/>
               </w:rPr>
-              <w:t xml:space="preserve">清潔さ・清掃</w:t>
+              <w:t xml:space="preserve">朝食</w:t>
             </w:r>
           </w:p>
         </w:tc>
@@ -4467,7 +4467,7 @@
                 <w:sz w:val="20"/>
                 <w:szCs w:val="20"/>
               </w:rPr>
-              <w:t xml:space="preserve">「素泊まりの滞在でしたが、 部屋もとても清潔で、気持ちよく過ごせました」「周辺には、行き届いたサービスを提供する魅力的な地元の飲食店をはじめ、多くのレストランがあります」</w:t>
+              <w:t xml:space="preserve">「朝食を1日追加で購入したのですが、フロントでその旨を伝えたら割引クーポンをもらえました」「ホテルの朝食はまあまあですが、セルフサービスのランドリー設備があればさらに良いでしょう」</w:t>
             </w:r>
           </w:p>
         </w:tc>
@@ -4571,7 +4571,7 @@
                 <w:sz w:val="20"/>
                 <w:szCs w:val="20"/>
               </w:rPr>
-              <w:t xml:space="preserve">「Location and convenience」「周辺には、行き届いたサービスを提供する魅力的な地元の飲食店をはじめ、多くのレストランがあります」</w:t>
+              <w:t xml:space="preserve">「・駅近で周囲に飲食店も多数ある利便性 ・羽田空港も京急でアクセス便利 ・個人情報の管理が危うい点 ・全体的に設備が...」「Location and convenience」</w:t>
             </w:r>
           </w:p>
         </w:tc>
@@ -4611,7 +4611,7 @@
           <w:sz w:val="21"/>
           <w:szCs w:val="21"/>
         </w:rPr>
-        <w:t xml:space="preserve">口コミの多数で「立地・アクセス」に関するポジティブな言及が見られ、川崎日航ホテルの最大の差別化要因となっています。Supermarket open till 10pm is added advantage 立地と利便性といった声が多数寄せられています。</w:t>
+        <w:t xml:space="preserve">口コミの多数で「立地・アクセス」に関するポジティブな言及が見られ、川崎日航ホテルの最大の差別化要因となっています。駅前でアクセスは良いのだが、地下駐車場から向かうと、階段の上り下りをせざるを得ないところが多く、車で来る人には面倒かもといった声が多数寄せられています。</w:t>
       </w:r>
     </w:p>
     <w:p>
@@ -4630,7 +4630,7 @@
           <w:sz w:val="21"/>
           <w:szCs w:val="21"/>
         </w:rPr>
-        <w:t xml:space="preserve">Supermarket open till 10pm is added advantage 立地と利便性</w:t>
+        <w:t xml:space="preserve">駅前でアクセスは良いのだが、地下駐車場から向かうと、階段の上り下りをせざるを得ないところが多く、車で来る人には面倒かも</w:t>
       </w:r>
     </w:p>
     <w:p>
@@ -4649,7 +4649,7 @@
           <w:sz w:val="21"/>
           <w:szCs w:val="21"/>
         </w:rPr>
-        <w:t xml:space="preserve">山口県からきましたが、 駅から激近は、分かりやすくありがたいです</w:t>
+        <w:t xml:space="preserve">・駅近で周囲に飲食店も多数ある利便性 ・羽田空港も京急でアクセス便利 ・個人情報の管理が危うい点 ・全体的に設備が...</w:t>
       </w:r>
     </w:p>
     <w:p>
@@ -4668,7 +4668,7 @@
           <w:sz w:val="21"/>
           <w:szCs w:val="21"/>
         </w:rPr>
-        <w:t xml:space="preserve">フライトの遅延でホテルに少し遅れて到着しましたが、駅に近く便利な立地で、羽田空港から京急線で簡単にアクセスできました</w:t>
+        <w:t xml:space="preserve">Supermarket open till 10pm is added advantage 立地と利便性</w:t>
       </w:r>
     </w:p>
     <w:p>
@@ -6902,7 +6902,7 @@
                 <w:sz w:val="20"/>
                 <w:szCs w:val="20"/>
               </w:rPr>
-              <w:t xml:space="preserve">8.72点</w:t>
+              <w:t xml:space="preserve">8.68点</w:t>
             </w:r>
           </w:p>
         </w:tc>
@@ -7042,7 +7042,7 @@
                 <w:sz w:val="20"/>
                 <w:szCs w:val="20"/>
               </w:rPr>
-              <w:t xml:space="preserve">82.3%</w:t>
+              <w:t xml:space="preserve">81.5%</w:t>
             </w:r>
           </w:p>
         </w:tc>
@@ -7733,7 +7733,7 @@
           <w:sz w:val="22"/>
           <w:szCs w:val="22"/>
         </w:rPr>
-        <w:t xml:space="preserve">[1] Trip.com / 9点 / 2026-03-25</w:t>
+        <w:t xml:space="preserve">[1] Booking.com / 9点 / 2026-03-27</w:t>
       </w:r>
     </w:p>
     <w:p>
@@ -7748,7 +7748,33 @@
           <w:sz w:val="21"/>
           <w:szCs w:val="21"/>
         </w:rPr>
-        <w:t xml:space="preserve">立地と利便性。スーパーマーケットが夜10時まで営業しているのも大きな利点です。</w:t>
+        <w:t xml:space="preserve">・駅近で周囲に飲食店も多数ある利便性 ・羽田空港も京急でアクセス便利</w:t>
+      </w:r>
+    </w:p>
+    <w:p>
+      <w:pPr>
+        <w:spacing w:after="120" w:line="320"/>
+        <w:jc w:val="left"/>
+      </w:pPr>
+      <w:r>
+        <w:rPr>
+          <w:rFonts w:ascii="Arial" w:cs="Arial" w:eastAsia="Arial" w:hAnsi="Arial"/>
+          <w:b/>
+          <w:bCs/>
+          <w:color w:val="C0392B"/>
+          <w:sz w:val="21"/>
+          <w:szCs w:val="21"/>
+        </w:rPr>
+        <w:t xml:space="preserve">【改善点】</w:t>
+      </w:r>
+      <w:r>
+        <w:rPr>
+          <w:rFonts w:ascii="Arial" w:cs="Arial" w:eastAsia="Arial" w:hAnsi="Arial"/>
+          <w:color w:val="333333"/>
+          <w:sz w:val="21"/>
+          <w:szCs w:val="21"/>
+        </w:rPr>
+        <w:t xml:space="preserve">・個人情報の管理が危うい点 ・全体的に設備が古い点(そんなに気にはならない)</w:t>
       </w:r>
     </w:p>
     <w:p>
@@ -7769,7 +7795,7 @@
           <w:sz w:val="22"/>
           <w:szCs w:val="22"/>
         </w:rPr>
-        <w:t xml:space="preserve">[2] 楽天トラベル / 10点 / 2026-03-25</w:t>
+        <w:t xml:space="preserve">[2] Trip.com / 9点 / 2026-03-25</w:t>
       </w:r>
     </w:p>
     <w:p>
@@ -7784,7 +7810,7 @@
           <w:sz w:val="21"/>
           <w:szCs w:val="21"/>
         </w:rPr>
-        <w:t xml:space="preserve">素泊まりの滞在でしたが、 部屋もとても清潔で、気持ちよく過ごせました。 山口県からきましたが、 駅から激近は、分かりやすくありがたいです。 19階は窓からは夜景がとても綺麗でした。 また利用させてください、有り難うございました。</w:t>
+        <w:t xml:space="preserve">立地と利便性。スーパーマーケットが夜10時まで営業しているのも大きな利点です。</w:t>
       </w:r>
     </w:p>
     <w:p>
@@ -7805,7 +7831,7 @@
           <w:sz w:val="22"/>
           <w:szCs w:val="22"/>
         </w:rPr>
-        <w:t xml:space="preserve">[3] Trip.com / 10点 / 2026-03-24</w:t>
+        <w:t xml:space="preserve">[3] 楽天トラベル / 10点 / 2026-03-25</w:t>
       </w:r>
     </w:p>
     <w:p>
@@ -7820,7 +7846,7 @@
           <w:sz w:val="21"/>
           <w:szCs w:val="21"/>
         </w:rPr>
-        <w:t xml:space="preserve">フライトの遅延でホテルに少し遅れて到着しましたが、駅に近く便利な立地で、羽田空港から京急線で簡単にアクセスできました。ただ、初日は1階の改装工事に少し驚きました。バスルームの設備も少し古く、排水もあまり良くありませんでした。しかし、スタッフはとても親切で、チェックする人を手配してくれました。2泊目からは快適でしたが、部屋は2人にはちょっと狭かったです。高層階からは電車の眺めが素晴らしく、とて...</w:t>
+        <w:t xml:space="preserve">素泊まりの滞在でしたが、 部屋もとても清潔で、気持ちよく過ごせました。 山口県からきましたが、 駅から激近は、分かりやすくありがたいです。 19階は窓からは夜景がとても綺麗でした。 また利用させてください、有り難うございました。</w:t>
       </w:r>
     </w:p>
     <w:p>
@@ -7841,7 +7867,7 @@
           <w:sz w:val="22"/>
           <w:szCs w:val="22"/>
         </w:rPr>
-        <w:t xml:space="preserve">[4] Trip.com / 8点 / 2026-03-23</w:t>
+        <w:t xml:space="preserve">[4] Trip.com / 10点 / 2026-03-24</w:t>
       </w:r>
     </w:p>
     <w:p>
@@ -7856,7 +7882,7 @@
           <w:sz w:val="21"/>
           <w:szCs w:val="21"/>
         </w:rPr>
-        <w:t xml:space="preserve">立地は便利で、JR線や京急線が利用できます。ホテルの朝食はまあまあですが、セルフサービスのランドリー設備があればさらに良いでしょう。</w:t>
+        <w:t xml:space="preserve">フライトの遅延でホテルに少し遅れて到着しましたが、駅に近く便利な立地で、羽田空港から京急線で簡単にアクセスできました。ただ、初日は1階の改装工事に少し驚きました。バスルームの設備も少し古く、排水もあまり良くありませんでした。しかし、スタッフはとても親切で、チェックする人を手配してくれました。2泊目からは快適でしたが、部屋は2人にはちょっと狭かったです。高層階からは電車の眺めが素晴らしく、とて...</w:t>
       </w:r>
     </w:p>
     <w:p>
@@ -7877,7 +7903,7 @@
           <w:sz w:val="22"/>
           <w:szCs w:val="22"/>
         </w:rPr>
-        <w:t xml:space="preserve">[5] Trip.com / 9点 / 2026-03-23</w:t>
+        <w:t xml:space="preserve">[5] Trip.com / 8点 / 2026-03-23</w:t>
       </w:r>
     </w:p>
     <w:p>
@@ -7892,7 +7918,7 @@
           <w:sz w:val="21"/>
           <w:szCs w:val="21"/>
         </w:rPr>
-        <w:t xml:space="preserve">このホテルは一流のサービスを提供しており、スタッフは礼儀正しく、ほとんどのスタッフが英語を話します。JR駅のすぐそばに位置し、東京駅まで徒歩わずか20分、羽田空港までは電車で30分です。「エア51」バスを利用すれば、第3ターミナルまで約40分です。早朝便の場合は、座席が確保しやすいのでバスの利用が最適です。バス停はホテルの目の前にあり、道路を渡って徒歩1分です。周辺には、行き届いたサービスを...</w:t>
+        <w:t xml:space="preserve">立地は便利で、JR線や京急線が利用できます。ホテルの朝食はまあまあですが、セルフサービスのランドリー設備があればさらに良いでしょう。</w:t>
       </w:r>
     </w:p>
     <w:p>
@@ -7913,7 +7939,7 @@
           <w:sz w:val="22"/>
           <w:szCs w:val="22"/>
         </w:rPr>
-        <w:t xml:space="preserve">[6] Google / 2点 / 2026-03-22</w:t>
+        <w:t xml:space="preserve">[6] Google / 6点 / 2026-03-27</w:t>
       </w:r>
     </w:p>
     <w:p>
@@ -7928,7 +7954,7 @@
           <w:sz w:val="21"/>
           <w:szCs w:val="21"/>
         </w:rPr>
-        <w:t xml:space="preserve">このホテルは非常にケチで、受けたサービスにとても不満です。本当にがっかりする経験で、サービスもひどいものでした！</w:t>
+        <w:t xml:space="preserve">駅前でアクセスは良いのだが、地下駐車場から向かうと、階段の上り下りをせざるを得ないところが多く、車で来る人には面倒かも。電車・タクシーなら問題なし。 新しくはないが十分綺麗です。エレベーターの表示がかすれてるのは年期の証拠。</w:t>
       </w:r>
     </w:p>
     <w:p>
@@ -7985,7 +8011,43 @@
           <w:sz w:val="22"/>
           <w:szCs w:val="22"/>
         </w:rPr>
-        <w:t xml:space="preserve">[8] Booking.com / 6点 / 2026-03-15</w:t>
+        <w:t xml:space="preserve">[8] Google / 2点 / 2026-03-22</w:t>
+      </w:r>
+    </w:p>
+    <w:p>
+      <w:pPr>
+        <w:spacing w:after="120" w:line="320"/>
+        <w:jc w:val="left"/>
+      </w:pPr>
+      <w:r>
+        <w:rPr>
+          <w:rFonts w:ascii="Arial" w:cs="Arial" w:eastAsia="Arial" w:hAnsi="Arial"/>
+          <w:color w:val="333333"/>
+          <w:sz w:val="21"/>
+          <w:szCs w:val="21"/>
+        </w:rPr>
+        <w:t xml:space="preserve">このホテルは非常にケチで、受けたサービスにとても不満です。本当にがっかりする経験で、サービスもひどいものでした！</w:t>
+      </w:r>
+    </w:p>
+    <w:p>
+      <w:pPr>
+        <w:spacing w:after="60"/>
+      </w:pPr>
+    </w:p>
+    <w:p>
+      <w:pPr>
+        <w:spacing w:after="120" w:before="200"/>
+      </w:pPr>
+      <w:r>
+        <w:rPr>
+          <w:rFonts w:ascii="Arial" w:cs="Arial" w:eastAsia="Arial" w:hAnsi="Arial"/>
+          <w:b/>
+          <w:bCs/>
+          <w:color w:val="1B3A5C"/>
+          <w:sz w:val="22"/>
+          <w:szCs w:val="22"/>
+        </w:rPr>
+        <w:t xml:space="preserve">[9] Booking.com / 6点 / 2026-03-15</w:t>
       </w:r>
     </w:p>
     <w:p>
@@ -8047,7 +8109,7 @@
           <w:sz w:val="22"/>
           <w:szCs w:val="22"/>
         </w:rPr>
-        <w:t xml:space="preserve">[9] じゃらん / 6点 / 2026-03-09</w:t>
+        <w:t xml:space="preserve">[10] じゃらん / 6点 / 2026-03-09</w:t>
       </w:r>
     </w:p>
     <w:p>
@@ -8063,68 +8125,6 @@
           <w:szCs w:val="21"/>
         </w:rPr>
         <w:t xml:space="preserve">私の泊まった部屋は広くてとても綺麗で、女子2人で広々と泊まれました。  お風呂は部屋ですが、シャンプー等ボトルで個別に入ってるのが可愛く、残った分は他の他の旅行でも使えるので便利だと思いました。  朝ごはんはもう少し品数があると嬉しかったです。</w:t>
-      </w:r>
-    </w:p>
-    <w:p>
-      <w:pPr>
-        <w:spacing w:after="60"/>
-      </w:pPr>
-    </w:p>
-    <w:p>
-      <w:pPr>
-        <w:spacing w:after="120" w:before="200"/>
-      </w:pPr>
-      <w:r>
-        <w:rPr>
-          <w:rFonts w:ascii="Arial" w:cs="Arial" w:eastAsia="Arial" w:hAnsi="Arial"/>
-          <w:b/>
-          <w:bCs/>
-          <w:color w:val="1B3A5C"/>
-          <w:sz w:val="22"/>
-          <w:szCs w:val="22"/>
-        </w:rPr>
-        <w:t xml:space="preserve">[10] Booking.com / 6点 / 2026-02-23</w:t>
-      </w:r>
-    </w:p>
-    <w:p>
-      <w:pPr>
-        <w:spacing w:after="120" w:line="320"/>
-        <w:jc w:val="left"/>
-      </w:pPr>
-      <w:r>
-        <w:rPr>
-          <w:rFonts w:ascii="Arial" w:cs="Arial" w:eastAsia="Arial" w:hAnsi="Arial"/>
-          <w:color w:val="333333"/>
-          <w:sz w:val="21"/>
-          <w:szCs w:val="21"/>
-        </w:rPr>
-        <w:t xml:space="preserve">La posizione, il personale molto gentile, grandezza della stanza</w:t>
-      </w:r>
-    </w:p>
-    <w:p>
-      <w:pPr>
-        <w:spacing w:after="120" w:line="320"/>
-        <w:jc w:val="left"/>
-      </w:pPr>
-      <w:r>
-        <w:rPr>
-          <w:rFonts w:ascii="Arial" w:cs="Arial" w:eastAsia="Arial" w:hAnsi="Arial"/>
-          <w:b/>
-          <w:bCs/>
-          <w:color w:val="C0392B"/>
-          <w:sz w:val="21"/>
-          <w:szCs w:val="21"/>
-        </w:rPr>
-        <w:t xml:space="preserve">【改善点】</w:t>
-      </w:r>
-      <w:r>
-        <w:rPr>
-          <w:rFonts w:ascii="Arial" w:cs="Arial" w:eastAsia="Arial" w:hAnsi="Arial"/>
-          <w:color w:val="333333"/>
-          <w:sz w:val="21"/>
-          <w:szCs w:val="21"/>
-        </w:rPr>
-        <w:t xml:space="preserve">すべてが今となっては時代遅れに感じられますが、最悪だったのは以下の点です。- 室温の調節が不可能で、室内は（2月なのに）焼けつくように暑かった。小型のエアコンはありますが、ほとんど役に立ちません。- バスルームから絶えず繰り返される音が聞こえ、隣室なのでベッドからも聞こえてしまうのが残念です。...</w:t>
       </w:r>
     </w:p>
     <w:p>
@@ -8189,7 +8189,7 @@
                 <w:sz w:val="21"/>
                 <w:szCs w:val="21"/>
               </w:rPr>
-              <w:t xml:space="preserve">川崎日航ホテルは、全体平均8.72点（10点換算）、高評価率82.3%という良好な顧客満足度を維持しているホテルです。特に「立地・アクセス」「スタッフの対応」が多くのゲストから高く評価されています。</w:t>
+              <w:t xml:space="preserve">川崎日航ホテルは、全体平均8.68点（10点換算）、高評価率81.5%という良好な顧客満足度を維持しているホテルです。特に「立地・アクセス」「スタッフの対応」が多くのゲストから高く評価されています。</w:t>
             </w:r>
           </w:p>
           <w:p>

--- a/納品レポート/ホテル別レポート/kawasaki_nikko_口コミ分析改善レポート.docx
+++ b/納品レポート/ホテル別レポート/kawasaki_nikko_口コミ分析改善レポート.docx
@@ -53,7 +53,7 @@
           <w:sz w:val="24"/>
           <w:szCs w:val="24"/>
         </w:rPr>
-        <w:t xml:space="preserve">2024年1月〜2026年3月　|　総件数 130件　|　2026年3月29日</w:t>
+        <w:t xml:space="preserve">2024年1月〜2026年3月　|　総件数 135件　|　2026年3月29日</w:t>
       </w:r>
     </w:p>
     <w:p>
@@ -84,7 +84,7 @@
           <w:sz w:val="21"/>
           <w:szCs w:val="21"/>
         </w:rPr>
-        <w:t xml:space="preserve">2024年1月〜2026年3月に各OTAサイトに投稿された130件のレビューを分析しました。</w:t>
+        <w:t xml:space="preserve">2024年1月〜2026年3月に各OTAサイトに投稿された135件のレビューを分析しました。</w:t>
       </w:r>
     </w:p>
     <w:p>
@@ -142,7 +142,7 @@
                 <w:szCs w:val="20"/>
               </w:rPr>
               <w:t xml:space="preserve">全体平均
-8.68点</w:t>
+8.67点</w:t>
             </w:r>
           </w:p>
         </w:tc>
@@ -247,7 +247,7 @@
                 <w:szCs w:val="20"/>
               </w:rPr>
               <w:t xml:space="preserve">レビュー総数
-130件</w:t>
+135件</w:t>
             </w:r>
           </w:p>
         </w:tc>
@@ -555,7 +555,7 @@
                 <w:sz w:val="20"/>
                 <w:szCs w:val="20"/>
               </w:rPr>
-              <w:t xml:space="preserve">30</w:t>
+              <w:t xml:space="preserve">31</w:t>
             </w:r>
           </w:p>
         </w:tc>
@@ -590,7 +590,7 @@
                 <w:sz w:val="20"/>
                 <w:szCs w:val="20"/>
               </w:rPr>
-              <w:t xml:space="preserve">9.63/10</w:t>
+              <w:t xml:space="preserve">9.58/10</w:t>
             </w:r>
           </w:p>
         </w:tc>
@@ -625,7 +625,7 @@
                 <w:sz w:val="20"/>
                 <w:szCs w:val="20"/>
               </w:rPr>
-              <w:t xml:space="preserve">9.63</w:t>
+              <w:t xml:space="preserve">9.58</w:t>
             </w:r>
           </w:p>
         </w:tc>
@@ -909,7 +909,7 @@
                 <w:sz w:val="20"/>
                 <w:szCs w:val="20"/>
               </w:rPr>
-              <w:t xml:space="preserve">6</w:t>
+              <w:t xml:space="preserve">7</w:t>
             </w:r>
           </w:p>
         </w:tc>
@@ -944,7 +944,7 @@
                 <w:sz w:val="20"/>
                 <w:szCs w:val="20"/>
               </w:rPr>
-              <w:t xml:space="preserve">4.50/5</w:t>
+              <w:t xml:space="preserve">4.43/5</w:t>
             </w:r>
           </w:p>
         </w:tc>
@@ -979,7 +979,7 @@
                 <w:sz w:val="20"/>
                 <w:szCs w:val="20"/>
               </w:rPr>
-              <w:t xml:space="preserve">9.00</w:t>
+              <w:t xml:space="preserve">8.86</w:t>
             </w:r>
           </w:p>
         </w:tc>
@@ -1014,7 +1014,7 @@
                 <w:sz w:val="20"/>
                 <w:szCs w:val="20"/>
               </w:rPr>
-              <w:t xml:space="preserve">優秀</w:t>
+              <w:t xml:space="preserve">良好</w:t>
             </w:r>
           </w:p>
         </w:tc>
@@ -1086,7 +1086,7 @@
                 <w:sz w:val="20"/>
                 <w:szCs w:val="20"/>
               </w:rPr>
-              <w:t xml:space="preserve">66</w:t>
+              <w:t xml:space="preserve">69</w:t>
             </w:r>
           </w:p>
         </w:tc>
@@ -1263,7 +1263,7 @@
                 <w:sz w:val="20"/>
                 <w:szCs w:val="20"/>
               </w:rPr>
-              <w:t xml:space="preserve">19</w:t>
+              <w:t xml:space="preserve">20</w:t>
             </w:r>
           </w:p>
         </w:tc>
@@ -1298,7 +1298,7 @@
                 <w:sz w:val="20"/>
                 <w:szCs w:val="20"/>
               </w:rPr>
-              <w:t xml:space="preserve">3.58/5</w:t>
+              <w:t xml:space="preserve">3.55/5</w:t>
             </w:r>
           </w:p>
         </w:tc>
@@ -1333,7 +1333,7 @@
                 <w:sz w:val="20"/>
                 <w:szCs w:val="20"/>
               </w:rPr>
-              <w:t xml:space="preserve">7.16</w:t>
+              <w:t xml:space="preserve">7.10</w:t>
             </w:r>
           </w:p>
         </w:tc>
@@ -1347,183 +1347,6 @@
               <w:right w:val="single" w:color="CCCCCC" w:sz="1"/>
             </w:tcBorders>
             <w:shd w:fill="FFFFFF" w:val="clear"/>
-            <w:tcMar>
-              <w:top w:type="dxa" w:w="80"/>
-              <w:left w:type="dxa" w:w="120"/>
-              <w:bottom w:type="dxa" w:w="80"/>
-              <w:right w:type="dxa" w:w="120"/>
-            </w:tcMar>
-            <w:vAlign w:val="center"/>
-          </w:tcPr>
-          <w:p>
-            <w:pPr>
-              <w:jc w:val="center"/>
-            </w:pPr>
-            <w:r>
-              <w:rPr>
-                <w:rFonts w:ascii="Arial" w:cs="Arial" w:eastAsia="Arial" w:hAnsi="Arial"/>
-                <w:b w:val="false"/>
-                <w:bCs w:val="false"/>
-                <w:color w:val="E67E22"/>
-                <w:sz w:val="20"/>
-                <w:szCs w:val="20"/>
-              </w:rPr>
-              <w:t xml:space="preserve">概ね良好</w:t>
-            </w:r>
-          </w:p>
-        </w:tc>
-      </w:tr>
-      <w:tr>
-        <w:tc>
-          <w:tcPr>
-            <w:tcW w:type="dxa" w:w="2400"/>
-            <w:tcBorders>
-              <w:top w:val="single" w:color="CCCCCC" w:sz="1"/>
-              <w:left w:val="single" w:color="CCCCCC" w:sz="1"/>
-              <w:bottom w:val="single" w:color="CCCCCC" w:sz="1"/>
-              <w:right w:val="single" w:color="CCCCCC" w:sz="1"/>
-            </w:tcBorders>
-            <w:shd w:fill="F2F2F2" w:val="clear"/>
-            <w:tcMar>
-              <w:top w:type="dxa" w:w="80"/>
-              <w:left w:type="dxa" w:w="120"/>
-              <w:bottom w:type="dxa" w:w="80"/>
-              <w:right w:type="dxa" w:w="120"/>
-            </w:tcMar>
-            <w:vAlign w:val="center"/>
-          </w:tcPr>
-          <w:p>
-            <w:pPr>
-              <w:jc w:val="left"/>
-            </w:pPr>
-            <w:r>
-              <w:rPr>
-                <w:rFonts w:ascii="Arial" w:cs="Arial" w:eastAsia="Arial" w:hAnsi="Arial"/>
-                <w:b w:val="false"/>
-                <w:bCs w:val="false"/>
-                <w:color w:val="333333"/>
-                <w:sz w:val="20"/>
-                <w:szCs w:val="20"/>
-              </w:rPr>
-              <w:t xml:space="preserve">Agoda</w:t>
-            </w:r>
-          </w:p>
-        </w:tc>
-        <w:tc>
-          <w:tcPr>
-            <w:tcW w:type="dxa" w:w="1000"/>
-            <w:tcBorders>
-              <w:top w:val="single" w:color="CCCCCC" w:sz="1"/>
-              <w:left w:val="single" w:color="CCCCCC" w:sz="1"/>
-              <w:bottom w:val="single" w:color="CCCCCC" w:sz="1"/>
-              <w:right w:val="single" w:color="CCCCCC" w:sz="1"/>
-            </w:tcBorders>
-            <w:shd w:fill="F2F2F2" w:val="clear"/>
-            <w:tcMar>
-              <w:top w:type="dxa" w:w="80"/>
-              <w:left w:type="dxa" w:w="120"/>
-              <w:bottom w:type="dxa" w:w="80"/>
-              <w:right w:type="dxa" w:w="120"/>
-            </w:tcMar>
-            <w:vAlign w:val="center"/>
-          </w:tcPr>
-          <w:p>
-            <w:pPr>
-              <w:jc w:val="center"/>
-            </w:pPr>
-            <w:r>
-              <w:rPr>
-                <w:rFonts w:ascii="Arial" w:cs="Arial" w:eastAsia="Arial" w:hAnsi="Arial"/>
-                <w:b w:val="false"/>
-                <w:bCs w:val="false"/>
-                <w:color w:val="333333"/>
-                <w:sz w:val="20"/>
-                <w:szCs w:val="20"/>
-              </w:rPr>
-              <w:t xml:space="preserve">1</w:t>
-            </w:r>
-          </w:p>
-        </w:tc>
-        <w:tc>
-          <w:tcPr>
-            <w:tcW w:type="dxa" w:w="1200"/>
-            <w:tcBorders>
-              <w:top w:val="single" w:color="CCCCCC" w:sz="1"/>
-              <w:left w:val="single" w:color="CCCCCC" w:sz="1"/>
-              <w:bottom w:val="single" w:color="CCCCCC" w:sz="1"/>
-              <w:right w:val="single" w:color="CCCCCC" w:sz="1"/>
-            </w:tcBorders>
-            <w:shd w:fill="F2F2F2" w:val="clear"/>
-            <w:tcMar>
-              <w:top w:type="dxa" w:w="80"/>
-              <w:left w:type="dxa" w:w="120"/>
-              <w:bottom w:type="dxa" w:w="80"/>
-              <w:right w:type="dxa" w:w="120"/>
-            </w:tcMar>
-            <w:vAlign w:val="center"/>
-          </w:tcPr>
-          <w:p>
-            <w:pPr>
-              <w:jc w:val="center"/>
-            </w:pPr>
-            <w:r>
-              <w:rPr>
-                <w:rFonts w:ascii="Arial" w:cs="Arial" w:eastAsia="Arial" w:hAnsi="Arial"/>
-                <w:b w:val="false"/>
-                <w:bCs w:val="false"/>
-                <w:color w:val="333333"/>
-                <w:sz w:val="20"/>
-                <w:szCs w:val="20"/>
-              </w:rPr>
-              <w:t xml:space="preserve">7.00/10</w:t>
-            </w:r>
-          </w:p>
-        </w:tc>
-        <w:tc>
-          <w:tcPr>
-            <w:tcW w:type="dxa" w:w="1200"/>
-            <w:tcBorders>
-              <w:top w:val="single" w:color="CCCCCC" w:sz="1"/>
-              <w:left w:val="single" w:color="CCCCCC" w:sz="1"/>
-              <w:bottom w:val="single" w:color="CCCCCC" w:sz="1"/>
-              <w:right w:val="single" w:color="CCCCCC" w:sz="1"/>
-            </w:tcBorders>
-            <w:shd w:fill="F2F2F2" w:val="clear"/>
-            <w:tcMar>
-              <w:top w:type="dxa" w:w="80"/>
-              <w:left w:type="dxa" w:w="120"/>
-              <w:bottom w:type="dxa" w:w="80"/>
-              <w:right w:type="dxa" w:w="120"/>
-            </w:tcMar>
-            <w:vAlign w:val="center"/>
-          </w:tcPr>
-          <w:p>
-            <w:pPr>
-              <w:jc w:val="center"/>
-            </w:pPr>
-            <w:r>
-              <w:rPr>
-                <w:rFonts w:ascii="Arial" w:cs="Arial" w:eastAsia="Arial" w:hAnsi="Arial"/>
-                <w:b/>
-                <w:bCs/>
-                <w:color w:val="E67E22"/>
-                <w:sz w:val="20"/>
-                <w:szCs w:val="20"/>
-              </w:rPr>
-              <w:t xml:space="preserve">7.00</w:t>
-            </w:r>
-          </w:p>
-        </w:tc>
-        <w:tc>
-          <w:tcPr>
-            <w:tcW w:type="dxa" w:w="1226"/>
-            <w:tcBorders>
-              <w:top w:val="single" w:color="CCCCCC" w:sz="1"/>
-              <w:left w:val="single" w:color="CCCCCC" w:sz="1"/>
-              <w:bottom w:val="single" w:color="CCCCCC" w:sz="1"/>
-              <w:right w:val="single" w:color="CCCCCC" w:sz="1"/>
-            </w:tcBorders>
-            <w:shd w:fill="F2F2F2" w:val="clear"/>
             <w:tcMar>
               <w:top w:type="dxa" w:w="80"/>
               <w:left w:type="dxa" w:w="120"/>
@@ -1764,7 +1587,7 @@
                 <w:sz w:val="20"/>
                 <w:szCs w:val="20"/>
               </w:rPr>
-              <w:t xml:space="preserve">56</w:t>
+              <w:t xml:space="preserve">57</w:t>
             </w:r>
           </w:p>
         </w:tc>
@@ -1799,7 +1622,7 @@
                 <w:sz w:val="20"/>
                 <w:szCs w:val="20"/>
               </w:rPr>
-              <w:t xml:space="preserve">43.1%</w:t>
+              <w:t xml:space="preserve">42.2%</w:t>
             </w:r>
           </w:p>
         </w:tc>
@@ -1871,7 +1694,7 @@
                 <w:sz w:val="20"/>
                 <w:szCs w:val="20"/>
               </w:rPr>
-              <w:t xml:space="preserve">24</w:t>
+              <w:t xml:space="preserve">26</w:t>
             </w:r>
           </w:p>
         </w:tc>
@@ -1906,7 +1729,7 @@
                 <w:sz w:val="20"/>
                 <w:szCs w:val="20"/>
               </w:rPr>
-              <w:t xml:space="preserve">18.5%</w:t>
+              <w:t xml:space="preserve">19.3%</w:t>
             </w:r>
           </w:p>
         </w:tc>
@@ -1978,7 +1801,7 @@
                 <w:sz w:val="20"/>
                 <w:szCs w:val="20"/>
               </w:rPr>
-              <w:t xml:space="preserve">26</w:t>
+              <w:t xml:space="preserve">27</w:t>
             </w:r>
           </w:p>
         </w:tc>
@@ -2085,7 +1908,7 @@
                 <w:sz w:val="20"/>
                 <w:szCs w:val="20"/>
               </w:rPr>
-              <w:t xml:space="preserve">10</w:t>
+              <w:t xml:space="preserve">9</w:t>
             </w:r>
           </w:p>
         </w:tc>
@@ -2120,7 +1943,7 @@
                 <w:sz w:val="20"/>
                 <w:szCs w:val="20"/>
               </w:rPr>
-              <w:t xml:space="preserve">7.7%</w:t>
+              <w:t xml:space="preserve">6.7%</w:t>
             </w:r>
           </w:p>
         </w:tc>
@@ -2192,7 +2015,7 @@
                 <w:sz w:val="20"/>
                 <w:szCs w:val="20"/>
               </w:rPr>
-              <w:t xml:space="preserve">11</w:t>
+              <w:t xml:space="preserve">13</w:t>
             </w:r>
           </w:p>
         </w:tc>
@@ -2227,7 +2050,7 @@
                 <w:sz w:val="20"/>
                 <w:szCs w:val="20"/>
               </w:rPr>
-              <w:t xml:space="preserve">8.5%</w:t>
+              <w:t xml:space="preserve">9.6%</w:t>
             </w:r>
           </w:p>
         </w:tc>
@@ -2334,7 +2157,7 @@
                 <w:sz w:val="20"/>
                 <w:szCs w:val="20"/>
               </w:rPr>
-              <w:t xml:space="preserve">0.8%</w:t>
+              <w:t xml:space="preserve">0.7%</w:t>
             </w:r>
           </w:p>
         </w:tc>
@@ -2677,7 +2500,7 @@
                 <w:sz w:val="20"/>
                 <w:szCs w:val="20"/>
               </w:rPr>
-              <w:t xml:space="preserve">106</w:t>
+              <w:t xml:space="preserve">110</w:t>
             </w:r>
           </w:p>
         </w:tc>
@@ -2817,7 +2640,7 @@
                 <w:sz w:val="20"/>
                 <w:szCs w:val="20"/>
               </w:rPr>
-              <w:t xml:space="preserve">22</w:t>
+              <w:t xml:space="preserve">23</w:t>
             </w:r>
           </w:p>
         </w:tc>
@@ -2852,7 +2675,7 @@
                 <w:sz w:val="20"/>
                 <w:szCs w:val="20"/>
               </w:rPr>
-              <w:t xml:space="preserve">16.9%</w:t>
+              <w:t xml:space="preserve">17.0%</w:t>
             </w:r>
           </w:p>
         </w:tc>
@@ -3465,7 +3288,7 @@
                 <w:sz w:val="20"/>
                 <w:szCs w:val="20"/>
               </w:rPr>
-              <w:t xml:space="preserve">8.68点</w:t>
+              <w:t xml:space="preserve">8.67点</w:t>
             </w:r>
           </w:p>
         </w:tc>
@@ -3499,7 +3322,7 @@
                 <w:sz w:val="20"/>
                 <w:szCs w:val="20"/>
               </w:rPr>
-              <w:t xml:space="preserve">9.18点</w:t>
+              <w:t xml:space="preserve">9.17点</w:t>
             </w:r>
           </w:p>
         </w:tc>
@@ -3856,7 +3679,7 @@
           <w:sz w:val="21"/>
           <w:szCs w:val="21"/>
         </w:rPr>
-        <w:t xml:space="preserve">川崎日航ホテルは全体平均8.68点（10pt換算）、高評価率81.5%を記録しています。引き続き強みを活かしつつ、低評価レビューに示された課題への対応を継続することで、さらなる顧客満足度向上が期待できます。</w:t>
+        <w:t xml:space="preserve">川崎日航ホテルは全体平均8.67点（10pt換算）、高評価率81.5%を記録しています。引き続き強みを活かしつつ、低評価レビューに示された課題への対応を継続することで、さらなる顧客満足度向上が期待できます。</w:t>
       </w:r>
     </w:p>
     <w:p>

--- a/納品レポート/ホテル別レポート/kawasaki_nikko_口コミ分析改善レポート.docx
+++ b/納品レポート/ホテル別レポート/kawasaki_nikko_口コミ分析改善レポート.docx
@@ -142,7 +142,7 @@
                 <w:szCs w:val="20"/>
               </w:rPr>
               <w:t xml:space="preserve">全体平均
-8.67点</w:t>
+8.68点</w:t>
             </w:r>
           </w:p>
         </w:tc>
@@ -177,7 +177,7 @@
                 <w:szCs w:val="20"/>
               </w:rPr>
               <w:t xml:space="preserve">高評価率
-81.5%</w:t>
+82.2%</w:t>
             </w:r>
           </w:p>
         </w:tc>
@@ -732,7 +732,7 @@
                 <w:sz w:val="20"/>
                 <w:szCs w:val="20"/>
               </w:rPr>
-              <w:t xml:space="preserve">8</w:t>
+              <w:t xml:space="preserve">7</w:t>
             </w:r>
           </w:p>
         </w:tc>
@@ -767,7 +767,7 @@
                 <w:sz w:val="20"/>
                 <w:szCs w:val="20"/>
               </w:rPr>
-              <w:t xml:space="preserve">4.50/5</w:t>
+              <w:t xml:space="preserve">4.71/5</w:t>
             </w:r>
           </w:p>
         </w:tc>
@@ -802,7 +802,7 @@
                 <w:sz w:val="20"/>
                 <w:szCs w:val="20"/>
               </w:rPr>
-              <w:t xml:space="preserve">9.00</w:t>
+              <w:t xml:space="preserve">9.43</w:t>
             </w:r>
           </w:p>
         </w:tc>
@@ -1086,7 +1086,7 @@
                 <w:sz w:val="20"/>
                 <w:szCs w:val="20"/>
               </w:rPr>
-              <w:t xml:space="preserve">69</w:t>
+              <w:t xml:space="preserve">70</w:t>
             </w:r>
           </w:p>
         </w:tc>
@@ -1121,7 +1121,7 @@
                 <w:sz w:val="20"/>
                 <w:szCs w:val="20"/>
               </w:rPr>
-              <w:t xml:space="preserve">8.65/10</w:t>
+              <w:t xml:space="preserve">8.64/10</w:t>
             </w:r>
           </w:p>
         </w:tc>
@@ -1156,7 +1156,7 @@
                 <w:sz w:val="20"/>
                 <w:szCs w:val="20"/>
               </w:rPr>
-              <w:t xml:space="preserve">8.65</w:t>
+              <w:t xml:space="preserve">8.64</w:t>
             </w:r>
           </w:p>
         </w:tc>
@@ -1801,7 +1801,7 @@
                 <w:sz w:val="20"/>
                 <w:szCs w:val="20"/>
               </w:rPr>
-              <w:t xml:space="preserve">27</w:t>
+              <w:t xml:space="preserve">28</w:t>
             </w:r>
           </w:p>
         </w:tc>
@@ -1836,7 +1836,7 @@
                 <w:sz w:val="20"/>
                 <w:szCs w:val="20"/>
               </w:rPr>
-              <w:t xml:space="preserve">20.0%</w:t>
+              <w:t xml:space="preserve">20.7%</w:t>
             </w:r>
           </w:p>
         </w:tc>
@@ -2015,7 +2015,7 @@
                 <w:sz w:val="20"/>
                 <w:szCs w:val="20"/>
               </w:rPr>
-              <w:t xml:space="preserve">13</w:t>
+              <w:t xml:space="preserve">12</w:t>
             </w:r>
           </w:p>
         </w:tc>
@@ -2050,7 +2050,7 @@
                 <w:sz w:val="20"/>
                 <w:szCs w:val="20"/>
               </w:rPr>
-              <w:t xml:space="preserve">9.6%</w:t>
+              <w:t xml:space="preserve">8.9%</w:t>
             </w:r>
           </w:p>
         </w:tc>
@@ -2500,7 +2500,7 @@
                 <w:sz w:val="20"/>
                 <w:szCs w:val="20"/>
               </w:rPr>
-              <w:t xml:space="preserve">110</w:t>
+              <w:t xml:space="preserve">111</w:t>
             </w:r>
           </w:p>
         </w:tc>
@@ -2534,7 +2534,7 @@
                 <w:sz w:val="20"/>
                 <w:szCs w:val="20"/>
               </w:rPr>
-              <w:t xml:space="preserve">81.5%</w:t>
+              <w:t xml:space="preserve">82.2%</w:t>
             </w:r>
           </w:p>
         </w:tc>
@@ -2640,7 +2640,7 @@
                 <w:sz w:val="20"/>
                 <w:szCs w:val="20"/>
               </w:rPr>
-              <w:t xml:space="preserve">23</w:t>
+              <w:t xml:space="preserve">22</w:t>
             </w:r>
           </w:p>
         </w:tc>
@@ -2675,7 +2675,7 @@
                 <w:sz w:val="20"/>
                 <w:szCs w:val="20"/>
               </w:rPr>
-              <w:t xml:space="preserve">17.0%</w:t>
+              <w:t xml:space="preserve">16.3%</w:t>
             </w:r>
           </w:p>
         </w:tc>
@@ -3288,7 +3288,7 @@
                 <w:sz w:val="20"/>
                 <w:szCs w:val="20"/>
               </w:rPr>
-              <w:t xml:space="preserve">8.67点</w:t>
+              <w:t xml:space="preserve">8.68点</w:t>
             </w:r>
           </w:p>
         </w:tc>
@@ -3322,7 +3322,7 @@
                 <w:sz w:val="20"/>
                 <w:szCs w:val="20"/>
               </w:rPr>
-              <w:t xml:space="preserve">9.17点</w:t>
+              <w:t xml:space="preserve">9.18点</w:t>
             </w:r>
           </w:p>
         </w:tc>
@@ -3428,7 +3428,7 @@
                 <w:sz w:val="20"/>
                 <w:szCs w:val="20"/>
               </w:rPr>
-              <w:t xml:space="preserve">81.5%</w:t>
+              <w:t xml:space="preserve">82.2%</w:t>
             </w:r>
           </w:p>
         </w:tc>
@@ -3463,7 +3463,7 @@
                 <w:sz w:val="20"/>
                 <w:szCs w:val="20"/>
               </w:rPr>
-              <w:t xml:space="preserve">86.5%</w:t>
+              <w:t xml:space="preserve">87.2%</w:t>
             </w:r>
           </w:p>
         </w:tc>
@@ -3679,7 +3679,7 @@
           <w:sz w:val="21"/>
           <w:szCs w:val="21"/>
         </w:rPr>
-        <w:t xml:space="preserve">川崎日航ホテルは全体平均8.67点（10pt換算）、高評価率81.5%を記録しています。引き続き強みを活かしつつ、低評価レビューに示された課題への対応を継続することで、さらなる顧客満足度向上が期待できます。</w:t>
+        <w:t xml:space="preserve">川崎日航ホテルは全体平均8.68点（10pt換算）、高評価率82.2%を記録しています。引き続き強みを活かしつつ、低評価レビューに示された課題への対応を継続することで、さらなる顧客満足度向上が期待できます。</w:t>
       </w:r>
     </w:p>
     <w:p>

--- a/納品レポート/ホテル別レポート/kawasaki_nikko_口コミ分析改善レポート.docx
+++ b/納品レポート/ホテル別レポート/kawasaki_nikko_口コミ分析改善レポート.docx
@@ -53,7 +53,7 @@
           <w:sz w:val="24"/>
           <w:szCs w:val="24"/>
         </w:rPr>
-        <w:t xml:space="preserve">2024年1月〜2026年3月　|　総件数 135件　|　2026年3月29日</w:t>
+        <w:t xml:space="preserve">2024年1月〜2026年3月　|　総件数 136件　|　2026年3月29日</w:t>
       </w:r>
     </w:p>
     <w:p>
@@ -84,7 +84,7 @@
           <w:sz w:val="21"/>
           <w:szCs w:val="21"/>
         </w:rPr>
-        <w:t xml:space="preserve">2024年1月〜2026年3月に各OTAサイトに投稿された135件のレビューを分析しました。</w:t>
+        <w:t xml:space="preserve">2024年1月〜2026年3月に各OTAサイトに投稿された136件のレビューを分析しました。</w:t>
       </w:r>
     </w:p>
     <w:p>
@@ -142,7 +142,7 @@
                 <w:szCs w:val="20"/>
               </w:rPr>
               <w:t xml:space="preserve">全体平均
-8.68点</w:t>
+8.64点</w:t>
             </w:r>
           </w:p>
         </w:tc>
@@ -177,7 +177,7 @@
                 <w:szCs w:val="20"/>
               </w:rPr>
               <w:t xml:space="preserve">高評価率
-82.2%</w:t>
+80.9%</w:t>
             </w:r>
           </w:p>
         </w:tc>
@@ -212,7 +212,7 @@
                 <w:szCs w:val="20"/>
               </w:rPr>
               <w:t xml:space="preserve">低評価率
-1.5%</w:t>
+2.2%</w:t>
             </w:r>
           </w:p>
         </w:tc>
@@ -247,7 +247,7 @@
                 <w:szCs w:val="20"/>
               </w:rPr>
               <w:t xml:space="preserve">レビュー総数
-135件</w:t>
+136件</w:t>
             </w:r>
           </w:p>
         </w:tc>
@@ -555,7 +555,7 @@
                 <w:sz w:val="20"/>
                 <w:szCs w:val="20"/>
               </w:rPr>
-              <w:t xml:space="preserve">31</w:t>
+              <w:t xml:space="preserve">32</w:t>
             </w:r>
           </w:p>
         </w:tc>
@@ -590,7 +590,7 @@
                 <w:sz w:val="20"/>
                 <w:szCs w:val="20"/>
               </w:rPr>
-              <w:t xml:space="preserve">9.58/10</w:t>
+              <w:t xml:space="preserve">9.50/10</w:t>
             </w:r>
           </w:p>
         </w:tc>
@@ -625,7 +625,7 @@
                 <w:sz w:val="20"/>
                 <w:szCs w:val="20"/>
               </w:rPr>
-              <w:t xml:space="preserve">9.58</w:t>
+              <w:t xml:space="preserve">9.50</w:t>
             </w:r>
           </w:p>
         </w:tc>
@@ -874,7 +874,7 @@
                 <w:sz w:val="20"/>
                 <w:szCs w:val="20"/>
               </w:rPr>
-              <w:t xml:space="preserve">楽天トラベル</w:t>
+              <w:t xml:space="preserve">Booking.com</w:t>
             </w:r>
           </w:p>
         </w:tc>
@@ -909,7 +909,7 @@
                 <w:sz w:val="20"/>
                 <w:szCs w:val="20"/>
               </w:rPr>
-              <w:t xml:space="preserve">7</w:t>
+              <w:t xml:space="preserve">68</w:t>
             </w:r>
           </w:p>
         </w:tc>
@@ -944,7 +944,7 @@
                 <w:sz w:val="20"/>
                 <w:szCs w:val="20"/>
               </w:rPr>
-              <w:t xml:space="preserve">4.43/5</w:t>
+              <w:t xml:space="preserve">8.63/10</w:t>
             </w:r>
           </w:p>
         </w:tc>
@@ -979,7 +979,7 @@
                 <w:sz w:val="20"/>
                 <w:szCs w:val="20"/>
               </w:rPr>
-              <w:t xml:space="preserve">8.86</w:t>
+              <w:t xml:space="preserve">8.63</w:t>
             </w:r>
           </w:p>
         </w:tc>
@@ -1051,7 +1051,7 @@
                 <w:sz w:val="20"/>
                 <w:szCs w:val="20"/>
               </w:rPr>
-              <w:t xml:space="preserve">Booking.com</w:t>
+              <w:t xml:space="preserve">楽天トラベル</w:t>
             </w:r>
           </w:p>
         </w:tc>
@@ -1086,7 +1086,7 @@
                 <w:sz w:val="20"/>
                 <w:szCs w:val="20"/>
               </w:rPr>
-              <w:t xml:space="preserve">70</w:t>
+              <w:t xml:space="preserve">9</w:t>
             </w:r>
           </w:p>
         </w:tc>
@@ -1121,7 +1121,7 @@
                 <w:sz w:val="20"/>
                 <w:szCs w:val="20"/>
               </w:rPr>
-              <w:t xml:space="preserve">8.64/10</w:t>
+              <w:t xml:space="preserve">4.22/5</w:t>
             </w:r>
           </w:p>
         </w:tc>
@@ -1156,7 +1156,7 @@
                 <w:sz w:val="20"/>
                 <w:szCs w:val="20"/>
               </w:rPr>
-              <w:t xml:space="preserve">8.64</w:t>
+              <w:t xml:space="preserve">8.44</w:t>
             </w:r>
           </w:p>
         </w:tc>
@@ -1587,7 +1587,7 @@
                 <w:sz w:val="20"/>
                 <w:szCs w:val="20"/>
               </w:rPr>
-              <w:t xml:space="preserve">57</w:t>
+              <w:t xml:space="preserve">58</w:t>
             </w:r>
           </w:p>
         </w:tc>
@@ -1622,7 +1622,7 @@
                 <w:sz w:val="20"/>
                 <w:szCs w:val="20"/>
               </w:rPr>
-              <w:t xml:space="preserve">42.2%</w:t>
+              <w:t xml:space="preserve">42.6%</w:t>
             </w:r>
           </w:p>
         </w:tc>
@@ -1694,7 +1694,7 @@
                 <w:sz w:val="20"/>
                 <w:szCs w:val="20"/>
               </w:rPr>
-              <w:t xml:space="preserve">26</w:t>
+              <w:t xml:space="preserve">24</w:t>
             </w:r>
           </w:p>
         </w:tc>
@@ -1729,7 +1729,7 @@
                 <w:sz w:val="20"/>
                 <w:szCs w:val="20"/>
               </w:rPr>
-              <w:t xml:space="preserve">19.3%</w:t>
+              <w:t xml:space="preserve">17.6%</w:t>
             </w:r>
           </w:p>
         </w:tc>
@@ -1836,7 +1836,7 @@
                 <w:sz w:val="20"/>
                 <w:szCs w:val="20"/>
               </w:rPr>
-              <w:t xml:space="preserve">20.7%</w:t>
+              <w:t xml:space="preserve">20.6%</w:t>
             </w:r>
           </w:p>
         </w:tc>
@@ -1908,7 +1908,7 @@
                 <w:sz w:val="20"/>
                 <w:szCs w:val="20"/>
               </w:rPr>
-              <w:t xml:space="preserve">9</w:t>
+              <w:t xml:space="preserve">10</w:t>
             </w:r>
           </w:p>
         </w:tc>
@@ -1943,7 +1943,7 @@
                 <w:sz w:val="20"/>
                 <w:szCs w:val="20"/>
               </w:rPr>
-              <w:t xml:space="preserve">6.7%</w:t>
+              <w:t xml:space="preserve">7.4%</w:t>
             </w:r>
           </w:p>
         </w:tc>
@@ -2050,7 +2050,7 @@
                 <w:sz w:val="20"/>
                 <w:szCs w:val="20"/>
               </w:rPr>
-              <w:t xml:space="preserve">8.9%</w:t>
+              <w:t xml:space="preserve">8.8%</w:t>
             </w:r>
           </w:p>
         </w:tc>
@@ -2194,6 +2194,113 @@
                 <w:sz w:val="20"/>
                 <w:szCs w:val="20"/>
               </w:rPr>
+              <w:t xml:space="preserve">4点</w:t>
+            </w:r>
+          </w:p>
+        </w:tc>
+        <w:tc>
+          <w:tcPr>
+            <w:tcW w:type="dxa" w:w="2000"/>
+            <w:tcBorders>
+              <w:top w:val="single" w:color="CCCCCC" w:sz="1"/>
+              <w:left w:val="single" w:color="CCCCCC" w:sz="1"/>
+              <w:bottom w:val="single" w:color="CCCCCC" w:sz="1"/>
+              <w:right w:val="single" w:color="CCCCCC" w:sz="1"/>
+            </w:tcBorders>
+            <w:shd w:fill="FFFFFF" w:val="clear"/>
+            <w:tcMar>
+              <w:top w:type="dxa" w:w="80"/>
+              <w:left w:type="dxa" w:w="120"/>
+              <w:bottom w:type="dxa" w:w="80"/>
+              <w:right w:type="dxa" w:w="120"/>
+            </w:tcMar>
+            <w:vAlign w:val="center"/>
+          </w:tcPr>
+          <w:p>
+            <w:pPr>
+              <w:jc w:val="center"/>
+            </w:pPr>
+            <w:r>
+              <w:rPr>
+                <w:rFonts w:ascii="Arial" w:cs="Arial" w:eastAsia="Arial" w:hAnsi="Arial"/>
+                <w:b w:val="false"/>
+                <w:bCs w:val="false"/>
+                <w:color w:val="333333"/>
+                <w:sz w:val="20"/>
+                <w:szCs w:val="20"/>
+              </w:rPr>
+              <w:t xml:space="preserve">1</w:t>
+            </w:r>
+          </w:p>
+        </w:tc>
+        <w:tc>
+          <w:tcPr>
+            <w:tcW w:type="dxa" w:w="3026"/>
+            <w:tcBorders>
+              <w:top w:val="single" w:color="CCCCCC" w:sz="1"/>
+              <w:left w:val="single" w:color="CCCCCC" w:sz="1"/>
+              <w:bottom w:val="single" w:color="CCCCCC" w:sz="1"/>
+              <w:right w:val="single" w:color="CCCCCC" w:sz="1"/>
+            </w:tcBorders>
+            <w:shd w:fill="FFFFFF" w:val="clear"/>
+            <w:tcMar>
+              <w:top w:type="dxa" w:w="80"/>
+              <w:left w:type="dxa" w:w="120"/>
+              <w:bottom w:type="dxa" w:w="80"/>
+              <w:right w:type="dxa" w:w="120"/>
+            </w:tcMar>
+            <w:vAlign w:val="center"/>
+          </w:tcPr>
+          <w:p>
+            <w:pPr>
+              <w:jc w:val="center"/>
+            </w:pPr>
+            <w:r>
+              <w:rPr>
+                <w:rFonts w:ascii="Arial" w:cs="Arial" w:eastAsia="Arial" w:hAnsi="Arial"/>
+                <w:b w:val="false"/>
+                <w:bCs w:val="false"/>
+                <w:color w:val="333333"/>
+                <w:sz w:val="20"/>
+                <w:szCs w:val="20"/>
+              </w:rPr>
+              <w:t xml:space="preserve">0.7%</w:t>
+            </w:r>
+          </w:p>
+        </w:tc>
+      </w:tr>
+      <w:tr>
+        <w:tc>
+          <w:tcPr>
+            <w:tcW w:type="dxa" w:w="2000"/>
+            <w:tcBorders>
+              <w:top w:val="single" w:color="CCCCCC" w:sz="1"/>
+              <w:left w:val="single" w:color="CCCCCC" w:sz="1"/>
+              <w:bottom w:val="single" w:color="CCCCCC" w:sz="1"/>
+              <w:right w:val="single" w:color="CCCCCC" w:sz="1"/>
+            </w:tcBorders>
+            <w:shd w:fill="F2F2F2" w:val="clear"/>
+            <w:tcMar>
+              <w:top w:type="dxa" w:w="80"/>
+              <w:left w:type="dxa" w:w="120"/>
+              <w:bottom w:type="dxa" w:w="80"/>
+              <w:right w:type="dxa" w:w="120"/>
+            </w:tcMar>
+            <w:vAlign w:val="center"/>
+          </w:tcPr>
+          <w:p>
+            <w:pPr>
+              <w:jc w:val="center"/>
+            </w:pPr>
+            <w:r>
+              <w:rPr>
+                <w:rFonts w:ascii="Arial" w:cs="Arial" w:eastAsia="Arial" w:hAnsi="Arial"/>
+                <w:b w:val="false"/>
+                <w:bCs w:val="false"/>
+                <w:color w:val="333333"/>
+                <w:sz w:val="20"/>
+                <w:szCs w:val="20"/>
+              </w:rPr>
               <w:t xml:space="preserve">2点</w:t>
             </w:r>
           </w:p>
@@ -2207,7 +2314,7 @@
               <w:bottom w:val="single" w:color="CCCCCC" w:sz="1"/>
               <w:right w:val="single" w:color="CCCCCC" w:sz="1"/>
             </w:tcBorders>
-            <w:shd w:fill="FFFFFF" w:val="clear"/>
+            <w:shd w:fill="F2F2F2" w:val="clear"/>
             <w:tcMar>
               <w:top w:type="dxa" w:w="80"/>
               <w:left w:type="dxa" w:w="120"/>
@@ -2242,7 +2349,7 @@
               <w:bottom w:val="single" w:color="CCCCCC" w:sz="1"/>
               <w:right w:val="single" w:color="CCCCCC" w:sz="1"/>
             </w:tcBorders>
-            <w:shd w:fill="FFFFFF" w:val="clear"/>
+            <w:shd w:fill="F2F2F2" w:val="clear"/>
             <w:tcMar>
               <w:top w:type="dxa" w:w="80"/>
               <w:left w:type="dxa" w:w="120"/>
@@ -2500,7 +2607,7 @@
                 <w:sz w:val="20"/>
                 <w:szCs w:val="20"/>
               </w:rPr>
-              <w:t xml:space="preserve">111</w:t>
+              <w:t xml:space="preserve">110</w:t>
             </w:r>
           </w:p>
         </w:tc>
@@ -2534,7 +2641,7 @@
                 <w:sz w:val="20"/>
                 <w:szCs w:val="20"/>
               </w:rPr>
-              <w:t xml:space="preserve">82.2%</w:t>
+              <w:t xml:space="preserve">80.9%</w:t>
             </w:r>
           </w:p>
         </w:tc>
@@ -2640,7 +2747,7 @@
                 <w:sz w:val="20"/>
                 <w:szCs w:val="20"/>
               </w:rPr>
-              <w:t xml:space="preserve">22</w:t>
+              <w:t xml:space="preserve">23</w:t>
             </w:r>
           </w:p>
         </w:tc>
@@ -2675,7 +2782,7 @@
                 <w:sz w:val="20"/>
                 <w:szCs w:val="20"/>
               </w:rPr>
-              <w:t xml:space="preserve">16.3%</w:t>
+              <w:t xml:space="preserve">16.9%</w:t>
             </w:r>
           </w:p>
         </w:tc>
@@ -2780,7 +2887,7 @@
                 <w:sz w:val="20"/>
                 <w:szCs w:val="20"/>
               </w:rPr>
-              <w:t xml:space="preserve">2</w:t>
+              <w:t xml:space="preserve">3</w:t>
             </w:r>
           </w:p>
         </w:tc>
@@ -2814,7 +2921,7 @@
                 <w:sz w:val="20"/>
                 <w:szCs w:val="20"/>
               </w:rPr>
-              <w:t xml:space="preserve">1.5%</w:t>
+              <w:t xml:space="preserve">2.2%</w:t>
             </w:r>
           </w:p>
         </w:tc>
@@ -3288,7 +3395,7 @@
                 <w:sz w:val="20"/>
                 <w:szCs w:val="20"/>
               </w:rPr>
-              <w:t xml:space="preserve">8.68点</w:t>
+              <w:t xml:space="preserve">8.64点</w:t>
             </w:r>
           </w:p>
         </w:tc>
@@ -3322,7 +3429,7 @@
                 <w:sz w:val="20"/>
                 <w:szCs w:val="20"/>
               </w:rPr>
-              <w:t xml:space="preserve">9.18点</w:t>
+              <w:t xml:space="preserve">9.14点</w:t>
             </w:r>
           </w:p>
         </w:tc>
@@ -3428,7 +3535,7 @@
                 <w:sz w:val="20"/>
                 <w:szCs w:val="20"/>
               </w:rPr>
-              <w:t xml:space="preserve">82.2%</w:t>
+              <w:t xml:space="preserve">80.9%</w:t>
             </w:r>
           </w:p>
         </w:tc>
@@ -3463,7 +3570,7 @@
                 <w:sz w:val="20"/>
                 <w:szCs w:val="20"/>
               </w:rPr>
-              <w:t xml:space="preserve">87.2%</w:t>
+              <w:t xml:space="preserve">85.9%</w:t>
             </w:r>
           </w:p>
         </w:tc>
@@ -3568,7 +3675,7 @@
                 <w:sz w:val="20"/>
                 <w:szCs w:val="20"/>
               </w:rPr>
-              <w:t xml:space="preserve">1.5%</w:t>
+              <w:t xml:space="preserve">2.2%</w:t>
             </w:r>
           </w:p>
         </w:tc>
@@ -3602,7 +3709,7 @@
                 <w:sz w:val="20"/>
                 <w:szCs w:val="20"/>
               </w:rPr>
-              <w:t xml:space="preserve">0.0%</w:t>
+              <w:t xml:space="preserve">0.2%</w:t>
             </w:r>
           </w:p>
         </w:tc>
@@ -3679,7 +3786,7 @@
           <w:sz w:val="21"/>
           <w:szCs w:val="21"/>
         </w:rPr>
-        <w:t xml:space="preserve">川崎日航ホテルは全体平均8.68点（10pt換算）、高評価率82.2%を記録しています。引き続き強みを活かしつつ、低評価レビューに示された課題への対応を継続することで、さらなる顧客満足度向上が期待できます。</w:t>
+        <w:t xml:space="preserve">川崎日航ホテルは全体平均8.64点（10pt換算）、高評価率80.9%を記録しています。引き続き強みを活かしつつ、低評価レビューに示された課題への対応を継続することで、さらなる顧客満足度向上が期待できます。</w:t>
       </w:r>
     </w:p>
     <w:p>

--- a/納品レポート/ホテル別レポート/kawasaki_nikko_口コミ分析改善レポート.docx
+++ b/納品レポート/ホテル別レポート/kawasaki_nikko_口コミ分析改善レポート.docx
@@ -131,7 +131,7 @@
           <w:sz w:val="20"/>
           <w:szCs w:val="20"/>
         </w:rPr>
-        <w:t xml:space="preserve">作成日：2026年4月2日</w:t>
+        <w:t xml:space="preserve">作成日：2026年4月5日</w:t>
       </w:r>
     </w:p>
     <w:p>
@@ -4047,7 +4047,7 @@
                 <w:sz w:val="20"/>
                 <w:szCs w:val="20"/>
               </w:rPr>
-              <w:t xml:space="preserve">「ホテルのフロントデスクの対応も良く、客室設備は清潔で整頓されており、快適な滞在ができます」「朝食は種類豊富で、サービスも良く、部屋は静かで、立地も非常に便利です」</w:t>
+              <w:t xml:space="preserve">「ホテルのフロントの対応も良く、客室設備は清潔で整頓されており、快適な滞在ができます」「朝食は種類豊富で、サービスも良く、部屋は静かで、立地も非常に便利です」</w:t>
             </w:r>
           </w:p>
         </w:tc>
@@ -4154,7 +4154,7 @@
                 <w:sz w:val="20"/>
                 <w:szCs w:val="20"/>
               </w:rPr>
-              <w:t xml:space="preserve">「ホテルのフロントデスクの対応も良く、客室設備は清潔で整頓されており、快適な滞在ができます」「ホテルの設備は時代遅れだ」</w:t>
+              <w:t xml:space="preserve">「ホテルのフロントの対応も良く、客室設備は清潔で整頓されており、快適な滞在ができます」「ホテルの設備は時代遅れだ」</w:t>
             </w:r>
           </w:p>
         </w:tc>
@@ -4258,7 +4258,7 @@
                 <w:sz w:val="20"/>
                 <w:szCs w:val="20"/>
               </w:rPr>
-              <w:t xml:space="preserve">「ホテル内も綺麗でセキュリティも良く安心です」「ホテルのフロントデスクの対応も良く、客室設備は清潔で整頓されており、快適な滞在ができます」</w:t>
+              <w:t xml:space="preserve">「ホテル内も綺麗でセキュリティも良く安心です」「ホテルのフロントの対応も良く、客室設備は清潔で整頓されており、快適な滞在ができます」</w:t>
             </w:r>
           </w:p>
         </w:tc>
@@ -4603,7 +4603,7 @@
           <w:sz w:val="21"/>
           <w:szCs w:val="21"/>
         </w:rPr>
-        <w:t xml:space="preserve">スタッフの対応に関するポジティブな評価も多く寄せられています。「ホテルのフロントデスクの対応も良く、客室設備は清潔で整頓されており、快適な滞在ができます」といったコメントが見られます。</w:t>
+        <w:t xml:space="preserve">スタッフの対応に関するポジティブな評価も多く寄せられています。「ホテルのフロントの対応も良く、客室設備は清潔で整頓されており、快適な滞在ができます」といったコメントが見られます。</w:t>
       </w:r>
     </w:p>
     <w:p>

--- a/納品レポート/ホテル別レポート/kawasaki_nikko_口コミ分析改善レポート.docx
+++ b/納品レポート/ホテル別レポート/kawasaki_nikko_口コミ分析改善レポート.docx
@@ -81,7 +81,7 @@
           <w:sz w:val="22"/>
           <w:szCs w:val="22"/>
         </w:rPr>
-        <w:t xml:space="preserve">分析対象期間：2026年2月〜3月</w:t>
+        <w:t xml:space="preserve">分析対象期間：2026年3月</w:t>
       </w:r>
     </w:p>
     <w:p>
@@ -96,7 +96,7 @@
           <w:sz w:val="22"/>
           <w:szCs w:val="22"/>
         </w:rPr>
-        <w:t xml:space="preserve">レビュー総数：136件（5サイト）</w:t>
+        <w:t xml:space="preserve">レビュー総数：71件（5サイト）</w:t>
       </w:r>
     </w:p>
     <w:p>
@@ -189,7 +189,7 @@
           <w:sz w:val="21"/>
           <w:szCs w:val="21"/>
         </w:rPr>
-        <w:t xml:space="preserve">2026年2月〜3月に各OTAサイト・口コミサイトに投稿された136件のレビューを包括的に分析しました。以下が主要な発見事項です。</w:t>
+        <w:t xml:space="preserve">2026年3月に各OTAサイト・口コミサイトに投稿された71件のレビューを包括的に分析しました。以下が主要な発見事項です。</w:t>
       </w:r>
     </w:p>
     <w:p>
@@ -261,7 +261,7 @@
                 <w:sz w:val="36"/>
                 <w:szCs w:val="36"/>
               </w:rPr>
-              <w:t xml:space="preserve">8.64</w:t>
+              <w:t xml:space="preserve">8.66</w:t>
             </w:r>
           </w:p>
         </w:tc>
@@ -310,7 +310,7 @@
                 <w:sz w:val="36"/>
                 <w:szCs w:val="36"/>
               </w:rPr>
-              <w:t xml:space="preserve">80.9%</w:t>
+              <w:t xml:space="preserve">81.7%</w:t>
             </w:r>
           </w:p>
         </w:tc>
@@ -359,7 +359,7 @@
                 <w:sz w:val="36"/>
                 <w:szCs w:val="36"/>
               </w:rPr>
-              <w:t xml:space="preserve">2.2%</w:t>
+              <w:t xml:space="preserve">4.2%</w:t>
             </w:r>
           </w:p>
         </w:tc>
@@ -408,7 +408,7 @@
                 <w:sz w:val="36"/>
                 <w:szCs w:val="36"/>
               </w:rPr>
-              <w:t xml:space="preserve">136件</w:t>
+              <w:t xml:space="preserve">71件</w:t>
             </w:r>
           </w:p>
         </w:tc>
@@ -448,7 +448,7 @@
           <w:sz w:val="21"/>
           <w:szCs w:val="21"/>
         </w:rPr>
-        <w:t xml:space="preserve">全体平均スコア8.64点（10点換算）は良好な水準であり、80.9%が高評価（8-10点）に分類されます。低評価（1-4点）は3件（2.2%）で、ゲスト満足度は良好です。Trip.com（9.50点）で特に高い評価を獲得しています。</w:t>
+        <w:t xml:space="preserve">全体平均スコア8.66点（10点換算）は良好な水準であり、81.7%が高評価（8-10点）に分類されます。低評価（1-4点）は3件（4.2%）で、ゲスト満足度は良好です。じゃらん（9.33点）で特に高い評価を獲得しています。</w:t>
       </w:r>
     </w:p>
     <w:p>
@@ -463,7 +463,7 @@
           <w:sz w:val="21"/>
           <w:szCs w:val="21"/>
         </w:rPr>
-        <w:t xml:space="preserve">一方で、Google（7.1点）では相対的に低いスコアとなっており、改善の余地があります。全体としては「立地・アクセス」と「スタッフの対応」がホテルの主な強みとして際立っています。</w:t>
+        <w:t xml:space="preserve">一方で、Google（6.3点）では相対的に低いスコアとなっており、改善の余地があります。全体としては「立地・アクセス」と「スタッフの対応」がホテルの主な強みとして際立っています。</w:t>
       </w:r>
     </w:p>
     <w:p>
@@ -542,7 +542,7 @@
                 <w:sz w:val="20"/>
                 <w:szCs w:val="20"/>
               </w:rPr>
-              <w:t xml:space="preserve">立地・アクセス（50件以上で言及）、スタッフの対応（20件以上で言及）、快適さ・設備（20件以上で言及）</w:t>
+              <w:t xml:space="preserve">立地・アクセス（20件以上で言及）、スタッフの対応（20件以上で言及）、快適さ・設備（10件以上で言及）</w:t>
             </w:r>
           </w:p>
           <w:p>
@@ -567,7 +567,7 @@
                 <w:sz w:val="20"/>
                 <w:szCs w:val="20"/>
               </w:rPr>
-              <w:t xml:space="preserve">エアコン・空調（15件）、浴室・水回り（10件）、防音性能（9件）、窓・採光（9件）</w:t>
+              <w:t xml:space="preserve">エアコン・空調（9件）、窓・採光（6件）、浴室・水回り（5件）、設備の老朽化（4件）</w:t>
             </w:r>
           </w:p>
           <w:p>
@@ -987,7 +987,7 @@
                 <w:sz w:val="20"/>
                 <w:szCs w:val="20"/>
               </w:rPr>
-              <w:t xml:space="preserve">32</w:t>
+              <w:t xml:space="preserve">21</w:t>
             </w:r>
           </w:p>
         </w:tc>
@@ -1021,7 +1021,7 @@
                 <w:sz w:val="20"/>
                 <w:szCs w:val="20"/>
               </w:rPr>
-              <w:t xml:space="preserve">9.5</w:t>
+              <w:t xml:space="preserve">9.33</w:t>
             </w:r>
           </w:p>
         </w:tc>
@@ -1089,7 +1089,7 @@
                 <w:sz w:val="20"/>
                 <w:szCs w:val="20"/>
               </w:rPr>
-              <w:t xml:space="preserve">9.5</w:t>
+              <w:t xml:space="preserve">9.33</w:t>
             </w:r>
           </w:p>
         </w:tc>
@@ -1229,7 +1229,7 @@
                 <w:sz w:val="20"/>
                 <w:szCs w:val="20"/>
               </w:rPr>
-              <w:t xml:space="preserve">7</w:t>
+              <w:t xml:space="preserve">6</w:t>
             </w:r>
           </w:p>
         </w:tc>
@@ -1264,7 +1264,7 @@
                 <w:sz w:val="20"/>
                 <w:szCs w:val="20"/>
               </w:rPr>
-              <w:t xml:space="preserve">4.71</w:t>
+              <w:t xml:space="preserve">4.67</w:t>
             </w:r>
           </w:p>
         </w:tc>
@@ -1334,7 +1334,7 @@
                 <w:sz w:val="20"/>
                 <w:szCs w:val="20"/>
               </w:rPr>
-              <w:t xml:space="preserve">9.43</w:t>
+              <w:t xml:space="preserve">9.33</w:t>
             </w:r>
           </w:p>
         </w:tc>
@@ -1474,7 +1474,7 @@
                 <w:sz w:val="20"/>
                 <w:szCs w:val="20"/>
               </w:rPr>
-              <w:t xml:space="preserve">68</w:t>
+              <w:t xml:space="preserve">29</w:t>
             </w:r>
           </w:p>
         </w:tc>
@@ -1508,7 +1508,7 @@
                 <w:sz w:val="20"/>
                 <w:szCs w:val="20"/>
               </w:rPr>
-              <w:t xml:space="preserve">8.63</w:t>
+              <w:t xml:space="preserve">8.72</w:t>
             </w:r>
           </w:p>
         </w:tc>
@@ -1576,7 +1576,7 @@
                 <w:sz w:val="20"/>
                 <w:szCs w:val="20"/>
               </w:rPr>
-              <w:t xml:space="preserve">8.63</w:t>
+              <w:t xml:space="preserve">8.72</w:t>
             </w:r>
           </w:p>
         </w:tc>
@@ -1716,7 +1716,7 @@
                 <w:sz w:val="20"/>
                 <w:szCs w:val="20"/>
               </w:rPr>
-              <w:t xml:space="preserve">9</w:t>
+              <w:t xml:space="preserve">7</w:t>
             </w:r>
           </w:p>
         </w:tc>
@@ -1751,7 +1751,7 @@
                 <w:sz w:val="20"/>
                 <w:szCs w:val="20"/>
               </w:rPr>
-              <w:t xml:space="preserve">4.22</w:t>
+              <w:t xml:space="preserve">4.29</w:t>
             </w:r>
           </w:p>
         </w:tc>
@@ -1821,7 +1821,7 @@
                 <w:sz w:val="20"/>
                 <w:szCs w:val="20"/>
               </w:rPr>
-              <w:t xml:space="preserve">8.44</w:t>
+              <w:t xml:space="preserve">8.57</w:t>
             </w:r>
           </w:p>
         </w:tc>
@@ -1961,7 +1961,7 @@
                 <w:sz w:val="20"/>
                 <w:szCs w:val="20"/>
               </w:rPr>
-              <w:t xml:space="preserve">20</w:t>
+              <w:t xml:space="preserve">8</w:t>
             </w:r>
           </w:p>
         </w:tc>
@@ -1995,7 +1995,7 @@
                 <w:sz w:val="20"/>
                 <w:szCs w:val="20"/>
               </w:rPr>
-              <w:t xml:space="preserve">3.55</w:t>
+              <w:t xml:space="preserve">3.12</w:t>
             </w:r>
           </w:p>
         </w:tc>
@@ -2059,11 +2059,11 @@
                 <w:rFonts w:ascii="Arial" w:cs="Arial" w:eastAsia="Arial" w:hAnsi="Arial"/>
                 <w:b/>
                 <w:bCs/>
-                <w:color w:val="E67E22"/>
-                <w:sz w:val="20"/>
-                <w:szCs w:val="20"/>
-              </w:rPr>
-              <w:t xml:space="preserve">7.1</w:t>
+                <w:color w:val="C0392B"/>
+                <w:sz w:val="20"/>
+                <w:szCs w:val="20"/>
+              </w:rPr>
+              <w:t xml:space="preserve">6.25</w:t>
             </w:r>
           </w:p>
         </w:tc>
@@ -2097,7 +2097,7 @@
                 <w:sz w:val="20"/>
                 <w:szCs w:val="20"/>
               </w:rPr>
-              <w:t xml:space="preserve">8</w:t>
+              <w:t xml:space="preserve">7</w:t>
             </w:r>
           </w:p>
         </w:tc>
@@ -2127,11 +2127,11 @@
                 <w:rFonts w:ascii="Arial" w:cs="Arial" w:eastAsia="Arial" w:hAnsi="Arial"/>
                 <w:b/>
                 <w:bCs/>
-                <w:color w:val="E67E22"/>
-                <w:sz w:val="20"/>
-                <w:szCs w:val="20"/>
-              </w:rPr>
-              <w:t xml:space="preserve">概ね良好</w:t>
+                <w:color w:val="C0392B"/>
+                <w:sz w:val="20"/>
+                <w:szCs w:val="20"/>
+              </w:rPr>
+              <w:t xml:space="preserve">要改善</w:t>
             </w:r>
           </w:p>
         </w:tc>
@@ -2171,7 +2171,7 @@
           <w:sz w:val="21"/>
           <w:szCs w:val="21"/>
         </w:rPr>
-        <w:t xml:space="preserve">評価分布は10点（42.6%）に最も多く、8点以上の高評価が80.9%を占め、高い顧客満足度を示しています。低評価（1-4点）は計3件（2.2%）です。</w:t>
+        <w:t xml:space="preserve">評価分布は10点（46.5%）に最も多く、8点以上の高評価が81.7%を占め、高い顧客満足度を示しています。低評価（1-4点）は計3件（4.2%）です。</w:t>
       </w:r>
     </w:p>
     <w:p>
@@ -2406,7 +2406,7 @@
                 <w:sz w:val="20"/>
                 <w:szCs w:val="20"/>
               </w:rPr>
-              <w:t xml:space="preserve">58</w:t>
+              <w:t xml:space="preserve">33</w:t>
             </w:r>
           </w:p>
         </w:tc>
@@ -2441,7 +2441,7 @@
                 <w:sz w:val="20"/>
                 <w:szCs w:val="20"/>
               </w:rPr>
-              <w:t xml:space="preserve">42.6%</w:t>
+              <w:t xml:space="preserve">46.5%</w:t>
             </w:r>
           </w:p>
         </w:tc>
@@ -2479,7 +2479,7 @@
                 <w:sz w:val="18"/>
                 <w:szCs w:val="18"/>
               </w:rPr>
-              <w:t xml:space="preserve"> 58件</w:t>
+              <w:t xml:space="preserve"> 33件</w:t>
             </w:r>
           </w:p>
         </w:tc>
@@ -2551,7 +2551,7 @@
                 <w:sz w:val="20"/>
                 <w:szCs w:val="20"/>
               </w:rPr>
-              <w:t xml:space="preserve">24</w:t>
+              <w:t xml:space="preserve">11</w:t>
             </w:r>
           </w:p>
         </w:tc>
@@ -2586,7 +2586,7 @@
                 <w:sz w:val="20"/>
                 <w:szCs w:val="20"/>
               </w:rPr>
-              <w:t xml:space="preserve">17.6%</w:t>
+              <w:t xml:space="preserve">15.5%</w:t>
             </w:r>
           </w:p>
         </w:tc>
@@ -2614,7 +2614,7 @@
                 <w:sz w:val="20"/>
                 <w:szCs w:val="20"/>
               </w:rPr>
-              <w:t xml:space="preserve">████████</w:t>
+              <w:t xml:space="preserve">███████</w:t>
             </w:r>
             <w:r>
               <w:rPr>
@@ -2623,7 +2623,7 @@
                 <w:sz w:val="18"/>
                 <w:szCs w:val="18"/>
               </w:rPr>
-              <w:t xml:space="preserve"> 24件</w:t>
+              <w:t xml:space="preserve"> 11件</w:t>
             </w:r>
           </w:p>
         </w:tc>
@@ -2695,7 +2695,7 @@
                 <w:sz w:val="20"/>
                 <w:szCs w:val="20"/>
               </w:rPr>
-              <w:t xml:space="preserve">28</w:t>
+              <w:t xml:space="preserve">14</w:t>
             </w:r>
           </w:p>
         </w:tc>
@@ -2730,7 +2730,7 @@
                 <w:sz w:val="20"/>
                 <w:szCs w:val="20"/>
               </w:rPr>
-              <w:t xml:space="preserve">20.6%</w:t>
+              <w:t xml:space="preserve">19.7%</w:t>
             </w:r>
           </w:p>
         </w:tc>
@@ -2759,7 +2759,7 @@
                 <w:sz w:val="20"/>
                 <w:szCs w:val="20"/>
               </w:rPr>
-              <w:t xml:space="preserve">██████████</w:t>
+              <w:t xml:space="preserve">████████</w:t>
             </w:r>
             <w:r>
               <w:rPr>
@@ -2768,7 +2768,7 @@
                 <w:sz w:val="18"/>
                 <w:szCs w:val="18"/>
               </w:rPr>
-              <w:t xml:space="preserve"> 28件</w:t>
+              <w:t xml:space="preserve"> 14件</w:t>
             </w:r>
           </w:p>
         </w:tc>
@@ -2840,7 +2840,7 @@
                 <w:sz w:val="20"/>
                 <w:szCs w:val="20"/>
               </w:rPr>
-              <w:t xml:space="preserve">10</w:t>
+              <w:t xml:space="preserve">6</w:t>
             </w:r>
           </w:p>
         </w:tc>
@@ -2875,7 +2875,7 @@
                 <w:sz w:val="20"/>
                 <w:szCs w:val="20"/>
               </w:rPr>
-              <w:t xml:space="preserve">7.4%</w:t>
+              <w:t xml:space="preserve">8.5%</w:t>
             </w:r>
           </w:p>
         </w:tc>
@@ -2903,7 +2903,7 @@
                 <w:sz w:val="20"/>
                 <w:szCs w:val="20"/>
               </w:rPr>
-              <w:t xml:space="preserve">███</w:t>
+              <w:t xml:space="preserve">████</w:t>
             </w:r>
             <w:r>
               <w:rPr>
@@ -2912,7 +2912,7 @@
                 <w:sz w:val="18"/>
                 <w:szCs w:val="18"/>
               </w:rPr>
-              <w:t xml:space="preserve"> 10件</w:t>
+              <w:t xml:space="preserve"> 6件</w:t>
             </w:r>
           </w:p>
         </w:tc>
@@ -2984,7 +2984,7 @@
                 <w:sz w:val="20"/>
                 <w:szCs w:val="20"/>
               </w:rPr>
-              <w:t xml:space="preserve">12</w:t>
+              <w:t xml:space="preserve">4</w:t>
             </w:r>
           </w:p>
         </w:tc>
@@ -3019,7 +3019,7 @@
                 <w:sz w:val="20"/>
                 <w:szCs w:val="20"/>
               </w:rPr>
-              <w:t xml:space="preserve">8.8%</w:t>
+              <w:t xml:space="preserve">5.6%</w:t>
             </w:r>
           </w:p>
         </w:tc>
@@ -3048,7 +3048,7 @@
                 <w:sz w:val="20"/>
                 <w:szCs w:val="20"/>
               </w:rPr>
-              <w:t xml:space="preserve">████</w:t>
+              <w:t xml:space="preserve">██</w:t>
             </w:r>
             <w:r>
               <w:rPr>
@@ -3057,7 +3057,7 @@
                 <w:sz w:val="18"/>
                 <w:szCs w:val="18"/>
               </w:rPr>
-              <w:t xml:space="preserve"> 12件</w:t>
+              <w:t xml:space="preserve"> 4件</w:t>
             </w:r>
           </w:p>
         </w:tc>
@@ -3072,29 +3072,29 @@
               <w:bottom w:val="single" w:color="CCCCCC" w:sz="1"/>
               <w:right w:val="single" w:color="CCCCCC" w:sz="1"/>
             </w:tcBorders>
-            <w:shd w:fill="FFFFFF" w:val="clear"/>
-            <w:tcMar>
-              <w:top w:type="dxa" w:w="80"/>
-              <w:left w:type="dxa" w:w="120"/>
-              <w:bottom w:type="dxa" w:w="80"/>
-              <w:right w:type="dxa" w:w="120"/>
-            </w:tcMar>
-            <w:vAlign w:val="center"/>
-          </w:tcPr>
-          <w:p>
-            <w:pPr>
-              <w:jc w:val="center"/>
-            </w:pPr>
-            <w:r>
-              <w:rPr>
-                <w:rFonts w:ascii="Arial" w:cs="Arial" w:eastAsia="Arial" w:hAnsi="Arial"/>
-                <w:b/>
-                <w:bCs/>
-                <w:color w:val="333333"/>
-                <w:sz w:val="20"/>
-                <w:szCs w:val="20"/>
-              </w:rPr>
-              <w:t xml:space="preserve">5</w:t>
+            <w:shd w:fill="F2F2F2" w:val="clear"/>
+            <w:tcMar>
+              <w:top w:type="dxa" w:w="80"/>
+              <w:left w:type="dxa" w:w="120"/>
+              <w:bottom w:type="dxa" w:w="80"/>
+              <w:right w:type="dxa" w:w="120"/>
+            </w:tcMar>
+            <w:vAlign w:val="center"/>
+          </w:tcPr>
+          <w:p>
+            <w:pPr>
+              <w:jc w:val="center"/>
+            </w:pPr>
+            <w:r>
+              <w:rPr>
+                <w:rFonts w:ascii="Arial" w:cs="Arial" w:eastAsia="Arial" w:hAnsi="Arial"/>
+                <w:b/>
+                <w:bCs/>
+                <w:color w:val="333333"/>
+                <w:sz w:val="20"/>
+                <w:szCs w:val="20"/>
+              </w:rPr>
+              <w:t xml:space="preserve">4</w:t>
             </w:r>
           </w:p>
         </w:tc>
@@ -3107,7 +3107,7 @@
               <w:bottom w:val="single" w:color="CCCCCC" w:sz="1"/>
               <w:right w:val="single" w:color="CCCCCC" w:sz="1"/>
             </w:tcBorders>
-            <w:shd w:fill="FFFFFF" w:val="clear"/>
+            <w:shd w:fill="F2F2F2" w:val="clear"/>
             <w:tcMar>
               <w:top w:type="dxa" w:w="80"/>
               <w:left w:type="dxa" w:w="120"/>
@@ -3142,7 +3142,7 @@
               <w:bottom w:val="single" w:color="CCCCCC" w:sz="1"/>
               <w:right w:val="single" w:color="CCCCCC" w:sz="1"/>
             </w:tcBorders>
-            <w:shd w:fill="FFFFFF" w:val="clear"/>
+            <w:shd w:fill="F2F2F2" w:val="clear"/>
             <w:tcMar>
               <w:top w:type="dxa" w:w="80"/>
               <w:left w:type="dxa" w:w="120"/>
@@ -3164,7 +3164,7 @@
                 <w:sz w:val="20"/>
                 <w:szCs w:val="20"/>
               </w:rPr>
-              <w:t xml:space="preserve">0.7%</w:t>
+              <w:t xml:space="preserve">1.4%</w:t>
             </w:r>
           </w:p>
         </w:tc>
@@ -3177,18 +3177,19 @@
               <w:bottom w:val="single" w:color="CCCCCC" w:sz="1"/>
               <w:right w:val="single" w:color="CCCCCC" w:sz="1"/>
             </w:tcBorders>
-            <w:tcMar>
-              <w:top w:type="dxa" w:w="80"/>
-              <w:left w:type="dxa" w:w="120"/>
-              <w:bottom w:type="dxa" w:w="80"/>
-              <w:right w:type="dxa" w:w="120"/>
-            </w:tcMar>
-          </w:tcPr>
-          <w:p>
-            <w:r>
-              <w:rPr>
-                <w:rFonts w:ascii="Arial" w:cs="Arial" w:eastAsia="Arial" w:hAnsi="Arial"/>
-                <w:color w:val="E67E22"/>
+            <w:shd w:fill="F2F2F2" w:val="clear"/>
+            <w:tcMar>
+              <w:top w:type="dxa" w:w="80"/>
+              <w:left w:type="dxa" w:w="120"/>
+              <w:bottom w:type="dxa" w:w="80"/>
+              <w:right w:type="dxa" w:w="120"/>
+            </w:tcMar>
+          </w:tcPr>
+          <w:p>
+            <w:r>
+              <w:rPr>
+                <w:rFonts w:ascii="Arial" w:cs="Arial" w:eastAsia="Arial" w:hAnsi="Arial"/>
+                <w:color w:val="C0392B"/>
                 <w:sz w:val="20"/>
                 <w:szCs w:val="20"/>
               </w:rPr>
@@ -3238,7 +3239,7 @@
                 <w:sz w:val="20"/>
                 <w:szCs w:val="20"/>
               </w:rPr>
-              <w:t xml:space="preserve">4</w:t>
+              <w:t xml:space="preserve">2</w:t>
             </w:r>
           </w:p>
         </w:tc>
@@ -3273,7 +3274,7 @@
                 <w:sz w:val="20"/>
                 <w:szCs w:val="20"/>
               </w:rPr>
-              <w:t xml:space="preserve">1</w:t>
+              <w:t xml:space="preserve">2</w:t>
             </w:r>
           </w:p>
         </w:tc>
@@ -3308,152 +3309,7 @@
                 <w:sz w:val="20"/>
                 <w:szCs w:val="20"/>
               </w:rPr>
-              <w:t xml:space="preserve">0.7%</w:t>
-            </w:r>
-          </w:p>
-        </w:tc>
-        <w:tc>
-          <w:tcPr>
-            <w:tcW w:type="dxa" w:w="5126"/>
-            <w:tcBorders>
-              <w:top w:val="single" w:color="CCCCCC" w:sz="1"/>
-              <w:left w:val="single" w:color="CCCCCC" w:sz="1"/>
-              <w:bottom w:val="single" w:color="CCCCCC" w:sz="1"/>
-              <w:right w:val="single" w:color="CCCCCC" w:sz="1"/>
-            </w:tcBorders>
-            <w:shd w:fill="F2F2F2" w:val="clear"/>
-            <w:tcMar>
-              <w:top w:type="dxa" w:w="80"/>
-              <w:left w:type="dxa" w:w="120"/>
-              <w:bottom w:type="dxa" w:w="80"/>
-              <w:right w:type="dxa" w:w="120"/>
-            </w:tcMar>
-          </w:tcPr>
-          <w:p>
-            <w:r>
-              <w:rPr>
-                <w:rFonts w:ascii="Arial" w:cs="Arial" w:eastAsia="Arial" w:hAnsi="Arial"/>
-                <w:color w:val="C0392B"/>
-                <w:sz w:val="20"/>
-                <w:szCs w:val="20"/>
-              </w:rPr>
-              <w:t xml:space="preserve">█</w:t>
-            </w:r>
-            <w:r>
-              <w:rPr>
-                <w:rFonts w:ascii="Arial" w:cs="Arial" w:eastAsia="Arial" w:hAnsi="Arial"/>
-                <w:color w:val="666666"/>
-                <w:sz w:val="18"/>
-                <w:szCs w:val="18"/>
-              </w:rPr>
-              <w:t xml:space="preserve"> 1件</w:t>
-            </w:r>
-          </w:p>
-        </w:tc>
-      </w:tr>
-      <w:tr>
-        <w:tc>
-          <w:tcPr>
-            <w:tcW w:type="dxa" w:w="1200"/>
-            <w:tcBorders>
-              <w:top w:val="single" w:color="CCCCCC" w:sz="1"/>
-              <w:left w:val="single" w:color="CCCCCC" w:sz="1"/>
-              <w:bottom w:val="single" w:color="CCCCCC" w:sz="1"/>
-              <w:right w:val="single" w:color="CCCCCC" w:sz="1"/>
-            </w:tcBorders>
-            <w:shd w:fill="F2F2F2" w:val="clear"/>
-            <w:tcMar>
-              <w:top w:type="dxa" w:w="80"/>
-              <w:left w:type="dxa" w:w="120"/>
-              <w:bottom w:type="dxa" w:w="80"/>
-              <w:right w:type="dxa" w:w="120"/>
-            </w:tcMar>
-            <w:vAlign w:val="center"/>
-          </w:tcPr>
-          <w:p>
-            <w:pPr>
-              <w:jc w:val="center"/>
-            </w:pPr>
-            <w:r>
-              <w:rPr>
-                <w:rFonts w:ascii="Arial" w:cs="Arial" w:eastAsia="Arial" w:hAnsi="Arial"/>
-                <w:b/>
-                <w:bCs/>
-                <w:color w:val="333333"/>
-                <w:sz w:val="20"/>
-                <w:szCs w:val="20"/>
-              </w:rPr>
-              <w:t xml:space="preserve">2</w:t>
-            </w:r>
-          </w:p>
-        </w:tc>
-        <w:tc>
-          <w:tcPr>
-            <w:tcW w:type="dxa" w:w="1200"/>
-            <w:tcBorders>
-              <w:top w:val="single" w:color="CCCCCC" w:sz="1"/>
-              <w:left w:val="single" w:color="CCCCCC" w:sz="1"/>
-              <w:bottom w:val="single" w:color="CCCCCC" w:sz="1"/>
-              <w:right w:val="single" w:color="CCCCCC" w:sz="1"/>
-            </w:tcBorders>
-            <w:shd w:fill="F2F2F2" w:val="clear"/>
-            <w:tcMar>
-              <w:top w:type="dxa" w:w="80"/>
-              <w:left w:type="dxa" w:w="120"/>
-              <w:bottom w:type="dxa" w:w="80"/>
-              <w:right w:type="dxa" w:w="120"/>
-            </w:tcMar>
-            <w:vAlign w:val="center"/>
-          </w:tcPr>
-          <w:p>
-            <w:pPr>
-              <w:jc w:val="center"/>
-            </w:pPr>
-            <w:r>
-              <w:rPr>
-                <w:rFonts w:ascii="Arial" w:cs="Arial" w:eastAsia="Arial" w:hAnsi="Arial"/>
-                <w:b w:val="false"/>
-                <w:bCs w:val="false"/>
-                <w:color w:val="333333"/>
-                <w:sz w:val="20"/>
-                <w:szCs w:val="20"/>
-              </w:rPr>
-              <w:t xml:space="preserve">2</w:t>
-            </w:r>
-          </w:p>
-        </w:tc>
-        <w:tc>
-          <w:tcPr>
-            <w:tcW w:type="dxa" w:w="1500"/>
-            <w:tcBorders>
-              <w:top w:val="single" w:color="CCCCCC" w:sz="1"/>
-              <w:left w:val="single" w:color="CCCCCC" w:sz="1"/>
-              <w:bottom w:val="single" w:color="CCCCCC" w:sz="1"/>
-              <w:right w:val="single" w:color="CCCCCC" w:sz="1"/>
-            </w:tcBorders>
-            <w:shd w:fill="F2F2F2" w:val="clear"/>
-            <w:tcMar>
-              <w:top w:type="dxa" w:w="80"/>
-              <w:left w:type="dxa" w:w="120"/>
-              <w:bottom w:type="dxa" w:w="80"/>
-              <w:right w:type="dxa" w:w="120"/>
-            </w:tcMar>
-            <w:vAlign w:val="center"/>
-          </w:tcPr>
-          <w:p>
-            <w:pPr>
-              <w:jc w:val="center"/>
-            </w:pPr>
-            <w:r>
-              <w:rPr>
-                <w:rFonts w:ascii="Arial" w:cs="Arial" w:eastAsia="Arial" w:hAnsi="Arial"/>
-                <w:b w:val="false"/>
-                <w:bCs w:val="false"/>
-                <w:color w:val="333333"/>
-                <w:sz w:val="20"/>
-                <w:szCs w:val="20"/>
-              </w:rPr>
-              <w:t xml:space="preserve">1.5%</w:t>
+              <w:t xml:space="preserve">2.8%</w:t>
             </w:r>
           </w:p>
         </w:tc>
@@ -3567,7 +3423,7 @@
                 <w:sz w:val="24"/>
                 <w:szCs w:val="24"/>
               </w:rPr>
-              <w:t xml:space="preserve">110件（80.9%）</w:t>
+              <w:t xml:space="preserve">58件（81.7%）</w:t>
             </w:r>
           </w:p>
         </w:tc>
@@ -3618,7 +3474,7 @@
                 <w:sz w:val="24"/>
                 <w:szCs w:val="24"/>
               </w:rPr>
-              <w:t xml:space="preserve">23件（16.9%）</w:t>
+              <w:t xml:space="preserve">10件（14.1%）</w:t>
             </w:r>
           </w:p>
         </w:tc>
@@ -3669,7 +3525,7 @@
                 <w:sz w:val="24"/>
                 <w:szCs w:val="24"/>
               </w:rPr>
-              <w:t xml:space="preserve">3件（2.2%）</w:t>
+              <w:t xml:space="preserve">3件（4.2%）</w:t>
             </w:r>
           </w:p>
         </w:tc>
@@ -3908,7 +3764,7 @@
                 <w:sz w:val="20"/>
                 <w:szCs w:val="20"/>
               </w:rPr>
-              <w:t xml:space="preserve">50件以上</w:t>
+              <w:t xml:space="preserve">20件以上</w:t>
             </w:r>
           </w:p>
         </w:tc>
@@ -4119,7 +3975,7 @@
                 <w:sz w:val="20"/>
                 <w:szCs w:val="20"/>
               </w:rPr>
-              <w:t xml:space="preserve">20件以上</w:t>
+              <w:t xml:space="preserve">10件以上</w:t>
             </w:r>
           </w:p>
         </w:tc>
@@ -4190,7 +4046,7 @@
                 <w:sz w:val="20"/>
                 <w:szCs w:val="20"/>
               </w:rPr>
-              <w:t xml:space="preserve">清潔さ・清掃</w:t>
+              <w:t xml:space="preserve">朝食</w:t>
             </w:r>
           </w:p>
         </w:tc>
@@ -4224,7 +4080,7 @@
                 <w:sz w:val="20"/>
                 <w:szCs w:val="20"/>
               </w:rPr>
-              <w:t xml:space="preserve">20件以上</w:t>
+              <w:t xml:space="preserve">10件以上</w:t>
             </w:r>
           </w:p>
         </w:tc>
@@ -4258,7 +4114,7 @@
                 <w:sz w:val="20"/>
                 <w:szCs w:val="20"/>
               </w:rPr>
-              <w:t xml:space="preserve">「ホテル内も綺麗でセキュリティも良く安心です」「ホテルのフロントの対応も良く、客室設備は清潔で整頓されており、快適な滞在ができます」</w:t>
+              <w:t xml:space="preserve">「朝食は種類豊富で、サービスも良く、部屋は静かで、立地も非常に便利です」「朝食を1日追加で購入したのですが、フロントでその旨を伝えたら割引クーポンをもらえました」</w:t>
             </w:r>
           </w:p>
         </w:tc>
@@ -4295,7 +4151,7 @@
                 <w:sz w:val="20"/>
                 <w:szCs w:val="20"/>
               </w:rPr>
-              <w:t xml:space="preserve">朝食</w:t>
+              <w:t xml:space="preserve">清潔さ・清掃</w:t>
             </w:r>
           </w:p>
         </w:tc>
@@ -4330,7 +4186,7 @@
                 <w:sz w:val="20"/>
                 <w:szCs w:val="20"/>
               </w:rPr>
-              <w:t xml:space="preserve">20件以上</w:t>
+              <w:t xml:space="preserve">10件以上</w:t>
             </w:r>
           </w:p>
         </w:tc>
@@ -4365,7 +4221,7 @@
                 <w:sz w:val="20"/>
                 <w:szCs w:val="20"/>
               </w:rPr>
-              <w:t xml:space="preserve">「朝食は種類豊富で、サービスも良く、部屋は静かで、立地も非常に便利です」「朝食を1日追加で購入したのですが、フロントでその旨を伝えたら割引クーポンをもらえました」</w:t>
+              <w:t xml:space="preserve">「ホテル内も綺麗でセキュリティも良く安心です」「ホテルのフロントの対応も良く、客室設備は清潔で整頓されており、快適な滞在ができます」</w:t>
             </w:r>
           </w:p>
         </w:tc>
@@ -4942,7 +4798,7 @@
                 <w:sz w:val="20"/>
                 <w:szCs w:val="20"/>
               </w:rPr>
-              <w:t xml:space="preserve">重大・15件</w:t>
+              <w:t xml:space="preserve">重大・9件</w:t>
             </w:r>
           </w:p>
         </w:tc>
@@ -5013,7 +4869,7 @@
                 <w:sz w:val="20"/>
                 <w:szCs w:val="20"/>
               </w:rPr>
-              <w:t xml:space="preserve">浴室・水回り</w:t>
+              <w:t xml:space="preserve">窓・採光</w:t>
             </w:r>
           </w:p>
         </w:tc>
@@ -5047,7 +4903,7 @@
                 <w:sz w:val="20"/>
                 <w:szCs w:val="20"/>
               </w:rPr>
-              <w:t xml:space="preserve">ホテルは川崎駅のすぐそばに位置し、近くにはバスターミナルやショッピングモールがいくつかあり、水族館も隣接しているた...</w:t>
+              <w:t xml:space="preserve">19階は窓からは夜景がとても綺麗でした</w:t>
             </w:r>
           </w:p>
         </w:tc>
@@ -5081,7 +4937,7 @@
                 <w:sz w:val="20"/>
                 <w:szCs w:val="20"/>
               </w:rPr>
-              <w:t xml:space="preserve">重大・10件</w:t>
+              <w:t xml:space="preserve">重大・6件</w:t>
             </w:r>
           </w:p>
         </w:tc>
@@ -5152,7 +5008,7 @@
                 <w:sz w:val="20"/>
                 <w:szCs w:val="20"/>
               </w:rPr>
-              <w:t xml:space="preserve">防音性能</w:t>
+              <w:t xml:space="preserve">浴室・水回り</w:t>
             </w:r>
           </w:p>
         </w:tc>
@@ -5186,7 +5042,7 @@
                 <w:sz w:val="20"/>
                 <w:szCs w:val="20"/>
               </w:rPr>
-              <w:t xml:space="preserve">高層階からは電車の眺めが素晴らしく、とても良かったのですが、騒音に敏感な方には少し不快かもしれません</w:t>
+              <w:t xml:space="preserve">ホテルは川崎駅のすぐそばに位置し、近くにはバスターミナルやショッピングモールがいくつかあり、水族館も隣接しているた...</w:t>
             </w:r>
           </w:p>
         </w:tc>
@@ -5220,7 +5076,7 @@
                 <w:sz w:val="20"/>
                 <w:szCs w:val="20"/>
               </w:rPr>
-              <w:t xml:space="preserve">重大・9件</w:t>
+              <w:t xml:space="preserve">重大・5件</w:t>
             </w:r>
           </w:p>
         </w:tc>
@@ -5291,7 +5147,7 @@
                 <w:sz w:val="20"/>
                 <w:szCs w:val="20"/>
               </w:rPr>
-              <w:t xml:space="preserve">窓・採光</w:t>
+              <w:t xml:space="preserve">設備の老朽化</w:t>
             </w:r>
           </w:p>
         </w:tc>
@@ -5325,7 +5181,7 @@
                 <w:sz w:val="20"/>
                 <w:szCs w:val="20"/>
               </w:rPr>
-              <w:t xml:space="preserve">19階は窓からは夜景がとても綺麗でした</w:t>
+              <w:t xml:space="preserve">部屋の空調は全館空調が機能せず（間違いなく老朽化）全くダメでした</w:t>
             </w:r>
           </w:p>
         </w:tc>
@@ -5359,7 +5215,7 @@
                 <w:sz w:val="20"/>
                 <w:szCs w:val="20"/>
               </w:rPr>
-              <w:t xml:space="preserve">重大・9件</w:t>
+              <w:t xml:space="preserve">中度・4件</w:t>
             </w:r>
           </w:p>
         </w:tc>
@@ -5430,7 +5286,7 @@
                 <w:sz w:val="20"/>
                 <w:szCs w:val="20"/>
               </w:rPr>
-              <w:t xml:space="preserve">対応・サービスの不満</w:t>
+              <w:t xml:space="preserve">防音性能</w:t>
             </w:r>
           </w:p>
         </w:tc>
@@ -5464,7 +5320,7 @@
                 <w:sz w:val="20"/>
                 <w:szCs w:val="20"/>
               </w:rPr>
-              <w:t xml:space="preserve">酒店櫃檯服務態度良好</w:t>
+              <w:t xml:space="preserve">高層階からは電車の眺めが素晴らしく、とても良かったのですが、騒音に敏感な方には少し不快かもしれません</w:t>
             </w:r>
           </w:p>
         </w:tc>
@@ -5498,7 +5354,7 @@
                 <w:sz w:val="20"/>
                 <w:szCs w:val="20"/>
               </w:rPr>
-              <w:t xml:space="preserve">重大・8件</w:t>
+              <w:t xml:space="preserve">中度・4件</w:t>
             </w:r>
           </w:p>
         </w:tc>
@@ -5569,7 +5425,7 @@
                 <w:sz w:val="20"/>
                 <w:szCs w:val="20"/>
               </w:rPr>
-              <w:t xml:space="preserve">設備の老朽化</w:t>
+              <w:t xml:space="preserve">対応・サービスの不満</w:t>
             </w:r>
           </w:p>
         </w:tc>
@@ -5603,7 +5459,7 @@
                 <w:sz w:val="20"/>
                 <w:szCs w:val="20"/>
               </w:rPr>
-              <w:t xml:space="preserve">部屋の空調は全館空調が機能せず（間違いなく老朽化）全くダメでした</w:t>
+              <w:t xml:space="preserve">酒店櫃檯服務態度良好</w:t>
             </w:r>
           </w:p>
         </w:tc>
@@ -5637,7 +5493,7 @@
                 <w:sz w:val="20"/>
                 <w:szCs w:val="20"/>
               </w:rPr>
-              <w:t xml:space="preserve">重大・6件</w:t>
+              <w:t xml:space="preserve">中度・4件</w:t>
             </w:r>
           </w:p>
         </w:tc>
@@ -6800,7 +6656,7 @@
                 <w:sz w:val="20"/>
                 <w:szCs w:val="20"/>
               </w:rPr>
-              <w:t xml:space="preserve">8.64点</w:t>
+              <w:t xml:space="preserve">8.66点</w:t>
             </w:r>
           </w:p>
         </w:tc>
@@ -6834,7 +6690,7 @@
                 <w:sz w:val="20"/>
                 <w:szCs w:val="20"/>
               </w:rPr>
-              <w:t xml:space="preserve">8.9点以上</w:t>
+              <w:t xml:space="preserve">9.0点以上</w:t>
             </w:r>
           </w:p>
         </w:tc>
@@ -6940,7 +6796,7 @@
                 <w:sz w:val="20"/>
                 <w:szCs w:val="20"/>
               </w:rPr>
-              <w:t xml:space="preserve">80.9%</w:t>
+              <w:t xml:space="preserve">81.7%</w:t>
             </w:r>
           </w:p>
         </w:tc>
@@ -6975,7 +6831,7 @@
                 <w:sz w:val="20"/>
                 <w:szCs w:val="20"/>
               </w:rPr>
-              <w:t xml:space="preserve">86%以上</w:t>
+              <w:t xml:space="preserve">87%以上</w:t>
             </w:r>
           </w:p>
         </w:tc>
@@ -7080,7 +6936,7 @@
                 <w:sz w:val="20"/>
                 <w:szCs w:val="20"/>
               </w:rPr>
-              <w:t xml:space="preserve">2.2%</w:t>
+              <w:t xml:space="preserve">4.2%</w:t>
             </w:r>
           </w:p>
         </w:tc>
@@ -7114,7 +6970,7 @@
                 <w:sz w:val="20"/>
                 <w:szCs w:val="20"/>
               </w:rPr>
-              <w:t xml:space="preserve">0%以下</w:t>
+              <w:t xml:space="preserve">1%以下</w:t>
             </w:r>
           </w:p>
         </w:tc>
@@ -7220,7 +7076,7 @@
                 <w:sz w:val="20"/>
                 <w:szCs w:val="20"/>
               </w:rPr>
-              <w:t xml:space="preserve">7.1点</w:t>
+              <w:t xml:space="preserve">6.3点</w:t>
             </w:r>
           </w:p>
         </w:tc>
@@ -7255,7 +7111,7 @@
                 <w:sz w:val="20"/>
                 <w:szCs w:val="20"/>
               </w:rPr>
-              <w:t xml:space="preserve">8.1点以上</w:t>
+              <w:t xml:space="preserve">7.3点以上</w:t>
             </w:r>
           </w:p>
         </w:tc>
@@ -7500,7 +7356,7 @@
                 <w:sz w:val="20"/>
                 <w:szCs w:val="20"/>
               </w:rPr>
-              <w:t xml:space="preserve">約15件/期間</w:t>
+              <w:t xml:space="preserve">約9件/期間</w:t>
             </w:r>
           </w:p>
         </w:tc>
@@ -7535,7 +7391,7 @@
                 <w:sz w:val="20"/>
                 <w:szCs w:val="20"/>
               </w:rPr>
-              <w:t xml:space="preserve">7件以下</w:t>
+              <w:t xml:space="preserve">4件以下</w:t>
             </w:r>
           </w:p>
         </w:tc>
@@ -8113,7 +7969,7 @@
                 <w:sz w:val="21"/>
                 <w:szCs w:val="21"/>
               </w:rPr>
-              <w:t xml:space="preserve">川崎日航ホテルは、全体平均8.64点（10点換算）、高評価率80.9%という良好な顧客満足度を維持しているホテルです。特に「立地・アクセス」「スタッフの対応」が多くのゲストから高く評価されています。</w:t>
+              <w:t xml:space="preserve">川崎日航ホテルは、全体平均8.66点（10点換算）、高評価率81.7%という良好な顧客満足度を維持しているホテルです。特に「立地・アクセス」「スタッフの対応」が多くのゲストから高く評価されています。</w:t>
             </w:r>
           </w:p>
           <w:p>
@@ -8127,7 +7983,7 @@
                 <w:sz w:val="21"/>
                 <w:szCs w:val="21"/>
               </w:rPr>
-              <w:t xml:space="preserve">改善課題としては、エアコン・空調、浴室・水回り、防音性能が主要なテーマとして浮上しています。ただし、これらの課題を指摘するゲストの多くも他の面では高い評価を付けており、ネガティブ要素が全体評価を大きく押し下げているわけではありません。</w:t>
+              <w:t xml:space="preserve">改善課題としては、エアコン・空調、窓・採光、浴室・水回りが主要なテーマとして浮上しています。ただし、これらの課題を指摘するゲストの多くも他の面では高い評価を付けており、ネガティブ要素が全体評価を大きく押し下げているわけではありません。</w:t>
             </w:r>
           </w:p>
           <w:p>
@@ -8155,7 +8011,7 @@
                 <w:sz w:val="21"/>
                 <w:szCs w:val="21"/>
               </w:rPr>
-              <w:t xml:space="preserve">Googleでの低スコア（7.1点）は、口コミ返信の強化とサービス品質の一貫性確保で改善余地があります。全サイトでの口コミ返信率100%を目指すことで、ホテルの姿勢をゲストに伝え、リピート率の向上につなげることが重要です。</w:t>
+              <w:t xml:space="preserve">Googleでの低スコア（6.3点）は、口コミ返信の強化とサービス品質の一貫性確保で改善余地があります。全サイトでの口コミ返信率100%を目指すことで、ホテルの姿勢をゲストに伝え、リピート率の向上につなげることが重要です。</w:t>
             </w:r>
           </w:p>
           <w:p>

--- a/納品レポート/ホテル別レポート/kawasaki_nikko_口コミ分析改善レポート.docx
+++ b/納品レポート/ホテル別レポート/kawasaki_nikko_口コミ分析改善レポート.docx
@@ -81,7 +81,7 @@
           <w:sz w:val="22"/>
           <w:szCs w:val="22"/>
         </w:rPr>
-        <w:t xml:space="preserve">分析対象期間：2026年3月</w:t>
+        <w:t xml:space="preserve">分析対象期間：2026年2月〜3月</w:t>
       </w:r>
     </w:p>
     <w:p>
@@ -96,7 +96,7 @@
           <w:sz w:val="22"/>
           <w:szCs w:val="22"/>
         </w:rPr>
-        <w:t xml:space="preserve">レビュー総数：71件（5サイト）</w:t>
+        <w:t xml:space="preserve">レビュー総数：136件（5サイト）</w:t>
       </w:r>
     </w:p>
     <w:p>
@@ -189,7 +189,7 @@
           <w:sz w:val="21"/>
           <w:szCs w:val="21"/>
         </w:rPr>
-        <w:t xml:space="preserve">2026年3月に各OTAサイト・口コミサイトに投稿された71件のレビューを包括的に分析しました。以下が主要な発見事項です。</w:t>
+        <w:t xml:space="preserve">2026年2月〜3月に各OTAサイト・口コミサイトに投稿された136件のレビューを包括的に分析しました。以下が主要な発見事項です。</w:t>
       </w:r>
     </w:p>
     <w:p>
@@ -261,7 +261,7 @@
                 <w:sz w:val="36"/>
                 <w:szCs w:val="36"/>
               </w:rPr>
-              <w:t xml:space="preserve">8.66</w:t>
+              <w:t xml:space="preserve">8.64</w:t>
             </w:r>
           </w:p>
         </w:tc>
@@ -310,7 +310,7 @@
                 <w:sz w:val="36"/>
                 <w:szCs w:val="36"/>
               </w:rPr>
-              <w:t xml:space="preserve">81.7%</w:t>
+              <w:t xml:space="preserve">80.9%</w:t>
             </w:r>
           </w:p>
         </w:tc>
@@ -359,7 +359,7 @@
                 <w:sz w:val="36"/>
                 <w:szCs w:val="36"/>
               </w:rPr>
-              <w:t xml:space="preserve">4.2%</w:t>
+              <w:t xml:space="preserve">2.2%</w:t>
             </w:r>
           </w:p>
         </w:tc>
@@ -408,7 +408,7 @@
                 <w:sz w:val="36"/>
                 <w:szCs w:val="36"/>
               </w:rPr>
-              <w:t xml:space="preserve">71件</w:t>
+              <w:t xml:space="preserve">136件</w:t>
             </w:r>
           </w:p>
         </w:tc>
@@ -448,7 +448,7 @@
           <w:sz w:val="21"/>
           <w:szCs w:val="21"/>
         </w:rPr>
-        <w:t xml:space="preserve">全体平均スコア8.66点（10点換算）は良好な水準であり、81.7%が高評価（8-10点）に分類されます。低評価（1-4点）は3件（4.2%）で、ゲスト満足度は良好です。じゃらん（9.33点）で特に高い評価を獲得しています。</w:t>
+        <w:t xml:space="preserve">全体平均スコア8.64点（10点換算）は良好な水準であり、80.9%が高評価（8-10点）に分類されます。低評価（1-4点）は3件（2.2%）で、ゲスト満足度は良好です。Trip.com（9.50点）で特に高い評価を獲得しています。</w:t>
       </w:r>
     </w:p>
     <w:p>
@@ -463,7 +463,7 @@
           <w:sz w:val="21"/>
           <w:szCs w:val="21"/>
         </w:rPr>
-        <w:t xml:space="preserve">一方で、Google（6.3点）では相対的に低いスコアとなっており、改善の余地があります。全体としては「立地・アクセス」と「スタッフの対応」がホテルの主な強みとして際立っています。</w:t>
+        <w:t xml:space="preserve">一方で、Google（7.1点）では相対的に低いスコアとなっており、改善の余地があります。全体としては「立地・アクセス」と「スタッフの対応」がホテルの主な強みとして際立っています。</w:t>
       </w:r>
     </w:p>
     <w:p>
@@ -542,7 +542,7 @@
                 <w:sz w:val="20"/>
                 <w:szCs w:val="20"/>
               </w:rPr>
-              <w:t xml:space="preserve">立地・アクセス（20件以上で言及）、スタッフの対応（20件以上で言及）、快適さ・設備（10件以上で言及）</w:t>
+              <w:t xml:space="preserve">立地・アクセス（50件以上で言及）、スタッフの対応（20件以上で言及）、快適さ・設備（20件以上で言及）</w:t>
             </w:r>
           </w:p>
           <w:p>
@@ -567,7 +567,7 @@
                 <w:sz w:val="20"/>
                 <w:szCs w:val="20"/>
               </w:rPr>
-              <w:t xml:space="preserve">エアコン・空調（9件）、窓・採光（6件）、浴室・水回り（5件）、設備の老朽化（4件）</w:t>
+              <w:t xml:space="preserve">エアコン・空調（15件）、浴室・水回り（10件）、防音性能（9件）、窓・採光（9件）</w:t>
             </w:r>
           </w:p>
           <w:p>
@@ -987,7 +987,7 @@
                 <w:sz w:val="20"/>
                 <w:szCs w:val="20"/>
               </w:rPr>
-              <w:t xml:space="preserve">21</w:t>
+              <w:t xml:space="preserve">32</w:t>
             </w:r>
           </w:p>
         </w:tc>
@@ -1021,7 +1021,7 @@
                 <w:sz w:val="20"/>
                 <w:szCs w:val="20"/>
               </w:rPr>
-              <w:t xml:space="preserve">9.33</w:t>
+              <w:t xml:space="preserve">9.5</w:t>
             </w:r>
           </w:p>
         </w:tc>
@@ -1089,7 +1089,7 @@
                 <w:sz w:val="20"/>
                 <w:szCs w:val="20"/>
               </w:rPr>
-              <w:t xml:space="preserve">9.33</w:t>
+              <w:t xml:space="preserve">9.5</w:t>
             </w:r>
           </w:p>
         </w:tc>
@@ -1229,7 +1229,7 @@
                 <w:sz w:val="20"/>
                 <w:szCs w:val="20"/>
               </w:rPr>
-              <w:t xml:space="preserve">6</w:t>
+              <w:t xml:space="preserve">7</w:t>
             </w:r>
           </w:p>
         </w:tc>
@@ -1264,7 +1264,7 @@
                 <w:sz w:val="20"/>
                 <w:szCs w:val="20"/>
               </w:rPr>
-              <w:t xml:space="preserve">4.67</w:t>
+              <w:t xml:space="preserve">4.71</w:t>
             </w:r>
           </w:p>
         </w:tc>
@@ -1334,7 +1334,7 @@
                 <w:sz w:val="20"/>
                 <w:szCs w:val="20"/>
               </w:rPr>
-              <w:t xml:space="preserve">9.33</w:t>
+              <w:t xml:space="preserve">9.43</w:t>
             </w:r>
           </w:p>
         </w:tc>
@@ -1474,7 +1474,7 @@
                 <w:sz w:val="20"/>
                 <w:szCs w:val="20"/>
               </w:rPr>
-              <w:t xml:space="preserve">29</w:t>
+              <w:t xml:space="preserve">68</w:t>
             </w:r>
           </w:p>
         </w:tc>
@@ -1508,7 +1508,7 @@
                 <w:sz w:val="20"/>
                 <w:szCs w:val="20"/>
               </w:rPr>
-              <w:t xml:space="preserve">8.72</w:t>
+              <w:t xml:space="preserve">8.63</w:t>
             </w:r>
           </w:p>
         </w:tc>
@@ -1576,7 +1576,7 @@
                 <w:sz w:val="20"/>
                 <w:szCs w:val="20"/>
               </w:rPr>
-              <w:t xml:space="preserve">8.72</w:t>
+              <w:t xml:space="preserve">8.63</w:t>
             </w:r>
           </w:p>
         </w:tc>
@@ -1716,7 +1716,7 @@
                 <w:sz w:val="20"/>
                 <w:szCs w:val="20"/>
               </w:rPr>
-              <w:t xml:space="preserve">7</w:t>
+              <w:t xml:space="preserve">9</w:t>
             </w:r>
           </w:p>
         </w:tc>
@@ -1751,7 +1751,7 @@
                 <w:sz w:val="20"/>
                 <w:szCs w:val="20"/>
               </w:rPr>
-              <w:t xml:space="preserve">4.29</w:t>
+              <w:t xml:space="preserve">4.22</w:t>
             </w:r>
           </w:p>
         </w:tc>
@@ -1821,7 +1821,7 @@
                 <w:sz w:val="20"/>
                 <w:szCs w:val="20"/>
               </w:rPr>
-              <w:t xml:space="preserve">8.57</w:t>
+              <w:t xml:space="preserve">8.44</w:t>
             </w:r>
           </w:p>
         </w:tc>
@@ -1961,7 +1961,7 @@
                 <w:sz w:val="20"/>
                 <w:szCs w:val="20"/>
               </w:rPr>
-              <w:t xml:space="preserve">8</w:t>
+              <w:t xml:space="preserve">20</w:t>
             </w:r>
           </w:p>
         </w:tc>
@@ -1995,7 +1995,7 @@
                 <w:sz w:val="20"/>
                 <w:szCs w:val="20"/>
               </w:rPr>
-              <w:t xml:space="preserve">3.12</w:t>
+              <w:t xml:space="preserve">3.55</w:t>
             </w:r>
           </w:p>
         </w:tc>
@@ -2059,11 +2059,11 @@
                 <w:rFonts w:ascii="Arial" w:cs="Arial" w:eastAsia="Arial" w:hAnsi="Arial"/>
                 <w:b/>
                 <w:bCs/>
-                <w:color w:val="C0392B"/>
-                <w:sz w:val="20"/>
-                <w:szCs w:val="20"/>
-              </w:rPr>
-              <w:t xml:space="preserve">6.25</w:t>
+                <w:color w:val="E67E22"/>
+                <w:sz w:val="20"/>
+                <w:szCs w:val="20"/>
+              </w:rPr>
+              <w:t xml:space="preserve">7.1</w:t>
             </w:r>
           </w:p>
         </w:tc>
@@ -2097,7 +2097,7 @@
                 <w:sz w:val="20"/>
                 <w:szCs w:val="20"/>
               </w:rPr>
-              <w:t xml:space="preserve">7</w:t>
+              <w:t xml:space="preserve">8</w:t>
             </w:r>
           </w:p>
         </w:tc>
@@ -2127,11 +2127,11 @@
                 <w:rFonts w:ascii="Arial" w:cs="Arial" w:eastAsia="Arial" w:hAnsi="Arial"/>
                 <w:b/>
                 <w:bCs/>
-                <w:color w:val="C0392B"/>
-                <w:sz w:val="20"/>
-                <w:szCs w:val="20"/>
-              </w:rPr>
-              <w:t xml:space="preserve">要改善</w:t>
+                <w:color w:val="E67E22"/>
+                <w:sz w:val="20"/>
+                <w:szCs w:val="20"/>
+              </w:rPr>
+              <w:t xml:space="preserve">概ね良好</w:t>
             </w:r>
           </w:p>
         </w:tc>
@@ -2171,7 +2171,7 @@
           <w:sz w:val="21"/>
           <w:szCs w:val="21"/>
         </w:rPr>
-        <w:t xml:space="preserve">評価分布は10点（46.5%）に最も多く、8点以上の高評価が81.7%を占め、高い顧客満足度を示しています。低評価（1-4点）は計3件（4.2%）です。</w:t>
+        <w:t xml:space="preserve">評価分布は10点（42.6%）に最も多く、8点以上の高評価が80.9%を占め、高い顧客満足度を示しています。低評価（1-4点）は計3件（2.2%）です。</w:t>
       </w:r>
     </w:p>
     <w:p>
@@ -2406,7 +2406,7 @@
                 <w:sz w:val="20"/>
                 <w:szCs w:val="20"/>
               </w:rPr>
-              <w:t xml:space="preserve">33</w:t>
+              <w:t xml:space="preserve">58</w:t>
             </w:r>
           </w:p>
         </w:tc>
@@ -2441,7 +2441,7 @@
                 <w:sz w:val="20"/>
                 <w:szCs w:val="20"/>
               </w:rPr>
-              <w:t xml:space="preserve">46.5%</w:t>
+              <w:t xml:space="preserve">42.6%</w:t>
             </w:r>
           </w:p>
         </w:tc>
@@ -2479,7 +2479,7 @@
                 <w:sz w:val="18"/>
                 <w:szCs w:val="18"/>
               </w:rPr>
-              <w:t xml:space="preserve"> 33件</w:t>
+              <w:t xml:space="preserve"> 58件</w:t>
             </w:r>
           </w:p>
         </w:tc>
@@ -2551,7 +2551,7 @@
                 <w:sz w:val="20"/>
                 <w:szCs w:val="20"/>
               </w:rPr>
-              <w:t xml:space="preserve">11</w:t>
+              <w:t xml:space="preserve">24</w:t>
             </w:r>
           </w:p>
         </w:tc>
@@ -2586,7 +2586,7 @@
                 <w:sz w:val="20"/>
                 <w:szCs w:val="20"/>
               </w:rPr>
-              <w:t xml:space="preserve">15.5%</w:t>
+              <w:t xml:space="preserve">17.6%</w:t>
             </w:r>
           </w:p>
         </w:tc>
@@ -2614,7 +2614,7 @@
                 <w:sz w:val="20"/>
                 <w:szCs w:val="20"/>
               </w:rPr>
-              <w:t xml:space="preserve">███████</w:t>
+              <w:t xml:space="preserve">████████</w:t>
             </w:r>
             <w:r>
               <w:rPr>
@@ -2623,7 +2623,7 @@
                 <w:sz w:val="18"/>
                 <w:szCs w:val="18"/>
               </w:rPr>
-              <w:t xml:space="preserve"> 11件</w:t>
+              <w:t xml:space="preserve"> 24件</w:t>
             </w:r>
           </w:p>
         </w:tc>
@@ -2695,7 +2695,7 @@
                 <w:sz w:val="20"/>
                 <w:szCs w:val="20"/>
               </w:rPr>
-              <w:t xml:space="preserve">14</w:t>
+              <w:t xml:space="preserve">28</w:t>
             </w:r>
           </w:p>
         </w:tc>
@@ -2730,7 +2730,7 @@
                 <w:sz w:val="20"/>
                 <w:szCs w:val="20"/>
               </w:rPr>
-              <w:t xml:space="preserve">19.7%</w:t>
+              <w:t xml:space="preserve">20.6%</w:t>
             </w:r>
           </w:p>
         </w:tc>
@@ -2759,7 +2759,7 @@
                 <w:sz w:val="20"/>
                 <w:szCs w:val="20"/>
               </w:rPr>
-              <w:t xml:space="preserve">████████</w:t>
+              <w:t xml:space="preserve">██████████</w:t>
             </w:r>
             <w:r>
               <w:rPr>
@@ -2768,7 +2768,7 @@
                 <w:sz w:val="18"/>
                 <w:szCs w:val="18"/>
               </w:rPr>
-              <w:t xml:space="preserve"> 14件</w:t>
+              <w:t xml:space="preserve"> 28件</w:t>
             </w:r>
           </w:p>
         </w:tc>
@@ -2840,7 +2840,7 @@
                 <w:sz w:val="20"/>
                 <w:szCs w:val="20"/>
               </w:rPr>
-              <w:t xml:space="preserve">6</w:t>
+              <w:t xml:space="preserve">10</w:t>
             </w:r>
           </w:p>
         </w:tc>
@@ -2875,7 +2875,7 @@
                 <w:sz w:val="20"/>
                 <w:szCs w:val="20"/>
               </w:rPr>
-              <w:t xml:space="preserve">8.5%</w:t>
+              <w:t xml:space="preserve">7.4%</w:t>
             </w:r>
           </w:p>
         </w:tc>
@@ -2903,7 +2903,7 @@
                 <w:sz w:val="20"/>
                 <w:szCs w:val="20"/>
               </w:rPr>
-              <w:t xml:space="preserve">████</w:t>
+              <w:t xml:space="preserve">███</w:t>
             </w:r>
             <w:r>
               <w:rPr>
@@ -2912,7 +2912,7 @@
                 <w:sz w:val="18"/>
                 <w:szCs w:val="18"/>
               </w:rPr>
-              <w:t xml:space="preserve"> 6件</w:t>
+              <w:t xml:space="preserve"> 10件</w:t>
             </w:r>
           </w:p>
         </w:tc>
@@ -2984,7 +2984,7 @@
                 <w:sz w:val="20"/>
                 <w:szCs w:val="20"/>
               </w:rPr>
-              <w:t xml:space="preserve">4</w:t>
+              <w:t xml:space="preserve">12</w:t>
             </w:r>
           </w:p>
         </w:tc>
@@ -3019,7 +3019,7 @@
                 <w:sz w:val="20"/>
                 <w:szCs w:val="20"/>
               </w:rPr>
-              <w:t xml:space="preserve">5.6%</w:t>
+              <w:t xml:space="preserve">8.8%</w:t>
             </w:r>
           </w:p>
         </w:tc>
@@ -3048,7 +3048,7 @@
                 <w:sz w:val="20"/>
                 <w:szCs w:val="20"/>
               </w:rPr>
-              <w:t xml:space="preserve">██</w:t>
+              <w:t xml:space="preserve">████</w:t>
             </w:r>
             <w:r>
               <w:rPr>
@@ -3057,7 +3057,7 @@
                 <w:sz w:val="18"/>
                 <w:szCs w:val="18"/>
               </w:rPr>
-              <w:t xml:space="preserve"> 4件</w:t>
+              <w:t xml:space="preserve"> 12件</w:t>
             </w:r>
           </w:p>
         </w:tc>
@@ -3072,29 +3072,29 @@
               <w:bottom w:val="single" w:color="CCCCCC" w:sz="1"/>
               <w:right w:val="single" w:color="CCCCCC" w:sz="1"/>
             </w:tcBorders>
-            <w:shd w:fill="F2F2F2" w:val="clear"/>
-            <w:tcMar>
-              <w:top w:type="dxa" w:w="80"/>
-              <w:left w:type="dxa" w:w="120"/>
-              <w:bottom w:type="dxa" w:w="80"/>
-              <w:right w:type="dxa" w:w="120"/>
-            </w:tcMar>
-            <w:vAlign w:val="center"/>
-          </w:tcPr>
-          <w:p>
-            <w:pPr>
-              <w:jc w:val="center"/>
-            </w:pPr>
-            <w:r>
-              <w:rPr>
-                <w:rFonts w:ascii="Arial" w:cs="Arial" w:eastAsia="Arial" w:hAnsi="Arial"/>
-                <w:b/>
-                <w:bCs/>
-                <w:color w:val="333333"/>
-                <w:sz w:val="20"/>
-                <w:szCs w:val="20"/>
-              </w:rPr>
-              <w:t xml:space="preserve">4</w:t>
+            <w:shd w:fill="FFFFFF" w:val="clear"/>
+            <w:tcMar>
+              <w:top w:type="dxa" w:w="80"/>
+              <w:left w:type="dxa" w:w="120"/>
+              <w:bottom w:type="dxa" w:w="80"/>
+              <w:right w:type="dxa" w:w="120"/>
+            </w:tcMar>
+            <w:vAlign w:val="center"/>
+          </w:tcPr>
+          <w:p>
+            <w:pPr>
+              <w:jc w:val="center"/>
+            </w:pPr>
+            <w:r>
+              <w:rPr>
+                <w:rFonts w:ascii="Arial" w:cs="Arial" w:eastAsia="Arial" w:hAnsi="Arial"/>
+                <w:b/>
+                <w:bCs/>
+                <w:color w:val="333333"/>
+                <w:sz w:val="20"/>
+                <w:szCs w:val="20"/>
+              </w:rPr>
+              <w:t xml:space="preserve">5</w:t>
             </w:r>
           </w:p>
         </w:tc>
@@ -3107,7 +3107,7 @@
               <w:bottom w:val="single" w:color="CCCCCC" w:sz="1"/>
               <w:right w:val="single" w:color="CCCCCC" w:sz="1"/>
             </w:tcBorders>
-            <w:shd w:fill="F2F2F2" w:val="clear"/>
+            <w:shd w:fill="FFFFFF" w:val="clear"/>
             <w:tcMar>
               <w:top w:type="dxa" w:w="80"/>
               <w:left w:type="dxa" w:w="120"/>
@@ -3142,7 +3142,7 @@
               <w:bottom w:val="single" w:color="CCCCCC" w:sz="1"/>
               <w:right w:val="single" w:color="CCCCCC" w:sz="1"/>
             </w:tcBorders>
-            <w:shd w:fill="F2F2F2" w:val="clear"/>
+            <w:shd w:fill="FFFFFF" w:val="clear"/>
             <w:tcMar>
               <w:top w:type="dxa" w:w="80"/>
               <w:left w:type="dxa" w:w="120"/>
@@ -3164,7 +3164,7 @@
                 <w:sz w:val="20"/>
                 <w:szCs w:val="20"/>
               </w:rPr>
-              <w:t xml:space="preserve">1.4%</w:t>
+              <w:t xml:space="preserve">0.7%</w:t>
             </w:r>
           </w:p>
         </w:tc>
@@ -3177,19 +3177,18 @@
               <w:bottom w:val="single" w:color="CCCCCC" w:sz="1"/>
               <w:right w:val="single" w:color="CCCCCC" w:sz="1"/>
             </w:tcBorders>
-            <w:shd w:fill="F2F2F2" w:val="clear"/>
-            <w:tcMar>
-              <w:top w:type="dxa" w:w="80"/>
-              <w:left w:type="dxa" w:w="120"/>
-              <w:bottom w:type="dxa" w:w="80"/>
-              <w:right w:type="dxa" w:w="120"/>
-            </w:tcMar>
-          </w:tcPr>
-          <w:p>
-            <w:r>
-              <w:rPr>
-                <w:rFonts w:ascii="Arial" w:cs="Arial" w:eastAsia="Arial" w:hAnsi="Arial"/>
-                <w:color w:val="C0392B"/>
+            <w:tcMar>
+              <w:top w:type="dxa" w:w="80"/>
+              <w:left w:type="dxa" w:w="120"/>
+              <w:bottom w:type="dxa" w:w="80"/>
+              <w:right w:type="dxa" w:w="120"/>
+            </w:tcMar>
+          </w:tcPr>
+          <w:p>
+            <w:r>
+              <w:rPr>
+                <w:rFonts w:ascii="Arial" w:cs="Arial" w:eastAsia="Arial" w:hAnsi="Arial"/>
+                <w:color w:val="E67E22"/>
                 <w:sz w:val="20"/>
                 <w:szCs w:val="20"/>
               </w:rPr>
@@ -3239,7 +3238,7 @@
                 <w:sz w:val="20"/>
                 <w:szCs w:val="20"/>
               </w:rPr>
-              <w:t xml:space="preserve">2</w:t>
+              <w:t xml:space="preserve">4</w:t>
             </w:r>
           </w:p>
         </w:tc>
@@ -3274,7 +3273,7 @@
                 <w:sz w:val="20"/>
                 <w:szCs w:val="20"/>
               </w:rPr>
-              <w:t xml:space="preserve">2</w:t>
+              <w:t xml:space="preserve">1</w:t>
             </w:r>
           </w:p>
         </w:tc>
@@ -3309,7 +3308,152 @@
                 <w:sz w:val="20"/>
                 <w:szCs w:val="20"/>
               </w:rPr>
-              <w:t xml:space="preserve">2.8%</w:t>
+              <w:t xml:space="preserve">0.7%</w:t>
+            </w:r>
+          </w:p>
+        </w:tc>
+        <w:tc>
+          <w:tcPr>
+            <w:tcW w:type="dxa" w:w="5126"/>
+            <w:tcBorders>
+              <w:top w:val="single" w:color="CCCCCC" w:sz="1"/>
+              <w:left w:val="single" w:color="CCCCCC" w:sz="1"/>
+              <w:bottom w:val="single" w:color="CCCCCC" w:sz="1"/>
+              <w:right w:val="single" w:color="CCCCCC" w:sz="1"/>
+            </w:tcBorders>
+            <w:shd w:fill="F2F2F2" w:val="clear"/>
+            <w:tcMar>
+              <w:top w:type="dxa" w:w="80"/>
+              <w:left w:type="dxa" w:w="120"/>
+              <w:bottom w:type="dxa" w:w="80"/>
+              <w:right w:type="dxa" w:w="120"/>
+            </w:tcMar>
+          </w:tcPr>
+          <w:p>
+            <w:r>
+              <w:rPr>
+                <w:rFonts w:ascii="Arial" w:cs="Arial" w:eastAsia="Arial" w:hAnsi="Arial"/>
+                <w:color w:val="C0392B"/>
+                <w:sz w:val="20"/>
+                <w:szCs w:val="20"/>
+              </w:rPr>
+              <w:t xml:space="preserve">█</w:t>
+            </w:r>
+            <w:r>
+              <w:rPr>
+                <w:rFonts w:ascii="Arial" w:cs="Arial" w:eastAsia="Arial" w:hAnsi="Arial"/>
+                <w:color w:val="666666"/>
+                <w:sz w:val="18"/>
+                <w:szCs w:val="18"/>
+              </w:rPr>
+              <w:t xml:space="preserve"> 1件</w:t>
+            </w:r>
+          </w:p>
+        </w:tc>
+      </w:tr>
+      <w:tr>
+        <w:tc>
+          <w:tcPr>
+            <w:tcW w:type="dxa" w:w="1200"/>
+            <w:tcBorders>
+              <w:top w:val="single" w:color="CCCCCC" w:sz="1"/>
+              <w:left w:val="single" w:color="CCCCCC" w:sz="1"/>
+              <w:bottom w:val="single" w:color="CCCCCC" w:sz="1"/>
+              <w:right w:val="single" w:color="CCCCCC" w:sz="1"/>
+            </w:tcBorders>
+            <w:shd w:fill="F2F2F2" w:val="clear"/>
+            <w:tcMar>
+              <w:top w:type="dxa" w:w="80"/>
+              <w:left w:type="dxa" w:w="120"/>
+              <w:bottom w:type="dxa" w:w="80"/>
+              <w:right w:type="dxa" w:w="120"/>
+            </w:tcMar>
+            <w:vAlign w:val="center"/>
+          </w:tcPr>
+          <w:p>
+            <w:pPr>
+              <w:jc w:val="center"/>
+            </w:pPr>
+            <w:r>
+              <w:rPr>
+                <w:rFonts w:ascii="Arial" w:cs="Arial" w:eastAsia="Arial" w:hAnsi="Arial"/>
+                <w:b/>
+                <w:bCs/>
+                <w:color w:val="333333"/>
+                <w:sz w:val="20"/>
+                <w:szCs w:val="20"/>
+              </w:rPr>
+              <w:t xml:space="preserve">2</w:t>
+            </w:r>
+          </w:p>
+        </w:tc>
+        <w:tc>
+          <w:tcPr>
+            <w:tcW w:type="dxa" w:w="1200"/>
+            <w:tcBorders>
+              <w:top w:val="single" w:color="CCCCCC" w:sz="1"/>
+              <w:left w:val="single" w:color="CCCCCC" w:sz="1"/>
+              <w:bottom w:val="single" w:color="CCCCCC" w:sz="1"/>
+              <w:right w:val="single" w:color="CCCCCC" w:sz="1"/>
+            </w:tcBorders>
+            <w:shd w:fill="F2F2F2" w:val="clear"/>
+            <w:tcMar>
+              <w:top w:type="dxa" w:w="80"/>
+              <w:left w:type="dxa" w:w="120"/>
+              <w:bottom w:type="dxa" w:w="80"/>
+              <w:right w:type="dxa" w:w="120"/>
+            </w:tcMar>
+            <w:vAlign w:val="center"/>
+          </w:tcPr>
+          <w:p>
+            <w:pPr>
+              <w:jc w:val="center"/>
+            </w:pPr>
+            <w:r>
+              <w:rPr>
+                <w:rFonts w:ascii="Arial" w:cs="Arial" w:eastAsia="Arial" w:hAnsi="Arial"/>
+                <w:b w:val="false"/>
+                <w:bCs w:val="false"/>
+                <w:color w:val="333333"/>
+                <w:sz w:val="20"/>
+                <w:szCs w:val="20"/>
+              </w:rPr>
+              <w:t xml:space="preserve">2</w:t>
+            </w:r>
+          </w:p>
+        </w:tc>
+        <w:tc>
+          <w:tcPr>
+            <w:tcW w:type="dxa" w:w="1500"/>
+            <w:tcBorders>
+              <w:top w:val="single" w:color="CCCCCC" w:sz="1"/>
+              <w:left w:val="single" w:color="CCCCCC" w:sz="1"/>
+              <w:bottom w:val="single" w:color="CCCCCC" w:sz="1"/>
+              <w:right w:val="single" w:color="CCCCCC" w:sz="1"/>
+            </w:tcBorders>
+            <w:shd w:fill="F2F2F2" w:val="clear"/>
+            <w:tcMar>
+              <w:top w:type="dxa" w:w="80"/>
+              <w:left w:type="dxa" w:w="120"/>
+              <w:bottom w:type="dxa" w:w="80"/>
+              <w:right w:type="dxa" w:w="120"/>
+            </w:tcMar>
+            <w:vAlign w:val="center"/>
+          </w:tcPr>
+          <w:p>
+            <w:pPr>
+              <w:jc w:val="center"/>
+            </w:pPr>
+            <w:r>
+              <w:rPr>
+                <w:rFonts w:ascii="Arial" w:cs="Arial" w:eastAsia="Arial" w:hAnsi="Arial"/>
+                <w:b w:val="false"/>
+                <w:bCs w:val="false"/>
+                <w:color w:val="333333"/>
+                <w:sz w:val="20"/>
+                <w:szCs w:val="20"/>
+              </w:rPr>
+              <w:t xml:space="preserve">1.5%</w:t>
             </w:r>
           </w:p>
         </w:tc>
@@ -3423,7 +3567,7 @@
                 <w:sz w:val="24"/>
                 <w:szCs w:val="24"/>
               </w:rPr>
-              <w:t xml:space="preserve">58件（81.7%）</w:t>
+              <w:t xml:space="preserve">110件（80.9%）</w:t>
             </w:r>
           </w:p>
         </w:tc>
@@ -3474,7 +3618,7 @@
                 <w:sz w:val="24"/>
                 <w:szCs w:val="24"/>
               </w:rPr>
-              <w:t xml:space="preserve">10件（14.1%）</w:t>
+              <w:t xml:space="preserve">23件（16.9%）</w:t>
             </w:r>
           </w:p>
         </w:tc>
@@ -3525,7 +3669,7 @@
                 <w:sz w:val="24"/>
                 <w:szCs w:val="24"/>
               </w:rPr>
-              <w:t xml:space="preserve">3件（4.2%）</w:t>
+              <w:t xml:space="preserve">3件（2.2%）</w:t>
             </w:r>
           </w:p>
         </w:tc>
@@ -3764,7 +3908,7 @@
                 <w:sz w:val="20"/>
                 <w:szCs w:val="20"/>
               </w:rPr>
-              <w:t xml:space="preserve">20件以上</w:t>
+              <w:t xml:space="preserve">50件以上</w:t>
             </w:r>
           </w:p>
         </w:tc>
@@ -3975,7 +4119,7 @@
                 <w:sz w:val="20"/>
                 <w:szCs w:val="20"/>
               </w:rPr>
-              <w:t xml:space="preserve">10件以上</w:t>
+              <w:t xml:space="preserve">20件以上</w:t>
             </w:r>
           </w:p>
         </w:tc>
@@ -4046,7 +4190,7 @@
                 <w:sz w:val="20"/>
                 <w:szCs w:val="20"/>
               </w:rPr>
-              <w:t xml:space="preserve">朝食</w:t>
+              <w:t xml:space="preserve">清潔さ・清掃</w:t>
             </w:r>
           </w:p>
         </w:tc>
@@ -4080,7 +4224,7 @@
                 <w:sz w:val="20"/>
                 <w:szCs w:val="20"/>
               </w:rPr>
-              <w:t xml:space="preserve">10件以上</w:t>
+              <w:t xml:space="preserve">20件以上</w:t>
             </w:r>
           </w:p>
         </w:tc>
@@ -4114,7 +4258,7 @@
                 <w:sz w:val="20"/>
                 <w:szCs w:val="20"/>
               </w:rPr>
-              <w:t xml:space="preserve">「朝食は種類豊富で、サービスも良く、部屋は静かで、立地も非常に便利です」「朝食を1日追加で購入したのですが、フロントでその旨を伝えたら割引クーポンをもらえました」</w:t>
+              <w:t xml:space="preserve">「ホテル内も綺麗でセキュリティも良く安心です」「ホテルのフロントの対応も良く、客室設備は清潔で整頓されており、快適な滞在ができます」</w:t>
             </w:r>
           </w:p>
         </w:tc>
@@ -4151,7 +4295,7 @@
                 <w:sz w:val="20"/>
                 <w:szCs w:val="20"/>
               </w:rPr>
-              <w:t xml:space="preserve">清潔さ・清掃</w:t>
+              <w:t xml:space="preserve">朝食</w:t>
             </w:r>
           </w:p>
         </w:tc>
@@ -4186,7 +4330,7 @@
                 <w:sz w:val="20"/>
                 <w:szCs w:val="20"/>
               </w:rPr>
-              <w:t xml:space="preserve">10件以上</w:t>
+              <w:t xml:space="preserve">20件以上</w:t>
             </w:r>
           </w:p>
         </w:tc>
@@ -4221,7 +4365,7 @@
                 <w:sz w:val="20"/>
                 <w:szCs w:val="20"/>
               </w:rPr>
-              <w:t xml:space="preserve">「ホテル内も綺麗でセキュリティも良く安心です」「ホテルのフロントの対応も良く、客室設備は清潔で整頓されており、快適な滞在ができます」</w:t>
+              <w:t xml:space="preserve">「朝食は種類豊富で、サービスも良く、部屋は静かで、立地も非常に便利です」「朝食を1日追加で購入したのですが、フロントでその旨を伝えたら割引クーポンをもらえました」</w:t>
             </w:r>
           </w:p>
         </w:tc>
@@ -4798,7 +4942,7 @@
                 <w:sz w:val="20"/>
                 <w:szCs w:val="20"/>
               </w:rPr>
-              <w:t xml:space="preserve">重大・9件</w:t>
+              <w:t xml:space="preserve">重大・15件</w:t>
             </w:r>
           </w:p>
         </w:tc>
@@ -4869,7 +5013,7 @@
                 <w:sz w:val="20"/>
                 <w:szCs w:val="20"/>
               </w:rPr>
-              <w:t xml:space="preserve">窓・採光</w:t>
+              <w:t xml:space="preserve">浴室・水回り</w:t>
             </w:r>
           </w:p>
         </w:tc>
@@ -4903,7 +5047,7 @@
                 <w:sz w:val="20"/>
                 <w:szCs w:val="20"/>
               </w:rPr>
-              <w:t xml:space="preserve">19階は窓からは夜景がとても綺麗でした</w:t>
+              <w:t xml:space="preserve">ホテルは川崎駅のすぐそばに位置し、近くにはバスターミナルやショッピングモールがいくつかあり、水族館も隣接しているた...</w:t>
             </w:r>
           </w:p>
         </w:tc>
@@ -4937,7 +5081,7 @@
                 <w:sz w:val="20"/>
                 <w:szCs w:val="20"/>
               </w:rPr>
-              <w:t xml:space="preserve">重大・6件</w:t>
+              <w:t xml:space="preserve">重大・10件</w:t>
             </w:r>
           </w:p>
         </w:tc>
@@ -5008,7 +5152,7 @@
                 <w:sz w:val="20"/>
                 <w:szCs w:val="20"/>
               </w:rPr>
-              <w:t xml:space="preserve">浴室・水回り</w:t>
+              <w:t xml:space="preserve">防音性能</w:t>
             </w:r>
           </w:p>
         </w:tc>
@@ -5042,7 +5186,7 @@
                 <w:sz w:val="20"/>
                 <w:szCs w:val="20"/>
               </w:rPr>
-              <w:t xml:space="preserve">ホテルは川崎駅のすぐそばに位置し、近くにはバスターミナルやショッピングモールがいくつかあり、水族館も隣接しているた...</w:t>
+              <w:t xml:space="preserve">高層階からは電車の眺めが素晴らしく、とても良かったのですが、騒音に敏感な方には少し不快かもしれません</w:t>
             </w:r>
           </w:p>
         </w:tc>
@@ -5076,7 +5220,7 @@
                 <w:sz w:val="20"/>
                 <w:szCs w:val="20"/>
               </w:rPr>
-              <w:t xml:space="preserve">重大・5件</w:t>
+              <w:t xml:space="preserve">重大・9件</w:t>
             </w:r>
           </w:p>
         </w:tc>
@@ -5147,7 +5291,7 @@
                 <w:sz w:val="20"/>
                 <w:szCs w:val="20"/>
               </w:rPr>
-              <w:t xml:space="preserve">設備の老朽化</w:t>
+              <w:t xml:space="preserve">窓・採光</w:t>
             </w:r>
           </w:p>
         </w:tc>
@@ -5181,7 +5325,7 @@
                 <w:sz w:val="20"/>
                 <w:szCs w:val="20"/>
               </w:rPr>
-              <w:t xml:space="preserve">部屋の空調は全館空調が機能せず（間違いなく老朽化）全くダメでした</w:t>
+              <w:t xml:space="preserve">19階は窓からは夜景がとても綺麗でした</w:t>
             </w:r>
           </w:p>
         </w:tc>
@@ -5215,7 +5359,7 @@
                 <w:sz w:val="20"/>
                 <w:szCs w:val="20"/>
               </w:rPr>
-              <w:t xml:space="preserve">中度・4件</w:t>
+              <w:t xml:space="preserve">重大・9件</w:t>
             </w:r>
           </w:p>
         </w:tc>
@@ -5286,7 +5430,7 @@
                 <w:sz w:val="20"/>
                 <w:szCs w:val="20"/>
               </w:rPr>
-              <w:t xml:space="preserve">防音性能</w:t>
+              <w:t xml:space="preserve">対応・サービスの不満</w:t>
             </w:r>
           </w:p>
         </w:tc>
@@ -5320,7 +5464,7 @@
                 <w:sz w:val="20"/>
                 <w:szCs w:val="20"/>
               </w:rPr>
-              <w:t xml:space="preserve">高層階からは電車の眺めが素晴らしく、とても良かったのですが、騒音に敏感な方には少し不快かもしれません</w:t>
+              <w:t xml:space="preserve">酒店櫃檯服務態度良好</w:t>
             </w:r>
           </w:p>
         </w:tc>
@@ -5354,7 +5498,7 @@
                 <w:sz w:val="20"/>
                 <w:szCs w:val="20"/>
               </w:rPr>
-              <w:t xml:space="preserve">中度・4件</w:t>
+              <w:t xml:space="preserve">重大・8件</w:t>
             </w:r>
           </w:p>
         </w:tc>
@@ -5425,7 +5569,7 @@
                 <w:sz w:val="20"/>
                 <w:szCs w:val="20"/>
               </w:rPr>
-              <w:t xml:space="preserve">対応・サービスの不満</w:t>
+              <w:t xml:space="preserve">設備の老朽化</w:t>
             </w:r>
           </w:p>
         </w:tc>
@@ -5459,7 +5603,7 @@
                 <w:sz w:val="20"/>
                 <w:szCs w:val="20"/>
               </w:rPr>
-              <w:t xml:space="preserve">酒店櫃檯服務態度良好</w:t>
+              <w:t xml:space="preserve">部屋の空調は全館空調が機能せず（間違いなく老朽化）全くダメでした</w:t>
             </w:r>
           </w:p>
         </w:tc>
@@ -5493,7 +5637,7 @@
                 <w:sz w:val="20"/>
                 <w:szCs w:val="20"/>
               </w:rPr>
-              <w:t xml:space="preserve">中度・4件</w:t>
+              <w:t xml:space="preserve">重大・6件</w:t>
             </w:r>
           </w:p>
         </w:tc>
@@ -6656,7 +6800,7 @@
                 <w:sz w:val="20"/>
                 <w:szCs w:val="20"/>
               </w:rPr>
-              <w:t xml:space="preserve">8.66点</w:t>
+              <w:t xml:space="preserve">8.64点</w:t>
             </w:r>
           </w:p>
         </w:tc>
@@ -6690,7 +6834,7 @@
                 <w:sz w:val="20"/>
                 <w:szCs w:val="20"/>
               </w:rPr>
-              <w:t xml:space="preserve">9.0点以上</w:t>
+              <w:t xml:space="preserve">8.9点以上</w:t>
             </w:r>
           </w:p>
         </w:tc>
@@ -6796,7 +6940,7 @@
                 <w:sz w:val="20"/>
                 <w:szCs w:val="20"/>
               </w:rPr>
-              <w:t xml:space="preserve">81.7%</w:t>
+              <w:t xml:space="preserve">80.9%</w:t>
             </w:r>
           </w:p>
         </w:tc>
@@ -6831,7 +6975,7 @@
                 <w:sz w:val="20"/>
                 <w:szCs w:val="20"/>
               </w:rPr>
-              <w:t xml:space="preserve">87%以上</w:t>
+              <w:t xml:space="preserve">86%以上</w:t>
             </w:r>
           </w:p>
         </w:tc>
@@ -6936,7 +7080,7 @@
                 <w:sz w:val="20"/>
                 <w:szCs w:val="20"/>
               </w:rPr>
-              <w:t xml:space="preserve">4.2%</w:t>
+              <w:t xml:space="preserve">2.2%</w:t>
             </w:r>
           </w:p>
         </w:tc>
@@ -6970,7 +7114,7 @@
                 <w:sz w:val="20"/>
                 <w:szCs w:val="20"/>
               </w:rPr>
-              <w:t xml:space="preserve">1%以下</w:t>
+              <w:t xml:space="preserve">0%以下</w:t>
             </w:r>
           </w:p>
         </w:tc>
@@ -7076,7 +7220,7 @@
                 <w:sz w:val="20"/>
                 <w:szCs w:val="20"/>
               </w:rPr>
-              <w:t xml:space="preserve">6.3点</w:t>
+              <w:t xml:space="preserve">7.1点</w:t>
             </w:r>
           </w:p>
         </w:tc>
@@ -7111,7 +7255,7 @@
                 <w:sz w:val="20"/>
                 <w:szCs w:val="20"/>
               </w:rPr>
-              <w:t xml:space="preserve">7.3点以上</w:t>
+              <w:t xml:space="preserve">8.1点以上</w:t>
             </w:r>
           </w:p>
         </w:tc>
@@ -7356,7 +7500,7 @@
                 <w:sz w:val="20"/>
                 <w:szCs w:val="20"/>
               </w:rPr>
-              <w:t xml:space="preserve">約9件/期間</w:t>
+              <w:t xml:space="preserve">約15件/期間</w:t>
             </w:r>
           </w:p>
         </w:tc>
@@ -7391,7 +7535,7 @@
                 <w:sz w:val="20"/>
                 <w:szCs w:val="20"/>
               </w:rPr>
-              <w:t xml:space="preserve">4件以下</w:t>
+              <w:t xml:space="preserve">7件以下</w:t>
             </w:r>
           </w:p>
         </w:tc>
@@ -7969,7 +8113,7 @@
                 <w:sz w:val="21"/>
                 <w:szCs w:val="21"/>
               </w:rPr>
-              <w:t xml:space="preserve">川崎日航ホテルは、全体平均8.66点（10点換算）、高評価率81.7%という良好な顧客満足度を維持しているホテルです。特に「立地・アクセス」「スタッフの対応」が多くのゲストから高く評価されています。</w:t>
+              <w:t xml:space="preserve">川崎日航ホテルは、全体平均8.64点（10点換算）、高評価率80.9%という良好な顧客満足度を維持しているホテルです。特に「立地・アクセス」「スタッフの対応」が多くのゲストから高く評価されています。</w:t>
             </w:r>
           </w:p>
           <w:p>
@@ -7983,7 +8127,7 @@
                 <w:sz w:val="21"/>
                 <w:szCs w:val="21"/>
               </w:rPr>
-              <w:t xml:space="preserve">改善課題としては、エアコン・空調、窓・採光、浴室・水回りが主要なテーマとして浮上しています。ただし、これらの課題を指摘するゲストの多くも他の面では高い評価を付けており、ネガティブ要素が全体評価を大きく押し下げているわけではありません。</w:t>
+              <w:t xml:space="preserve">改善課題としては、エアコン・空調、浴室・水回り、防音性能が主要なテーマとして浮上しています。ただし、これらの課題を指摘するゲストの多くも他の面では高い評価を付けており、ネガティブ要素が全体評価を大きく押し下げているわけではありません。</w:t>
             </w:r>
           </w:p>
           <w:p>
@@ -8011,7 +8155,7 @@
                 <w:sz w:val="21"/>
                 <w:szCs w:val="21"/>
               </w:rPr>
-              <w:t xml:space="preserve">Googleでの低スコア（6.3点）は、口コミ返信の強化とサービス品質の一貫性確保で改善余地があります。全サイトでの口コミ返信率100%を目指すことで、ホテルの姿勢をゲストに伝え、リピート率の向上につなげることが重要です。</w:t>
+              <w:t xml:space="preserve">Googleでの低スコア（7.1点）は、口コミ返信の強化とサービス品質の一貫性確保で改善余地があります。全サイトでの口コミ返信率100%を目指すことで、ホテルの姿勢をゲストに伝え、リピート率の向上につなげることが重要です。</w:t>
             </w:r>
           </w:p>
           <w:p>

--- a/納品レポート/ホテル別レポート/kawasaki_nikko_口コミ分析改善レポート.docx
+++ b/納品レポート/ホテル別レポート/kawasaki_nikko_口コミ分析改善レポート.docx
@@ -81,7 +81,7 @@
           <w:sz w:val="22"/>
           <w:szCs w:val="22"/>
         </w:rPr>
-        <w:t xml:space="preserve">分析対象期間：2026年2月〜3月</w:t>
+        <w:t xml:space="preserve">分析対象期間：2026年3月〜4月</w:t>
       </w:r>
     </w:p>
     <w:p>
@@ -96,7 +96,7 @@
           <w:sz w:val="22"/>
           <w:szCs w:val="22"/>
         </w:rPr>
-        <w:t xml:space="preserve">レビュー総数：136件（5サイト）</w:t>
+        <w:t xml:space="preserve">レビュー総数：84件（6サイト）</w:t>
       </w:r>
     </w:p>
     <w:p>
@@ -111,7 +111,7 @@
           <w:sz w:val="20"/>
           <w:szCs w:val="20"/>
         </w:rPr>
-        <w:t xml:space="preserve">対象サイト：Trip.com / じゃらん / Booking.com / 楽天トラベル / Google</w:t>
+        <w:t xml:space="preserve">対象サイト：Agoda / Trip.com / じゃらん / Booking.com / 楽天トラベル / Google</w:t>
       </w:r>
     </w:p>
     <w:p>
@@ -131,7 +131,7 @@
           <w:sz w:val="20"/>
           <w:szCs w:val="20"/>
         </w:rPr>
-        <w:t xml:space="preserve">作成日：2026年4月6日</w:t>
+        <w:t xml:space="preserve">作成日：2026年4月7日</w:t>
       </w:r>
     </w:p>
     <w:p>
@@ -189,7 +189,7 @@
           <w:sz w:val="21"/>
           <w:szCs w:val="21"/>
         </w:rPr>
-        <w:t xml:space="preserve">2026年2月〜3月に各OTAサイト・口コミサイトに投稿された136件のレビューを包括的に分析しました。以下が主要な発見事項です。</w:t>
+        <w:t xml:space="preserve">2026年3月〜4月に各OTAサイト・口コミサイトに投稿された84件のレビューを包括的に分析しました。以下が主要な発見事項です。</w:t>
       </w:r>
     </w:p>
     <w:p>
@@ -261,7 +261,7 @@
                 <w:sz w:val="36"/>
                 <w:szCs w:val="36"/>
               </w:rPr>
-              <w:t xml:space="preserve">8.64</w:t>
+              <w:t xml:space="preserve">8.56</w:t>
             </w:r>
           </w:p>
         </w:tc>
@@ -274,7 +274,7 @@
               <w:bottom w:val="none" w:sz="0"/>
               <w:right w:val="single" w:color="DDDDDD" w:sz="1"/>
             </w:tcBorders>
-            <w:shd w:fill="E8F5E9" w:val="clear"/>
+            <w:shd w:fill="FFF3E0" w:val="clear"/>
             <w:tcMar>
               <w:top w:type="dxa" w:w="160"/>
               <w:left w:type="dxa" w:w="200"/>
@@ -306,11 +306,11 @@
                 <w:rFonts w:ascii="Arial" w:cs="Arial" w:eastAsia="Arial" w:hAnsi="Arial"/>
                 <w:b/>
                 <w:bCs/>
-                <w:color w:val="27AE60"/>
+                <w:color w:val="FF9800"/>
                 <w:sz w:val="36"/>
                 <w:szCs w:val="36"/>
               </w:rPr>
-              <w:t xml:space="preserve">80.9%</w:t>
+              <w:t xml:space="preserve">78.6%</w:t>
             </w:r>
           </w:p>
         </w:tc>
@@ -359,7 +359,7 @@
                 <w:sz w:val="36"/>
                 <w:szCs w:val="36"/>
               </w:rPr>
-              <w:t xml:space="preserve">2.2%</w:t>
+              <w:t xml:space="preserve">3.6%</w:t>
             </w:r>
           </w:p>
         </w:tc>
@@ -408,7 +408,7 @@
                 <w:sz w:val="36"/>
                 <w:szCs w:val="36"/>
               </w:rPr>
-              <w:t xml:space="preserve">136件</w:t>
+              <w:t xml:space="preserve">84件</w:t>
             </w:r>
           </w:p>
         </w:tc>
@@ -448,7 +448,7 @@
           <w:sz w:val="21"/>
           <w:szCs w:val="21"/>
         </w:rPr>
-        <w:t xml:space="preserve">全体平均スコア8.64点（10点換算）は良好な水準であり、80.9%が高評価（8-10点）に分類されます。低評価（1-4点）は3件（2.2%）で、ゲスト満足度は良好です。Trip.com（9.50点）で特に高い評価を獲得しています。</w:t>
+        <w:t xml:space="preserve">全体平均スコア8.56点（10点換算）は良好な水準であり、78.6%が高評価（8-10点）に分類されます。低評価（1-4点）は3件（3.6%）で、ゲスト満足度は良好です。Agoda（10.00点）で特に高い評価を獲得しています。</w:t>
       </w:r>
     </w:p>
     <w:p>
@@ -463,7 +463,7 @@
           <w:sz w:val="21"/>
           <w:szCs w:val="21"/>
         </w:rPr>
-        <w:t xml:space="preserve">一方で、Google（7.1点）では相対的に低いスコアとなっており、改善の余地があります。全体としては「立地・アクセス」と「スタッフの対応」がホテルの主な強みとして際立っています。</w:t>
+        <w:t xml:space="preserve">一方で、Google（6.2点）では相対的に低いスコアとなっており、改善の余地があります。全体としては「立地・アクセス」と「スタッフの対応」がホテルの主な強みとして際立っています。</w:t>
       </w:r>
     </w:p>
     <w:p>
@@ -542,7 +542,7 @@
                 <w:sz w:val="20"/>
                 <w:szCs w:val="20"/>
               </w:rPr>
-              <w:t xml:space="preserve">立地・アクセス（50件以上で言及）、スタッフの対応（20件以上で言及）、快適さ・設備（20件以上で言及）</w:t>
+              <w:t xml:space="preserve">立地・アクセス（20件以上で言及）、スタッフの対応（20件以上で言及）、朝食（20件以上で言及）</w:t>
             </w:r>
           </w:p>
           <w:p>
@@ -567,7 +567,7 @@
                 <w:sz w:val="20"/>
                 <w:szCs w:val="20"/>
               </w:rPr>
-              <w:t xml:space="preserve">エアコン・空調（15件）、浴室・水回り（10件）、防音性能（9件）、窓・採光（9件）</w:t>
+              <w:t xml:space="preserve">エアコン・空調（11件）、浴室・水回り（9件）、窓・採光（7件）、設備の老朽化（5件）</w:t>
             </w:r>
           </w:p>
           <w:p>
@@ -953,7 +953,7 @@
                 <w:sz w:val="20"/>
                 <w:szCs w:val="20"/>
               </w:rPr>
-              <w:t xml:space="preserve">Trip.com</w:t>
+              <w:t xml:space="preserve">Agoda</w:t>
             </w:r>
           </w:p>
         </w:tc>
@@ -987,7 +987,7 @@
                 <w:sz w:val="20"/>
                 <w:szCs w:val="20"/>
               </w:rPr>
-              <w:t xml:space="preserve">32</w:t>
+              <w:t xml:space="preserve">1</w:t>
             </w:r>
           </w:p>
         </w:tc>
@@ -1021,7 +1021,7 @@
                 <w:sz w:val="20"/>
                 <w:szCs w:val="20"/>
               </w:rPr>
-              <w:t xml:space="preserve">9.5</w:t>
+              <w:t xml:space="preserve">10</w:t>
             </w:r>
           </w:p>
         </w:tc>
@@ -1089,7 +1089,7 @@
                 <w:sz w:val="20"/>
                 <w:szCs w:val="20"/>
               </w:rPr>
-              <w:t xml:space="preserve">9.5</w:t>
+              <w:t xml:space="preserve">10</w:t>
             </w:r>
           </w:p>
         </w:tc>
@@ -1194,7 +1194,7 @@
                 <w:sz w:val="20"/>
                 <w:szCs w:val="20"/>
               </w:rPr>
-              <w:t xml:space="preserve">じゃらん</w:t>
+              <w:t xml:space="preserve">Trip.com</w:t>
             </w:r>
           </w:p>
         </w:tc>
@@ -1229,7 +1229,7 @@
                 <w:sz w:val="20"/>
                 <w:szCs w:val="20"/>
               </w:rPr>
-              <w:t xml:space="preserve">7</w:t>
+              <w:t xml:space="preserve">24</w:t>
             </w:r>
           </w:p>
         </w:tc>
@@ -1264,7 +1264,7 @@
                 <w:sz w:val="20"/>
                 <w:szCs w:val="20"/>
               </w:rPr>
-              <w:t xml:space="preserve">4.71</w:t>
+              <w:t xml:space="preserve">9.38</w:t>
             </w:r>
           </w:p>
         </w:tc>
@@ -1299,7 +1299,7 @@
                 <w:sz w:val="20"/>
                 <w:szCs w:val="20"/>
               </w:rPr>
-              <w:t xml:space="preserve">/5 (×2)</w:t>
+              <w:t xml:space="preserve">/10</w:t>
             </w:r>
           </w:p>
         </w:tc>
@@ -1334,7 +1334,7 @@
                 <w:sz w:val="20"/>
                 <w:szCs w:val="20"/>
               </w:rPr>
-              <w:t xml:space="preserve">9.43</w:t>
+              <w:t xml:space="preserve">9.38</w:t>
             </w:r>
           </w:p>
         </w:tc>
@@ -1440,7 +1440,7 @@
                 <w:sz w:val="20"/>
                 <w:szCs w:val="20"/>
               </w:rPr>
-              <w:t xml:space="preserve">Booking.com</w:t>
+              <w:t xml:space="preserve">じゃらん</w:t>
             </w:r>
           </w:p>
         </w:tc>
@@ -1474,7 +1474,7 @@
                 <w:sz w:val="20"/>
                 <w:szCs w:val="20"/>
               </w:rPr>
-              <w:t xml:space="preserve">68</w:t>
+              <w:t xml:space="preserve">6</w:t>
             </w:r>
           </w:p>
         </w:tc>
@@ -1508,7 +1508,7 @@
                 <w:sz w:val="20"/>
                 <w:szCs w:val="20"/>
               </w:rPr>
-              <w:t xml:space="preserve">8.63</w:t>
+              <w:t xml:space="preserve">4.67</w:t>
             </w:r>
           </w:p>
         </w:tc>
@@ -1542,7 +1542,7 @@
                 <w:sz w:val="20"/>
                 <w:szCs w:val="20"/>
               </w:rPr>
-              <w:t xml:space="preserve">/10</w:t>
+              <w:t xml:space="preserve">/5 (×2)</w:t>
             </w:r>
           </w:p>
         </w:tc>
@@ -1576,7 +1576,7 @@
                 <w:sz w:val="20"/>
                 <w:szCs w:val="20"/>
               </w:rPr>
-              <w:t xml:space="preserve">8.63</w:t>
+              <w:t xml:space="preserve">9.33</w:t>
             </w:r>
           </w:p>
         </w:tc>
@@ -1610,7 +1610,7 @@
                 <w:sz w:val="20"/>
                 <w:szCs w:val="20"/>
               </w:rPr>
-              <w:t xml:space="preserve">9</w:t>
+              <w:t xml:space="preserve">10</w:t>
             </w:r>
           </w:p>
         </w:tc>
@@ -1644,7 +1644,7 @@
                 <w:sz w:val="20"/>
                 <w:szCs w:val="20"/>
               </w:rPr>
-              <w:t xml:space="preserve">良好</w:t>
+              <w:t xml:space="preserve">優秀</w:t>
             </w:r>
           </w:p>
         </w:tc>
@@ -1681,7 +1681,7 @@
                 <w:sz w:val="20"/>
                 <w:szCs w:val="20"/>
               </w:rPr>
-              <w:t xml:space="preserve">楽天トラベル</w:t>
+              <w:t xml:space="preserve">Booking.com</w:t>
             </w:r>
           </w:p>
         </w:tc>
@@ -1716,7 +1716,7 @@
                 <w:sz w:val="20"/>
                 <w:szCs w:val="20"/>
               </w:rPr>
-              <w:t xml:space="preserve">9</w:t>
+              <w:t xml:space="preserve">34</w:t>
             </w:r>
           </w:p>
         </w:tc>
@@ -1751,7 +1751,7 @@
                 <w:sz w:val="20"/>
                 <w:szCs w:val="20"/>
               </w:rPr>
-              <w:t xml:space="preserve">4.22</w:t>
+              <w:t xml:space="preserve">8.65</w:t>
             </w:r>
           </w:p>
         </w:tc>
@@ -1786,7 +1786,7 @@
                 <w:sz w:val="20"/>
                 <w:szCs w:val="20"/>
               </w:rPr>
-              <w:t xml:space="preserve">/5 (×2)</w:t>
+              <w:t xml:space="preserve">/10</w:t>
             </w:r>
           </w:p>
         </w:tc>
@@ -1821,7 +1821,7 @@
                 <w:sz w:val="20"/>
                 <w:szCs w:val="20"/>
               </w:rPr>
-              <w:t xml:space="preserve">8.44</w:t>
+              <w:t xml:space="preserve">8.65</w:t>
             </w:r>
           </w:p>
         </w:tc>
@@ -1856,7 +1856,7 @@
                 <w:sz w:val="20"/>
                 <w:szCs w:val="20"/>
               </w:rPr>
-              <w:t xml:space="preserve">10</w:t>
+              <w:t xml:space="preserve">9</w:t>
             </w:r>
           </w:p>
         </w:tc>
@@ -1927,7 +1927,7 @@
                 <w:sz w:val="20"/>
                 <w:szCs w:val="20"/>
               </w:rPr>
-              <w:t xml:space="preserve">Google</w:t>
+              <w:t xml:space="preserve">楽天トラベル</w:t>
             </w:r>
           </w:p>
         </w:tc>
@@ -1961,7 +1961,7 @@
                 <w:sz w:val="20"/>
                 <w:szCs w:val="20"/>
               </w:rPr>
-              <w:t xml:space="preserve">20</w:t>
+              <w:t xml:space="preserve">7</w:t>
             </w:r>
           </w:p>
         </w:tc>
@@ -1995,7 +1995,7 @@
                 <w:sz w:val="20"/>
                 <w:szCs w:val="20"/>
               </w:rPr>
-              <w:t xml:space="preserve">3.55</w:t>
+              <w:t xml:space="preserve">4.29</w:t>
             </w:r>
           </w:p>
         </w:tc>
@@ -2059,11 +2059,11 @@
                 <w:rFonts w:ascii="Arial" w:cs="Arial" w:eastAsia="Arial" w:hAnsi="Arial"/>
                 <w:b/>
                 <w:bCs/>
-                <w:color w:val="E67E22"/>
-                <w:sz w:val="20"/>
-                <w:szCs w:val="20"/>
-              </w:rPr>
-              <w:t xml:space="preserve">7.1</w:t>
+                <w:color w:val="27AE60"/>
+                <w:sz w:val="20"/>
+                <w:szCs w:val="20"/>
+              </w:rPr>
+              <w:t xml:space="preserve">8.57</w:t>
             </w:r>
           </w:p>
         </w:tc>
@@ -2097,7 +2097,7 @@
                 <w:sz w:val="20"/>
                 <w:szCs w:val="20"/>
               </w:rPr>
-              <w:t xml:space="preserve">8</w:t>
+              <w:t xml:space="preserve">10</w:t>
             </w:r>
           </w:p>
         </w:tc>
@@ -2127,11 +2127,258 @@
                 <w:rFonts w:ascii="Arial" w:cs="Arial" w:eastAsia="Arial" w:hAnsi="Arial"/>
                 <w:b/>
                 <w:bCs/>
-                <w:color w:val="E67E22"/>
-                <w:sz w:val="20"/>
-                <w:szCs w:val="20"/>
-              </w:rPr>
-              <w:t xml:space="preserve">概ね良好</w:t>
+                <w:color w:val="27AE60"/>
+                <w:sz w:val="20"/>
+                <w:szCs w:val="20"/>
+              </w:rPr>
+              <w:t xml:space="preserve">良好</w:t>
+            </w:r>
+          </w:p>
+        </w:tc>
+      </w:tr>
+      <w:tr>
+        <w:tc>
+          <w:tcPr>
+            <w:tcW w:type="dxa" w:w="1800"/>
+            <w:tcBorders>
+              <w:top w:val="single" w:color="CCCCCC" w:sz="1"/>
+              <w:left w:val="single" w:color="CCCCCC" w:sz="1"/>
+              <w:bottom w:val="single" w:color="CCCCCC" w:sz="1"/>
+              <w:right w:val="single" w:color="CCCCCC" w:sz="1"/>
+            </w:tcBorders>
+            <w:shd w:fill="F2F2F2" w:val="clear"/>
+            <w:tcMar>
+              <w:top w:type="dxa" w:w="80"/>
+              <w:left w:type="dxa" w:w="120"/>
+              <w:bottom w:type="dxa" w:w="80"/>
+              <w:right w:type="dxa" w:w="120"/>
+            </w:tcMar>
+            <w:vAlign w:val="center"/>
+          </w:tcPr>
+          <w:p>
+            <w:pPr>
+              <w:jc w:val="left"/>
+            </w:pPr>
+            <w:r>
+              <w:rPr>
+                <w:rFonts w:ascii="Arial" w:cs="Arial" w:eastAsia="Arial" w:hAnsi="Arial"/>
+                <w:b/>
+                <w:bCs/>
+                <w:color w:val="333333"/>
+                <w:sz w:val="20"/>
+                <w:szCs w:val="20"/>
+              </w:rPr>
+              <w:t xml:space="preserve">Google</w:t>
+            </w:r>
+          </w:p>
+        </w:tc>
+        <w:tc>
+          <w:tcPr>
+            <w:tcW w:type="dxa" w:w="900"/>
+            <w:tcBorders>
+              <w:top w:val="single" w:color="CCCCCC" w:sz="1"/>
+              <w:left w:val="single" w:color="CCCCCC" w:sz="1"/>
+              <w:bottom w:val="single" w:color="CCCCCC" w:sz="1"/>
+              <w:right w:val="single" w:color="CCCCCC" w:sz="1"/>
+            </w:tcBorders>
+            <w:shd w:fill="F2F2F2" w:val="clear"/>
+            <w:tcMar>
+              <w:top w:type="dxa" w:w="80"/>
+              <w:left w:type="dxa" w:w="120"/>
+              <w:bottom w:type="dxa" w:w="80"/>
+              <w:right w:type="dxa" w:w="120"/>
+            </w:tcMar>
+            <w:vAlign w:val="center"/>
+          </w:tcPr>
+          <w:p>
+            <w:pPr>
+              <w:jc w:val="center"/>
+            </w:pPr>
+            <w:r>
+              <w:rPr>
+                <w:rFonts w:ascii="Arial" w:cs="Arial" w:eastAsia="Arial" w:hAnsi="Arial"/>
+                <w:b w:val="false"/>
+                <w:bCs w:val="false"/>
+                <w:color w:val="333333"/>
+                <w:sz w:val="20"/>
+                <w:szCs w:val="20"/>
+              </w:rPr>
+              <w:t xml:space="preserve">12</w:t>
+            </w:r>
+          </w:p>
+        </w:tc>
+        <w:tc>
+          <w:tcPr>
+            <w:tcW w:type="dxa" w:w="1300"/>
+            <w:tcBorders>
+              <w:top w:val="single" w:color="CCCCCC" w:sz="1"/>
+              <w:left w:val="single" w:color="CCCCCC" w:sz="1"/>
+              <w:bottom w:val="single" w:color="CCCCCC" w:sz="1"/>
+              <w:right w:val="single" w:color="CCCCCC" w:sz="1"/>
+            </w:tcBorders>
+            <w:shd w:fill="F2F2F2" w:val="clear"/>
+            <w:tcMar>
+              <w:top w:type="dxa" w:w="80"/>
+              <w:left w:type="dxa" w:w="120"/>
+              <w:bottom w:type="dxa" w:w="80"/>
+              <w:right w:type="dxa" w:w="120"/>
+            </w:tcMar>
+            <w:vAlign w:val="center"/>
+          </w:tcPr>
+          <w:p>
+            <w:pPr>
+              <w:jc w:val="center"/>
+            </w:pPr>
+            <w:r>
+              <w:rPr>
+                <w:rFonts w:ascii="Arial" w:cs="Arial" w:eastAsia="Arial" w:hAnsi="Arial"/>
+                <w:b/>
+                <w:bCs/>
+                <w:color w:val="333333"/>
+                <w:sz w:val="20"/>
+                <w:szCs w:val="20"/>
+              </w:rPr>
+              <w:t xml:space="preserve">3.08</w:t>
+            </w:r>
+          </w:p>
+        </w:tc>
+        <w:tc>
+          <w:tcPr>
+            <w:tcW w:type="dxa" w:w="900"/>
+            <w:tcBorders>
+              <w:top w:val="single" w:color="CCCCCC" w:sz="1"/>
+              <w:left w:val="single" w:color="CCCCCC" w:sz="1"/>
+              <w:bottom w:val="single" w:color="CCCCCC" w:sz="1"/>
+              <w:right w:val="single" w:color="CCCCCC" w:sz="1"/>
+            </w:tcBorders>
+            <w:shd w:fill="F2F2F2" w:val="clear"/>
+            <w:tcMar>
+              <w:top w:type="dxa" w:w="80"/>
+              <w:left w:type="dxa" w:w="120"/>
+              <w:bottom w:type="dxa" w:w="80"/>
+              <w:right w:type="dxa" w:w="120"/>
+            </w:tcMar>
+            <w:vAlign w:val="center"/>
+          </w:tcPr>
+          <w:p>
+            <w:pPr>
+              <w:jc w:val="center"/>
+            </w:pPr>
+            <w:r>
+              <w:rPr>
+                <w:rFonts w:ascii="Arial" w:cs="Arial" w:eastAsia="Arial" w:hAnsi="Arial"/>
+                <w:b w:val="false"/>
+                <w:bCs w:val="false"/>
+                <w:color w:val="333333"/>
+                <w:sz w:val="20"/>
+                <w:szCs w:val="20"/>
+              </w:rPr>
+              <w:t xml:space="preserve">/5 (×2)</w:t>
+            </w:r>
+          </w:p>
+        </w:tc>
+        <w:tc>
+          <w:tcPr>
+            <w:tcW w:type="dxa" w:w="1300"/>
+            <w:tcBorders>
+              <w:top w:val="single" w:color="CCCCCC" w:sz="1"/>
+              <w:left w:val="single" w:color="CCCCCC" w:sz="1"/>
+              <w:bottom w:val="single" w:color="CCCCCC" w:sz="1"/>
+              <w:right w:val="single" w:color="CCCCCC" w:sz="1"/>
+            </w:tcBorders>
+            <w:shd w:fill="F2F2F2" w:val="clear"/>
+            <w:tcMar>
+              <w:top w:type="dxa" w:w="80"/>
+              <w:left w:type="dxa" w:w="120"/>
+              <w:bottom w:type="dxa" w:w="80"/>
+              <w:right w:type="dxa" w:w="120"/>
+            </w:tcMar>
+            <w:vAlign w:val="center"/>
+          </w:tcPr>
+          <w:p>
+            <w:pPr>
+              <w:jc w:val="center"/>
+            </w:pPr>
+            <w:r>
+              <w:rPr>
+                <w:rFonts w:ascii="Arial" w:cs="Arial" w:eastAsia="Arial" w:hAnsi="Arial"/>
+                <w:b/>
+                <w:bCs/>
+                <w:color w:val="C0392B"/>
+                <w:sz w:val="20"/>
+                <w:szCs w:val="20"/>
+              </w:rPr>
+              <w:t xml:space="preserve">6.17</w:t>
+            </w:r>
+          </w:p>
+        </w:tc>
+        <w:tc>
+          <w:tcPr>
+            <w:tcW w:type="dxa" w:w="1526"/>
+            <w:tcBorders>
+              <w:top w:val="single" w:color="CCCCCC" w:sz="1"/>
+              <w:left w:val="single" w:color="CCCCCC" w:sz="1"/>
+              <w:bottom w:val="single" w:color="CCCCCC" w:sz="1"/>
+              <w:right w:val="single" w:color="CCCCCC" w:sz="1"/>
+            </w:tcBorders>
+            <w:shd w:fill="F2F2F2" w:val="clear"/>
+            <w:tcMar>
+              <w:top w:type="dxa" w:w="80"/>
+              <w:left w:type="dxa" w:w="120"/>
+              <w:bottom w:type="dxa" w:w="80"/>
+              <w:right w:type="dxa" w:w="120"/>
+            </w:tcMar>
+            <w:vAlign w:val="center"/>
+          </w:tcPr>
+          <w:p>
+            <w:pPr>
+              <w:jc w:val="center"/>
+            </w:pPr>
+            <w:r>
+              <w:rPr>
+                <w:rFonts w:ascii="Arial" w:cs="Arial" w:eastAsia="Arial" w:hAnsi="Arial"/>
+                <w:b w:val="false"/>
+                <w:bCs w:val="false"/>
+                <w:color w:val="333333"/>
+                <w:sz w:val="20"/>
+                <w:szCs w:val="20"/>
+              </w:rPr>
+              <w:t xml:space="preserve">6</w:t>
+            </w:r>
+          </w:p>
+        </w:tc>
+        <w:tc>
+          <w:tcPr>
+            <w:tcW w:type="dxa" w:w="1300"/>
+            <w:tcBorders>
+              <w:top w:val="single" w:color="CCCCCC" w:sz="1"/>
+              <w:left w:val="single" w:color="CCCCCC" w:sz="1"/>
+              <w:bottom w:val="single" w:color="CCCCCC" w:sz="1"/>
+              <w:right w:val="single" w:color="CCCCCC" w:sz="1"/>
+            </w:tcBorders>
+            <w:shd w:fill="F2F2F2" w:val="clear"/>
+            <w:tcMar>
+              <w:top w:type="dxa" w:w="80"/>
+              <w:left w:type="dxa" w:w="120"/>
+              <w:bottom w:type="dxa" w:w="80"/>
+              <w:right w:type="dxa" w:w="120"/>
+            </w:tcMar>
+            <w:vAlign w:val="center"/>
+          </w:tcPr>
+          <w:p>
+            <w:pPr>
+              <w:jc w:val="center"/>
+            </w:pPr>
+            <w:r>
+              <w:rPr>
+                <w:rFonts w:ascii="Arial" w:cs="Arial" w:eastAsia="Arial" w:hAnsi="Arial"/>
+                <w:b/>
+                <w:bCs/>
+                <w:color w:val="C0392B"/>
+                <w:sz w:val="20"/>
+                <w:szCs w:val="20"/>
+              </w:rPr>
+              <w:t xml:space="preserve">要改善</w:t>
             </w:r>
           </w:p>
         </w:tc>
@@ -2171,7 +2418,7 @@
           <w:sz w:val="21"/>
           <w:szCs w:val="21"/>
         </w:rPr>
-        <w:t xml:space="preserve">評価分布は10点（42.6%）に最も多く、8点以上の高評価が80.9%を占め、高い顧客満足度を示しています。低評価（1-4点）は計3件（2.2%）です。</w:t>
+        <w:t xml:space="preserve">評価分布は10点（45.2%）に最も多く、8点以上の高評価が78.6%を占めています。低評価（1-4点）は計3件（3.6%）です。</w:t>
       </w:r>
     </w:p>
     <w:p>
@@ -2406,7 +2653,7 @@
                 <w:sz w:val="20"/>
                 <w:szCs w:val="20"/>
               </w:rPr>
-              <w:t xml:space="preserve">58</w:t>
+              <w:t xml:space="preserve">38</w:t>
             </w:r>
           </w:p>
         </w:tc>
@@ -2441,7 +2688,7 @@
                 <w:sz w:val="20"/>
                 <w:szCs w:val="20"/>
               </w:rPr>
-              <w:t xml:space="preserve">42.6%</w:t>
+              <w:t xml:space="preserve">45.2%</w:t>
             </w:r>
           </w:p>
         </w:tc>
@@ -2479,7 +2726,7 @@
                 <w:sz w:val="18"/>
                 <w:szCs w:val="18"/>
               </w:rPr>
-              <w:t xml:space="preserve"> 58件</w:t>
+              <w:t xml:space="preserve"> 38件</w:t>
             </w:r>
           </w:p>
         </w:tc>
@@ -2551,7 +2798,7 @@
                 <w:sz w:val="20"/>
                 <w:szCs w:val="20"/>
               </w:rPr>
-              <w:t xml:space="preserve">24</w:t>
+              <w:t xml:space="preserve">12</w:t>
             </w:r>
           </w:p>
         </w:tc>
@@ -2586,7 +2833,7 @@
                 <w:sz w:val="20"/>
                 <w:szCs w:val="20"/>
               </w:rPr>
-              <w:t xml:space="preserve">17.6%</w:t>
+              <w:t xml:space="preserve">14.3%</w:t>
             </w:r>
           </w:p>
         </w:tc>
@@ -2614,7 +2861,7 @@
                 <w:sz w:val="20"/>
                 <w:szCs w:val="20"/>
               </w:rPr>
-              <w:t xml:space="preserve">████████</w:t>
+              <w:t xml:space="preserve">██████</w:t>
             </w:r>
             <w:r>
               <w:rPr>
@@ -2623,7 +2870,7 @@
                 <w:sz w:val="18"/>
                 <w:szCs w:val="18"/>
               </w:rPr>
-              <w:t xml:space="preserve"> 24件</w:t>
+              <w:t xml:space="preserve"> 12件</w:t>
             </w:r>
           </w:p>
         </w:tc>
@@ -2695,7 +2942,7 @@
                 <w:sz w:val="20"/>
                 <w:szCs w:val="20"/>
               </w:rPr>
-              <w:t xml:space="preserve">28</w:t>
+              <w:t xml:space="preserve">16</w:t>
             </w:r>
           </w:p>
         </w:tc>
@@ -2730,7 +2977,7 @@
                 <w:sz w:val="20"/>
                 <w:szCs w:val="20"/>
               </w:rPr>
-              <w:t xml:space="preserve">20.6%</w:t>
+              <w:t xml:space="preserve">19.0%</w:t>
             </w:r>
           </w:p>
         </w:tc>
@@ -2759,7 +3006,7 @@
                 <w:sz w:val="20"/>
                 <w:szCs w:val="20"/>
               </w:rPr>
-              <w:t xml:space="preserve">██████████</w:t>
+              <w:t xml:space="preserve">████████</w:t>
             </w:r>
             <w:r>
               <w:rPr>
@@ -2768,7 +3015,7 @@
                 <w:sz w:val="18"/>
                 <w:szCs w:val="18"/>
               </w:rPr>
-              <w:t xml:space="preserve"> 28件</w:t>
+              <w:t xml:space="preserve"> 16件</w:t>
             </w:r>
           </w:p>
         </w:tc>
@@ -2840,7 +3087,7 @@
                 <w:sz w:val="20"/>
                 <w:szCs w:val="20"/>
               </w:rPr>
-              <w:t xml:space="preserve">10</w:t>
+              <w:t xml:space="preserve">6</w:t>
             </w:r>
           </w:p>
         </w:tc>
@@ -2875,7 +3122,7 @@
                 <w:sz w:val="20"/>
                 <w:szCs w:val="20"/>
               </w:rPr>
-              <w:t xml:space="preserve">7.4%</w:t>
+              <w:t xml:space="preserve">7.1%</w:t>
             </w:r>
           </w:p>
         </w:tc>
@@ -2912,7 +3159,7 @@
                 <w:sz w:val="18"/>
                 <w:szCs w:val="18"/>
               </w:rPr>
-              <w:t xml:space="preserve"> 10件</w:t>
+              <w:t xml:space="preserve"> 6件</w:t>
             </w:r>
           </w:p>
         </w:tc>
@@ -2984,7 +3231,7 @@
                 <w:sz w:val="20"/>
                 <w:szCs w:val="20"/>
               </w:rPr>
-              <w:t xml:space="preserve">12</w:t>
+              <w:t xml:space="preserve">8</w:t>
             </w:r>
           </w:p>
         </w:tc>
@@ -3019,7 +3266,7 @@
                 <w:sz w:val="20"/>
                 <w:szCs w:val="20"/>
               </w:rPr>
-              <w:t xml:space="preserve">8.8%</w:t>
+              <w:t xml:space="preserve">9.5%</w:t>
             </w:r>
           </w:p>
         </w:tc>
@@ -3057,7 +3304,7 @@
                 <w:sz w:val="18"/>
                 <w:szCs w:val="18"/>
               </w:rPr>
-              <w:t xml:space="preserve"> 12件</w:t>
+              <w:t xml:space="preserve"> 8件</w:t>
             </w:r>
           </w:p>
         </w:tc>
@@ -3164,7 +3411,7 @@
                 <w:sz w:val="20"/>
                 <w:szCs w:val="20"/>
               </w:rPr>
-              <w:t xml:space="preserve">0.7%</w:t>
+              <w:t xml:space="preserve">1.2%</w:t>
             </w:r>
           </w:p>
         </w:tc>
@@ -3308,7 +3555,7 @@
                 <w:sz w:val="20"/>
                 <w:szCs w:val="20"/>
               </w:rPr>
-              <w:t xml:space="preserve">0.7%</w:t>
+              <w:t xml:space="preserve">1.2%</w:t>
             </w:r>
           </w:p>
         </w:tc>
@@ -3453,7 +3700,7 @@
                 <w:sz w:val="20"/>
                 <w:szCs w:val="20"/>
               </w:rPr>
-              <w:t xml:space="preserve">1.5%</w:t>
+              <w:t xml:space="preserve">2.4%</w:t>
             </w:r>
           </w:p>
         </w:tc>
@@ -3567,7 +3814,7 @@
                 <w:sz w:val="24"/>
                 <w:szCs w:val="24"/>
               </w:rPr>
-              <w:t xml:space="preserve">110件（80.9%）</w:t>
+              <w:t xml:space="preserve">66件（78.6%）</w:t>
             </w:r>
           </w:p>
         </w:tc>
@@ -3618,7 +3865,7 @@
                 <w:sz w:val="24"/>
                 <w:szCs w:val="24"/>
               </w:rPr>
-              <w:t xml:space="preserve">23件（16.9%）</w:t>
+              <w:t xml:space="preserve">15件（17.9%）</w:t>
             </w:r>
           </w:p>
         </w:tc>
@@ -3669,7 +3916,7 @@
                 <w:sz w:val="24"/>
                 <w:szCs w:val="24"/>
               </w:rPr>
-              <w:t xml:space="preserve">3件（2.2%）</w:t>
+              <w:t xml:space="preserve">3件（3.6%）</w:t>
             </w:r>
           </w:p>
         </w:tc>
@@ -3908,7 +4155,7 @@
                 <w:sz w:val="20"/>
                 <w:szCs w:val="20"/>
               </w:rPr>
-              <w:t xml:space="preserve">50件以上</w:t>
+              <w:t xml:space="preserve">20件以上</w:t>
             </w:r>
           </w:p>
         </w:tc>
@@ -3943,7 +4190,7 @@
                 <w:sz w:val="20"/>
                 <w:szCs w:val="20"/>
               </w:rPr>
-              <w:t xml:space="preserve">「駅のすぐ横にあり立地も良く、周りに飲食店も多く大変便利です」「ホテルは川崎駅のすぐそばに位置し、近くにはバスターミナルやショッピングモールがいくつかあり、水族館も隣接しているた...」</w:t>
+              <w:t xml:space="preserve">「駅が近くて周りにはなんでも揃ってるので遅い時間も食べ物には困りません」「Good location 立地が良い」</w:t>
             </w:r>
           </w:p>
         </w:tc>
@@ -4047,7 +4294,7 @@
                 <w:sz w:val="20"/>
                 <w:szCs w:val="20"/>
               </w:rPr>
-              <w:t xml:space="preserve">「ホテルのフロントの対応も良く、客室設備は清潔で整頓されており、快適な滞在ができます」「朝食は種類豊富で、サービスも良く、部屋は静かで、立地も非常に便利です」</w:t>
+              <w:t xml:space="preserve">「後から外出する際にロビーにいくと、男性スタッフの方とニコニコ楽しそうにお話をされていて 私もその穏やかな笑顔で対応...」「ホテルのフロントの対応も良く、客室設備は清潔で整頓されており、快適な滞在ができます」</w:t>
             </w:r>
           </w:p>
         </w:tc>
@@ -4084,7 +4331,7 @@
                 <w:sz w:val="20"/>
                 <w:szCs w:val="20"/>
               </w:rPr>
-              <w:t xml:space="preserve">快適さ・設備</w:t>
+              <w:t xml:space="preserve">朝食</w:t>
             </w:r>
           </w:p>
         </w:tc>
@@ -4154,7 +4401,7 @@
                 <w:sz w:val="20"/>
                 <w:szCs w:val="20"/>
               </w:rPr>
-              <w:t xml:space="preserve">「ホテルのフロントの対応も良く、客室設備は清潔で整頓されており、快適な滞在ができます」「ホテルの設備は時代遅れだ」</w:t>
+              <w:t xml:space="preserve">「朝食もとても美味しくて、古いホテルだと思われますが綺麗でそんな事を思わせないくらい素晴らしいです」「朝食が非常に良かった」</w:t>
             </w:r>
           </w:p>
         </w:tc>
@@ -4224,7 +4471,7 @@
                 <w:sz w:val="20"/>
                 <w:szCs w:val="20"/>
               </w:rPr>
-              <w:t xml:space="preserve">20件以上</w:t>
+              <w:t xml:space="preserve">10件以上</w:t>
             </w:r>
           </w:p>
         </w:tc>
@@ -4258,7 +4505,7 @@
                 <w:sz w:val="20"/>
                 <w:szCs w:val="20"/>
               </w:rPr>
-              <w:t xml:space="preserve">「ホテル内も綺麗でセキュリティも良く安心です」「ホテルのフロントの対応も良く、客室設備は清潔で整頓されており、快適な滞在ができます」</w:t>
+              <w:t xml:space="preserve">「朝食もとても美味しくて、古いホテルだと思われますが綺麗でそんな事を思わせないくらい素晴らしいです」「全体的には許容範囲内だが、浴室の壁には以前の宿泊客の髪の毛が1本だけでなく複数付着しているので、もっと念入りに掃除...」</w:t>
             </w:r>
           </w:p>
         </w:tc>
@@ -4295,7 +4542,7 @@
                 <w:sz w:val="20"/>
                 <w:szCs w:val="20"/>
               </w:rPr>
-              <w:t xml:space="preserve">朝食</w:t>
+              <w:t xml:space="preserve">快適さ・設備</w:t>
             </w:r>
           </w:p>
         </w:tc>
@@ -4330,7 +4577,7 @@
                 <w:sz w:val="20"/>
                 <w:szCs w:val="20"/>
               </w:rPr>
-              <w:t xml:space="preserve">20件以上</w:t>
+              <w:t xml:space="preserve">10件以上</w:t>
             </w:r>
           </w:p>
         </w:tc>
@@ -4365,7 +4612,7 @@
                 <w:sz w:val="20"/>
                 <w:szCs w:val="20"/>
               </w:rPr>
-              <w:t xml:space="preserve">「朝食は種類豊富で、サービスも良く、部屋は静かで、立地も非常に便利です」「朝食を1日追加で購入したのですが、フロントでその旨を伝えたら割引クーポンをもらえました」</w:t>
+              <w:t xml:space="preserve">「ホテルのフロントの対応も良く、客室設備は清潔で整頓されており、快適な滞在ができます」「ホテルの設備は時代遅れだ」</w:t>
             </w:r>
           </w:p>
         </w:tc>
@@ -4509,7 +4756,7 @@
           <w:sz w:val="21"/>
           <w:szCs w:val="21"/>
         </w:rPr>
-        <w:t xml:space="preserve">口コミの多数で「立地・アクセス」に関するポジティブな言及が見られ、川崎日航ホテルの最大の差別化要因となっています。駅のすぐ横にあり立地も良く、周りに飲食店も多く大変便利ですといった声が多数寄せられています。</w:t>
+        <w:t xml:space="preserve">口コミの多数で「立地・アクセス」に関するポジティブな言及が見られ、川崎日航ホテルの最大の差別化要因となっています。駅が近くて周りにはなんでも揃ってるので遅い時間も食べ物には困りませんといった声が多数寄せられています。</w:t>
       </w:r>
     </w:p>
     <w:p>
@@ -4528,7 +4775,7 @@
           <w:sz w:val="21"/>
           <w:szCs w:val="21"/>
         </w:rPr>
-        <w:t xml:space="preserve">駅のすぐ横にあり立地も良く、周りに飲食店も多く大変便利です</w:t>
+        <w:t xml:space="preserve">駅が近くて周りにはなんでも揃ってるので遅い時間も食べ物には困りません</w:t>
       </w:r>
     </w:p>
     <w:p>
@@ -4547,7 +4794,7 @@
           <w:sz w:val="21"/>
           <w:szCs w:val="21"/>
         </w:rPr>
-        <w:t xml:space="preserve">ホテルは川崎駅のすぐそばに位置し、近くにはバスターミナルやショッピングモールがいくつかあり、水族館も隣接しているた...</w:t>
+        <w:t xml:space="preserve">Good location 立地が良い</w:t>
       </w:r>
     </w:p>
     <w:p>
@@ -4566,7 +4813,7 @@
           <w:sz w:val="21"/>
           <w:szCs w:val="21"/>
         </w:rPr>
-        <w:t xml:space="preserve">朝食は種類豊富で、サービスも良く、部屋は静かで、立地も非常に便利です</w:t>
+        <w:t xml:space="preserve">立地は素晴らしく、非常に便利です</w:t>
       </w:r>
     </w:p>
     <w:p>
@@ -4603,7 +4850,7 @@
           <w:sz w:val="21"/>
           <w:szCs w:val="21"/>
         </w:rPr>
-        <w:t xml:space="preserve">スタッフの対応に関するポジティブな評価も多く寄せられています。「ホテルのフロントの対応も良く、客室設備は清潔で整頓されており、快適な滞在ができます」といったコメントが見られます。</w:t>
+        <w:t xml:space="preserve">スタッフの対応に関するポジティブな評価も多く寄せられています。「後から外出する際にロビーにいくと、男性スタッフの方とニコニコ楽しそうにお話をされていて 私もその穏やかな笑顔で対応...」といったコメントが見られます。</w:t>
       </w:r>
     </w:p>
     <w:p>
@@ -4908,7 +5155,7 @@
                 <w:sz w:val="20"/>
                 <w:szCs w:val="20"/>
               </w:rPr>
-              <w:t xml:space="preserve">部屋の空調は全館空調が機能せず（間違いなく老朽化）全くダメでした</w:t>
+              <w:t xml:space="preserve">ホテルにはセントラル空調があり、ファンを最高速度に設定し、室温を最低の18度にしても、まるで自分が焼かれているよう...</w:t>
             </w:r>
           </w:p>
         </w:tc>
@@ -4942,7 +5189,7 @@
                 <w:sz w:val="20"/>
                 <w:szCs w:val="20"/>
               </w:rPr>
-              <w:t xml:space="preserve">重大・15件</w:t>
+              <w:t xml:space="preserve">重大・11件</w:t>
             </w:r>
           </w:p>
         </w:tc>
@@ -5047,7 +5294,7 @@
                 <w:sz w:val="20"/>
                 <w:szCs w:val="20"/>
               </w:rPr>
-              <w:t xml:space="preserve">ホテルは川崎駅のすぐそばに位置し、近くにはバスターミナルやショッピングモールがいくつかあり、水族館も隣接しているた...</w:t>
+              <w:t xml:space="preserve">全体的には許容範囲内だが、浴室の壁には以前の宿泊客の髪の毛が1本だけでなく複数付着しているので、もっと念入りに掃除...</w:t>
             </w:r>
           </w:p>
         </w:tc>
@@ -5081,7 +5328,7 @@
                 <w:sz w:val="20"/>
                 <w:szCs w:val="20"/>
               </w:rPr>
-              <w:t xml:space="preserve">重大・10件</w:t>
+              <w:t xml:space="preserve">重大・9件</w:t>
             </w:r>
           </w:p>
         </w:tc>
@@ -5152,7 +5399,7 @@
                 <w:sz w:val="20"/>
                 <w:szCs w:val="20"/>
               </w:rPr>
-              <w:t xml:space="preserve">防音性能</w:t>
+              <w:t xml:space="preserve">窓・採光</w:t>
             </w:r>
           </w:p>
         </w:tc>
@@ -5186,7 +5433,7 @@
                 <w:sz w:val="20"/>
                 <w:szCs w:val="20"/>
               </w:rPr>
-              <w:t xml:space="preserve">高層階からは電車の眺めが素晴らしく、とても良かったのですが、騒音に敏感な方には少し不快かもしれません</w:t>
+              <w:t xml:space="preserve">団体の方がいたので、混雑してるなら後で来ますと伝えると、静かな窓際に案内してくださりました</w:t>
             </w:r>
           </w:p>
         </w:tc>
@@ -5220,7 +5467,7 @@
                 <w:sz w:val="20"/>
                 <w:szCs w:val="20"/>
               </w:rPr>
-              <w:t xml:space="preserve">重大・9件</w:t>
+              <w:t xml:space="preserve">重大・7件</w:t>
             </w:r>
           </w:p>
         </w:tc>
@@ -5291,7 +5538,7 @@
                 <w:sz w:val="20"/>
                 <w:szCs w:val="20"/>
               </w:rPr>
-              <w:t xml:space="preserve">窓・採光</w:t>
+              <w:t xml:space="preserve">設備の老朽化</w:t>
             </w:r>
           </w:p>
         </w:tc>
@@ -5325,7 +5572,7 @@
                 <w:sz w:val="20"/>
                 <w:szCs w:val="20"/>
               </w:rPr>
-              <w:t xml:space="preserve">19階は窓からは夜景がとても綺麗でした</w:t>
+              <w:t xml:space="preserve">朝食もとても美味しくて、古いホテルだと思われますが綺麗でそんな事を思わせないくらい素晴らしいです</w:t>
             </w:r>
           </w:p>
         </w:tc>
@@ -5359,7 +5606,7 @@
                 <w:sz w:val="20"/>
                 <w:szCs w:val="20"/>
               </w:rPr>
-              <w:t xml:space="preserve">重大・9件</w:t>
+              <w:t xml:space="preserve">重大・5件</w:t>
             </w:r>
           </w:p>
         </w:tc>
@@ -5464,7 +5711,7 @@
                 <w:sz w:val="20"/>
                 <w:szCs w:val="20"/>
               </w:rPr>
-              <w:t xml:space="preserve">酒店櫃檯服務態度良好</w:t>
+              <w:t xml:space="preserve">各フロアーでエレベーター現在改の表示が無かったのが残念 各フロアーでエレベーター現在改の表示が無かったのが残念</w:t>
             </w:r>
           </w:p>
         </w:tc>
@@ -5498,7 +5745,7 @@
                 <w:sz w:val="20"/>
                 <w:szCs w:val="20"/>
               </w:rPr>
-              <w:t xml:space="preserve">重大・8件</w:t>
+              <w:t xml:space="preserve">重大・5件</w:t>
             </w:r>
           </w:p>
         </w:tc>
@@ -5569,7 +5816,7 @@
                 <w:sz w:val="20"/>
                 <w:szCs w:val="20"/>
               </w:rPr>
-              <w:t xml:space="preserve">設備の老朽化</w:t>
+              <w:t xml:space="preserve">防音性能</w:t>
             </w:r>
           </w:p>
         </w:tc>
@@ -5603,7 +5850,7 @@
                 <w:sz w:val="20"/>
                 <w:szCs w:val="20"/>
               </w:rPr>
-              <w:t xml:space="preserve">部屋の空調は全館空調が機能せず（間違いなく老朽化）全くダメでした</w:t>
+              <w:t xml:space="preserve">高層階からは電車の眺めが素晴らしく、とても良かったのですが、騒音に敏感な方には少し不快かもしれません</w:t>
             </w:r>
           </w:p>
         </w:tc>
@@ -5637,7 +5884,7 @@
                 <w:sz w:val="20"/>
                 <w:szCs w:val="20"/>
               </w:rPr>
-              <w:t xml:space="preserve">重大・6件</w:t>
+              <w:t xml:space="preserve">中度・4件</w:t>
             </w:r>
           </w:p>
         </w:tc>
@@ -6800,7 +7047,7 @@
                 <w:sz w:val="20"/>
                 <w:szCs w:val="20"/>
               </w:rPr>
-              <w:t xml:space="preserve">8.64点</w:t>
+              <w:t xml:space="preserve">8.56点</w:t>
             </w:r>
           </w:p>
         </w:tc>
@@ -6940,7 +7187,7 @@
                 <w:sz w:val="20"/>
                 <w:szCs w:val="20"/>
               </w:rPr>
-              <w:t xml:space="preserve">80.9%</w:t>
+              <w:t xml:space="preserve">78.6%</w:t>
             </w:r>
           </w:p>
         </w:tc>
@@ -6975,7 +7222,7 @@
                 <w:sz w:val="20"/>
                 <w:szCs w:val="20"/>
               </w:rPr>
-              <w:t xml:space="preserve">86%以上</w:t>
+              <w:t xml:space="preserve">84%以上</w:t>
             </w:r>
           </w:p>
         </w:tc>
@@ -7080,7 +7327,7 @@
                 <w:sz w:val="20"/>
                 <w:szCs w:val="20"/>
               </w:rPr>
-              <w:t xml:space="preserve">2.2%</w:t>
+              <w:t xml:space="preserve">3.6%</w:t>
             </w:r>
           </w:p>
         </w:tc>
@@ -7114,7 +7361,7 @@
                 <w:sz w:val="20"/>
                 <w:szCs w:val="20"/>
               </w:rPr>
-              <w:t xml:space="preserve">0%以下</w:t>
+              <w:t xml:space="preserve">1%以下</w:t>
             </w:r>
           </w:p>
         </w:tc>
@@ -7220,7 +7467,7 @@
                 <w:sz w:val="20"/>
                 <w:szCs w:val="20"/>
               </w:rPr>
-              <w:t xml:space="preserve">7.1点</w:t>
+              <w:t xml:space="preserve">6.2点</w:t>
             </w:r>
           </w:p>
         </w:tc>
@@ -7255,7 +7502,7 @@
                 <w:sz w:val="20"/>
                 <w:szCs w:val="20"/>
               </w:rPr>
-              <w:t xml:space="preserve">8.1点以上</w:t>
+              <w:t xml:space="preserve">7.2点以上</w:t>
             </w:r>
           </w:p>
         </w:tc>
@@ -7500,7 +7747,7 @@
                 <w:sz w:val="20"/>
                 <w:szCs w:val="20"/>
               </w:rPr>
-              <w:t xml:space="preserve">約15件/期間</w:t>
+              <w:t xml:space="preserve">約11件/期間</w:t>
             </w:r>
           </w:p>
         </w:tc>
@@ -7535,7 +7782,7 @@
                 <w:sz w:val="20"/>
                 <w:szCs w:val="20"/>
               </w:rPr>
-              <w:t xml:space="preserve">7件以下</w:t>
+              <w:t xml:space="preserve">5件以下</w:t>
             </w:r>
           </w:p>
         </w:tc>
@@ -7631,7 +7878,7 @@
           <w:sz w:val="22"/>
           <w:szCs w:val="22"/>
         </w:rPr>
-        <w:t xml:space="preserve">[1] 楽天トラベル / 10点 / 2026-03-31</w:t>
+        <w:t xml:space="preserve">[1] Agoda / 10点 / 2026-04-06</w:t>
       </w:r>
     </w:p>
     <w:p>
@@ -7646,7 +7893,7 @@
           <w:sz w:val="21"/>
           <w:szCs w:val="21"/>
         </w:rPr>
-        <w:t xml:space="preserve">駅のすぐ横にあり立地も良く、周りに飲食店も多く大変便利です。 ホテル内も綺麗でセキュリティも良く安心です。</w:t>
+        <w:t xml:space="preserve">今回で3度目の宿泊になりますが、何度も来ても文句の付け所がないぐらい素晴らしいホテルだと思います。 朝食もとても美味しくて、古いホテルだと思われますが綺麗でそんな事を思わせないくらい素晴らしいです。 自分としてはチェックアウトの延長が長くできたのでとても助かりました。 また利用させて頂きます。</w:t>
       </w:r>
     </w:p>
     <w:p>
@@ -7667,7 +7914,7 @@
           <w:sz w:val="22"/>
           <w:szCs w:val="22"/>
         </w:rPr>
-        <w:t xml:space="preserve">[2] Booking.com / 9点 / 2026-03-30</w:t>
+        <w:t xml:space="preserve">[2] Trip.com / 10点 / 2026-04-04</w:t>
       </w:r>
     </w:p>
     <w:p>
@@ -7682,7 +7929,79 @@
           <w:sz w:val="21"/>
           <w:szCs w:val="21"/>
         </w:rPr>
-        <w:t xml:space="preserve">ロケーションが良かった</w:t>
+        <w:t xml:space="preserve">立地が良い</w:t>
+      </w:r>
+    </w:p>
+    <w:p>
+      <w:pPr>
+        <w:spacing w:after="60"/>
+      </w:pPr>
+    </w:p>
+    <w:p>
+      <w:pPr>
+        <w:spacing w:after="120" w:before="200"/>
+      </w:pPr>
+      <w:r>
+        <w:rPr>
+          <w:rFonts w:ascii="Arial" w:cs="Arial" w:eastAsia="Arial" w:hAnsi="Arial"/>
+          <w:b/>
+          <w:bCs/>
+          <w:color w:val="1B3A5C"/>
+          <w:sz w:val="22"/>
+          <w:szCs w:val="22"/>
+        </w:rPr>
+        <w:t xml:space="preserve">[3] Trip.com / 9点 / 2026-04-04</w:t>
+      </w:r>
+    </w:p>
+    <w:p>
+      <w:pPr>
+        <w:spacing w:after="120" w:line="320"/>
+        <w:jc w:val="left"/>
+      </w:pPr>
+      <w:r>
+        <w:rPr>
+          <w:rFonts w:ascii="Arial" w:cs="Arial" w:eastAsia="Arial" w:hAnsi="Arial"/>
+          <w:color w:val="333333"/>
+          <w:sz w:val="21"/>
+          <w:szCs w:val="21"/>
+        </w:rPr>
+        <w:t xml:space="preserve">立地は素晴らしく、非常に便利です。それ以外は、他のビジネスホテルと大差ありません。</w:t>
+      </w:r>
+    </w:p>
+    <w:p>
+      <w:pPr>
+        <w:spacing w:after="60"/>
+      </w:pPr>
+    </w:p>
+    <w:p>
+      <w:pPr>
+        <w:spacing w:after="120" w:before="200"/>
+      </w:pPr>
+      <w:r>
+        <w:rPr>
+          <w:rFonts w:ascii="Arial" w:cs="Arial" w:eastAsia="Arial" w:hAnsi="Arial"/>
+          <w:b/>
+          <w:bCs/>
+          <w:color w:val="1B3A5C"/>
+          <w:sz w:val="22"/>
+          <w:szCs w:val="22"/>
+        </w:rPr>
+        <w:t xml:space="preserve">[4] Booking.com / 10点 / 2026-04-02</w:t>
+      </w:r>
+    </w:p>
+    <w:p>
+      <w:pPr>
+        <w:spacing w:after="120" w:line="320"/>
+        <w:jc w:val="left"/>
+      </w:pPr>
+      <w:r>
+        <w:rPr>
+          <w:rFonts w:ascii="Arial" w:cs="Arial" w:eastAsia="Arial" w:hAnsi="Arial"/>
+          <w:color w:val="333333"/>
+          <w:sz w:val="21"/>
+          <w:szCs w:val="21"/>
+        </w:rPr>
+        <w:t xml:space="preserve">朝食が非常に良かった。</w:t>
       </w:r>
     </w:p>
     <w:p>
@@ -7708,7 +8027,7 @@
           <w:sz w:val="21"/>
           <w:szCs w:val="21"/>
         </w:rPr>
-        <w:t xml:space="preserve">特になし</w:t>
+        <w:t xml:space="preserve">各フロアーでエレベーター現在改の表示が無かったのが残念</w:t>
       </w:r>
     </w:p>
     <w:p>
@@ -7729,7 +8048,7 @@
           <w:sz w:val="22"/>
           <w:szCs w:val="22"/>
         </w:rPr>
-        <w:t xml:space="preserve">[3] Trip.com / 10点 / 2026-03-30</w:t>
+        <w:t xml:space="preserve">[5] Booking.com / 8点 / 2026-04-01</w:t>
       </w:r>
     </w:p>
     <w:p>
@@ -7744,7 +8063,7 @@
           <w:sz w:val="21"/>
           <w:szCs w:val="21"/>
         </w:rPr>
-        <w:t xml:space="preserve">私はここに何度も宿泊しています。朝食は種類豊富で、サービスも良く、部屋は静かで、立地も非常に便利です。JR駅のすぐ隣で、羽田空港にも近いです。</w:t>
+        <w:t xml:space="preserve">朝ごはんがとてもよかったです。 団体の方がいたので、混雑してるなら後で来ますと伝えると、静かな窓際に案内してくださりました。 お米も豚汁も美味しくて、いい1日のスタートになりました。</w:t>
       </w:r>
     </w:p>
     <w:p>
@@ -7765,7 +8084,7 @@
           <w:sz w:val="22"/>
           <w:szCs w:val="22"/>
         </w:rPr>
-        <w:t xml:space="preserve">[4] Booking.com / 10点 / 2026-03-29</w:t>
+        <w:t xml:space="preserve">[6] Booking.com / 5点 / 2026-04-05</w:t>
       </w:r>
     </w:p>
     <w:p>
@@ -7780,7 +8099,7 @@
           <w:sz w:val="21"/>
           <w:szCs w:val="21"/>
         </w:rPr>
-        <w:t xml:space="preserve">早餐好吃，房間打掃都很乾淨</w:t>
+        <w:t xml:space="preserve">駅が近くて周りにはなんでも揃ってるので遅い時間も食べ物には困りません。</w:t>
       </w:r>
     </w:p>
     <w:p>
@@ -7806,7 +8125,7 @@
           <w:sz w:val="21"/>
           <w:szCs w:val="21"/>
         </w:rPr>
-        <w:t xml:space="preserve">部屋の照明がやや不十分だった。</w:t>
+        <w:t xml:space="preserve">チェックインの際に、タブレットに住所を記入するのですが、郵便番号を入れて自動検索した後、残りを右側に手動で記入するという流れでした。 その右側の記入欄が、光で画面が反射して全く見えず、、、 「残りはどこに記入すればいいですか？ 」と聞くと受付の若い女性の方は「右側にございます」と3度ほどイライ...</w:t>
       </w:r>
     </w:p>
     <w:p>
@@ -7827,7 +8146,7 @@
           <w:sz w:val="22"/>
           <w:szCs w:val="22"/>
         </w:rPr>
-        <w:t xml:space="preserve">[5] Trip.com / 8点 / 2026-03-29</w:t>
+        <w:t xml:space="preserve">[7] Google / 6点 / 2026-04-05</w:t>
       </w:r>
     </w:p>
     <w:p>
@@ -7842,7 +8161,7 @@
           <w:sz w:val="21"/>
           <w:szCs w:val="21"/>
         </w:rPr>
-        <w:t xml:space="preserve">サービススタッフは非常に親切で、顧客の問題解決に積極的に協力してくれた。</w:t>
+        <w:t xml:space="preserve">全体的には許容範囲内だが、浴室の壁には以前の宿泊客の髪の毛が1本だけでなく複数付着しているので、もっと念入りに掃除する必要がある。</w:t>
       </w:r>
     </w:p>
     <w:p>
@@ -7863,7 +8182,7 @@
           <w:sz w:val="22"/>
           <w:szCs w:val="22"/>
         </w:rPr>
-        <w:t xml:space="preserve">[6] 楽天トラベル / 4点 / 2026-03-31</w:t>
+        <w:t xml:space="preserve">[8] Google / 6点 / 2026-04-05</w:t>
       </w:r>
     </w:p>
     <w:p>
@@ -7878,7 +8197,7 @@
           <w:sz w:val="21"/>
           <w:szCs w:val="21"/>
         </w:rPr>
-        <w:t xml:space="preserve">部屋の空調は全館空調が機能せず（間違いなく老朽化）全くダメでした。</w:t>
+        <w:t xml:space="preserve">全体的には許容範囲内だが、浴室の壁には以前の宿泊客の髪の毛が1本だけでなく複数付着しているので、もっと念入りに掃除する必要がある。</w:t>
       </w:r>
     </w:p>
     <w:p>
@@ -7899,7 +8218,7 @@
           <w:sz w:val="22"/>
           <w:szCs w:val="22"/>
         </w:rPr>
-        <w:t xml:space="preserve">[7] Booking.com / 6点 / 2026-03-29</w:t>
+        <w:t xml:space="preserve">[9] Google / 6点 / 2026-04-01</w:t>
       </w:r>
     </w:p>
     <w:p>
@@ -7914,33 +8233,7 @@
           <w:sz w:val="21"/>
           <w:szCs w:val="21"/>
         </w:rPr>
-        <w:t xml:space="preserve">Acceptable</w:t>
-      </w:r>
-    </w:p>
-    <w:p>
-      <w:pPr>
-        <w:spacing w:after="120" w:line="320"/>
-        <w:jc w:val="left"/>
-      </w:pPr>
-      <w:r>
-        <w:rPr>
-          <w:rFonts w:ascii="Arial" w:cs="Arial" w:eastAsia="Arial" w:hAnsi="Arial"/>
-          <w:b/>
-          <w:bCs/>
-          <w:color w:val="C0392B"/>
-          <w:sz w:val="21"/>
-          <w:szCs w:val="21"/>
-        </w:rPr>
-        <w:t xml:space="preserve">【改善点】</w:t>
-      </w:r>
-      <w:r>
-        <w:rPr>
-          <w:rFonts w:ascii="Arial" w:cs="Arial" w:eastAsia="Arial" w:hAnsi="Arial"/>
-          <w:color w:val="333333"/>
-          <w:sz w:val="21"/>
-          <w:szCs w:val="21"/>
-        </w:rPr>
-        <w:t xml:space="preserve">ホテルの設備は時代遅れだ。</w:t>
+        <w:t xml:space="preserve">全体的には素晴らしかったのですが、とにかく暑すぎました。ホテルにはセントラル空調があり、ファンを最高速度に設定し、室温を最低の18度にしても、まるで自分が焼かれているような感覚でした。ホテルには扇風機がありましたが、あまり役に立ちませんでした。むしろ、自分の体が焼ける匂いが早くするだけでした。暑さに弱い方は、冷たいシャワーを浴びてから扇風機をつけ、めまいがするまで自分を殴ってみてください。そ...</w:t>
       </w:r>
     </w:p>
     <w:p>
@@ -7961,7 +8254,7 @@
           <w:sz w:val="22"/>
           <w:szCs w:val="22"/>
         </w:rPr>
-        <w:t xml:space="preserve">[8] Google / 6点 / 2026-03-27</w:t>
+        <w:t xml:space="preserve">[10] Google / 6点 / 2026-04-01</w:t>
       </w:r>
     </w:p>
     <w:p>
@@ -7976,79 +8269,7 @@
           <w:sz w:val="21"/>
           <w:szCs w:val="21"/>
         </w:rPr>
-        <w:t xml:space="preserve">駅前でアクセスは良いのだが、地下駐車場から向かうと、階段の上り下りをせざるを得ないところが多く、車で来る人には面倒かも。電車・タクシーなら問題なし。 新しくはないが十分綺麗です。エレベーターの表示がかすれてるのは年期の証拠。</w:t>
-      </w:r>
-    </w:p>
-    <w:p>
-      <w:pPr>
-        <w:spacing w:after="60"/>
-      </w:pPr>
-    </w:p>
-    <w:p>
-      <w:pPr>
-        <w:spacing w:after="120" w:before="200"/>
-      </w:pPr>
-      <w:r>
-        <w:rPr>
-          <w:rFonts w:ascii="Arial" w:cs="Arial" w:eastAsia="Arial" w:hAnsi="Arial"/>
-          <w:b/>
-          <w:bCs/>
-          <w:color w:val="1B3A5C"/>
-          <w:sz w:val="22"/>
-          <w:szCs w:val="22"/>
-        </w:rPr>
-        <w:t xml:space="preserve">[9] Google / 2点 / 2026-03-22</w:t>
-      </w:r>
-    </w:p>
-    <w:p>
-      <w:pPr>
-        <w:spacing w:after="120" w:line="320"/>
-        <w:jc w:val="left"/>
-      </w:pPr>
-      <w:r>
-        <w:rPr>
-          <w:rFonts w:ascii="Arial" w:cs="Arial" w:eastAsia="Arial" w:hAnsi="Arial"/>
-          <w:color w:val="333333"/>
-          <w:sz w:val="21"/>
-          <w:szCs w:val="21"/>
-        </w:rPr>
-        <w:t xml:space="preserve">このホテルは非常にケチで、受けたサービスにとても不満です。本当にがっかりする経験で、サービスもひどいものでした！</w:t>
-      </w:r>
-    </w:p>
-    <w:p>
-      <w:pPr>
-        <w:spacing w:after="60"/>
-      </w:pPr>
-    </w:p>
-    <w:p>
-      <w:pPr>
-        <w:spacing w:after="120" w:before="200"/>
-      </w:pPr>
-      <w:r>
-        <w:rPr>
-          <w:rFonts w:ascii="Arial" w:cs="Arial" w:eastAsia="Arial" w:hAnsi="Arial"/>
-          <w:b/>
-          <w:bCs/>
-          <w:color w:val="1B3A5C"/>
-          <w:sz w:val="22"/>
-          <w:szCs w:val="22"/>
-        </w:rPr>
-        <w:t xml:space="preserve">[10] Google / 2点 / 2026-03-22</w:t>
-      </w:r>
-    </w:p>
-    <w:p>
-      <w:pPr>
-        <w:spacing w:after="120" w:line="320"/>
-        <w:jc w:val="left"/>
-      </w:pPr>
-      <w:r>
-        <w:rPr>
-          <w:rFonts w:ascii="Arial" w:cs="Arial" w:eastAsia="Arial" w:hAnsi="Arial"/>
-          <w:color w:val="333333"/>
-          <w:sz w:val="21"/>
-          <w:szCs w:val="21"/>
-        </w:rPr>
-        <w:t xml:space="preserve">このホテルは非常にケチで、受けたサービスにとても不満です。本当にがっかりする経験で、サービスもひどいものでした！</w:t>
+        <w:t xml:space="preserve">全体的には素晴らしかったのですが、とにかく暑すぎました。ホテルにはセントラル空調があり、ファンを最高速度に設定し、室温を最低18度にしても、まるで自分が焼かれているような感覚でした。ホテルには扇風機がありましたが、あまり役に立ちませんでした。むしろ、自分の体が焼ける匂いが早くするくらいでした。暑さに弱い方は、冷たいシャワーを浴びてから扇風機をつけて、めまいがするまで自分を殴ってみてください。...</w:t>
       </w:r>
     </w:p>
     <w:p>
@@ -8113,7 +8334,7 @@
                 <w:sz w:val="21"/>
                 <w:szCs w:val="21"/>
               </w:rPr>
-              <w:t xml:space="preserve">川崎日航ホテルは、全体平均8.64点（10点換算）、高評価率80.9%という良好な顧客満足度を維持しているホテルです。特に「立地・アクセス」「スタッフの対応」が多くのゲストから高く評価されています。</w:t>
+              <w:t xml:space="preserve">川崎日航ホテルは、全体平均8.56点（10点換算）、高評価率78.6%という良好な顧客満足度を維持しているホテルです。特に「立地・アクセス」「スタッフの対応」が多くのゲストから高く評価されています。</w:t>
             </w:r>
           </w:p>
           <w:p>
@@ -8127,7 +8348,7 @@
                 <w:sz w:val="21"/>
                 <w:szCs w:val="21"/>
               </w:rPr>
-              <w:t xml:space="preserve">改善課題としては、エアコン・空調、浴室・水回り、防音性能が主要なテーマとして浮上しています。ただし、これらの課題を指摘するゲストの多くも他の面では高い評価を付けており、ネガティブ要素が全体評価を大きく押し下げているわけではありません。</w:t>
+              <w:t xml:space="preserve">改善課題としては、エアコン・空調、浴室・水回り、窓・採光が主要なテーマとして浮上しています。ただし、これらの課題を指摘するゲストの多くも他の面では高い評価を付けており、ネガティブ要素が全体評価を大きく押し下げているわけではありません。</w:t>
             </w:r>
           </w:p>
           <w:p>
@@ -8155,7 +8376,7 @@
                 <w:sz w:val="21"/>
                 <w:szCs w:val="21"/>
               </w:rPr>
-              <w:t xml:space="preserve">Googleでの低スコア（7.1点）は、口コミ返信の強化とサービス品質の一貫性確保で改善余地があります。全サイトでの口コミ返信率100%を目指すことで、ホテルの姿勢をゲストに伝え、リピート率の向上につなげることが重要です。</w:t>
+              <w:t xml:space="preserve">Googleでの低スコア（6.2点）は、口コミ返信の強化とサービス品質の一貫性確保で改善余地があります。全サイトでの口コミ返信率100%を目指すことで、ホテルの姿勢をゲストに伝え、リピート率の向上につなげることが重要です。</w:t>
             </w:r>
           </w:p>
           <w:p>

--- a/納品レポート/ホテル別レポート/kawasaki_nikko_口コミ分析改善レポート.docx
+++ b/納品レポート/ホテル別レポート/kawasaki_nikko_口コミ分析改善レポート.docx
@@ -131,7 +131,7 @@
           <w:sz w:val="20"/>
           <w:szCs w:val="20"/>
         </w:rPr>
-        <w:t xml:space="preserve">作成日：2026年4月7日</w:t>
+        <w:t xml:space="preserve">作成日：2026年4月8日</w:t>
       </w:r>
     </w:p>
     <w:p>
@@ -8269,7 +8269,7 @@
           <w:sz w:val="21"/>
           <w:szCs w:val="21"/>
         </w:rPr>
-        <w:t xml:space="preserve">全体的には素晴らしかったのですが、とにかく暑すぎました。ホテルにはセントラル空調があり、ファンを最高速度に設定し、室温を最低18度にしても、まるで自分が焼かれているような感覚でした。ホテルには扇風機がありましたが、あまり役に立ちませんでした。むしろ、自分の体が焼ける匂いが早くするくらいでした。暑さに弱い方は、冷たいシャワーを浴びてから扇風機をつけて、めまいがするまで自分を殴ってみてください。...</w:t>
+        <w:t xml:space="preserve">全体的には素晴らしかったのですが、とにかく暑すぎました。ホテルにはセントラル空調があり、ファンを最高速度に設定し、室温を最低の18度にしても、まるで自分が焼かれているような感覚でした。ホテルには扇風機がありましたが、あまり役に立ちませんでした。むしろ、自分の体が焼ける匂いが早くするだけでした。暑さに弱い方は、冷たいシャワーを浴びてから扇風機をつけ、めまいがするまで自分を殴ってみてください。そ...</w:t>
       </w:r>
     </w:p>
     <w:p>

--- a/納品レポート/ホテル別レポート/kawasaki_nikko_口コミ分析改善レポート.docx
+++ b/納品レポート/ホテル別レポート/kawasaki_nikko_口コミ分析改善レポート.docx
@@ -131,7 +131,7 @@
           <w:sz w:val="20"/>
           <w:szCs w:val="20"/>
         </w:rPr>
-        <w:t xml:space="preserve">作成日：2026年4月10日</w:t>
+        <w:t xml:space="preserve">作成日：2026年4月11日</w:t>
       </w:r>
     </w:p>
     <w:p>

--- a/納品レポート/ホテル別レポート/kawasaki_nikko_口コミ分析改善レポート.docx
+++ b/納品レポート/ホテル別レポート/kawasaki_nikko_口コミ分析改善レポート.docx
@@ -131,7 +131,7 @@
           <w:sz w:val="20"/>
           <w:szCs w:val="20"/>
         </w:rPr>
-        <w:t xml:space="preserve">作成日：2026年4月11日</w:t>
+        <w:t xml:space="preserve">作成日：2026年4月13日</w:t>
       </w:r>
     </w:p>
     <w:p>
@@ -3799,7 +3799,7 @@
                 <w:sz w:val="20"/>
                 <w:szCs w:val="20"/>
               </w:rPr>
-              <w:t xml:space="preserve">「駅のすぐ横にあり立地も良く、周りに飲食店も多く大変便利です」「ホテルは川崎駅のすぐそばに位置し、近くにはバスターミナルやショッピングモールがいくつかあり、水族館も隣接しているた...」</w:t>
+              <w:t xml:space="preserve">「駅のすぐ横にあり立地も良く、周りに飲食店も多く大変便利です」「ショッピングモールも複数あり、水族館も隣にあるため、立地は非常に便利で多様です」</w:t>
             </w:r>
           </w:p>
         </w:tc>
@@ -3903,7 +3903,7 @@
                 <w:sz w:val="20"/>
                 <w:szCs w:val="20"/>
               </w:rPr>
-              <w:t xml:space="preserve">「ホテルのフロントの対応も良く、客室設備は清潔で整頓されており、快適な滞在ができます」「朝食は種類豊富で、サービスも良く、部屋は静かで、立地も非常に便利です」</w:t>
+              <w:t xml:space="preserve">「ホテルのフロントの対応も良く、客室設備も清潔で整頓されており、快適な滞在ができます」「朝食は種類豊富で、サービスも良く、部屋は静かで、立地も非常に便利です」</w:t>
             </w:r>
           </w:p>
         </w:tc>
@@ -4010,7 +4010,7 @@
                 <w:sz w:val="20"/>
                 <w:szCs w:val="20"/>
               </w:rPr>
-              <w:t xml:space="preserve">「ホテルのフロントの対応も良く、客室設備は清潔で整頓されており、快適な滞在ができます」「ホテルの設備は時代遅れだ」</w:t>
+              <w:t xml:space="preserve">「ホテルのフロントの対応も良く、客室設備も清潔で整頓されており、快適な滞在ができます」「ホテルの設備は時代遅れだ」</w:t>
             </w:r>
           </w:p>
         </w:tc>
@@ -4221,7 +4221,7 @@
                 <w:sz w:val="20"/>
                 <w:szCs w:val="20"/>
               </w:rPr>
-              <w:t xml:space="preserve">「ホテル内も綺麗でセキュリティも良く安心です」「ホテルのフロントの対応も良く、客室設備は清潔で整頓されており、快適な滞在ができます」</w:t>
+              <w:t xml:space="preserve">「ホテル内も綺麗でセキュリティも良く安心です」「ホテルのフロントの対応も良く、客室設備も清潔で整頓されており、快適な滞在ができます」</w:t>
             </w:r>
           </w:p>
         </w:tc>
@@ -4403,7 +4403,7 @@
           <w:sz w:val="21"/>
           <w:szCs w:val="21"/>
         </w:rPr>
-        <w:t xml:space="preserve">ホテルは川崎駅のすぐそばに位置し、近くにはバスターミナルやショッピングモールがいくつかあり、水族館も隣接しているた...</w:t>
+        <w:t xml:space="preserve">ショッピングモールも複数あり、水族館も隣にあるため、立地は非常に便利で多様です</w:t>
       </w:r>
     </w:p>
     <w:p>
@@ -4459,7 +4459,7 @@
           <w:sz w:val="21"/>
           <w:szCs w:val="21"/>
         </w:rPr>
-        <w:t xml:space="preserve">スタッフの対応に関するポジティブな評価も多く寄せられています。「ホテルのフロントの対応も良く、客室設備は清潔で整頓されており、快適な滞在ができます」といったコメントが見られます。</w:t>
+        <w:t xml:space="preserve">スタッフの対応に関するポジティブな評価も多く寄せられています。「ホテルのフロントの対応も良く、客室設備も清潔で整頓されており、快適な滞在ができます」といったコメントが見られます。</w:t>
       </w:r>
     </w:p>
     <w:p>
@@ -5042,7 +5042,7 @@
                 <w:sz w:val="20"/>
                 <w:szCs w:val="20"/>
               </w:rPr>
-              <w:t xml:space="preserve">ホテルは川崎駅のすぐそばに位置し、近くにはバスターミナルやショッピングモールがいくつかあり、水族館も隣接しているた...</w:t>
+              <w:t xml:space="preserve">ホテルは川崎駅のすぐそばに位置し、バスターミナルも近くにあります</w:t>
             </w:r>
           </w:p>
         </w:tc>

--- a/納品レポート/ホテル別レポート/kawasaki_nikko_口コミ分析改善レポート.docx
+++ b/納品レポート/ホテル別レポート/kawasaki_nikko_口コミ分析改善レポート.docx
@@ -131,7 +131,7 @@
           <w:sz w:val="20"/>
           <w:szCs w:val="20"/>
         </w:rPr>
-        <w:t xml:space="preserve">作成日：2026年4月13日</w:t>
+        <w:t xml:space="preserve">作成日：2026年4月15日</w:t>
       </w:r>
     </w:p>
     <w:p>
@@ -3799,7 +3799,7 @@
                 <w:sz w:val="20"/>
                 <w:szCs w:val="20"/>
               </w:rPr>
-              <w:t xml:space="preserve">「駅のすぐ横にあり立地も良く、周りに飲食店も多く大変便利です」「ショッピングモールも複数あり、水族館も隣にあるため、立地は非常に便利で多様です」</w:t>
+              <w:t xml:space="preserve">「駅のすぐ横にあり立地も良く、周りに飲食店も多く大変便利です」「ホテルは川崎駅のすぐそばに位置し、近くにはバスターミナルやショッピングモールがいくつかあり、水族館も隣接しているた...」</w:t>
             </w:r>
           </w:p>
         </w:tc>
@@ -3903,7 +3903,7 @@
                 <w:sz w:val="20"/>
                 <w:szCs w:val="20"/>
               </w:rPr>
-              <w:t xml:space="preserve">「ホテルのフロントの対応も良く、客室設備も清潔で整頓されており、快適な滞在ができます」「朝食は種類豊富で、サービスも良く、部屋は静かで、立地も非常に便利です」</w:t>
+              <w:t xml:space="preserve">「ホテルのフロントの対応も良く、客室設備は清潔で整頓されており、快適な滞在ができます」「朝食は種類豊富で、サービスも良く、部屋は静かで、立地も非常に便利です」</w:t>
             </w:r>
           </w:p>
         </w:tc>
@@ -4010,7 +4010,7 @@
                 <w:sz w:val="20"/>
                 <w:szCs w:val="20"/>
               </w:rPr>
-              <w:t xml:space="preserve">「ホテルのフロントの対応も良く、客室設備も清潔で整頓されており、快適な滞在ができます」「ホテルの設備は時代遅れだ」</w:t>
+              <w:t xml:space="preserve">「ホテルのフロントの対応も良く、客室設備は清潔で整頓されており、快適な滞在ができます」「ホテルの設備は時代遅れだ」</w:t>
             </w:r>
           </w:p>
         </w:tc>
@@ -4221,7 +4221,7 @@
                 <w:sz w:val="20"/>
                 <w:szCs w:val="20"/>
               </w:rPr>
-              <w:t xml:space="preserve">「ホテル内も綺麗でセキュリティも良く安心です」「ホテルのフロントの対応も良く、客室設備も清潔で整頓されており、快適な滞在ができます」</w:t>
+              <w:t xml:space="preserve">「ホテル内も綺麗でセキュリティも良く安心です」「ホテルのフロントの対応も良く、客室設備は清潔で整頓されており、快適な滞在ができます」</w:t>
             </w:r>
           </w:p>
         </w:tc>
@@ -4403,7 +4403,7 @@
           <w:sz w:val="21"/>
           <w:szCs w:val="21"/>
         </w:rPr>
-        <w:t xml:space="preserve">ショッピングモールも複数あり、水族館も隣にあるため、立地は非常に便利で多様です</w:t>
+        <w:t xml:space="preserve">ホテルは川崎駅のすぐそばに位置し、近くにはバスターミナルやショッピングモールがいくつかあり、水族館も隣接しているた...</w:t>
       </w:r>
     </w:p>
     <w:p>
@@ -4459,7 +4459,7 @@
           <w:sz w:val="21"/>
           <w:szCs w:val="21"/>
         </w:rPr>
-        <w:t xml:space="preserve">スタッフの対応に関するポジティブな評価も多く寄せられています。「ホテルのフロントの対応も良く、客室設備も清潔で整頓されており、快適な滞在ができます」といったコメントが見られます。</w:t>
+        <w:t xml:space="preserve">スタッフの対応に関するポジティブな評価も多く寄せられています。「ホテルのフロントの対応も良く、客室設備は清潔で整頓されており、快適な滞在ができます」といったコメントが見られます。</w:t>
       </w:r>
     </w:p>
     <w:p>
@@ -5042,7 +5042,7 @@
                 <w:sz w:val="20"/>
                 <w:szCs w:val="20"/>
               </w:rPr>
-              <w:t xml:space="preserve">ホテルは川崎駅のすぐそばに位置し、バスターミナルも近くにあります</w:t>
+              <w:t xml:space="preserve">ホテルは川崎駅のすぐそばに位置し、近くにはバスターミナルやショッピングモールがいくつかあり、水族館も隣接しているた...</w:t>
             </w:r>
           </w:p>
         </w:tc>

--- a/納品レポート/ホテル別レポート/kawasaki_nikko_口コミ分析改善レポート.docx
+++ b/納品レポート/ホテル別レポート/kawasaki_nikko_口コミ分析改善レポート.docx
@@ -131,7 +131,7 @@
           <w:sz w:val="20"/>
           <w:szCs w:val="20"/>
         </w:rPr>
-        <w:t xml:space="preserve">作成日：2026年4月16日</w:t>
+        <w:t xml:space="preserve">作成日：2026年4月20日</w:t>
       </w:r>
     </w:p>
     <w:p>

--- a/納品レポート/ホテル別レポート/kawasaki_nikko_口コミ分析改善レポート.docx
+++ b/納品レポート/ホテル別レポート/kawasaki_nikko_口コミ分析改善レポート.docx
@@ -131,7 +131,7 @@
           <w:sz w:val="20"/>
           <w:szCs w:val="20"/>
         </w:rPr>
-        <w:t xml:space="preserve">作成日：2026年4月20日</w:t>
+        <w:t xml:space="preserve">作成日：2026年4月21日</w:t>
       </w:r>
     </w:p>
     <w:p>

--- a/納品レポート/ホテル別レポート/kawasaki_nikko_口コミ分析改善レポート.docx
+++ b/納品レポート/ホテル別レポート/kawasaki_nikko_口コミ分析改善レポート.docx
@@ -131,7 +131,7 @@
           <w:sz w:val="20"/>
           <w:szCs w:val="20"/>
         </w:rPr>
-        <w:t xml:space="preserve">作成日：2026年4月21日</w:t>
+        <w:t xml:space="preserve">作成日：2026年4月22日</w:t>
       </w:r>
     </w:p>
     <w:p>
